--- a/EER diagram.docx
+++ b/EER diagram.docx
@@ -4524,15 +4524,7 @@
                                     <w:szCs w:val="16"/>
                                     <w:u w:val="single"/>
                                   </w:rPr>
-                                  <w:t>Medical</w:t>
-                                </w:r>
-                                <w:r>
-                                  <w:rPr>
-                                    <w:sz w:val="16"/>
-                                    <w:szCs w:val="16"/>
-                                    <w:u w:val="single"/>
-                                  </w:rPr>
-                                  <w:t>_ID</w:t>
+                                  <w:t>Medical_ID</w:t>
                                 </w:r>
                                 <w:proofErr w:type="spellEnd"/>
                               </w:p>
@@ -4887,14 +4879,7 @@
                                     <w:sz w:val="16"/>
                                     <w:szCs w:val="16"/>
                                   </w:rPr>
-                                  <w:t>End</w:t>
-                                </w:r>
-                                <w:r>
-                                  <w:rPr>
-                                    <w:sz w:val="16"/>
-                                    <w:szCs w:val="16"/>
-                                  </w:rPr>
-                                  <w:t>_Date</w:t>
+                                  <w:t>End_Date</w:t>
                                 </w:r>
                                 <w:proofErr w:type="spellEnd"/>
                               </w:p>
@@ -5071,15 +5056,7 @@
                               <w:szCs w:val="16"/>
                               <w:u w:val="single"/>
                             </w:rPr>
-                            <w:t>Medical</w:t>
-                          </w:r>
-                          <w:r>
-                            <w:rPr>
-                              <w:sz w:val="16"/>
-                              <w:szCs w:val="16"/>
-                              <w:u w:val="single"/>
-                            </w:rPr>
-                            <w:t>_ID</w:t>
+                            <w:t>Medical_ID</w:t>
                           </w:r>
                           <w:proofErr w:type="spellEnd"/>
                         </w:p>
@@ -5180,14 +5157,7 @@
                               <w:sz w:val="16"/>
                               <w:szCs w:val="16"/>
                             </w:rPr>
-                            <w:t>End</w:t>
-                          </w:r>
-                          <w:r>
-                            <w:rPr>
-                              <w:sz w:val="16"/>
-                              <w:szCs w:val="16"/>
-                            </w:rPr>
-                            <w:t>_Date</w:t>
+                            <w:t>End_Date</w:t>
                           </w:r>
                           <w:proofErr w:type="spellEnd"/>
                         </w:p>
@@ -5314,6 +5284,109 @@
           <w:tab w:val="left" w:pos="5064"/>
         </w:tabs>
       </w:pPr>
+      <w:r>
+        <w:rPr>
+          <w:noProof/>
+          <w:sz w:val="16"/>
+          <w:szCs w:val="16"/>
+        </w:rPr>
+        <mc:AlternateContent>
+          <mc:Choice Requires="wps">
+            <w:drawing>
+              <wp:anchor distT="0" distB="0" distL="114300" distR="114300" simplePos="0" relativeHeight="251911168" behindDoc="0" locked="0" layoutInCell="1" allowOverlap="1" wp14:anchorId="725D0DEC" wp14:editId="2461494C">
+                <wp:simplePos x="0" y="0"/>
+                <wp:positionH relativeFrom="column">
+                  <wp:posOffset>16282185</wp:posOffset>
+                </wp:positionH>
+                <wp:positionV relativeFrom="paragraph">
+                  <wp:posOffset>138319</wp:posOffset>
+                </wp:positionV>
+                <wp:extent cx="237066" cy="214598"/>
+                <wp:effectExtent l="0" t="0" r="0" b="0"/>
+                <wp:wrapNone/>
+                <wp:docPr id="1084538928" name="Text Box 190"/>
+                <wp:cNvGraphicFramePr/>
+                <a:graphic xmlns:a="http://schemas.openxmlformats.org/drawingml/2006/main">
+                  <a:graphicData uri="http://schemas.microsoft.com/office/word/2010/wordprocessingShape">
+                    <wps:wsp>
+                      <wps:cNvSpPr txBox="1"/>
+                      <wps:spPr>
+                        <a:xfrm>
+                          <a:off x="0" y="0"/>
+                          <a:ext cx="237066" cy="214598"/>
+                        </a:xfrm>
+                        <a:prstGeom prst="rect">
+                          <a:avLst/>
+                        </a:prstGeom>
+                        <a:noFill/>
+                        <a:ln w="6350">
+                          <a:noFill/>
+                        </a:ln>
+                      </wps:spPr>
+                      <wps:txbx>
+                        <w:txbxContent>
+                          <w:p>
+                            <w:pPr>
+                              <w:rPr>
+                                <w:sz w:val="16"/>
+                                <w:szCs w:val="16"/>
+                              </w:rPr>
+                            </w:pPr>
+                            <w:r>
+                              <w:rPr>
+                                <w:sz w:val="16"/>
+                                <w:szCs w:val="16"/>
+                              </w:rPr>
+                              <w:t>N</w:t>
+                            </w:r>
+                          </w:p>
+                        </w:txbxContent>
+                      </wps:txbx>
+                      <wps:bodyPr rot="0" spcFirstLastPara="0" vertOverflow="overflow" horzOverflow="overflow" vert="horz" wrap="square" lIns="91440" tIns="45720" rIns="91440" bIns="45720" numCol="1" spcCol="0" rtlCol="0" fromWordArt="0" anchor="t" anchorCtr="0" forceAA="0" compatLnSpc="1">
+                        <a:prstTxWarp prst="textNoShape">
+                          <a:avLst/>
+                        </a:prstTxWarp>
+                        <a:noAutofit/>
+                      </wps:bodyPr>
+                    </wps:wsp>
+                  </a:graphicData>
+                </a:graphic>
+                <wp14:sizeRelH relativeFrom="margin">
+                  <wp14:pctWidth>0</wp14:pctWidth>
+                </wp14:sizeRelH>
+                <wp14:sizeRelV relativeFrom="margin">
+                  <wp14:pctHeight>0</wp14:pctHeight>
+                </wp14:sizeRelV>
+              </wp:anchor>
+            </w:drawing>
+          </mc:Choice>
+          <mc:Fallback>
+            <w:pict>
+              <v:shape w14:anchorId="725D0DEC" id="Text Box 190" o:spid="_x0000_s1130" type="#_x0000_t202" style="position:absolute;margin-left:1282.05pt;margin-top:10.9pt;width:18.65pt;height:16.9pt;z-index:251911168;visibility:visible;mso-wrap-style:square;mso-width-percent:0;mso-height-percent:0;mso-wrap-distance-left:9pt;mso-wrap-distance-top:0;mso-wrap-distance-right:9pt;mso-wrap-distance-bottom:0;mso-position-horizontal:absolute;mso-position-horizontal-relative:text;mso-position-vertical:absolute;mso-position-vertical-relative:text;mso-width-percent:0;mso-height-percent:0;mso-width-relative:margin;mso-height-relative:margin;v-text-anchor:top" o:gfxdata="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" filled="f" stroked="f" strokeweight=".5pt">
+                <v:textbox>
+                  <w:txbxContent>
+                    <w:p>
+                      <w:pPr>
+                        <w:rPr>
+                          <w:sz w:val="16"/>
+                          <w:szCs w:val="16"/>
+                        </w:rPr>
+                      </w:pPr>
+                      <w:r>
+                        <w:rPr>
+                          <w:sz w:val="16"/>
+                          <w:szCs w:val="16"/>
+                        </w:rPr>
+                        <w:t>N</w:t>
+                      </w:r>
+                    </w:p>
+                  </w:txbxContent>
+                </v:textbox>
+              </v:shape>
+            </w:pict>
+          </mc:Fallback>
+        </mc:AlternateContent>
+      </w:r>
       <w:r>
         <w:rPr>
           <w:noProof/>
@@ -5603,14 +5676,14 @@
           </mc:Choice>
           <mc:Fallback>
             <w:pict>
-              <v:group w14:anchorId="61AB0AEA" id="Group 186" o:spid="_x0000_s1130" style="position:absolute;margin-left:1126.35pt;margin-top:5.85pt;width:68.85pt;height:38.6pt;z-index:251892736" coordsize="8743,4902" o:gfxdata="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">
-                <v:group id="_x0000_s1131" style="position:absolute;width:8743;height:4902" coordsize="8746,4903" o:gfxdata="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">
+              <v:group w14:anchorId="61AB0AEA" id="Group 186" o:spid="_x0000_s1131" style="position:absolute;margin-left:1126.35pt;margin-top:5.85pt;width:68.85pt;height:38.6pt;z-index:251892736" coordsize="8743,4902" o:gfxdata="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">
+                <v:group id="_x0000_s1132" style="position:absolute;width:8743;height:4902" coordsize="8746,4903" o:gfxdata="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">
                   <v:shapetype id="_x0000_t4" coordsize="21600,21600" o:spt="4" path="m10800,l,10800,10800,21600,21600,10800xe">
                     <v:stroke joinstyle="miter"/>
                     <v:path gradientshapeok="t" o:connecttype="rect" textboxrect="5400,5400,16200,16200"/>
                   </v:shapetype>
-                  <v:shape id="Diamond 10" o:spid="_x0000_s1132" type="#_x0000_t4" style="position:absolute;width:8746;height:4903;visibility:visible;mso-wrap-style:square;v-text-anchor:middle" o:gfxdata="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" filled="f" strokecolor="#172c51" strokeweight=".5pt"/>
-                  <v:shape id="Text Box 11" o:spid="_x0000_s1133" type="#_x0000_t202" style="position:absolute;left:1867;top:1166;width:5925;height:2551;visibility:visible;mso-wrap-style:square;v-text-anchor:top" o:gfxdata="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" filled="f" stroked="f" strokeweight=".5pt">
+                  <v:shape id="Diamond 10" o:spid="_x0000_s1133" type="#_x0000_t4" style="position:absolute;width:8746;height:4903;visibility:visible;mso-wrap-style:square;v-text-anchor:middle" o:gfxdata="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" filled="f" strokecolor="#172c51" strokeweight=".5pt"/>
+                  <v:shape id="Text Box 11" o:spid="_x0000_s1134" type="#_x0000_t202" style="position:absolute;left:1867;top:1166;width:5925;height:2551;visibility:visible;mso-wrap-style:square;v-text-anchor:top" o:gfxdata="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" filled="f" stroked="f" strokeweight=".5pt">
                     <v:textbox>
                       <w:txbxContent>
                         <w:p>
@@ -5632,7 +5705,7 @@
                     </v:textbox>
                   </v:shape>
                 </v:group>
-                <v:shape id="Diamond 185" o:spid="_x0000_s1134" type="#_x0000_t4" style="position:absolute;left:285;top:219;width:8131;height:4448;visibility:visible;mso-wrap-style:square;v-text-anchor:middle" o:gfxdata="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" filled="f" strokecolor="#172c51" strokeweight=".5pt"/>
+                <v:shape id="Diamond 185" o:spid="_x0000_s1135" type="#_x0000_t4" style="position:absolute;left:285;top:219;width:8131;height:4448;visibility:visible;mso-wrap-style:square;v-text-anchor:middle" o:gfxdata="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" filled="f" strokecolor="#172c51" strokeweight=".5pt"/>
               </v:group>
             </w:pict>
           </mc:Fallback>
@@ -5823,11 +5896,11 @@
           </mc:Choice>
           <mc:Fallback>
             <w:pict>
-              <v:group w14:anchorId="3C6F01C0" id="_x0000_s1135" style="position:absolute;margin-left:951.65pt;margin-top:5.3pt;width:82.3pt;height:30.8pt;z-index:251598848" coordsize="10453,3909" o:gfxdata="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">
-                <v:oval id="Oval 14" o:spid="_x0000_s1136" style="position:absolute;width:8150;height:2534;visibility:visible;mso-wrap-style:square;v-text-anchor:middle" o:gfxdata="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" filled="f" strokecolor="#172c51" strokeweight=".5pt">
+              <v:group w14:anchorId="3C6F01C0" id="_x0000_s1136" style="position:absolute;margin-left:951.65pt;margin-top:5.3pt;width:82.3pt;height:30.8pt;z-index:251598848" coordsize="10453,3909" o:gfxdata="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">
+                <v:oval id="Oval 14" o:spid="_x0000_s1137" style="position:absolute;width:8150;height:2534;visibility:visible;mso-wrap-style:square;v-text-anchor:middle" o:gfxdata="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" filled="f" strokecolor="#172c51" strokeweight=".5pt">
                   <v:stroke joinstyle="miter"/>
                 </v:oval>
-                <v:shape id="Text Box 15" o:spid="_x0000_s1137" type="#_x0000_t202" style="position:absolute;left:1872;width:8581;height:3909;visibility:visible;mso-wrap-style:square;v-text-anchor:top" o:gfxdata="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" filled="f" stroked="f" strokeweight=".5pt">
+                <v:shape id="Text Box 15" o:spid="_x0000_s1138" type="#_x0000_t202" style="position:absolute;left:1872;width:8581;height:3909;visibility:visible;mso-wrap-style:square;v-text-anchor:top" o:gfxdata="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" filled="f" stroked="f" strokeweight=".5pt">
                   <v:textbox>
                     <w:txbxContent>
                       <w:p>
@@ -6049,11 +6122,11 @@
           </mc:Choice>
           <mc:Fallback>
             <w:pict>
-              <v:group w14:anchorId="569E386F" id="_x0000_s1138" style="position:absolute;margin-left:879.15pt;margin-top:5.05pt;width:81.1pt;height:30.8pt;z-index:251592704" coordsize="10303,3909" o:gfxdata="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">
-                <v:oval id="Oval 14" o:spid="_x0000_s1139" style="position:absolute;width:8150;height:2534;visibility:visible;mso-wrap-style:square;v-text-anchor:middle" o:gfxdata="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" filled="f" strokecolor="#09101d [484]" strokeweight=".5pt">
+              <v:group w14:anchorId="569E386F" id="_x0000_s1139" style="position:absolute;margin-left:879.15pt;margin-top:5.05pt;width:81.1pt;height:30.8pt;z-index:251592704" coordsize="10303,3909" o:gfxdata="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">
+                <v:oval id="Oval 14" o:spid="_x0000_s1140" style="position:absolute;width:8150;height:2534;visibility:visible;mso-wrap-style:square;v-text-anchor:middle" o:gfxdata="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" filled="f" strokecolor="#09101d [484]" strokeweight=".5pt">
                   <v:stroke joinstyle="miter"/>
                 </v:oval>
-                <v:shape id="Text Box 15" o:spid="_x0000_s1140" type="#_x0000_t202" style="position:absolute;left:1722;width:8581;height:3909;visibility:visible;mso-wrap-style:square;v-text-anchor:top" o:gfxdata="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" filled="f" stroked="f" strokeweight=".5pt">
+                <v:shape id="Text Box 15" o:spid="_x0000_s1141" type="#_x0000_t202" style="position:absolute;left:1722;width:8581;height:3909;visibility:visible;mso-wrap-style:square;v-text-anchor:top" o:gfxdata="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" filled="f" stroked="f" strokeweight=".5pt">
                   <v:textbox>
                     <w:txbxContent>
                       <w:p>
@@ -6099,7 +6172,213 @@
         <mc:AlternateContent>
           <mc:Choice Requires="wps">
             <w:drawing>
-              <wp:anchor distT="0" distB="0" distL="114300" distR="114300" simplePos="0" relativeHeight="251899904" behindDoc="0" locked="0" layoutInCell="1" allowOverlap="1" wp14:anchorId="70C9164E" wp14:editId="5838D4B4">
+              <wp:anchor distT="0" distB="0" distL="114300" distR="114300" simplePos="0" relativeHeight="251915264" behindDoc="0" locked="0" layoutInCell="1" allowOverlap="1" wp14:anchorId="5E761D27" wp14:editId="29F41682">
+                <wp:simplePos x="0" y="0"/>
+                <wp:positionH relativeFrom="column">
+                  <wp:posOffset>16623623</wp:posOffset>
+                </wp:positionH>
+                <wp:positionV relativeFrom="paragraph">
+                  <wp:posOffset>95433</wp:posOffset>
+                </wp:positionV>
+                <wp:extent cx="232833" cy="192071"/>
+                <wp:effectExtent l="0" t="0" r="0" b="0"/>
+                <wp:wrapNone/>
+                <wp:docPr id="1472585901" name="Text Box 190"/>
+                <wp:cNvGraphicFramePr/>
+                <a:graphic xmlns:a="http://schemas.openxmlformats.org/drawingml/2006/main">
+                  <a:graphicData uri="http://schemas.microsoft.com/office/word/2010/wordprocessingShape">
+                    <wps:wsp>
+                      <wps:cNvSpPr txBox="1"/>
+                      <wps:spPr>
+                        <a:xfrm>
+                          <a:off x="0" y="0"/>
+                          <a:ext cx="232833" cy="192071"/>
+                        </a:xfrm>
+                        <a:prstGeom prst="rect">
+                          <a:avLst/>
+                        </a:prstGeom>
+                        <a:noFill/>
+                        <a:ln w="6350">
+                          <a:noFill/>
+                        </a:ln>
+                      </wps:spPr>
+                      <wps:txbx>
+                        <w:txbxContent>
+                          <w:p>
+                            <w:pPr>
+                              <w:rPr>
+                                <w:sz w:val="16"/>
+                                <w:szCs w:val="16"/>
+                              </w:rPr>
+                            </w:pPr>
+                            <w:r>
+                              <w:rPr>
+                                <w:sz w:val="16"/>
+                                <w:szCs w:val="16"/>
+                              </w:rPr>
+                              <w:t>1</w:t>
+                            </w:r>
+                          </w:p>
+                        </w:txbxContent>
+                      </wps:txbx>
+                      <wps:bodyPr rot="0" spcFirstLastPara="0" vertOverflow="overflow" horzOverflow="overflow" vert="horz" wrap="square" lIns="91440" tIns="45720" rIns="91440" bIns="45720" numCol="1" spcCol="0" rtlCol="0" fromWordArt="0" anchor="t" anchorCtr="0" forceAA="0" compatLnSpc="1">
+                        <a:prstTxWarp prst="textNoShape">
+                          <a:avLst/>
+                        </a:prstTxWarp>
+                        <a:noAutofit/>
+                      </wps:bodyPr>
+                    </wps:wsp>
+                  </a:graphicData>
+                </a:graphic>
+                <wp14:sizeRelH relativeFrom="margin">
+                  <wp14:pctWidth>0</wp14:pctWidth>
+                </wp14:sizeRelH>
+                <wp14:sizeRelV relativeFrom="margin">
+                  <wp14:pctHeight>0</wp14:pctHeight>
+                </wp14:sizeRelV>
+              </wp:anchor>
+            </w:drawing>
+          </mc:Choice>
+          <mc:Fallback>
+            <w:pict>
+              <v:shape w14:anchorId="5E761D27" id="_x0000_s1142" type="#_x0000_t202" style="position:absolute;margin-left:1308.95pt;margin-top:7.5pt;width:18.35pt;height:15.1pt;z-index:251915264;visibility:visible;mso-wrap-style:square;mso-width-percent:0;mso-height-percent:0;mso-wrap-distance-left:9pt;mso-wrap-distance-top:0;mso-wrap-distance-right:9pt;mso-wrap-distance-bottom:0;mso-position-horizontal:absolute;mso-position-horizontal-relative:text;mso-position-vertical:absolute;mso-position-vertical-relative:text;mso-width-percent:0;mso-height-percent:0;mso-width-relative:margin;mso-height-relative:margin;v-text-anchor:top" o:gfxdata="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" filled="f" stroked="f" strokeweight=".5pt">
+                <v:textbox>
+                  <w:txbxContent>
+                    <w:p>
+                      <w:pPr>
+                        <w:rPr>
+                          <w:sz w:val="16"/>
+                          <w:szCs w:val="16"/>
+                        </w:rPr>
+                      </w:pPr>
+                      <w:r>
+                        <w:rPr>
+                          <w:sz w:val="16"/>
+                          <w:szCs w:val="16"/>
+                        </w:rPr>
+                        <w:t>1</w:t>
+                      </w:r>
+                    </w:p>
+                  </w:txbxContent>
+                </v:textbox>
+              </v:shape>
+            </w:pict>
+          </mc:Fallback>
+        </mc:AlternateContent>
+      </w:r>
+      <w:r>
+        <w:rPr>
+          <w:noProof/>
+          <w:sz w:val="16"/>
+          <w:szCs w:val="16"/>
+        </w:rPr>
+        <mc:AlternateContent>
+          <mc:Choice Requires="wps">
+            <w:drawing>
+              <wp:anchor distT="0" distB="0" distL="114300" distR="114300" simplePos="0" relativeHeight="251909120" behindDoc="0" locked="0" layoutInCell="1" allowOverlap="1" wp14:anchorId="787855BD" wp14:editId="0CF537DF">
+                <wp:simplePos x="0" y="0"/>
+                <wp:positionH relativeFrom="column">
+                  <wp:posOffset>12266429</wp:posOffset>
+                </wp:positionH>
+                <wp:positionV relativeFrom="paragraph">
+                  <wp:posOffset>222462</wp:posOffset>
+                </wp:positionV>
+                <wp:extent cx="232833" cy="192071"/>
+                <wp:effectExtent l="0" t="0" r="0" b="0"/>
+                <wp:wrapNone/>
+                <wp:docPr id="1480427765" name="Text Box 190"/>
+                <wp:cNvGraphicFramePr/>
+                <a:graphic xmlns:a="http://schemas.openxmlformats.org/drawingml/2006/main">
+                  <a:graphicData uri="http://schemas.microsoft.com/office/word/2010/wordprocessingShape">
+                    <wps:wsp>
+                      <wps:cNvSpPr txBox="1"/>
+                      <wps:spPr>
+                        <a:xfrm>
+                          <a:off x="0" y="0"/>
+                          <a:ext cx="232833" cy="192071"/>
+                        </a:xfrm>
+                        <a:prstGeom prst="rect">
+                          <a:avLst/>
+                        </a:prstGeom>
+                        <a:noFill/>
+                        <a:ln w="6350">
+                          <a:noFill/>
+                        </a:ln>
+                      </wps:spPr>
+                      <wps:txbx>
+                        <w:txbxContent>
+                          <w:p>
+                            <w:pPr>
+                              <w:rPr>
+                                <w:sz w:val="16"/>
+                                <w:szCs w:val="16"/>
+                              </w:rPr>
+                            </w:pPr>
+                            <w:r>
+                              <w:rPr>
+                                <w:sz w:val="16"/>
+                                <w:szCs w:val="16"/>
+                              </w:rPr>
+                              <w:t>1</w:t>
+                            </w:r>
+                          </w:p>
+                        </w:txbxContent>
+                      </wps:txbx>
+                      <wps:bodyPr rot="0" spcFirstLastPara="0" vertOverflow="overflow" horzOverflow="overflow" vert="horz" wrap="square" lIns="91440" tIns="45720" rIns="91440" bIns="45720" numCol="1" spcCol="0" rtlCol="0" fromWordArt="0" anchor="t" anchorCtr="0" forceAA="0" compatLnSpc="1">
+                        <a:prstTxWarp prst="textNoShape">
+                          <a:avLst/>
+                        </a:prstTxWarp>
+                        <a:noAutofit/>
+                      </wps:bodyPr>
+                    </wps:wsp>
+                  </a:graphicData>
+                </a:graphic>
+                <wp14:sizeRelH relativeFrom="margin">
+                  <wp14:pctWidth>0</wp14:pctWidth>
+                </wp14:sizeRelH>
+                <wp14:sizeRelV relativeFrom="margin">
+                  <wp14:pctHeight>0</wp14:pctHeight>
+                </wp14:sizeRelV>
+              </wp:anchor>
+            </w:drawing>
+          </mc:Choice>
+          <mc:Fallback>
+            <w:pict>
+              <v:shape w14:anchorId="787855BD" id="_x0000_s1143" type="#_x0000_t202" style="position:absolute;margin-left:965.85pt;margin-top:17.5pt;width:18.35pt;height:15.1pt;z-index:251909120;visibility:visible;mso-wrap-style:square;mso-width-percent:0;mso-height-percent:0;mso-wrap-distance-left:9pt;mso-wrap-distance-top:0;mso-wrap-distance-right:9pt;mso-wrap-distance-bottom:0;mso-position-horizontal:absolute;mso-position-horizontal-relative:text;mso-position-vertical:absolute;mso-position-vertical-relative:text;mso-width-percent:0;mso-height-percent:0;mso-width-relative:margin;mso-height-relative:margin;v-text-anchor:top" o:gfxdata="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" filled="f" stroked="f" strokeweight=".5pt">
+                <v:textbox>
+                  <w:txbxContent>
+                    <w:p>
+                      <w:pPr>
+                        <w:rPr>
+                          <w:sz w:val="16"/>
+                          <w:szCs w:val="16"/>
+                        </w:rPr>
+                      </w:pPr>
+                      <w:r>
+                        <w:rPr>
+                          <w:sz w:val="16"/>
+                          <w:szCs w:val="16"/>
+                        </w:rPr>
+                        <w:t>1</w:t>
+                      </w:r>
+                    </w:p>
+                  </w:txbxContent>
+                </v:textbox>
+              </v:shape>
+            </w:pict>
+          </mc:Fallback>
+        </mc:AlternateContent>
+      </w:r>
+      <w:r>
+        <w:rPr>
+          <w:noProof/>
+          <w:sz w:val="16"/>
+          <w:szCs w:val="16"/>
+        </w:rPr>
+        <mc:AlternateContent>
+          <mc:Choice Requires="wps">
+            <w:drawing>
+              <wp:anchor distT="0" distB="0" distL="114300" distR="114300" simplePos="0" relativeHeight="251899904" behindDoc="0" locked="0" layoutInCell="1" allowOverlap="1" wp14:anchorId="70C9164E" wp14:editId="758375BC">
                 <wp:simplePos x="0" y="0"/>
                 <wp:positionH relativeFrom="column">
                   <wp:posOffset>16824960</wp:posOffset>
@@ -6148,7 +6427,7 @@
           </mc:Choice>
           <mc:Fallback>
             <w:pict>
-              <v:line w14:anchorId="3B090034" id="Straight Connector 229" o:spid="_x0000_s1026" style="position:absolute;z-index:251899904;visibility:visible;mso-wrap-style:square;mso-wrap-distance-left:9pt;mso-wrap-distance-top:0;mso-wrap-distance-right:9pt;mso-wrap-distance-bottom:0;mso-position-horizontal:absolute;mso-position-horizontal-relative:text;mso-position-vertical:absolute;mso-position-vertical-relative:text" from="1324.8pt,9.8pt" to="1324.8pt,99.55pt" o:gfxdata="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" strokecolor="black [3200]" strokeweight=".5pt">
+              <v:line w14:anchorId="22EFCC72" id="Straight Connector 229" o:spid="_x0000_s1026" style="position:absolute;z-index:251899904;visibility:visible;mso-wrap-style:square;mso-wrap-distance-left:9pt;mso-wrap-distance-top:0;mso-wrap-distance-right:9pt;mso-wrap-distance-bottom:0;mso-position-horizontal:absolute;mso-position-horizontal-relative:text;mso-position-vertical:absolute;mso-position-vertical-relative:text" from="1324.8pt,9.8pt" to="1324.8pt,99.55pt" o:gfxdata="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" strokecolor="black [3200]" strokeweight=".5pt">
                 <v:stroke joinstyle="miter"/>
               </v:line>
             </w:pict>
@@ -6208,7 +6487,7 @@
                                 <w:sz w:val="16"/>
                                 <w:szCs w:val="16"/>
                               </w:rPr>
-                              <w:t>M</w:t>
+                              <w:t>N</w:t>
                             </w:r>
                           </w:p>
                         </w:txbxContent>
@@ -6233,7 +6512,7 @@
           </mc:Choice>
           <mc:Fallback>
             <w:pict>
-              <v:shape w14:anchorId="5BC8132F" id="Text Box 190" o:spid="_x0000_s1141" type="#_x0000_t202" style="position:absolute;margin-left:902.35pt;margin-top:16.7pt;width:18.65pt;height:16.9pt;z-index:251832320;visibility:visible;mso-wrap-style:square;mso-width-percent:0;mso-height-percent:0;mso-wrap-distance-left:9pt;mso-wrap-distance-top:0;mso-wrap-distance-right:9pt;mso-wrap-distance-bottom:0;mso-position-horizontal:absolute;mso-position-horizontal-relative:text;mso-position-vertical:absolute;mso-position-vertical-relative:text;mso-width-percent:0;mso-height-percent:0;mso-width-relative:margin;mso-height-relative:margin;v-text-anchor:top" o:gfxdata="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" filled="f" stroked="f" strokeweight=".5pt">
+              <v:shape w14:anchorId="5BC8132F" id="_x0000_s1144" type="#_x0000_t202" style="position:absolute;margin-left:902.35pt;margin-top:16.7pt;width:18.65pt;height:16.9pt;z-index:251832320;visibility:visible;mso-wrap-style:square;mso-width-percent:0;mso-height-percent:0;mso-wrap-distance-left:9pt;mso-wrap-distance-top:0;mso-wrap-distance-right:9pt;mso-wrap-distance-bottom:0;mso-position-horizontal:absolute;mso-position-horizontal-relative:text;mso-position-vertical:absolute;mso-position-vertical-relative:text;mso-width-percent:0;mso-height-percent:0;mso-width-relative:margin;mso-height-relative:margin;v-text-anchor:top" o:gfxdata="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" filled="f" stroked="f" strokeweight=".5pt">
                 <v:textbox>
                   <w:txbxContent>
                     <w:p>
@@ -6248,7 +6527,7 @@
                           <w:sz w:val="16"/>
                           <w:szCs w:val="16"/>
                         </w:rPr>
-                        <w:t>M</w:t>
+                        <w:t>N</w:t>
                       </w:r>
                     </w:p>
                   </w:txbxContent>
@@ -6274,7 +6553,7 @@
         <mc:AlternateContent>
           <mc:Choice Requires="wps">
             <w:drawing>
-              <wp:anchor distT="0" distB="0" distL="114300" distR="114300" simplePos="0" relativeHeight="251779072" behindDoc="0" locked="0" layoutInCell="1" allowOverlap="1" wp14:anchorId="0A944CAC" wp14:editId="7552D967">
+              <wp:anchor distT="0" distB="0" distL="114300" distR="114300" simplePos="0" relativeHeight="251779072" behindDoc="0" locked="0" layoutInCell="1" allowOverlap="1" wp14:anchorId="0A944CAC" wp14:editId="6C26F3D8">
                 <wp:simplePos x="0" y="0"/>
                 <wp:positionH relativeFrom="column">
                   <wp:posOffset>12315662</wp:posOffset>
@@ -6331,7 +6610,18 @@
           </mc:Choice>
           <mc:Fallback>
             <w:pict>
-              <v:shape w14:anchorId="63CA46BC" id="Connector: Elbow 74" o:spid="_x0000_s1026" type="#_x0000_t34" style="position:absolute;margin-left:969.75pt;margin-top:13.8pt;width:246.25pt;height:85.85pt;z-index:251779072;visibility:visible;mso-wrap-style:square;mso-width-percent:0;mso-height-percent:0;mso-wrap-distance-left:9pt;mso-wrap-distance-top:0;mso-wrap-distance-right:9pt;mso-wrap-distance-bottom:0;mso-position-horizontal:absolute;mso-position-horizontal-relative:text;mso-position-vertical:absolute;mso-position-vertical-relative:text;mso-width-percent:0;mso-height-percent:0;mso-width-relative:margin;mso-height-relative:margin" o:gfxdata="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" adj="21590" strokecolor="black [3200]" strokeweight=".5pt"/>
+              <v:shapetype w14:anchorId="3D668575" id="_x0000_t34" coordsize="21600,21600" o:spt="34" o:oned="t" adj="10800" path="m,l@0,0@0,21600,21600,21600e" filled="f">
+                <v:stroke joinstyle="miter"/>
+                <v:formulas>
+                  <v:f eqn="val #0"/>
+                </v:formulas>
+                <v:path arrowok="t" fillok="f" o:connecttype="none"/>
+                <v:handles>
+                  <v:h position="#0,center"/>
+                </v:handles>
+                <o:lock v:ext="edit" shapetype="t"/>
+              </v:shapetype>
+              <v:shape id="Connector: Elbow 74" o:spid="_x0000_s1026" type="#_x0000_t34" style="position:absolute;margin-left:969.75pt;margin-top:13.8pt;width:246.25pt;height:85.85pt;z-index:251779072;visibility:visible;mso-wrap-style:square;mso-width-percent:0;mso-height-percent:0;mso-wrap-distance-left:9pt;mso-wrap-distance-top:0;mso-wrap-distance-right:9pt;mso-wrap-distance-bottom:0;mso-position-horizontal:absolute;mso-position-horizontal-relative:text;mso-position-vertical:absolute;mso-position-vertical-relative:text;mso-width-percent:0;mso-height-percent:0;mso-width-relative:margin;mso-height-relative:margin" o:gfxdata="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" adj="21590" strokecolor="black [3200]" strokeweight=".5pt"/>
             </w:pict>
           </mc:Fallback>
         </mc:AlternateContent>
@@ -6414,7 +6704,7 @@
           </mc:Choice>
           <mc:Fallback>
             <w:pict>
-              <v:shape w14:anchorId="1C7C5B36" id="_x0000_s1142" type="#_x0000_t202" style="position:absolute;margin-left:963.85pt;margin-top:10.2pt;width:18.35pt;height:18.55pt;z-index:251820032;visibility:visible;mso-wrap-style:square;mso-width-percent:0;mso-height-percent:0;mso-wrap-distance-left:9pt;mso-wrap-distance-top:0;mso-wrap-distance-right:9pt;mso-wrap-distance-bottom:0;mso-position-horizontal:absolute;mso-position-horizontal-relative:text;mso-position-vertical:absolute;mso-position-vertical-relative:text;mso-width-percent:0;mso-height-percent:0;mso-width-relative:margin;mso-height-relative:margin;v-text-anchor:top" o:gfxdata="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" filled="f" stroked="f" strokeweight=".5pt">
+              <v:shape w14:anchorId="1C7C5B36" id="_x0000_s1145" type="#_x0000_t202" style="position:absolute;margin-left:963.85pt;margin-top:10.2pt;width:18.35pt;height:18.55pt;z-index:251820032;visibility:visible;mso-wrap-style:square;mso-width-percent:0;mso-height-percent:0;mso-wrap-distance-left:9pt;mso-wrap-distance-top:0;mso-wrap-distance-right:9pt;mso-wrap-distance-bottom:0;mso-position-horizontal:absolute;mso-position-horizontal-relative:text;mso-position-vertical:absolute;mso-position-vertical-relative:text;mso-width-percent:0;mso-height-percent:0;mso-width-relative:margin;mso-height-relative:margin;v-text-anchor:top" o:gfxdata="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" filled="f" stroked="f" strokeweight=".5pt">
                 <v:textbox>
                   <w:txbxContent>
                     <w:p>
@@ -6517,7 +6807,7 @@
           </mc:Choice>
           <mc:Fallback>
             <w:pict>
-              <v:shape w14:anchorId="75BF047F" id="_x0000_s1143" type="#_x0000_t202" style="position:absolute;margin-left:920.5pt;margin-top:15.85pt;width:18pt;height:17.3pt;z-index:251822080;visibility:visible;mso-wrap-style:square;mso-width-percent:0;mso-height-percent:0;mso-wrap-distance-left:9pt;mso-wrap-distance-top:0;mso-wrap-distance-right:9pt;mso-wrap-distance-bottom:0;mso-position-horizontal:absolute;mso-position-horizontal-relative:text;mso-position-vertical:absolute;mso-position-vertical-relative:text;mso-width-percent:0;mso-height-percent:0;mso-width-relative:margin;mso-height-relative:margin;v-text-anchor:top" o:gfxdata="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" filled="f" stroked="f" strokeweight=".5pt">
+              <v:shape w14:anchorId="75BF047F" id="_x0000_s1146" type="#_x0000_t202" style="position:absolute;margin-left:920.5pt;margin-top:15.85pt;width:18pt;height:17.3pt;z-index:251822080;visibility:visible;mso-wrap-style:square;mso-width-percent:0;mso-height-percent:0;mso-wrap-distance-left:9pt;mso-wrap-distance-top:0;mso-wrap-distance-right:9pt;mso-wrap-distance-bottom:0;mso-position-horizontal:absolute;mso-position-horizontal-relative:text;mso-position-vertical:absolute;mso-position-vertical-relative:text;mso-width-percent:0;mso-height-percent:0;mso-width-relative:margin;mso-height-relative:margin;v-text-anchor:top" o:gfxdata="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" filled="f" stroked="f" strokeweight=".5pt">
                 <v:textbox>
                   <w:txbxContent>
                     <w:p>
@@ -6691,7 +6981,7 @@
           </mc:Choice>
           <mc:Fallback>
             <w:pict>
-              <v:shape w14:anchorId="3110EFC7" id="_x0000_s1144" type="#_x0000_t202" style="position:absolute;margin-left:903.55pt;margin-top:8.55pt;width:22.55pt;height:16.35pt;z-index:251826176;visibility:visible;mso-wrap-style:square;mso-width-percent:0;mso-height-percent:0;mso-wrap-distance-left:9pt;mso-wrap-distance-top:0;mso-wrap-distance-right:9pt;mso-wrap-distance-bottom:0;mso-position-horizontal:absolute;mso-position-horizontal-relative:text;mso-position-vertical:absolute;mso-position-vertical-relative:text;mso-width-percent:0;mso-height-percent:0;mso-width-relative:margin;mso-height-relative:margin;v-text-anchor:top" o:gfxdata="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" filled="f" stroked="f" strokeweight=".5pt">
+              <v:shape w14:anchorId="3110EFC7" id="_x0000_s1147" type="#_x0000_t202" style="position:absolute;margin-left:903.55pt;margin-top:8.55pt;width:22.55pt;height:16.35pt;z-index:251826176;visibility:visible;mso-wrap-style:square;mso-width-percent:0;mso-height-percent:0;mso-wrap-distance-left:9pt;mso-wrap-distance-top:0;mso-wrap-distance-right:9pt;mso-wrap-distance-bottom:0;mso-position-horizontal:absolute;mso-position-horizontal-relative:text;mso-position-vertical:absolute;mso-position-vertical-relative:text;mso-width-percent:0;mso-height-percent:0;mso-width-relative:margin;mso-height-relative:margin;v-text-anchor:top" o:gfxdata="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" filled="f" stroked="f" strokeweight=".5pt">
                 <v:textbox>
                   <w:txbxContent>
                     <w:p>
@@ -6769,7 +7059,7 @@
                                 <w:sz w:val="16"/>
                                 <w:szCs w:val="16"/>
                               </w:rPr>
-                              <w:t>M</w:t>
+                              <w:t>N</w:t>
                             </w:r>
                           </w:p>
                         </w:txbxContent>
@@ -6794,7 +7084,7 @@
           </mc:Choice>
           <mc:Fallback>
             <w:pict>
-              <v:shape w14:anchorId="3016A9E3" id="_x0000_s1145" type="#_x0000_t202" style="position:absolute;margin-left:758.9pt;margin-top:16.45pt;width:26pt;height:22.35pt;z-index:251834368;visibility:visible;mso-wrap-style:square;mso-width-percent:0;mso-height-percent:0;mso-wrap-distance-left:9pt;mso-wrap-distance-top:0;mso-wrap-distance-right:9pt;mso-wrap-distance-bottom:0;mso-position-horizontal:absolute;mso-position-horizontal-relative:text;mso-position-vertical:absolute;mso-position-vertical-relative:text;mso-width-percent:0;mso-height-percent:0;mso-width-relative:margin;mso-height-relative:margin;v-text-anchor:top" o:gfxdata="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" filled="f" stroked="f" strokeweight=".5pt">
+              <v:shape w14:anchorId="3016A9E3" id="_x0000_s1148" type="#_x0000_t202" style="position:absolute;margin-left:758.9pt;margin-top:16.45pt;width:26pt;height:22.35pt;z-index:251834368;visibility:visible;mso-wrap-style:square;mso-width-percent:0;mso-height-percent:0;mso-wrap-distance-left:9pt;mso-wrap-distance-top:0;mso-wrap-distance-right:9pt;mso-wrap-distance-bottom:0;mso-position-horizontal:absolute;mso-position-horizontal-relative:text;mso-position-vertical:absolute;mso-position-vertical-relative:text;mso-width-percent:0;mso-height-percent:0;mso-width-relative:margin;mso-height-relative:margin;v-text-anchor:top" o:gfxdata="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" filled="f" stroked="f" strokeweight=".5pt">
                 <v:textbox>
                   <w:txbxContent>
                     <w:p>
@@ -6809,7 +7099,7 @@
                           <w:sz w:val="16"/>
                           <w:szCs w:val="16"/>
                         </w:rPr>
-                        <w:t>M</w:t>
+                        <w:t>N</w:t>
                       </w:r>
                     </w:p>
                   </w:txbxContent>
@@ -6872,7 +7162,7 @@
                                 <w:sz w:val="16"/>
                                 <w:szCs w:val="16"/>
                               </w:rPr>
-                              <w:t>M</w:t>
+                              <w:t>N</w:t>
                             </w:r>
                           </w:p>
                         </w:txbxContent>
@@ -6894,7 +7184,7 @@
           </mc:Choice>
           <mc:Fallback>
             <w:pict>
-              <v:shape w14:anchorId="21E83416" id="_x0000_s1146" type="#_x0000_t202" style="position:absolute;margin-left:568.35pt;margin-top:17.3pt;width:18pt;height:17.1pt;z-index:251811840;visibility:visible;mso-wrap-style:square;mso-width-percent:0;mso-wrap-distance-left:9pt;mso-wrap-distance-top:0;mso-wrap-distance-right:9pt;mso-wrap-distance-bottom:0;mso-position-horizontal:absolute;mso-position-horizontal-relative:text;mso-position-vertical:absolute;mso-position-vertical-relative:text;mso-width-percent:0;mso-width-relative:margin;v-text-anchor:top" o:gfxdata="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" filled="f" stroked="f" strokeweight=".5pt">
+              <v:shape w14:anchorId="21E83416" id="_x0000_s1149" type="#_x0000_t202" style="position:absolute;margin-left:568.35pt;margin-top:17.3pt;width:18pt;height:17.1pt;z-index:251811840;visibility:visible;mso-wrap-style:square;mso-width-percent:0;mso-wrap-distance-left:9pt;mso-wrap-distance-top:0;mso-wrap-distance-right:9pt;mso-wrap-distance-bottom:0;mso-position-horizontal:absolute;mso-position-horizontal-relative:text;mso-position-vertical:absolute;mso-position-vertical-relative:text;mso-width-percent:0;mso-width-relative:margin;v-text-anchor:top" o:gfxdata="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" filled="f" stroked="f" strokeweight=".5pt">
                 <v:textbox>
                   <w:txbxContent>
                     <w:p>
@@ -6909,7 +7199,7 @@
                           <w:sz w:val="16"/>
                           <w:szCs w:val="16"/>
                         </w:rPr>
-                        <w:t>M</w:t>
+                        <w:t>N</w:t>
                       </w:r>
                     </w:p>
                   </w:txbxContent>
@@ -6994,7 +7284,7 @@
           </mc:Choice>
           <mc:Fallback>
             <w:pict>
-              <v:shape w14:anchorId="5EB20985" id="_x0000_s1147" type="#_x0000_t202" style="position:absolute;margin-left:542.7pt;margin-top:17.3pt;width:20pt;height:17.1pt;z-index:251807744;visibility:visible;mso-wrap-style:square;mso-width-percent:0;mso-wrap-distance-left:9pt;mso-wrap-distance-top:0;mso-wrap-distance-right:9pt;mso-wrap-distance-bottom:0;mso-position-horizontal:absolute;mso-position-horizontal-relative:text;mso-position-vertical:absolute;mso-position-vertical-relative:text;mso-width-percent:0;mso-width-relative:margin;v-text-anchor:top" o:gfxdata="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" filled="f" stroked="f" strokeweight=".5pt">
+              <v:shape w14:anchorId="5EB20985" id="_x0000_s1150" type="#_x0000_t202" style="position:absolute;margin-left:542.7pt;margin-top:17.3pt;width:20pt;height:17.1pt;z-index:251807744;visibility:visible;mso-wrap-style:square;mso-width-percent:0;mso-wrap-distance-left:9pt;mso-wrap-distance-top:0;mso-wrap-distance-right:9pt;mso-wrap-distance-bottom:0;mso-position-horizontal:absolute;mso-position-horizontal-relative:text;mso-position-vertical:absolute;mso-position-vertical-relative:text;mso-width-percent:0;mso-width-relative:margin;v-text-anchor:top" o:gfxdata="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" filled="f" stroked="f" strokeweight=".5pt">
                 <v:textbox>
                   <w:txbxContent>
                     <w:p>
@@ -7385,7 +7675,7 @@
         <mc:AlternateContent>
           <mc:Choice Requires="wpg">
             <w:drawing>
-              <wp:anchor distT="0" distB="0" distL="114300" distR="114300" simplePos="0" relativeHeight="251707392" behindDoc="0" locked="0" layoutInCell="1" allowOverlap="1" wp14:anchorId="75E8251C" wp14:editId="6FB147C3">
+              <wp:anchor distT="0" distB="0" distL="114300" distR="114300" simplePos="0" relativeHeight="251707392" behindDoc="0" locked="0" layoutInCell="1" allowOverlap="1" wp14:anchorId="75E8251C" wp14:editId="46E53AD6">
                 <wp:simplePos x="0" y="0"/>
                 <wp:positionH relativeFrom="column">
                   <wp:posOffset>10330326</wp:posOffset>
@@ -7494,9 +7784,9 @@
           </mc:Choice>
           <mc:Fallback>
             <w:pict>
-              <v:group w14:anchorId="75E8251C" id="Group 13" o:spid="_x0000_s1148" style="position:absolute;margin-left:813.4pt;margin-top:9.35pt;width:68.85pt;height:38.6pt;z-index:251707392;mso-height-relative:margin" coordsize="8746,4903" o:gfxdata="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">
-                <v:shape id="Diamond 10" o:spid="_x0000_s1149" type="#_x0000_t4" style="position:absolute;width:8746;height:4903;visibility:visible;mso-wrap-style:square;v-text-anchor:middle" o:gfxdata="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" filled="f" strokecolor="#172c51" strokeweight=".5pt"/>
-                <v:shape id="Text Box 11" o:spid="_x0000_s1150" type="#_x0000_t202" style="position:absolute;left:1661;top:626;width:5499;height:3888;visibility:visible;mso-wrap-style:square;v-text-anchor:top" o:gfxdata="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" filled="f" stroked="f" strokeweight=".5pt">
+              <v:group w14:anchorId="75E8251C" id="Group 13" o:spid="_x0000_s1151" style="position:absolute;margin-left:813.4pt;margin-top:9.35pt;width:68.85pt;height:38.6pt;z-index:251707392;mso-height-relative:margin" coordsize="8746,4903" o:gfxdata="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">
+                <v:shape id="Diamond 10" o:spid="_x0000_s1152" type="#_x0000_t4" style="position:absolute;width:8746;height:4903;visibility:visible;mso-wrap-style:square;v-text-anchor:middle" o:gfxdata="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" filled="f" strokecolor="#172c51" strokeweight=".5pt"/>
+                <v:shape id="Text Box 11" o:spid="_x0000_s1153" type="#_x0000_t202" style="position:absolute;left:1661;top:626;width:5499;height:3888;visibility:visible;mso-wrap-style:square;v-text-anchor:top" o:gfxdata="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" filled="f" stroked="f" strokeweight=".5pt">
                   <v:textbox>
                     <w:txbxContent>
                       <w:p>
@@ -7546,7 +7836,151 @@
         <mc:AlternateContent>
           <mc:Choice Requires="wpg">
             <w:drawing>
-              <wp:anchor distT="0" distB="0" distL="114300" distR="114300" simplePos="0" relativeHeight="251894784" behindDoc="0" locked="0" layoutInCell="1" allowOverlap="1" wp14:anchorId="7DFFDDB4" wp14:editId="592F5D8A">
+              <wp:anchor distT="0" distB="0" distL="114300" distR="114300" simplePos="0" relativeHeight="251697152" behindDoc="0" locked="0" layoutInCell="1" allowOverlap="1" wp14:anchorId="384F496A" wp14:editId="17CE72A8">
+                <wp:simplePos x="0" y="0"/>
+                <wp:positionH relativeFrom="column">
+                  <wp:posOffset>7249583</wp:posOffset>
+                </wp:positionH>
+                <wp:positionV relativeFrom="paragraph">
+                  <wp:posOffset>52493</wp:posOffset>
+                </wp:positionV>
+                <wp:extent cx="874395" cy="490220"/>
+                <wp:effectExtent l="19050" t="19050" r="20955" b="43180"/>
+                <wp:wrapNone/>
+                <wp:docPr id="1914274484" name="Group 13"/>
+                <wp:cNvGraphicFramePr/>
+                <a:graphic xmlns:a="http://schemas.openxmlformats.org/drawingml/2006/main">
+                  <a:graphicData uri="http://schemas.microsoft.com/office/word/2010/wordprocessingGroup">
+                    <wpg:wgp>
+                      <wpg:cNvGrpSpPr/>
+                      <wpg:grpSpPr>
+                        <a:xfrm>
+                          <a:off x="0" y="0"/>
+                          <a:ext cx="874395" cy="490220"/>
+                          <a:chOff x="0" y="0"/>
+                          <a:chExt cx="874644" cy="490330"/>
+                        </a:xfrm>
+                      </wpg:grpSpPr>
+                      <wps:wsp>
+                        <wps:cNvPr id="1733087162" name="Diamond 10"/>
+                        <wps:cNvSpPr/>
+                        <wps:spPr>
+                          <a:xfrm>
+                            <a:off x="0" y="0"/>
+                            <a:ext cx="874644" cy="490330"/>
+                          </a:xfrm>
+                          <a:prstGeom prst="diamond">
+                            <a:avLst/>
+                          </a:prstGeom>
+                          <a:noFill/>
+                          <a:ln w="6350" cap="flat" cmpd="sng" algn="ctr">
+                            <a:solidFill>
+                              <a:srgbClr val="4472C4">
+                                <a:shade val="15000"/>
+                              </a:srgbClr>
+                            </a:solidFill>
+                            <a:prstDash val="solid"/>
+                            <a:miter lim="800000"/>
+                          </a:ln>
+                          <a:effectLst/>
+                        </wps:spPr>
+                        <wps:bodyPr rot="0" spcFirstLastPara="0" vertOverflow="overflow" horzOverflow="overflow" vert="horz" wrap="square" lIns="91440" tIns="45720" rIns="91440" bIns="45720" numCol="1" spcCol="0" rtlCol="0" fromWordArt="0" anchor="ctr" anchorCtr="0" forceAA="0" compatLnSpc="1">
+                          <a:prstTxWarp prst="textNoShape">
+                            <a:avLst/>
+                          </a:prstTxWarp>
+                          <a:noAutofit/>
+                        </wps:bodyPr>
+                      </wps:wsp>
+                      <wps:wsp>
+                        <wps:cNvPr id="279653698" name="Text Box 11"/>
+                        <wps:cNvSpPr txBox="1"/>
+                        <wps:spPr>
+                          <a:xfrm>
+                            <a:off x="130562" y="59280"/>
+                            <a:ext cx="628354" cy="377598"/>
+                          </a:xfrm>
+                          <a:prstGeom prst="rect">
+                            <a:avLst/>
+                          </a:prstGeom>
+                          <a:noFill/>
+                          <a:ln w="6350">
+                            <a:noFill/>
+                          </a:ln>
+                        </wps:spPr>
+                        <wps:txbx>
+                          <w:txbxContent>
+                            <w:p>
+                              <w:pPr>
+                                <w:jc w:val="center"/>
+                                <w:rPr>
+                                  <w:sz w:val="16"/>
+                                  <w:szCs w:val="16"/>
+                                </w:rPr>
+                              </w:pPr>
+                              <w:r>
+                                <w:rPr>
+                                  <w:sz w:val="16"/>
+                                  <w:szCs w:val="16"/>
+                                </w:rPr>
+                                <w:t>Assigned to</w:t>
+                              </w:r>
+                            </w:p>
+                          </w:txbxContent>
+                        </wps:txbx>
+                        <wps:bodyPr rot="0" spcFirstLastPara="0" vertOverflow="overflow" horzOverflow="overflow" vert="horz" wrap="square" lIns="91440" tIns="45720" rIns="91440" bIns="45720" numCol="1" spcCol="0" rtlCol="0" fromWordArt="0" anchor="t" anchorCtr="0" forceAA="0" compatLnSpc="1">
+                          <a:prstTxWarp prst="textNoShape">
+                            <a:avLst/>
+                          </a:prstTxWarp>
+                          <a:noAutofit/>
+                        </wps:bodyPr>
+                      </wps:wsp>
+                    </wpg:wgp>
+                  </a:graphicData>
+                </a:graphic>
+              </wp:anchor>
+            </w:drawing>
+          </mc:Choice>
+          <mc:Fallback>
+            <w:pict>
+              <v:group w14:anchorId="384F496A" id="_x0000_s1154" style="position:absolute;margin-left:570.85pt;margin-top:4.15pt;width:68.85pt;height:38.6pt;z-index:251697152" coordsize="8746,4903" o:gfxdata="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">
+                <v:shape id="Diamond 10" o:spid="_x0000_s1155" type="#_x0000_t4" style="position:absolute;width:8746;height:4903;visibility:visible;mso-wrap-style:square;v-text-anchor:middle" o:gfxdata="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" filled="f" strokecolor="#172c51" strokeweight=".5pt"/>
+                <v:shape id="Text Box 11" o:spid="_x0000_s1156" type="#_x0000_t202" style="position:absolute;left:1305;top:592;width:6284;height:3776;visibility:visible;mso-wrap-style:square;v-text-anchor:top" o:gfxdata="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" filled="f" stroked="f" strokeweight=".5pt">
+                  <v:textbox>
+                    <w:txbxContent>
+                      <w:p>
+                        <w:pPr>
+                          <w:jc w:val="center"/>
+                          <w:rPr>
+                            <w:sz w:val="16"/>
+                            <w:szCs w:val="16"/>
+                          </w:rPr>
+                        </w:pPr>
+                        <w:r>
+                          <w:rPr>
+                            <w:sz w:val="16"/>
+                            <w:szCs w:val="16"/>
+                          </w:rPr>
+                          <w:t>Assigned to</w:t>
+                        </w:r>
+                      </w:p>
+                    </w:txbxContent>
+                  </v:textbox>
+                </v:shape>
+              </v:group>
+            </w:pict>
+          </mc:Fallback>
+        </mc:AlternateContent>
+      </w:r>
+      <w:r>
+        <w:rPr>
+          <w:noProof/>
+          <w:sz w:val="16"/>
+          <w:szCs w:val="16"/>
+        </w:rPr>
+        <mc:AlternateContent>
+          <mc:Choice Requires="wpg">
+            <w:drawing>
+              <wp:anchor distT="0" distB="0" distL="114300" distR="114300" simplePos="0" relativeHeight="251894784" behindDoc="0" locked="0" layoutInCell="1" allowOverlap="1" wp14:anchorId="7DFFDDB4" wp14:editId="2BC4A880">
                 <wp:simplePos x="0" y="0"/>
                 <wp:positionH relativeFrom="column">
                   <wp:posOffset>16386810</wp:posOffset>
@@ -7693,10 +8127,10 @@
           </mc:Choice>
           <mc:Fallback>
             <w:pict>
-              <v:group w14:anchorId="7DFFDDB4" id="_x0000_s1151" style="position:absolute;margin-left:1290.3pt;margin-top:24.6pt;width:68.85pt;height:38.6pt;z-index:251894784" coordsize="8743,4902" o:gfxdata="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">
-                <v:group id="_x0000_s1152" style="position:absolute;width:8743;height:4902" coordsize="8746,4903" o:gfxdata="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">
-                  <v:shape id="Diamond 10" o:spid="_x0000_s1153" type="#_x0000_t4" style="position:absolute;width:8746;height:4903;visibility:visible;mso-wrap-style:square;v-text-anchor:middle" o:gfxdata="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" filled="f" strokecolor="#172c51" strokeweight=".5pt"/>
-                  <v:shape id="Text Box 11" o:spid="_x0000_s1154" type="#_x0000_t202" style="position:absolute;left:2821;top:1532;width:5135;height:2551;visibility:visible;mso-wrap-style:square;v-text-anchor:top" o:gfxdata="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" filled="f" stroked="f" strokeweight=".5pt">
+              <v:group w14:anchorId="7DFFDDB4" id="_x0000_s1157" style="position:absolute;margin-left:1290.3pt;margin-top:24.6pt;width:68.85pt;height:38.6pt;z-index:251894784" coordsize="8743,4902" o:gfxdata="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">
+                <v:group id="_x0000_s1158" style="position:absolute;width:8743;height:4902" coordsize="8746,4903" o:gfxdata="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">
+                  <v:shape id="Diamond 10" o:spid="_x0000_s1159" type="#_x0000_t4" style="position:absolute;width:8746;height:4903;visibility:visible;mso-wrap-style:square;v-text-anchor:middle" o:gfxdata="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" filled="f" strokecolor="#172c51" strokeweight=".5pt"/>
+                  <v:shape id="Text Box 11" o:spid="_x0000_s1160" type="#_x0000_t202" style="position:absolute;left:2821;top:1532;width:5135;height:2551;visibility:visible;mso-wrap-style:square;v-text-anchor:top" o:gfxdata="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" filled="f" stroked="f" strokeweight=".5pt">
                     <v:textbox>
                       <w:txbxContent>
                         <w:p>
@@ -7718,7 +8152,7 @@
                     </v:textbox>
                   </v:shape>
                 </v:group>
-                <v:shape id="Diamond 185" o:spid="_x0000_s1155" type="#_x0000_t4" style="position:absolute;left:285;top:219;width:8131;height:4448;visibility:visible;mso-wrap-style:square;v-text-anchor:middle" o:gfxdata="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" filled="f" strokecolor="#172c51" strokeweight=".5pt"/>
+                <v:shape id="Diamond 185" o:spid="_x0000_s1161" type="#_x0000_t4" style="position:absolute;left:285;top:219;width:8131;height:4448;visibility:visible;mso-wrap-style:square;v-text-anchor:middle" o:gfxdata="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" filled="f" strokecolor="#172c51" strokeweight=".5pt"/>
               </v:group>
             </w:pict>
           </mc:Fallback>
@@ -7818,14 +8252,7 @@
                                   <w:sz w:val="16"/>
                                   <w:szCs w:val="16"/>
                                 </w:rPr>
-                                <w:t>G</w:t>
-                              </w:r>
-                              <w:r>
-                                <w:rPr>
-                                  <w:sz w:val="16"/>
-                                  <w:szCs w:val="16"/>
-                                </w:rPr>
-                                <w:t>PA</w:t>
+                                <w:t>GPA</w:t>
                               </w:r>
                             </w:p>
                           </w:txbxContent>
@@ -7851,11 +8278,11 @@
           </mc:Choice>
           <mc:Fallback>
             <w:pict>
-              <v:group w14:anchorId="5BF0F761" id="_x0000_s1156" style="position:absolute;margin-left:1032.9pt;margin-top:9.2pt;width:84.55pt;height:31.15pt;z-index:251866112;mso-width-relative:margin;mso-height-relative:margin" coordsize="10747,3965" o:gfxdata="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">
-                <v:oval id="Oval 14" o:spid="_x0000_s1157" style="position:absolute;width:8150;height:2534;visibility:visible;mso-wrap-style:square;v-text-anchor:middle" o:gfxdata="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" filled="f" strokecolor="#172c51" strokeweight=".5pt">
+              <v:group w14:anchorId="5BF0F761" id="_x0000_s1162" style="position:absolute;margin-left:1032.9pt;margin-top:9.2pt;width:84.55pt;height:31.15pt;z-index:251866112;mso-width-relative:margin;mso-height-relative:margin" coordsize="10747,3965" o:gfxdata="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">
+                <v:oval id="Oval 14" o:spid="_x0000_s1163" style="position:absolute;width:8150;height:2534;visibility:visible;mso-wrap-style:square;v-text-anchor:middle" o:gfxdata="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" filled="f" strokecolor="#172c51" strokeweight=".5pt">
                   <v:stroke joinstyle="miter"/>
                 </v:oval>
-                <v:shape id="Text Box 15" o:spid="_x0000_s1158" type="#_x0000_t202" style="position:absolute;left:2166;top:56;width:8581;height:3909;visibility:visible;mso-wrap-style:square;v-text-anchor:top" o:gfxdata="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" filled="f" stroked="f" strokeweight=".5pt">
+                <v:shape id="Text Box 15" o:spid="_x0000_s1164" type="#_x0000_t202" style="position:absolute;left:2166;top:56;width:8581;height:3909;visibility:visible;mso-wrap-style:square;v-text-anchor:top" o:gfxdata="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" filled="f" stroked="f" strokeweight=".5pt">
                   <v:textbox>
                     <w:txbxContent>
                       <w:p>
@@ -7870,14 +8297,7 @@
                             <w:sz w:val="16"/>
                             <w:szCs w:val="16"/>
                           </w:rPr>
-                          <w:t>G</w:t>
-                        </w:r>
-                        <w:r>
-                          <w:rPr>
-                            <w:sz w:val="16"/>
-                            <w:szCs w:val="16"/>
-                          </w:rPr>
-                          <w:t>PA</w:t>
+                          <w:t>GPA</w:t>
                         </w:r>
                       </w:p>
                     </w:txbxContent>
@@ -7962,7 +8382,7 @@
         <mc:AlternateContent>
           <mc:Choice Requires="wps">
             <w:drawing>
-              <wp:anchor distT="0" distB="0" distL="114300" distR="114300" simplePos="0" relativeHeight="251699200" behindDoc="0" locked="0" layoutInCell="1" allowOverlap="1" wp14:anchorId="1B7FA8D4" wp14:editId="11064B83">
+              <wp:anchor distT="0" distB="0" distL="114300" distR="114300" simplePos="0" relativeHeight="251699200" behindDoc="0" locked="0" layoutInCell="1" allowOverlap="1" wp14:anchorId="1B7FA8D4" wp14:editId="09CDB58D">
                 <wp:simplePos x="0" y="0"/>
                 <wp:positionH relativeFrom="column">
                   <wp:posOffset>8121684</wp:posOffset>
@@ -8013,149 +8433,7 @@
           </mc:Choice>
           <mc:Fallback>
             <w:pict>
-              <v:shape w14:anchorId="3A25DD85" id="Connector: Elbow 35" o:spid="_x0000_s1026" type="#_x0000_t34" style="position:absolute;margin-left:639.5pt;margin-top:23.15pt;width:100.3pt;height:64.35pt;z-index:251699200;visibility:visible;mso-wrap-style:square;mso-wrap-distance-left:9pt;mso-wrap-distance-top:0;mso-wrap-distance-right:9pt;mso-wrap-distance-bottom:0;mso-position-horizontal:absolute;mso-position-horizontal-relative:text;mso-position-vertical:absolute;mso-position-vertical-relative:text" o:gfxdata="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" adj="3650" strokecolor="black [3200]" strokeweight=".5pt"/>
-            </w:pict>
-          </mc:Fallback>
-        </mc:AlternateContent>
-      </w:r>
-      <w:r>
-        <w:rPr>
-          <w:noProof/>
-          <w:sz w:val="16"/>
-          <w:szCs w:val="16"/>
-        </w:rPr>
-        <mc:AlternateContent>
-          <mc:Choice Requires="wpg">
-            <w:drawing>
-              <wp:anchor distT="0" distB="0" distL="114300" distR="114300" simplePos="0" relativeHeight="251697152" behindDoc="0" locked="0" layoutInCell="1" allowOverlap="1" wp14:anchorId="384F496A" wp14:editId="4C42564C">
-                <wp:simplePos x="0" y="0"/>
-                <wp:positionH relativeFrom="column">
-                  <wp:posOffset>7249069</wp:posOffset>
-                </wp:positionH>
-                <wp:positionV relativeFrom="paragraph">
-                  <wp:posOffset>51567</wp:posOffset>
-                </wp:positionV>
-                <wp:extent cx="874395" cy="490220"/>
-                <wp:effectExtent l="19050" t="19050" r="20955" b="43180"/>
-                <wp:wrapNone/>
-                <wp:docPr id="1914274484" name="Group 13"/>
-                <wp:cNvGraphicFramePr/>
-                <a:graphic xmlns:a="http://schemas.openxmlformats.org/drawingml/2006/main">
-                  <a:graphicData uri="http://schemas.microsoft.com/office/word/2010/wordprocessingGroup">
-                    <wpg:wgp>
-                      <wpg:cNvGrpSpPr/>
-                      <wpg:grpSpPr>
-                        <a:xfrm>
-                          <a:off x="0" y="0"/>
-                          <a:ext cx="874395" cy="490220"/>
-                          <a:chOff x="0" y="0"/>
-                          <a:chExt cx="874644" cy="490330"/>
-                        </a:xfrm>
-                      </wpg:grpSpPr>
-                      <wps:wsp>
-                        <wps:cNvPr id="1733087162" name="Diamond 10"/>
-                        <wps:cNvSpPr/>
-                        <wps:spPr>
-                          <a:xfrm>
-                            <a:off x="0" y="0"/>
-                            <a:ext cx="874644" cy="490330"/>
-                          </a:xfrm>
-                          <a:prstGeom prst="diamond">
-                            <a:avLst/>
-                          </a:prstGeom>
-                          <a:noFill/>
-                          <a:ln w="6350" cap="flat" cmpd="sng" algn="ctr">
-                            <a:solidFill>
-                              <a:srgbClr val="4472C4">
-                                <a:shade val="15000"/>
-                              </a:srgbClr>
-                            </a:solidFill>
-                            <a:prstDash val="solid"/>
-                            <a:miter lim="800000"/>
-                          </a:ln>
-                          <a:effectLst/>
-                        </wps:spPr>
-                        <wps:bodyPr rot="0" spcFirstLastPara="0" vertOverflow="overflow" horzOverflow="overflow" vert="horz" wrap="square" lIns="91440" tIns="45720" rIns="91440" bIns="45720" numCol="1" spcCol="0" rtlCol="0" fromWordArt="0" anchor="ctr" anchorCtr="0" forceAA="0" compatLnSpc="1">
-                          <a:prstTxWarp prst="textNoShape">
-                            <a:avLst/>
-                          </a:prstTxWarp>
-                          <a:noAutofit/>
-                        </wps:bodyPr>
-                      </wps:wsp>
-                      <wps:wsp>
-                        <wps:cNvPr id="279653698" name="Text Box 11"/>
-                        <wps:cNvSpPr txBox="1"/>
-                        <wps:spPr>
-                          <a:xfrm>
-                            <a:off x="159179" y="112732"/>
-                            <a:ext cx="628354" cy="255104"/>
-                          </a:xfrm>
-                          <a:prstGeom prst="rect">
-                            <a:avLst/>
-                          </a:prstGeom>
-                          <a:noFill/>
-                          <a:ln w="6350">
-                            <a:noFill/>
-                          </a:ln>
-                        </wps:spPr>
-                        <wps:txbx>
-                          <w:txbxContent>
-                            <w:p>
-                              <w:pPr>
-                                <w:rPr>
-                                  <w:sz w:val="16"/>
-                                  <w:szCs w:val="16"/>
-                                </w:rPr>
-                              </w:pPr>
-                              <w:r>
-                                <w:rPr>
-                                  <w:sz w:val="16"/>
-                                  <w:szCs w:val="16"/>
-                                </w:rPr>
-                                <w:t>Works at</w:t>
-                              </w:r>
-                            </w:p>
-                          </w:txbxContent>
-                        </wps:txbx>
-                        <wps:bodyPr rot="0" spcFirstLastPara="0" vertOverflow="overflow" horzOverflow="overflow" vert="horz" wrap="square" lIns="91440" tIns="45720" rIns="91440" bIns="45720" numCol="1" spcCol="0" rtlCol="0" fromWordArt="0" anchor="t" anchorCtr="0" forceAA="0" compatLnSpc="1">
-                          <a:prstTxWarp prst="textNoShape">
-                            <a:avLst/>
-                          </a:prstTxWarp>
-                          <a:noAutofit/>
-                        </wps:bodyPr>
-                      </wps:wsp>
-                    </wpg:wgp>
-                  </a:graphicData>
-                </a:graphic>
-              </wp:anchor>
-            </w:drawing>
-          </mc:Choice>
-          <mc:Fallback>
-            <w:pict>
-              <v:group w14:anchorId="384F496A" id="_x0000_s1159" style="position:absolute;margin-left:570.8pt;margin-top:4.05pt;width:68.85pt;height:38.6pt;z-index:251697152" coordsize="8746,4903" o:gfxdata="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">
-                <v:shape id="Diamond 10" o:spid="_x0000_s1160" type="#_x0000_t4" style="position:absolute;width:8746;height:4903;visibility:visible;mso-wrap-style:square;v-text-anchor:middle" o:gfxdata="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" filled="f" strokecolor="#172c51" strokeweight=".5pt"/>
-                <v:shape id="Text Box 11" o:spid="_x0000_s1161" type="#_x0000_t202" style="position:absolute;left:1591;top:1127;width:6284;height:2551;visibility:visible;mso-wrap-style:square;v-text-anchor:top" o:gfxdata="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" filled="f" stroked="f" strokeweight=".5pt">
-                  <v:textbox>
-                    <w:txbxContent>
-                      <w:p>
-                        <w:pPr>
-                          <w:rPr>
-                            <w:sz w:val="16"/>
-                            <w:szCs w:val="16"/>
-                          </w:rPr>
-                        </w:pPr>
-                        <w:r>
-                          <w:rPr>
-                            <w:sz w:val="16"/>
-                            <w:szCs w:val="16"/>
-                          </w:rPr>
-                          <w:t>Works at</w:t>
-                        </w:r>
-                      </w:p>
-                    </w:txbxContent>
-                  </v:textbox>
-                </v:shape>
-              </v:group>
+              <v:shape w14:anchorId="198AEA8A" id="Connector: Elbow 35" o:spid="_x0000_s1026" type="#_x0000_t34" style="position:absolute;margin-left:639.5pt;margin-top:23.15pt;width:100.3pt;height:64.35pt;z-index:251699200;visibility:visible;mso-wrap-style:square;mso-wrap-distance-left:9pt;mso-wrap-distance-top:0;mso-wrap-distance-right:9pt;mso-wrap-distance-bottom:0;mso-position-horizontal:absolute;mso-position-horizontal-relative:text;mso-position-vertical:absolute;mso-position-vertical-relative:text" o:gfxdata="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" adj="3650" strokecolor="black [3200]" strokeweight=".5pt"/>
             </w:pict>
           </mc:Fallback>
         </mc:AlternateContent>
@@ -8274,9 +8552,9 @@
           </mc:Choice>
           <mc:Fallback>
             <w:pict>
-              <v:group w14:anchorId="5825C421" id="_x0000_s1162" style="position:absolute;margin-left:729.55pt;margin-top:8.95pt;width:68.85pt;height:38.6pt;z-index:251694080" coordsize="8746,4903" o:gfxdata="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">
-                <v:shape id="Diamond 10" o:spid="_x0000_s1163" type="#_x0000_t4" style="position:absolute;width:8746;height:4903;visibility:visible;mso-wrap-style:square;v-text-anchor:middle" o:gfxdata="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" filled="f" strokecolor="#172c51" strokeweight=".5pt"/>
-                <v:shape id="Text Box 11" o:spid="_x0000_s1164" type="#_x0000_t202" style="position:absolute;left:1591;top:1127;width:6284;height:2551;visibility:visible;mso-wrap-style:square;v-text-anchor:top" o:gfxdata="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" filled="f" stroked="f" strokeweight=".5pt">
+              <v:group w14:anchorId="5825C421" id="_x0000_s1165" style="position:absolute;margin-left:729.55pt;margin-top:8.95pt;width:68.85pt;height:38.6pt;z-index:251694080" coordsize="8746,4903" o:gfxdata="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">
+                <v:shape id="Diamond 10" o:spid="_x0000_s1166" type="#_x0000_t4" style="position:absolute;width:8746;height:4903;visibility:visible;mso-wrap-style:square;v-text-anchor:middle" o:gfxdata="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" filled="f" strokecolor="#172c51" strokeweight=".5pt"/>
+                <v:shape id="Text Box 11" o:spid="_x0000_s1167" type="#_x0000_t202" style="position:absolute;left:1591;top:1127;width:6284;height:2551;visibility:visible;mso-wrap-style:square;v-text-anchor:top" o:gfxdata="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" filled="f" stroked="f" strokeweight=".5pt">
                   <v:textbox>
                     <w:txbxContent>
                       <w:p>
@@ -8318,7 +8596,7 @@
         <mc:AlternateContent>
           <mc:Choice Requires="wpg">
             <w:drawing>
-              <wp:anchor distT="0" distB="0" distL="114300" distR="114300" simplePos="0" relativeHeight="251774976" behindDoc="0" locked="0" layoutInCell="1" allowOverlap="1" wp14:anchorId="3C71EE6C" wp14:editId="2F977D99">
+              <wp:anchor distT="0" distB="0" distL="114300" distR="114300" simplePos="0" relativeHeight="251774976" behindDoc="0" locked="0" layoutInCell="1" allowOverlap="1" wp14:anchorId="3C71EE6C" wp14:editId="4CBF686E">
                 <wp:simplePos x="0" y="0"/>
                 <wp:positionH relativeFrom="column">
                   <wp:posOffset>15007167</wp:posOffset>
@@ -8465,10 +8743,10 @@
           </mc:Choice>
           <mc:Fallback>
             <w:pict>
-              <v:group w14:anchorId="3C71EE6C" id="_x0000_s1165" style="position:absolute;margin-left:1181.65pt;margin-top:24.75pt;width:68.85pt;height:38.6pt;z-index:251774976" coordsize="8743,4902" o:gfxdata="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">
-                <v:group id="_x0000_s1166" style="position:absolute;width:8743;height:4902" coordsize="8746,4903" o:gfxdata="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">
-                  <v:shape id="Diamond 10" o:spid="_x0000_s1167" type="#_x0000_t4" style="position:absolute;width:8746;height:4903;visibility:visible;mso-wrap-style:square;v-text-anchor:middle" o:gfxdata="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" filled="f" strokecolor="#172c51" strokeweight=".5pt"/>
-                  <v:shape id="Text Box 11" o:spid="_x0000_s1168" type="#_x0000_t202" style="position:absolute;left:2821;top:1532;width:5135;height:2551;visibility:visible;mso-wrap-style:square;v-text-anchor:top" o:gfxdata="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" filled="f" stroked="f" strokeweight=".5pt">
+              <v:group w14:anchorId="3C71EE6C" id="_x0000_s1168" style="position:absolute;margin-left:1181.65pt;margin-top:24.75pt;width:68.85pt;height:38.6pt;z-index:251774976" coordsize="8743,4902" o:gfxdata="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">
+                <v:group id="_x0000_s1169" style="position:absolute;width:8743;height:4902" coordsize="8746,4903" o:gfxdata="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">
+                  <v:shape id="Diamond 10" o:spid="_x0000_s1170" type="#_x0000_t4" style="position:absolute;width:8746;height:4903;visibility:visible;mso-wrap-style:square;v-text-anchor:middle" o:gfxdata="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" filled="f" strokecolor="#172c51" strokeweight=".5pt"/>
+                  <v:shape id="Text Box 11" o:spid="_x0000_s1171" type="#_x0000_t202" style="position:absolute;left:2821;top:1532;width:5135;height:2551;visibility:visible;mso-wrap-style:square;v-text-anchor:top" o:gfxdata="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" filled="f" stroked="f" strokeweight=".5pt">
                     <v:textbox>
                       <w:txbxContent>
                         <w:p>
@@ -8490,7 +8768,7 @@
                     </v:textbox>
                   </v:shape>
                 </v:group>
-                <v:shape id="Diamond 185" o:spid="_x0000_s1169" type="#_x0000_t4" style="position:absolute;left:285;top:219;width:8131;height:4448;visibility:visible;mso-wrap-style:square;v-text-anchor:middle" o:gfxdata="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" filled="f" strokecolor="#172c51" strokeweight=".5pt"/>
+                <v:shape id="Diamond 185" o:spid="_x0000_s1172" type="#_x0000_t4" style="position:absolute;left:285;top:219;width:8131;height:4448;visibility:visible;mso-wrap-style:square;v-text-anchor:middle" o:gfxdata="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" filled="f" strokecolor="#172c51" strokeweight=".5pt"/>
               </v:group>
             </w:pict>
           </mc:Fallback>
@@ -8681,11 +8959,11 @@
           </mc:Choice>
           <mc:Fallback>
             <w:pict>
-              <v:group w14:anchorId="15A548AE" id="_x0000_s1170" style="position:absolute;margin-left:1085.15pt;margin-top:15.5pt;width:81.7pt;height:31.15pt;z-index:251864064;mso-width-relative:margin;mso-height-relative:margin" coordsize="10380,3965" o:gfxdata="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">
-                <v:oval id="Oval 14" o:spid="_x0000_s1171" style="position:absolute;width:8150;height:2534;visibility:visible;mso-wrap-style:square;v-text-anchor:middle" o:gfxdata="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" filled="f" strokecolor="#172c51" strokeweight=".5pt">
+              <v:group w14:anchorId="15A548AE" id="_x0000_s1173" style="position:absolute;margin-left:1085.15pt;margin-top:15.5pt;width:81.7pt;height:31.15pt;z-index:251864064;mso-width-relative:margin;mso-height-relative:margin" coordsize="10380,3965" o:gfxdata="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">
+                <v:oval id="Oval 14" o:spid="_x0000_s1174" style="position:absolute;width:8150;height:2534;visibility:visible;mso-wrap-style:square;v-text-anchor:middle" o:gfxdata="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" filled="f" strokecolor="#172c51" strokeweight=".5pt">
                   <v:stroke joinstyle="miter"/>
                 </v:oval>
-                <v:shape id="Text Box 15" o:spid="_x0000_s1172" type="#_x0000_t202" style="position:absolute;left:1799;top:56;width:8581;height:3909;visibility:visible;mso-wrap-style:square;v-text-anchor:top" o:gfxdata="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" filled="f" stroked="f" strokeweight=".5pt">
+                <v:shape id="Text Box 15" o:spid="_x0000_s1175" type="#_x0000_t202" style="position:absolute;left:1799;top:56;width:8581;height:3909;visibility:visible;mso-wrap-style:square;v-text-anchor:top" o:gfxdata="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" filled="f" stroked="f" strokeweight=".5pt">
                   <v:textbox>
                     <w:txbxContent>
                       <w:p>
@@ -8832,11 +9110,11 @@
           </mc:Choice>
           <mc:Fallback>
             <w:pict>
-              <v:group w14:anchorId="34C8C3FA" id="_x0000_s1173" style="position:absolute;margin-left:983.1pt;margin-top:15.55pt;width:79.25pt;height:30.75pt;z-index:251859968;mso-width-relative:margin" coordorigin=",-18" coordsize="10069,3909" o:gfxdata="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">
-                <v:oval id="Oval 14" o:spid="_x0000_s1174" style="position:absolute;width:8150;height:2534;visibility:visible;mso-wrap-style:square;v-text-anchor:middle" o:gfxdata="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" filled="f" strokecolor="#172c51" strokeweight=".5pt">
+              <v:group w14:anchorId="34C8C3FA" id="_x0000_s1176" style="position:absolute;margin-left:983.1pt;margin-top:15.55pt;width:79.25pt;height:30.75pt;z-index:251859968;mso-width-relative:margin" coordorigin=",-18" coordsize="10069,3909" o:gfxdata="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">
+                <v:oval id="Oval 14" o:spid="_x0000_s1177" style="position:absolute;width:8150;height:2534;visibility:visible;mso-wrap-style:square;v-text-anchor:middle" o:gfxdata="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" filled="f" strokecolor="#172c51" strokeweight=".5pt">
                   <v:stroke joinstyle="miter"/>
                 </v:oval>
-                <v:shape id="Text Box 15" o:spid="_x0000_s1175" type="#_x0000_t202" style="position:absolute;left:1488;top:-18;width:8581;height:3909;visibility:visible;mso-wrap-style:square;v-text-anchor:top" o:gfxdata="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" filled="f" stroked="f" strokeweight=".5pt">
+                <v:shape id="Text Box 15" o:spid="_x0000_s1178" type="#_x0000_t202" style="position:absolute;left:1488;top:-18;width:8581;height:3909;visibility:visible;mso-wrap-style:square;v-text-anchor:top" o:gfxdata="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" filled="f" stroked="f" strokeweight=".5pt">
                   <v:textbox>
                     <w:txbxContent>
                       <w:p>
@@ -8948,7 +9226,7 @@
         <mc:AlternateContent>
           <mc:Choice Requires="wpg">
             <w:drawing>
-              <wp:anchor distT="0" distB="0" distL="114300" distR="114300" simplePos="0" relativeHeight="251902976" behindDoc="0" locked="0" layoutInCell="1" allowOverlap="1" wp14:anchorId="72A1557C" wp14:editId="6D4E3B6B">
+              <wp:anchor distT="0" distB="0" distL="114300" distR="114300" simplePos="0" relativeHeight="251902976" behindDoc="0" locked="0" layoutInCell="1" allowOverlap="1" wp14:anchorId="72A1557C" wp14:editId="054CFDFF">
                 <wp:simplePos x="0" y="0"/>
                 <wp:positionH relativeFrom="column">
                   <wp:posOffset>15609490</wp:posOffset>
@@ -9041,7 +9319,7 @@
           </mc:Choice>
           <mc:Fallback>
             <w:pict>
-              <v:group w14:anchorId="0F49E85D" id="Group 232" o:spid="_x0000_s1026" style="position:absolute;margin-left:1229.1pt;margin-top:13.3pt;width:95.7pt;height:142.75pt;z-index:251902976" coordsize="12154,18129" o:gfxdata="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">
+              <v:group w14:anchorId="7C083D2B" id="Group 232" o:spid="_x0000_s1026" style="position:absolute;margin-left:1229.1pt;margin-top:13.3pt;width:95.7pt;height:142.75pt;z-index:251902976" coordsize="12154,18129" o:gfxdata="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">
                 <v:shape id="Connector: Elbow 230" o:spid="_x0000_s1027" type="#_x0000_t34" style="position:absolute;top:4615;width:9493;height:13514;flip:y;visibility:visible;mso-wrap-style:square" o:connectortype="elbow" o:gfxdata="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" adj="93" strokecolor="black [3200]" strokeweight=".5pt"/>
                 <v:shape id="Connector: Elbow 231" o:spid="_x0000_s1028" type="#_x0000_t34" style="position:absolute;left:9493;width:2661;height:4615;flip:x;visibility:visible;mso-wrap-style:square" o:connectortype="elbow" o:gfxdata="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" adj="-17" strokecolor="black [3200]" strokeweight=".5pt"/>
               </v:group>
@@ -9257,7 +9535,7 @@
           </mc:Choice>
           <mc:Fallback>
             <w:pict>
-              <v:shape w14:anchorId="4F2E2108" id="_x0000_s1176" type="#_x0000_t202" style="position:absolute;margin-left:784.55pt;margin-top:23.35pt;width:18.35pt;height:15.1pt;z-index:251830272;visibility:visible;mso-wrap-style:square;mso-width-percent:0;mso-height-percent:0;mso-wrap-distance-left:9pt;mso-wrap-distance-top:0;mso-wrap-distance-right:9pt;mso-wrap-distance-bottom:0;mso-position-horizontal:absolute;mso-position-horizontal-relative:text;mso-position-vertical:absolute;mso-position-vertical-relative:text;mso-width-percent:0;mso-height-percent:0;mso-width-relative:margin;mso-height-relative:margin;v-text-anchor:top" o:gfxdata="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" filled="f" stroked="f" strokeweight=".5pt">
+              <v:shape w14:anchorId="4F2E2108" id="_x0000_s1179" type="#_x0000_t202" style="position:absolute;margin-left:784.55pt;margin-top:23.35pt;width:18.35pt;height:15.1pt;z-index:251830272;visibility:visible;mso-wrap-style:square;mso-width-percent:0;mso-height-percent:0;mso-wrap-distance-left:9pt;mso-wrap-distance-top:0;mso-wrap-distance-right:9pt;mso-wrap-distance-bottom:0;mso-position-horizontal:absolute;mso-position-horizontal-relative:text;mso-position-vertical:absolute;mso-position-vertical-relative:text;mso-width-percent:0;mso-height-percent:0;mso-width-relative:margin;mso-height-relative:margin;v-text-anchor:top" o:gfxdata="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" filled="f" stroked="f" strokeweight=".5pt">
                 <v:textbox>
                   <w:txbxContent>
                     <w:p>
@@ -9360,7 +9638,7 @@
           </mc:Choice>
           <mc:Fallback>
             <w:pict>
-              <v:shape w14:anchorId="0335C3C7" id="_x0000_s1177" type="#_x0000_t202" style="position:absolute;margin-left:759pt;margin-top:18.05pt;width:18pt;height:22.35pt;z-index:251828224;visibility:visible;mso-wrap-style:square;mso-width-percent:0;mso-height-percent:0;mso-wrap-distance-left:9pt;mso-wrap-distance-top:0;mso-wrap-distance-right:9pt;mso-wrap-distance-bottom:0;mso-position-horizontal:absolute;mso-position-horizontal-relative:text;mso-position-vertical:absolute;mso-position-vertical-relative:text;mso-width-percent:0;mso-height-percent:0;mso-width-relative:margin;mso-height-relative:margin;v-text-anchor:top" o:gfxdata="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" filled="f" stroked="f" strokeweight=".5pt">
+              <v:shape w14:anchorId="0335C3C7" id="_x0000_s1180" type="#_x0000_t202" style="position:absolute;margin-left:759pt;margin-top:18.05pt;width:18pt;height:22.35pt;z-index:251828224;visibility:visible;mso-wrap-style:square;mso-width-percent:0;mso-height-percent:0;mso-wrap-distance-left:9pt;mso-wrap-distance-top:0;mso-wrap-distance-right:9pt;mso-wrap-distance-bottom:0;mso-position-horizontal:absolute;mso-position-horizontal-relative:text;mso-position-vertical:absolute;mso-position-vertical-relative:text;mso-width-percent:0;mso-height-percent:0;mso-width-relative:margin;mso-height-relative:margin;v-text-anchor:top" o:gfxdata="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" filled="f" stroked="f" strokeweight=".5pt">
                 <v:textbox>
                   <w:txbxContent>
                     <w:p>
@@ -9460,7 +9738,7 @@
           </mc:Choice>
           <mc:Fallback>
             <w:pict>
-              <v:shape w14:anchorId="162D9D7D" id="_x0000_s1178" type="#_x0000_t202" style="position:absolute;margin-left:724.5pt;margin-top:21.55pt;width:20pt;height:17.1pt;z-index:251813888;visibility:visible;mso-wrap-style:square;mso-width-percent:0;mso-wrap-distance-left:9pt;mso-wrap-distance-top:0;mso-wrap-distance-right:9pt;mso-wrap-distance-bottom:0;mso-position-horizontal:absolute;mso-position-horizontal-relative:text;mso-position-vertical:absolute;mso-position-vertical-relative:text;mso-width-percent:0;mso-width-relative:margin;v-text-anchor:top" o:gfxdata="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" filled="f" stroked="f" strokeweight=".5pt">
+              <v:shape w14:anchorId="162D9D7D" id="_x0000_s1181" type="#_x0000_t202" style="position:absolute;margin-left:724.5pt;margin-top:21.55pt;width:20pt;height:17.1pt;z-index:251813888;visibility:visible;mso-wrap-style:square;mso-width-percent:0;mso-wrap-distance-left:9pt;mso-wrap-distance-top:0;mso-wrap-distance-right:9pt;mso-wrap-distance-bottom:0;mso-position-horizontal:absolute;mso-position-horizontal-relative:text;mso-position-vertical:absolute;mso-position-vertical-relative:text;mso-width-percent:0;mso-width-relative:margin;v-text-anchor:top" o:gfxdata="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" filled="f" stroked="f" strokeweight=".5pt">
                 <v:textbox>
                   <w:txbxContent>
                     <w:p>
@@ -9495,11 +9773,114 @@
       <w:r>
         <w:rPr>
           <w:noProof/>
+          <w:sz w:val="16"/>
+          <w:szCs w:val="16"/>
         </w:rPr>
         <mc:AlternateContent>
           <mc:Choice Requires="wps">
             <w:drawing>
-              <wp:anchor distT="0" distB="0" distL="114300" distR="114300" simplePos="0" relativeHeight="251778048" behindDoc="0" locked="0" layoutInCell="1" allowOverlap="1" wp14:anchorId="6085D214" wp14:editId="22268274">
+              <wp:anchor distT="0" distB="0" distL="114300" distR="114300" simplePos="0" relativeHeight="251907072" behindDoc="0" locked="0" layoutInCell="1" allowOverlap="1" wp14:anchorId="3F4DBD7C" wp14:editId="670B4B70">
+                <wp:simplePos x="0" y="0"/>
+                <wp:positionH relativeFrom="column">
+                  <wp:posOffset>13428155</wp:posOffset>
+                </wp:positionH>
+                <wp:positionV relativeFrom="paragraph">
+                  <wp:posOffset>229235</wp:posOffset>
+                </wp:positionV>
+                <wp:extent cx="232833" cy="192071"/>
+                <wp:effectExtent l="0" t="0" r="0" b="0"/>
+                <wp:wrapNone/>
+                <wp:docPr id="1688905704" name="Text Box 190"/>
+                <wp:cNvGraphicFramePr/>
+                <a:graphic xmlns:a="http://schemas.openxmlformats.org/drawingml/2006/main">
+                  <a:graphicData uri="http://schemas.microsoft.com/office/word/2010/wordprocessingShape">
+                    <wps:wsp>
+                      <wps:cNvSpPr txBox="1"/>
+                      <wps:spPr>
+                        <a:xfrm>
+                          <a:off x="0" y="0"/>
+                          <a:ext cx="232833" cy="192071"/>
+                        </a:xfrm>
+                        <a:prstGeom prst="rect">
+                          <a:avLst/>
+                        </a:prstGeom>
+                        <a:noFill/>
+                        <a:ln w="6350">
+                          <a:noFill/>
+                        </a:ln>
+                      </wps:spPr>
+                      <wps:txbx>
+                        <w:txbxContent>
+                          <w:p>
+                            <w:pPr>
+                              <w:rPr>
+                                <w:sz w:val="16"/>
+                                <w:szCs w:val="16"/>
+                              </w:rPr>
+                            </w:pPr>
+                            <w:r>
+                              <w:rPr>
+                                <w:sz w:val="16"/>
+                                <w:szCs w:val="16"/>
+                              </w:rPr>
+                              <w:t>1</w:t>
+                            </w:r>
+                          </w:p>
+                        </w:txbxContent>
+                      </wps:txbx>
+                      <wps:bodyPr rot="0" spcFirstLastPara="0" vertOverflow="overflow" horzOverflow="overflow" vert="horz" wrap="square" lIns="91440" tIns="45720" rIns="91440" bIns="45720" numCol="1" spcCol="0" rtlCol="0" fromWordArt="0" anchor="t" anchorCtr="0" forceAA="0" compatLnSpc="1">
+                        <a:prstTxWarp prst="textNoShape">
+                          <a:avLst/>
+                        </a:prstTxWarp>
+                        <a:noAutofit/>
+                      </wps:bodyPr>
+                    </wps:wsp>
+                  </a:graphicData>
+                </a:graphic>
+                <wp14:sizeRelH relativeFrom="margin">
+                  <wp14:pctWidth>0</wp14:pctWidth>
+                </wp14:sizeRelH>
+                <wp14:sizeRelV relativeFrom="margin">
+                  <wp14:pctHeight>0</wp14:pctHeight>
+                </wp14:sizeRelV>
+              </wp:anchor>
+            </w:drawing>
+          </mc:Choice>
+          <mc:Fallback>
+            <w:pict>
+              <v:shape w14:anchorId="3F4DBD7C" id="_x0000_s1182" type="#_x0000_t202" style="position:absolute;margin-left:1057.35pt;margin-top:18.05pt;width:18.35pt;height:15.1pt;z-index:251907072;visibility:visible;mso-wrap-style:square;mso-width-percent:0;mso-height-percent:0;mso-wrap-distance-left:9pt;mso-wrap-distance-top:0;mso-wrap-distance-right:9pt;mso-wrap-distance-bottom:0;mso-position-horizontal:absolute;mso-position-horizontal-relative:text;mso-position-vertical:absolute;mso-position-vertical-relative:text;mso-width-percent:0;mso-height-percent:0;mso-width-relative:margin;mso-height-relative:margin;v-text-anchor:top" o:gfxdata="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" filled="f" stroked="f" strokeweight=".5pt">
+                <v:textbox>
+                  <w:txbxContent>
+                    <w:p>
+                      <w:pPr>
+                        <w:rPr>
+                          <w:sz w:val="16"/>
+                          <w:szCs w:val="16"/>
+                        </w:rPr>
+                      </w:pPr>
+                      <w:r>
+                        <w:rPr>
+                          <w:sz w:val="16"/>
+                          <w:szCs w:val="16"/>
+                        </w:rPr>
+                        <w:t>1</w:t>
+                      </w:r>
+                    </w:p>
+                  </w:txbxContent>
+                </v:textbox>
+              </v:shape>
+            </w:pict>
+          </mc:Fallback>
+        </mc:AlternateContent>
+      </w:r>
+      <w:r>
+        <w:rPr>
+          <w:noProof/>
+        </w:rPr>
+        <mc:AlternateContent>
+          <mc:Choice Requires="wps">
+            <w:drawing>
+              <wp:anchor distT="0" distB="0" distL="114300" distR="114300" simplePos="0" relativeHeight="251778048" behindDoc="0" locked="0" layoutInCell="1" allowOverlap="1" wp14:anchorId="6085D214" wp14:editId="4FC7B7D3">
                 <wp:simplePos x="0" y="0"/>
                 <wp:positionH relativeFrom="column">
                   <wp:posOffset>15442777</wp:posOffset>
@@ -9554,7 +9935,7 @@
           </mc:Choice>
           <mc:Fallback>
             <w:pict>
-              <v:line w14:anchorId="45E17B64" id="Straight Connector 73" o:spid="_x0000_s1026" style="position:absolute;z-index:251778048;visibility:visible;mso-wrap-style:square;mso-width-percent:0;mso-height-percent:0;mso-wrap-distance-left:9pt;mso-wrap-distance-top:0;mso-wrap-distance-right:9pt;mso-wrap-distance-bottom:0;mso-position-horizontal:absolute;mso-position-horizontal-relative:text;mso-position-vertical:absolute;mso-position-vertical-relative:text;mso-width-percent:0;mso-height-percent:0;mso-width-relative:margin;mso-height-relative:margin" from="1215.95pt,13.45pt" to="1215.95pt,131.5pt" o:gfxdata="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" strokecolor="black [3200]" strokeweight=".5pt">
+              <v:line w14:anchorId="5927A346" id="Straight Connector 73" o:spid="_x0000_s1026" style="position:absolute;z-index:251778048;visibility:visible;mso-wrap-style:square;mso-width-percent:0;mso-height-percent:0;mso-wrap-distance-left:9pt;mso-wrap-distance-top:0;mso-wrap-distance-right:9pt;mso-wrap-distance-bottom:0;mso-position-horizontal:absolute;mso-position-horizontal-relative:text;mso-position-vertical:absolute;mso-position-vertical-relative:text;mso-width-percent:0;mso-height-percent:0;mso-width-relative:margin;mso-height-relative:margin" from="1215.95pt,13.45pt" to="1215.95pt,131.5pt" o:gfxdata="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" strokecolor="black [3200]" strokeweight=".5pt">
                 <v:stroke joinstyle="miter"/>
               </v:line>
             </w:pict>
@@ -9777,8 +10158,8 @@
           </mc:Choice>
           <mc:Fallback>
             <w:pict>
-              <v:group w14:anchorId="4B0088A9" id="Group 52" o:spid="_x0000_s1179" style="position:absolute;margin-left:1044.5pt;margin-top:1.35pt;width:62.9pt;height:20.3pt;z-index:251857920;mso-width-relative:margin" coordsize="7992,2583" o:gfxdata="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">
-                <v:shape id="Text Box 7" o:spid="_x0000_s1180" type="#_x0000_t202" style="position:absolute;left:989;top:209;width:7003;height:2203;visibility:visible;mso-wrap-style:square;v-text-anchor:top" o:gfxdata="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" filled="f" stroked="f" strokeweight=".5pt">
+              <v:group w14:anchorId="4B0088A9" id="Group 52" o:spid="_x0000_s1183" style="position:absolute;margin-left:1044.5pt;margin-top:1.35pt;width:62.9pt;height:20.3pt;z-index:251857920;mso-width-relative:margin" coordsize="7992,2583" o:gfxdata="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">
+                <v:shape id="Text Box 7" o:spid="_x0000_s1184" type="#_x0000_t202" style="position:absolute;left:989;top:209;width:7003;height:2203;visibility:visible;mso-wrap-style:square;v-text-anchor:top" o:gfxdata="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" filled="f" stroked="f" strokeweight=".5pt">
                   <v:textbox>
                     <w:txbxContent>
                       <w:p>
@@ -9799,8 +10180,8 @@
                     </w:txbxContent>
                   </v:textbox>
                 </v:shape>
-                <v:rect id="Rectangle 8" o:spid="_x0000_s1181" style="position:absolute;left:225;top:184;width:6212;height:2201;visibility:visible;mso-wrap-style:square;v-text-anchor:middle" o:gfxdata="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" filled="f" strokecolor="#172c51" strokeweight=".5pt"/>
-                <v:rect id="Rectangle 51" o:spid="_x0000_s1182" style="position:absolute;width:6663;height:2583;visibility:visible;mso-wrap-style:square;v-text-anchor:middle" o:gfxdata="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" filled="f" strokecolor="#172c51" strokeweight=".5pt"/>
+                <v:rect id="Rectangle 8" o:spid="_x0000_s1185" style="position:absolute;left:225;top:184;width:6212;height:2201;visibility:visible;mso-wrap-style:square;v-text-anchor:middle" o:gfxdata="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" filled="f" strokecolor="#172c51" strokeweight=".5pt"/>
+                <v:rect id="Rectangle 51" o:spid="_x0000_s1186" style="position:absolute;width:6663;height:2583;visibility:visible;mso-wrap-style:square;v-text-anchor:middle" o:gfxdata="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" filled="f" strokecolor="#172c51" strokeweight=".5pt"/>
               </v:group>
             </w:pict>
           </mc:Fallback>
@@ -9881,7 +10262,7 @@
           </mc:Choice>
           <mc:Fallback>
             <w:pict>
-              <v:shape w14:anchorId="78E0B315" id="_x0000_s1183" type="#_x0000_t202" style="position:absolute;margin-left:722.5pt;margin-top:13.5pt;width:20pt;height:17.1pt;z-index:251815936;visibility:visible;mso-wrap-style:square;mso-width-percent:0;mso-wrap-distance-left:9pt;mso-wrap-distance-top:0;mso-wrap-distance-right:9pt;mso-wrap-distance-bottom:0;mso-position-horizontal:absolute;mso-position-horizontal-relative:text;mso-position-vertical:absolute;mso-position-vertical-relative:text;mso-width-percent:0;mso-width-relative:margin;v-text-anchor:top" o:gfxdata="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" filled="f" stroked="f" strokeweight=".5pt">
+              <v:shape w14:anchorId="78E0B315" id="_x0000_s1187" type="#_x0000_t202" style="position:absolute;margin-left:722.5pt;margin-top:13.5pt;width:20pt;height:17.1pt;z-index:251815936;visibility:visible;mso-wrap-style:square;mso-width-percent:0;mso-wrap-distance-left:9pt;mso-wrap-distance-top:0;mso-wrap-distance-right:9pt;mso-wrap-distance-bottom:0;mso-position-horizontal:absolute;mso-position-horizontal-relative:text;mso-position-vertical:absolute;mso-position-vertical-relative:text;mso-width-percent:0;mso-width-relative:margin;v-text-anchor:top" o:gfxdata="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" filled="f" stroked="f" strokeweight=".5pt">
                 <v:textbox>
                   <w:txbxContent>
                     <w:p>
@@ -10386,9 +10767,9 @@
           </mc:Choice>
           <mc:Fallback>
             <w:pict>
-              <v:group w14:anchorId="260B093F" id="Group 50" o:spid="_x0000_s1184" style="position:absolute;margin-left:687.8pt;margin-top:7.35pt;width:179.15pt;height:97.15pt;z-index:251719680" coordsize="22752,12335" o:gfxdata="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">
-                <v:group id="_x0000_s1185" style="position:absolute;left:6243;width:7496;height:2203" coordorigin="-357" coordsize="7502,2205" o:gfxdata="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">
-                  <v:shape id="Text Box 7" o:spid="_x0000_s1186" type="#_x0000_t202" style="position:absolute;left:-357;width:7501;height:2205;visibility:visible;mso-wrap-style:square;v-text-anchor:top" o:gfxdata="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" filled="f" stroked="f" strokeweight=".5pt">
+              <v:group w14:anchorId="260B093F" id="Group 50" o:spid="_x0000_s1188" style="position:absolute;margin-left:687.8pt;margin-top:7.35pt;width:179.15pt;height:97.15pt;z-index:251719680" coordsize="22752,12335" o:gfxdata="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">
+                <v:group id="_x0000_s1189" style="position:absolute;left:6243;width:7496;height:2203" coordorigin="-357" coordsize="7502,2205" o:gfxdata="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">
+                  <v:shape id="Text Box 7" o:spid="_x0000_s1190" type="#_x0000_t202" style="position:absolute;left:-357;width:7501;height:2205;visibility:visible;mso-wrap-style:square;v-text-anchor:top" o:gfxdata="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" filled="f" stroked="f" strokeweight=".5pt">
                     <v:textbox>
                       <w:txbxContent>
                         <w:p>
@@ -10425,13 +10806,13 @@
                       </w:txbxContent>
                     </v:textbox>
                   </v:shape>
-                  <v:rect id="Rectangle 8" o:spid="_x0000_s1187" style="position:absolute;width:6216;height:2203;visibility:visible;mso-wrap-style:square;v-text-anchor:middle" o:gfxdata="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" filled="f" strokecolor="#172c51" strokeweight=".5pt"/>
+                  <v:rect id="Rectangle 8" o:spid="_x0000_s1191" style="position:absolute;width:6216;height:2203;visibility:visible;mso-wrap-style:square;v-text-anchor:middle" o:gfxdata="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" filled="f" strokecolor="#172c51" strokeweight=".5pt"/>
                 </v:group>
-                <v:group id="_x0000_s1188" style="position:absolute;left:12044;top:5497;width:10708;height:3988" coordsize="10708,3992" o:gfxdata="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">
-                  <v:oval id="Oval 14" o:spid="_x0000_s1189" style="position:absolute;width:8150;height:2534;visibility:visible;mso-wrap-style:square;v-text-anchor:middle" o:gfxdata="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" filled="f" strokecolor="#172c51" strokeweight=".5pt">
+                <v:group id="_x0000_s1192" style="position:absolute;left:12044;top:5497;width:10708;height:3988" coordsize="10708,3992" o:gfxdata="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">
+                  <v:oval id="Oval 14" o:spid="_x0000_s1193" style="position:absolute;width:8150;height:2534;visibility:visible;mso-wrap-style:square;v-text-anchor:middle" o:gfxdata="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" filled="f" strokecolor="#172c51" strokeweight=".5pt">
                     <v:stroke joinstyle="miter"/>
                   </v:oval>
-                  <v:shape id="Text Box 15" o:spid="_x0000_s1190" type="#_x0000_t202" style="position:absolute;left:2127;top:82;width:8581;height:3910;visibility:visible;mso-wrap-style:square;v-text-anchor:top" o:gfxdata="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" filled="f" stroked="f" strokeweight=".5pt">
+                  <v:shape id="Text Box 15" o:spid="_x0000_s1194" type="#_x0000_t202" style="position:absolute;left:2127;top:82;width:8581;height:3910;visibility:visible;mso-wrap-style:square;v-text-anchor:top" o:gfxdata="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" filled="f" stroked="f" strokeweight=".5pt">
                     <v:textbox>
                       <w:txbxContent>
                         <w:p>
@@ -10453,11 +10834,11 @@
                     </v:textbox>
                   </v:shape>
                 </v:group>
-                <v:group id="_x0000_s1191" style="position:absolute;top:5469;width:9944;height:3906" coordorigin=",-21" coordsize="9944,3909" o:gfxdata="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">
-                  <v:oval id="Oval 14" o:spid="_x0000_s1192" style="position:absolute;width:8150;height:2534;visibility:visible;mso-wrap-style:square;v-text-anchor:middle" o:gfxdata="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" filled="f" strokecolor="#172c51" strokeweight=".5pt">
+                <v:group id="_x0000_s1195" style="position:absolute;top:5469;width:9944;height:3906" coordorigin=",-21" coordsize="9944,3909" o:gfxdata="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">
+                  <v:oval id="Oval 14" o:spid="_x0000_s1196" style="position:absolute;width:8150;height:2534;visibility:visible;mso-wrap-style:square;v-text-anchor:middle" o:gfxdata="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" filled="f" strokecolor="#172c51" strokeweight=".5pt">
                     <v:stroke joinstyle="miter"/>
                   </v:oval>
-                  <v:shape id="Text Box 15" o:spid="_x0000_s1193" type="#_x0000_t202" style="position:absolute;left:1363;top:-21;width:8581;height:3909;visibility:visible;mso-wrap-style:square;v-text-anchor:top" o:gfxdata="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" filled="f" stroked="f" strokeweight=".5pt">
+                  <v:shape id="Text Box 15" o:spid="_x0000_s1197" type="#_x0000_t202" style="position:absolute;left:1363;top:-21;width:8581;height:3909;visibility:visible;mso-wrap-style:square;v-text-anchor:top" o:gfxdata="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" filled="f" stroked="f" strokeweight=".5pt">
                     <v:textbox>
                       <w:txbxContent>
                         <w:p>
@@ -10483,11 +10864,11 @@
                     </v:textbox>
                   </v:shape>
                 </v:group>
-                <v:group id="_x0000_s1194" style="position:absolute;left:6022;top:8425;width:10414;height:3910" coordorigin="" coordsize="10414,3909" o:gfxdata="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">
-                  <v:oval id="Oval 14" o:spid="_x0000_s1195" style="position:absolute;width:8150;height:2534;visibility:visible;mso-wrap-style:square;v-text-anchor:middle" o:gfxdata="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" filled="f" strokecolor="#172c51" strokeweight=".5pt">
+                <v:group id="_x0000_s1198" style="position:absolute;left:6022;top:8425;width:10414;height:3910" coordorigin="" coordsize="10414,3909" o:gfxdata="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">
+                  <v:oval id="Oval 14" o:spid="_x0000_s1199" style="position:absolute;width:8150;height:2534;visibility:visible;mso-wrap-style:square;v-text-anchor:middle" o:gfxdata="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" filled="f" strokecolor="#172c51" strokeweight=".5pt">
                     <v:stroke joinstyle="miter"/>
                   </v:oval>
-                  <v:shape id="Text Box 15" o:spid="_x0000_s1196" type="#_x0000_t202" style="position:absolute;left:1833;width:8581;height:3909;visibility:visible;mso-wrap-style:square;v-text-anchor:top" o:gfxdata="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" filled="f" stroked="f" strokeweight=".5pt">
+                  <v:shape id="Text Box 15" o:spid="_x0000_s1200" type="#_x0000_t202" style="position:absolute;left:1833;width:8581;height:3909;visibility:visible;mso-wrap-style:square;v-text-anchor:top" o:gfxdata="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" filled="f" stroked="f" strokeweight=".5pt">
                     <v:textbox>
                       <w:txbxContent>
                         <w:p>
@@ -10509,13 +10890,13 @@
                     </v:textbox>
                   </v:shape>
                 </v:group>
-                <v:line id="Straight Connector 47" o:spid="_x0000_s1197" style="position:absolute;flip:x;visibility:visible;mso-wrap-style:square" from="9945,2182" to="9947,8384" o:connectortype="straight" o:gfxdata="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" strokecolor="black [3200]" strokeweight=".5pt">
+                <v:line id="Straight Connector 47" o:spid="_x0000_s1201" style="position:absolute;flip:x;visibility:visible;mso-wrap-style:square" from="9945,2182" to="9947,8384" o:connectortype="straight" o:gfxdata="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" strokecolor="black [3200]" strokeweight=".5pt">
                   <v:stroke joinstyle="miter"/>
                 </v:line>
-                <v:line id="Straight Connector 48" o:spid="_x0000_s1198" style="position:absolute;flip:x;visibility:visible;mso-wrap-style:square" from="3839,2182" to="8149,5469" o:connectortype="straight" o:gfxdata="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" strokecolor="black [3200]" strokeweight=".5pt">
+                <v:line id="Straight Connector 48" o:spid="_x0000_s1202" style="position:absolute;flip:x;visibility:visible;mso-wrap-style:square" from="3839,2182" to="8149,5469" o:connectortype="straight" o:gfxdata="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" strokecolor="black [3200]" strokeweight=".5pt">
                   <v:stroke joinstyle="miter"/>
                 </v:line>
-                <v:line id="Straight Connector 49" o:spid="_x0000_s1199" style="position:absolute;visibility:visible;mso-wrap-style:square" from="11575,2182" to="16188,5465" o:connectortype="straight" o:gfxdata="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" strokecolor="black [3200]" strokeweight=".5pt">
+                <v:line id="Straight Connector 49" o:spid="_x0000_s1203" style="position:absolute;visibility:visible;mso-wrap-style:square" from="11575,2182" to="16188,5465" o:connectortype="straight" o:gfxdata="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" strokecolor="black [3200]" strokeweight=".5pt">
                   <v:stroke joinstyle="miter"/>
                 </v:line>
               </v:group>
@@ -10615,7 +10996,7 @@
         <mc:AlternateContent>
           <mc:Choice Requires="wpg">
             <w:drawing>
-              <wp:anchor distT="0" distB="0" distL="114300" distR="114300" simplePos="0" relativeHeight="251731968" behindDoc="0" locked="0" layoutInCell="1" allowOverlap="1" wp14:anchorId="62221424" wp14:editId="2A600125">
+              <wp:anchor distT="0" distB="0" distL="114300" distR="114300" simplePos="0" relativeHeight="251731968" behindDoc="0" locked="0" layoutInCell="1" allowOverlap="1" wp14:anchorId="62221424" wp14:editId="195C00E6">
                 <wp:simplePos x="0" y="0"/>
                 <wp:positionH relativeFrom="column">
                   <wp:posOffset>11412008</wp:posOffset>
@@ -10720,9 +11101,9 @@
           </mc:Choice>
           <mc:Fallback>
             <w:pict>
-              <v:group w14:anchorId="62221424" id="_x0000_s1200" style="position:absolute;margin-left:898.6pt;margin-top:10.6pt;width:68.85pt;height:38.6pt;z-index:251731968" coordsize="8746,4903" o:gfxdata="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">
-                <v:shape id="Diamond 10" o:spid="_x0000_s1201" type="#_x0000_t4" style="position:absolute;width:8746;height:4903;visibility:visible;mso-wrap-style:square;v-text-anchor:middle" o:gfxdata="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" filled="f" strokecolor="#172c51" strokeweight=".5pt"/>
-                <v:shape id="Text Box 11" o:spid="_x0000_s1202" type="#_x0000_t202" style="position:absolute;left:1923;top:1127;width:5499;height:2551;visibility:visible;mso-wrap-style:square;v-text-anchor:top" o:gfxdata="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" filled="f" stroked="f" strokeweight=".5pt">
+              <v:group w14:anchorId="62221424" id="_x0000_s1204" style="position:absolute;margin-left:898.6pt;margin-top:10.6pt;width:68.85pt;height:38.6pt;z-index:251731968" coordsize="8746,4903" o:gfxdata="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">
+                <v:shape id="Diamond 10" o:spid="_x0000_s1205" type="#_x0000_t4" style="position:absolute;width:8746;height:4903;visibility:visible;mso-wrap-style:square;v-text-anchor:middle" o:gfxdata="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" filled="f" strokecolor="#172c51" strokeweight=".5pt"/>
+                <v:shape id="Text Box 11" o:spid="_x0000_s1206" type="#_x0000_t202" style="position:absolute;left:1923;top:1127;width:5499;height:2551;visibility:visible;mso-wrap-style:square;v-text-anchor:top" o:gfxdata="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" filled="f" stroked="f" strokeweight=".5pt">
                   <v:textbox>
                     <w:txbxContent>
                       <w:p>
@@ -10764,7 +11145,7 @@
         <mc:AlternateContent>
           <mc:Choice Requires="wpg">
             <w:drawing>
-              <wp:anchor distT="0" distB="0" distL="114300" distR="114300" simplePos="0" relativeHeight="251806720" behindDoc="0" locked="0" layoutInCell="1" allowOverlap="1" wp14:anchorId="38E355A5" wp14:editId="5B00C745">
+              <wp:anchor distT="0" distB="0" distL="114300" distR="114300" simplePos="0" relativeHeight="251806720" behindDoc="0" locked="0" layoutInCell="1" allowOverlap="1" wp14:anchorId="38E355A5" wp14:editId="487A24B3">
                 <wp:simplePos x="0" y="0"/>
                 <wp:positionH relativeFrom="column">
                   <wp:posOffset>14103458</wp:posOffset>
@@ -11414,9 +11795,9 @@
           </mc:Choice>
           <mc:Fallback>
             <w:pict>
-              <v:group w14:anchorId="38E355A5" id="Group 223" o:spid="_x0000_s1203" style="position:absolute;margin-left:1110.5pt;margin-top:14.2pt;width:220.5pt;height:136.9pt;z-index:251806720" coordsize="28002,17388" o:gfxdata="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">
-                <v:group id="_x0000_s1204" style="position:absolute;left:10151;top:5346;width:7003;height:2584" coordsize="7003,2583" o:gfxdata="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">
-                  <v:shape id="Text Box 7" o:spid="_x0000_s1205" type="#_x0000_t202" style="position:absolute;top:123;width:7003;height:2203;visibility:visible;mso-wrap-style:square;v-text-anchor:top" o:gfxdata="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" filled="f" stroked="f" strokeweight=".5pt">
+              <v:group w14:anchorId="38E355A5" id="Group 223" o:spid="_x0000_s1207" style="position:absolute;margin-left:1110.5pt;margin-top:14.2pt;width:220.5pt;height:136.9pt;z-index:251806720" coordsize="28002,17388" o:gfxdata="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">
+                <v:group id="_x0000_s1208" style="position:absolute;left:10151;top:5346;width:7003;height:2584" coordsize="7003,2583" o:gfxdata="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">
+                  <v:shape id="Text Box 7" o:spid="_x0000_s1209" type="#_x0000_t202" style="position:absolute;top:123;width:7003;height:2203;visibility:visible;mso-wrap-style:square;v-text-anchor:top" o:gfxdata="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" filled="f" stroked="f" strokeweight=".5pt">
                     <v:textbox>
                       <w:txbxContent>
                         <w:p>
@@ -11437,14 +11818,14 @@
                       </w:txbxContent>
                     </v:textbox>
                   </v:shape>
-                  <v:rect id="Rectangle 8" o:spid="_x0000_s1206" style="position:absolute;left:225;top:184;width:6212;height:2201;visibility:visible;mso-wrap-style:square;v-text-anchor:middle" o:gfxdata="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" filled="f" strokecolor="#172c51" strokeweight=".5pt"/>
-                  <v:rect id="Rectangle 51" o:spid="_x0000_s1207" style="position:absolute;width:6663;height:2583;visibility:visible;mso-wrap-style:square;v-text-anchor:middle" o:gfxdata="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" filled="f" strokecolor="#09101d [484]" strokeweight=".5pt"/>
+                  <v:rect id="Rectangle 8" o:spid="_x0000_s1210" style="position:absolute;left:225;top:184;width:6212;height:2201;visibility:visible;mso-wrap-style:square;v-text-anchor:middle" o:gfxdata="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" filled="f" strokecolor="#172c51" strokeweight=".5pt"/>
+                  <v:rect id="Rectangle 51" o:spid="_x0000_s1211" style="position:absolute;width:6663;height:2583;visibility:visible;mso-wrap-style:square;v-text-anchor:middle" o:gfxdata="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" filled="f" strokecolor="#09101d [484]" strokeweight=".5pt"/>
                 </v:group>
-                <v:group id="_x0000_s1208" style="position:absolute;width:8580;height:3909" coordorigin="-139" coordsize="8580,3909" o:gfxdata="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">
-                  <v:oval id="Oval 14" o:spid="_x0000_s1209" style="position:absolute;width:8150;height:2534;visibility:visible;mso-wrap-style:square;v-text-anchor:middle" o:gfxdata="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" filled="f" strokecolor="#172c51" strokeweight=".5pt">
+                <v:group id="_x0000_s1212" style="position:absolute;width:8580;height:3909" coordorigin="-139" coordsize="8580,3909" o:gfxdata="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">
+                  <v:oval id="Oval 14" o:spid="_x0000_s1213" style="position:absolute;width:8150;height:2534;visibility:visible;mso-wrap-style:square;v-text-anchor:middle" o:gfxdata="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" filled="f" strokecolor="#172c51" strokeweight=".5pt">
                     <v:stroke joinstyle="miter"/>
                   </v:oval>
-                  <v:shape id="Text Box 15" o:spid="_x0000_s1210" type="#_x0000_t202" style="position:absolute;left:-139;width:8580;height:3909;visibility:visible;mso-wrap-style:square;v-text-anchor:top" o:gfxdata="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" filled="f" stroked="f" strokeweight=".5pt">
+                  <v:shape id="Text Box 15" o:spid="_x0000_s1214" type="#_x0000_t202" style="position:absolute;left:-139;width:8580;height:3909;visibility:visible;mso-wrap-style:square;v-text-anchor:top" o:gfxdata="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" filled="f" stroked="f" strokeweight=".5pt">
                     <v:textbox>
                       <w:txbxContent>
                         <w:p>
@@ -11470,12 +11851,12 @@
                     </v:textbox>
                   </v:shape>
                 </v:group>
-                <v:group id="_x0000_s1211" style="position:absolute;left:17280;width:10722;height:4108" coordorigin=",2065" coordsize="10722,4108" o:gfxdata="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">
-                  <v:group id="_x0000_s1212" style="position:absolute;left:245;top:2167;width:10477;height:4007" coordorigin="-8908,2169" coordsize="10478,4011" o:gfxdata="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">
-                    <v:oval id="Oval 14" o:spid="_x0000_s1213" style="position:absolute;left:-8908;top:2169;width:8150;height:2535;visibility:visible;mso-wrap-style:square;v-text-anchor:middle" o:gfxdata="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" filled="f" strokecolor="#172c51" strokeweight=".5pt">
+                <v:group id="_x0000_s1215" style="position:absolute;left:17280;width:10722;height:4108" coordorigin=",2065" coordsize="10722,4108" o:gfxdata="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">
+                  <v:group id="_x0000_s1216" style="position:absolute;left:245;top:2167;width:10477;height:4007" coordorigin="-8908,2169" coordsize="10478,4011" o:gfxdata="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">
+                    <v:oval id="Oval 14" o:spid="_x0000_s1217" style="position:absolute;left:-8908;top:2169;width:8150;height:2535;visibility:visible;mso-wrap-style:square;v-text-anchor:middle" o:gfxdata="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" filled="f" strokecolor="#172c51" strokeweight=".5pt">
                       <v:stroke joinstyle="miter"/>
                     </v:oval>
-                    <v:shape id="Text Box 15" o:spid="_x0000_s1214" type="#_x0000_t202" style="position:absolute;left:-8369;top:2271;width:9939;height:3909;visibility:visible;mso-wrap-style:square;v-text-anchor:top" o:gfxdata="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" filled="f" stroked="f" strokeweight=".5pt">
+                    <v:shape id="Text Box 15" o:spid="_x0000_s1218" type="#_x0000_t202" style="position:absolute;left:-8369;top:2271;width:9939;height:3909;visibility:visible;mso-wrap-style:square;v-text-anchor:top" o:gfxdata="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" filled="f" stroked="f" strokeweight=".5pt">
                       <v:textbox>
                         <w:txbxContent>
                           <w:p>
@@ -11499,15 +11880,15 @@
                       </v:textbox>
                     </v:shape>
                   </v:group>
-                  <v:oval id="Oval 17" o:spid="_x0000_s1215" style="position:absolute;top:2065;width:8580;height:2789;visibility:visible;mso-wrap-style:square;v-text-anchor:middle" o:gfxdata="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" filled="f" strokecolor="#172c51" strokeweight=".5pt">
+                  <v:oval id="Oval 17" o:spid="_x0000_s1219" style="position:absolute;top:2065;width:8580;height:2789;visibility:visible;mso-wrap-style:square;v-text-anchor:middle" o:gfxdata="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" filled="f" strokecolor="#172c51" strokeweight=".5pt">
                     <v:stroke joinstyle="miter"/>
                   </v:oval>
                 </v:group>
-                <v:group id="_x0000_s1216" style="position:absolute;left:17048;top:13483;width:10547;height:3905" coordsize="10551,3909" o:gfxdata="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">
-                  <v:oval id="Oval 14" o:spid="_x0000_s1217" style="position:absolute;width:8150;height:2534;visibility:visible;mso-wrap-style:square;v-text-anchor:middle" o:gfxdata="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" filled="f" strokecolor="#172c51" strokeweight=".5pt">
+                <v:group id="_x0000_s1220" style="position:absolute;left:17048;top:13483;width:10547;height:3905" coordsize="10551,3909" o:gfxdata="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">
+                  <v:oval id="Oval 14" o:spid="_x0000_s1221" style="position:absolute;width:8150;height:2534;visibility:visible;mso-wrap-style:square;v-text-anchor:middle" o:gfxdata="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" filled="f" strokecolor="#172c51" strokeweight=".5pt">
                     <v:stroke joinstyle="miter"/>
                   </v:oval>
-                  <v:shape id="Text Box 15" o:spid="_x0000_s1218" type="#_x0000_t202" style="position:absolute;left:1970;width:8581;height:3909;visibility:visible;mso-wrap-style:square;v-text-anchor:top" o:gfxdata="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" filled="f" stroked="f" strokeweight=".5pt">
+                  <v:shape id="Text Box 15" o:spid="_x0000_s1222" type="#_x0000_t202" style="position:absolute;left:1970;width:8581;height:3909;visibility:visible;mso-wrap-style:square;v-text-anchor:top" o:gfxdata="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" filled="f" stroked="f" strokeweight=".5pt">
                     <v:textbox>
                       <w:txbxContent>
                         <w:p>
@@ -11529,11 +11910,11 @@
                     </v:textbox>
                   </v:shape>
                 </v:group>
-                <v:group id="_x0000_s1219" style="position:absolute;left:2092;top:11778;width:10350;height:3905" coordsize="10359,3909" o:gfxdata="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">
-                  <v:oval id="Oval 14" o:spid="_x0000_s1220" style="position:absolute;width:8150;height:2534;visibility:visible;mso-wrap-style:square;v-text-anchor:middle" o:gfxdata="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" filled="f" strokecolor="#172c51" strokeweight=".5pt">
+                <v:group id="_x0000_s1223" style="position:absolute;left:2092;top:11778;width:10350;height:3905" coordsize="10359,3909" o:gfxdata="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">
+                  <v:oval id="Oval 14" o:spid="_x0000_s1224" style="position:absolute;width:8150;height:2534;visibility:visible;mso-wrap-style:square;v-text-anchor:middle" o:gfxdata="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" filled="f" strokecolor="#172c51" strokeweight=".5pt">
                     <v:stroke joinstyle="miter"/>
                   </v:oval>
-                  <v:shape id="Text Box 15" o:spid="_x0000_s1221" type="#_x0000_t202" style="position:absolute;left:1778;width:8581;height:3909;visibility:visible;mso-wrap-style:square;v-text-anchor:top" o:gfxdata="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" filled="f" stroked="f" strokeweight=".5pt">
+                  <v:shape id="Text Box 15" o:spid="_x0000_s1225" type="#_x0000_t202" style="position:absolute;left:1778;width:8581;height:3909;visibility:visible;mso-wrap-style:square;v-text-anchor:top" o:gfxdata="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" filled="f" stroked="f" strokeweight=".5pt">
                     <v:textbox>
                       <w:txbxContent>
                         <w:p>
@@ -11555,16 +11936,16 @@
                     </v:textbox>
                   </v:shape>
                 </v:group>
-                <v:line id="Straight Connector 76" o:spid="_x0000_s1222" style="position:absolute;visibility:visible;mso-wrap-style:square" from="7594,1937" to="11207,5372" o:connectortype="straight" o:gfxdata="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" strokecolor="black [3200]" strokeweight=".5pt">
+                <v:line id="Straight Connector 76" o:spid="_x0000_s1226" style="position:absolute;visibility:visible;mso-wrap-style:square" from="7594,1937" to="11207,5372" o:connectortype="straight" o:gfxdata="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" strokecolor="black [3200]" strokeweight=".5pt">
                   <v:stroke joinstyle="miter"/>
                 </v:line>
-                <v:line id="Straight Connector 77" o:spid="_x0000_s1223" style="position:absolute;flip:y;visibility:visible;mso-wrap-style:square" from="6121,7904" to="11246,11775" o:connectortype="straight" o:gfxdata="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" strokecolor="black [3200]" strokeweight=".5pt">
+                <v:line id="Straight Connector 77" o:spid="_x0000_s1227" style="position:absolute;flip:y;visibility:visible;mso-wrap-style:square" from="6121,7904" to="11246,11775" o:connectortype="straight" o:gfxdata="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" strokecolor="black [3200]" strokeweight=".5pt">
                   <v:stroke joinstyle="miter"/>
                 </v:line>
-                <v:line id="Straight Connector 78" o:spid="_x0000_s1224" style="position:absolute;flip:y;visibility:visible;mso-wrap-style:square" from="15885,2557" to="19425,5334" o:connectortype="straight" o:gfxdata="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" strokecolor="black [3200]" strokeweight=".5pt">
+                <v:line id="Straight Connector 78" o:spid="_x0000_s1228" style="position:absolute;flip:y;visibility:visible;mso-wrap-style:square" from="15885,2557" to="19425,5334" o:connectortype="straight" o:gfxdata="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" strokecolor="black [3200]" strokeweight=".5pt">
                   <v:stroke joinstyle="miter"/>
                 </v:line>
-                <v:line id="Straight Connector 80" o:spid="_x0000_s1225" style="position:absolute;visibility:visible;mso-wrap-style:square" from="15498,7904" to="21131,13471" o:connectortype="straight" o:gfxdata="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" strokecolor="black [3200]" strokeweight=".5pt">
+                <v:line id="Straight Connector 80" o:spid="_x0000_s1229" style="position:absolute;visibility:visible;mso-wrap-style:square" from="15498,7904" to="21131,13471" o:connectortype="straight" o:gfxdata="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" strokecolor="black [3200]" strokeweight=".5pt">
                   <v:stroke joinstyle="miter"/>
                 </v:line>
               </v:group>
@@ -11698,7 +12079,110 @@
         <mc:AlternateContent>
           <mc:Choice Requires="wps">
             <w:drawing>
-              <wp:anchor distT="0" distB="0" distL="114300" distR="114300" simplePos="0" relativeHeight="251842560" behindDoc="0" locked="0" layoutInCell="1" allowOverlap="1" wp14:anchorId="1503459B" wp14:editId="619DF0CB">
+              <wp:anchor distT="0" distB="0" distL="114300" distR="114300" simplePos="0" relativeHeight="251913216" behindDoc="0" locked="0" layoutInCell="1" allowOverlap="1" wp14:anchorId="7FD4D8D4" wp14:editId="0948A859">
+                <wp:simplePos x="0" y="0"/>
+                <wp:positionH relativeFrom="column">
+                  <wp:posOffset>15438755</wp:posOffset>
+                </wp:positionH>
+                <wp:positionV relativeFrom="paragraph">
+                  <wp:posOffset>230717</wp:posOffset>
+                </wp:positionV>
+                <wp:extent cx="232833" cy="192071"/>
+                <wp:effectExtent l="0" t="0" r="0" b="0"/>
+                <wp:wrapNone/>
+                <wp:docPr id="1294168542" name="Text Box 190"/>
+                <wp:cNvGraphicFramePr/>
+                <a:graphic xmlns:a="http://schemas.openxmlformats.org/drawingml/2006/main">
+                  <a:graphicData uri="http://schemas.microsoft.com/office/word/2010/wordprocessingShape">
+                    <wps:wsp>
+                      <wps:cNvSpPr txBox="1"/>
+                      <wps:spPr>
+                        <a:xfrm>
+                          <a:off x="0" y="0"/>
+                          <a:ext cx="232833" cy="192071"/>
+                        </a:xfrm>
+                        <a:prstGeom prst="rect">
+                          <a:avLst/>
+                        </a:prstGeom>
+                        <a:noFill/>
+                        <a:ln w="6350">
+                          <a:noFill/>
+                        </a:ln>
+                      </wps:spPr>
+                      <wps:txbx>
+                        <w:txbxContent>
+                          <w:p>
+                            <w:pPr>
+                              <w:rPr>
+                                <w:sz w:val="16"/>
+                                <w:szCs w:val="16"/>
+                              </w:rPr>
+                            </w:pPr>
+                            <w:r>
+                              <w:rPr>
+                                <w:sz w:val="16"/>
+                                <w:szCs w:val="16"/>
+                              </w:rPr>
+                              <w:t>1</w:t>
+                            </w:r>
+                          </w:p>
+                        </w:txbxContent>
+                      </wps:txbx>
+                      <wps:bodyPr rot="0" spcFirstLastPara="0" vertOverflow="overflow" horzOverflow="overflow" vert="horz" wrap="square" lIns="91440" tIns="45720" rIns="91440" bIns="45720" numCol="1" spcCol="0" rtlCol="0" fromWordArt="0" anchor="t" anchorCtr="0" forceAA="0" compatLnSpc="1">
+                        <a:prstTxWarp prst="textNoShape">
+                          <a:avLst/>
+                        </a:prstTxWarp>
+                        <a:noAutofit/>
+                      </wps:bodyPr>
+                    </wps:wsp>
+                  </a:graphicData>
+                </a:graphic>
+                <wp14:sizeRelH relativeFrom="margin">
+                  <wp14:pctWidth>0</wp14:pctWidth>
+                </wp14:sizeRelH>
+                <wp14:sizeRelV relativeFrom="margin">
+                  <wp14:pctHeight>0</wp14:pctHeight>
+                </wp14:sizeRelV>
+              </wp:anchor>
+            </w:drawing>
+          </mc:Choice>
+          <mc:Fallback>
+            <w:pict>
+              <v:shape w14:anchorId="7FD4D8D4" id="_x0000_s1230" type="#_x0000_t202" style="position:absolute;margin-left:1215.65pt;margin-top:18.15pt;width:18.35pt;height:15.1pt;z-index:251913216;visibility:visible;mso-wrap-style:square;mso-width-percent:0;mso-height-percent:0;mso-wrap-distance-left:9pt;mso-wrap-distance-top:0;mso-wrap-distance-right:9pt;mso-wrap-distance-bottom:0;mso-position-horizontal:absolute;mso-position-horizontal-relative:text;mso-position-vertical:absolute;mso-position-vertical-relative:text;mso-width-percent:0;mso-height-percent:0;mso-width-relative:margin;mso-height-relative:margin;v-text-anchor:top" o:gfxdata="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" filled="f" stroked="f" strokeweight=".5pt">
+                <v:textbox>
+                  <w:txbxContent>
+                    <w:p>
+                      <w:pPr>
+                        <w:rPr>
+                          <w:sz w:val="16"/>
+                          <w:szCs w:val="16"/>
+                        </w:rPr>
+                      </w:pPr>
+                      <w:r>
+                        <w:rPr>
+                          <w:sz w:val="16"/>
+                          <w:szCs w:val="16"/>
+                        </w:rPr>
+                        <w:t>1</w:t>
+                      </w:r>
+                    </w:p>
+                  </w:txbxContent>
+                </v:textbox>
+              </v:shape>
+            </w:pict>
+          </mc:Fallback>
+        </mc:AlternateContent>
+      </w:r>
+      <w:r>
+        <w:rPr>
+          <w:noProof/>
+          <w:sz w:val="16"/>
+          <w:szCs w:val="16"/>
+        </w:rPr>
+        <mc:AlternateContent>
+          <mc:Choice Requires="wps">
+            <w:drawing>
+              <wp:anchor distT="0" distB="0" distL="114300" distR="114300" simplePos="0" relativeHeight="251842560" behindDoc="0" locked="0" layoutInCell="1" allowOverlap="1" wp14:anchorId="1503459B" wp14:editId="515019BA">
                 <wp:simplePos x="0" y="0"/>
                 <wp:positionH relativeFrom="column">
                   <wp:posOffset>15265019</wp:posOffset>
@@ -11764,7 +12248,7 @@
           </mc:Choice>
           <mc:Fallback>
             <w:pict>
-              <v:shape w14:anchorId="1503459B" id="_x0000_s1226" type="#_x0000_t202" style="position:absolute;margin-left:1201.95pt;margin-top:18.2pt;width:19.95pt;height:17.1pt;z-index:251842560;visibility:visible;mso-wrap-style:square;mso-width-percent:0;mso-wrap-distance-left:9pt;mso-wrap-distance-top:0;mso-wrap-distance-right:9pt;mso-wrap-distance-bottom:0;mso-position-horizontal:absolute;mso-position-horizontal-relative:text;mso-position-vertical:absolute;mso-position-vertical-relative:text;mso-width-percent:0;mso-width-relative:margin;v-text-anchor:top" o:gfxdata="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" filled="f" stroked="f" strokeweight=".5pt">
+              <v:shape w14:anchorId="1503459B" id="_x0000_s1231" type="#_x0000_t202" style="position:absolute;margin-left:1201.95pt;margin-top:18.2pt;width:19.95pt;height:17.1pt;z-index:251842560;visibility:visible;mso-wrap-style:square;mso-width-percent:0;mso-wrap-distance-left:9pt;mso-wrap-distance-top:0;mso-wrap-distance-right:9pt;mso-wrap-distance-bottom:0;mso-position-horizontal:absolute;mso-position-horizontal-relative:text;mso-position-vertical:absolute;mso-position-vertical-relative:text;mso-width-percent:0;mso-width-relative:margin;v-text-anchor:top" o:gfxdata="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" filled="f" stroked="f" strokeweight=".5pt">
                 <v:textbox>
                   <w:txbxContent>
                     <w:p>
@@ -11871,7 +12355,7 @@
           </mc:Choice>
           <mc:Fallback>
             <w:pict>
-              <v:shape w14:anchorId="29454D61" id="_x0000_s1227" type="#_x0000_t202" style="position:absolute;margin-left:1209.2pt;margin-top:22.8pt;width:19.95pt;height:17.1pt;z-index:251846656;visibility:visible;mso-wrap-style:square;mso-width-percent:0;mso-wrap-distance-left:9pt;mso-wrap-distance-top:0;mso-wrap-distance-right:9pt;mso-wrap-distance-bottom:0;mso-position-horizontal:absolute;mso-position-horizontal-relative:text;mso-position-vertical:absolute;mso-position-vertical-relative:text;mso-width-percent:0;mso-width-relative:margin;v-text-anchor:top" o:gfxdata="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" filled="f" stroked="f" strokeweight=".5pt">
+              <v:shape w14:anchorId="29454D61" id="_x0000_s1232" type="#_x0000_t202" style="position:absolute;margin-left:1209.2pt;margin-top:22.8pt;width:19.95pt;height:17.1pt;z-index:251846656;visibility:visible;mso-wrap-style:square;mso-width-percent:0;mso-wrap-distance-left:9pt;mso-wrap-distance-top:0;mso-wrap-distance-right:9pt;mso-wrap-distance-bottom:0;mso-position-horizontal:absolute;mso-position-horizontal-relative:text;mso-position-vertical:absolute;mso-position-vertical-relative:text;mso-width-percent:0;mso-width-relative:margin;v-text-anchor:top" o:gfxdata="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" filled="f" stroked="f" strokeweight=".5pt">
                 <v:textbox>
                   <w:txbxContent>
                     <w:p>
@@ -12055,10 +12539,10 @@
           </mc:Choice>
           <mc:Fallback>
             <w:pict>
-              <v:group w14:anchorId="145DD7E3" id="_x0000_s1228" style="position:absolute;margin-left:967.05pt;margin-top:5.95pt;width:68.85pt;height:38.6pt;z-index:251862016;mso-width-relative:margin" coordsize="8743,4902" o:gfxdata="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">
-                <v:group id="_x0000_s1229" style="position:absolute;width:8743;height:4902" coordsize="8746,4903" o:gfxdata="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">
-                  <v:shape id="Diamond 10" o:spid="_x0000_s1230" type="#_x0000_t4" style="position:absolute;width:8746;height:4903;visibility:visible;mso-wrap-style:square;v-text-anchor:middle" o:gfxdata="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" filled="f" strokecolor="#172c51" strokeweight=".5pt"/>
-                  <v:shape id="Text Box 11" o:spid="_x0000_s1231" type="#_x0000_t202" style="position:absolute;left:1494;top:1324;width:6304;height:2551;visibility:visible;mso-wrap-style:square;v-text-anchor:top" o:gfxdata="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" filled="f" stroked="f" strokeweight=".5pt">
+              <v:group w14:anchorId="145DD7E3" id="_x0000_s1233" style="position:absolute;margin-left:967.05pt;margin-top:5.95pt;width:68.85pt;height:38.6pt;z-index:251862016;mso-width-relative:margin" coordsize="8743,4902" o:gfxdata="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">
+                <v:group id="_x0000_s1234" style="position:absolute;width:8743;height:4902" coordsize="8746,4903" o:gfxdata="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">
+                  <v:shape id="Diamond 10" o:spid="_x0000_s1235" type="#_x0000_t4" style="position:absolute;width:8746;height:4903;visibility:visible;mso-wrap-style:square;v-text-anchor:middle" o:gfxdata="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" filled="f" strokecolor="#172c51" strokeweight=".5pt"/>
+                  <v:shape id="Text Box 11" o:spid="_x0000_s1236" type="#_x0000_t202" style="position:absolute;left:1494;top:1324;width:6304;height:2551;visibility:visible;mso-wrap-style:square;v-text-anchor:top" o:gfxdata="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" filled="f" stroked="f" strokeweight=".5pt">
                     <v:textbox>
                       <w:txbxContent>
                         <w:p>
@@ -12080,7 +12564,7 @@
                     </v:textbox>
                   </v:shape>
                 </v:group>
-                <v:shape id="Diamond 185" o:spid="_x0000_s1232" type="#_x0000_t4" style="position:absolute;left:285;top:219;width:8131;height:4448;visibility:visible;mso-wrap-style:square;v-text-anchor:middle" o:gfxdata="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" filled="f" strokecolor="#172c51" strokeweight=".5pt"/>
+                <v:shape id="Diamond 185" o:spid="_x0000_s1237" type="#_x0000_t4" style="position:absolute;left:285;top:219;width:8131;height:4448;visibility:visible;mso-wrap-style:square;v-text-anchor:middle" o:gfxdata="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" filled="f" strokecolor="#172c51" strokeweight=".5pt"/>
               </v:group>
             </w:pict>
           </mc:Fallback>
@@ -12426,9 +12910,9 @@
           </mc:Choice>
           <mc:Fallback>
             <w:pict>
-              <v:group w14:anchorId="1CE963B7" id="_x0000_s1233" style="position:absolute;margin-left:740.5pt;margin-top:1.75pt;width:68.85pt;height:38.6pt;z-index:251608064" coordsize="8746,4903" o:gfxdata="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">
-                <v:shape id="Diamond 10" o:spid="_x0000_s1234" type="#_x0000_t4" style="position:absolute;width:8746;height:4903;visibility:visible;mso-wrap-style:square;v-text-anchor:middle" o:gfxdata="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" filled="f" strokecolor="#09101d [484]" strokeweight=".5pt"/>
-                <v:shape id="Text Box 11" o:spid="_x0000_s1235" type="#_x0000_t202" style="position:absolute;left:2095;top:1532;width:5135;height:2551;visibility:visible;mso-wrap-style:square;v-text-anchor:top" o:gfxdata="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" filled="f" stroked="f" strokeweight=".5pt">
+              <v:group w14:anchorId="1CE963B7" id="_x0000_s1238" style="position:absolute;margin-left:740.5pt;margin-top:1.75pt;width:68.85pt;height:38.6pt;z-index:251608064" coordsize="8746,4903" o:gfxdata="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">
+                <v:shape id="Diamond 10" o:spid="_x0000_s1239" type="#_x0000_t4" style="position:absolute;width:8746;height:4903;visibility:visible;mso-wrap-style:square;v-text-anchor:middle" o:gfxdata="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" filled="f" strokecolor="#09101d [484]" strokeweight=".5pt"/>
+                <v:shape id="Text Box 11" o:spid="_x0000_s1240" type="#_x0000_t202" style="position:absolute;left:2095;top:1532;width:5135;height:2551;visibility:visible;mso-wrap-style:square;v-text-anchor:top" o:gfxdata="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" filled="f" stroked="f" strokeweight=".5pt">
                   <v:textbox>
                     <w:txbxContent>
                       <w:p>
@@ -12657,9 +13141,9 @@
           </mc:Choice>
           <mc:Fallback>
             <w:pict>
-              <v:group w14:anchorId="401ABED8" id="_x0000_s1236" style="position:absolute;margin-left:525.75pt;margin-top:9.35pt;width:68.85pt;height:38.6pt;z-index:251688960" coordsize="8746,4903" o:gfxdata="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">
-                <v:shape id="Diamond 10" o:spid="_x0000_s1237" type="#_x0000_t4" style="position:absolute;width:8746;height:4903;visibility:visible;mso-wrap-style:square;v-text-anchor:middle" o:gfxdata="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" filled="f" strokecolor="#172c51" strokeweight=".5pt"/>
-                <v:shape id="Text Box 11" o:spid="_x0000_s1238" type="#_x0000_t202" style="position:absolute;left:1662;top:1242;width:5498;height:2551;visibility:visible;mso-wrap-style:square;v-text-anchor:top" o:gfxdata="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" filled="f" stroked="f" strokeweight=".5pt">
+              <v:group w14:anchorId="401ABED8" id="_x0000_s1241" style="position:absolute;margin-left:525.75pt;margin-top:9.35pt;width:68.85pt;height:38.6pt;z-index:251688960" coordsize="8746,4903" o:gfxdata="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">
+                <v:shape id="Diamond 10" o:spid="_x0000_s1242" type="#_x0000_t4" style="position:absolute;width:8746;height:4903;visibility:visible;mso-wrap-style:square;v-text-anchor:middle" o:gfxdata="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" filled="f" strokecolor="#172c51" strokeweight=".5pt"/>
+                <v:shape id="Text Box 11" o:spid="_x0000_s1243" type="#_x0000_t202" style="position:absolute;left:1662;top:1242;width:5498;height:2551;visibility:visible;mso-wrap-style:square;v-text-anchor:top" o:gfxdata="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" filled="f" stroked="f" strokeweight=".5pt">
                   <v:textbox>
                     <w:txbxContent>
                       <w:p>
@@ -13982,9 +14466,9 @@
           </mc:Choice>
           <mc:Fallback>
             <w:pict>
-              <v:group w14:anchorId="65F44259" id="Group 210" o:spid="_x0000_s1239" style="position:absolute;margin-left:707.45pt;margin-top:9.55pt;width:377.25pt;height:166.6pt;z-index:251772928" coordsize="47913,21159" o:gfxdata="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">
-                <v:group id="_x0000_s1240" style="position:absolute;left:19594;top:12246;width:6877;height:2203" coordorigin=",-2" coordsize="6883,2205" o:gfxdata="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">
-                  <v:shape id="Text Box 7" o:spid="_x0000_s1241" type="#_x0000_t202" style="position:absolute;left:870;top:-2;width:6013;height:2205;visibility:visible;mso-wrap-style:square;v-text-anchor:top" o:gfxdata="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" filled="f" stroked="f" strokeweight=".5pt">
+              <v:group w14:anchorId="65F44259" id="Group 210" o:spid="_x0000_s1244" style="position:absolute;margin-left:707.45pt;margin-top:9.55pt;width:377.25pt;height:166.6pt;z-index:251772928" coordsize="47913,21159" o:gfxdata="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">
+                <v:group id="_x0000_s1245" style="position:absolute;left:19594;top:12246;width:6877;height:2203" coordorigin=",-2" coordsize="6883,2205" o:gfxdata="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">
+                  <v:shape id="Text Box 7" o:spid="_x0000_s1246" type="#_x0000_t202" style="position:absolute;left:870;top:-2;width:6013;height:2205;visibility:visible;mso-wrap-style:square;v-text-anchor:top" o:gfxdata="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" filled="f" stroked="f" strokeweight=".5pt">
                     <v:textbox>
                       <w:txbxContent>
                         <w:p>
@@ -14005,13 +14489,13 @@
                       </w:txbxContent>
                     </v:textbox>
                   </v:shape>
-                  <v:rect id="Rectangle 8" o:spid="_x0000_s1242" style="position:absolute;width:6216;height:2203;visibility:visible;mso-wrap-style:square;v-text-anchor:middle" o:gfxdata="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" filled="f" strokecolor="#172c51" strokeweight=".5pt"/>
+                  <v:rect id="Rectangle 8" o:spid="_x0000_s1247" style="position:absolute;width:6216;height:2203;visibility:visible;mso-wrap-style:square;v-text-anchor:middle" o:gfxdata="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" filled="f" strokecolor="#172c51" strokeweight=".5pt"/>
                 </v:group>
-                <v:group id="_x0000_s1243" style="position:absolute;left:7293;top:13335;width:10300;height:3905" coordsize="10303,3909" o:gfxdata="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">
-                  <v:oval id="Oval 14" o:spid="_x0000_s1244" style="position:absolute;width:8150;height:2534;visibility:visible;mso-wrap-style:square;v-text-anchor:middle" o:gfxdata="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" filled="f" strokecolor="#172c51" strokeweight=".5pt">
+                <v:group id="_x0000_s1248" style="position:absolute;left:7293;top:13335;width:10300;height:3905" coordsize="10303,3909" o:gfxdata="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">
+                  <v:oval id="Oval 14" o:spid="_x0000_s1249" style="position:absolute;width:8150;height:2534;visibility:visible;mso-wrap-style:square;v-text-anchor:middle" o:gfxdata="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" filled="f" strokecolor="#172c51" strokeweight=".5pt">
                     <v:stroke joinstyle="miter"/>
                   </v:oval>
-                  <v:shape id="Text Box 15" o:spid="_x0000_s1245" type="#_x0000_t202" style="position:absolute;left:1722;width:8581;height:3909;visibility:visible;mso-wrap-style:square;v-text-anchor:top" o:gfxdata="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" filled="f" stroked="f" strokeweight=".5pt">
+                  <v:shape id="Text Box 15" o:spid="_x0000_s1250" type="#_x0000_t202" style="position:absolute;left:1722;width:8581;height:3909;visibility:visible;mso-wrap-style:square;v-text-anchor:top" o:gfxdata="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" filled="f" stroked="f" strokeweight=".5pt">
                     <v:textbox>
                       <w:txbxContent>
                         <w:p>
@@ -14037,11 +14521,11 @@
                     </v:textbox>
                   </v:shape>
                 </v:group>
-                <v:group id="_x0000_s1246" style="position:absolute;left:12518;top:17145;width:9766;height:3937" coordorigin="-502" coordsize="9768,3939" o:gfxdata="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">
-                  <v:oval id="Oval 14" o:spid="_x0000_s1247" style="position:absolute;width:8150;height:2534;visibility:visible;mso-wrap-style:square;v-text-anchor:middle" o:gfxdata="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" filled="f" strokecolor="#172c51" strokeweight=".5pt">
+                <v:group id="_x0000_s1251" style="position:absolute;left:12518;top:17145;width:9766;height:3937" coordorigin="-502" coordsize="9768,3939" o:gfxdata="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">
+                  <v:oval id="Oval 14" o:spid="_x0000_s1252" style="position:absolute;width:8150;height:2534;visibility:visible;mso-wrap-style:square;v-text-anchor:middle" o:gfxdata="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" filled="f" strokecolor="#172c51" strokeweight=".5pt">
                     <v:stroke joinstyle="miter"/>
                   </v:oval>
-                  <v:shape id="Text Box 15" o:spid="_x0000_s1248" type="#_x0000_t202" style="position:absolute;left:-502;top:30;width:9767;height:3909;visibility:visible;mso-wrap-style:square;v-text-anchor:top" o:gfxdata="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" filled="f" stroked="f" strokeweight=".5pt">
+                  <v:shape id="Text Box 15" o:spid="_x0000_s1253" type="#_x0000_t202" style="position:absolute;left:-502;top:30;width:9767;height:3909;visibility:visible;mso-wrap-style:square;v-text-anchor:top" o:gfxdata="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" filled="f" stroked="f" strokeweight=".5pt">
                     <v:textbox>
                       <w:txbxContent>
                         <w:p>
@@ -14065,11 +14549,11 @@
                     </v:textbox>
                   </v:shape>
                 </v:group>
-                <v:group id="_x0000_s1249" style="position:absolute;left:26942;top:17253;width:9766;height:3906" coordorigin="-259" coordsize="9768,3909" o:gfxdata="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">
-                  <v:oval id="Oval 14" o:spid="_x0000_s1250" style="position:absolute;width:8150;height:2534;visibility:visible;mso-wrap-style:square;v-text-anchor:middle" o:gfxdata="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" filled="f" strokecolor="#172c51" strokeweight=".5pt">
+                <v:group id="_x0000_s1254" style="position:absolute;left:26942;top:17253;width:9766;height:3906" coordorigin="-259" coordsize="9768,3909" o:gfxdata="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">
+                  <v:oval id="Oval 14" o:spid="_x0000_s1255" style="position:absolute;width:8150;height:2534;visibility:visible;mso-wrap-style:square;v-text-anchor:middle" o:gfxdata="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" filled="f" strokecolor="#172c51" strokeweight=".5pt">
                     <v:stroke joinstyle="miter"/>
                   </v:oval>
-                  <v:shape id="Text Box 15" o:spid="_x0000_s1251" type="#_x0000_t202" style="position:absolute;left:-259;width:9768;height:3909;visibility:visible;mso-wrap-style:square;v-text-anchor:top" o:gfxdata="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" filled="f" stroked="f" strokeweight=".5pt">
+                  <v:shape id="Text Box 15" o:spid="_x0000_s1256" type="#_x0000_t202" style="position:absolute;left:-259;width:9768;height:3909;visibility:visible;mso-wrap-style:square;v-text-anchor:top" o:gfxdata="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" filled="f" stroked="f" strokeweight=".5pt">
                     <v:textbox>
                       <w:txbxContent>
                         <w:p>
@@ -14093,12 +14577,12 @@
                     </v:textbox>
                   </v:shape>
                 </v:group>
-                <v:group id="Group 64" o:spid="_x0000_s1252" style="position:absolute;width:22800;height:12145" coordsize="22800,12145" o:gfxdata="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">
-                  <v:group id="_x0000_s1253" style="position:absolute;left:12348;top:8177;width:10452;height:3968" coordsize="10454,3970" o:gfxdata="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">
-                    <v:oval id="Oval 14" o:spid="_x0000_s1254" style="position:absolute;width:8150;height:2534;visibility:visible;mso-wrap-style:square;v-text-anchor:middle" o:gfxdata="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" filled="f" strokecolor="#172c51" strokeweight=".5pt">
+                <v:group id="Group 64" o:spid="_x0000_s1257" style="position:absolute;width:22800;height:12145" coordsize="22800,12145" o:gfxdata="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">
+                  <v:group id="_x0000_s1258" style="position:absolute;left:12348;top:8177;width:10452;height:3968" coordsize="10454,3970" o:gfxdata="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">
+                    <v:oval id="Oval 14" o:spid="_x0000_s1259" style="position:absolute;width:8150;height:2534;visibility:visible;mso-wrap-style:square;v-text-anchor:middle" o:gfxdata="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" filled="f" strokecolor="#172c51" strokeweight=".5pt">
                       <v:stroke joinstyle="miter"/>
                     </v:oval>
-                    <v:shape id="Text Box 15" o:spid="_x0000_s1255" type="#_x0000_t202" style="position:absolute;left:685;top:60;width:9769;height:3910;visibility:visible;mso-wrap-style:square;v-text-anchor:top" o:gfxdata="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" filled="f" stroked="f" strokeweight=".5pt">
+                    <v:shape id="Text Box 15" o:spid="_x0000_s1260" type="#_x0000_t202" style="position:absolute;left:685;top:60;width:9769;height:3910;visibility:visible;mso-wrap-style:square;v-text-anchor:top" o:gfxdata="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" filled="f" stroked="f" strokeweight=".5pt">
                       <v:textbox>
                         <w:txbxContent>
                           <w:p>
@@ -14122,11 +14606,11 @@
                       </v:textbox>
                     </v:shape>
                   </v:group>
-                  <v:group id="_x0000_s1256" style="position:absolute;left:11519;width:9767;height:3905" coordorigin="-380" coordsize="9768,3909" o:gfxdata="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">
-                    <v:oval id="Oval 14" o:spid="_x0000_s1257" style="position:absolute;width:8150;height:2534;visibility:visible;mso-wrap-style:square;v-text-anchor:middle" o:gfxdata="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" filled="f" strokecolor="#172c51" strokeweight=".5pt">
+                  <v:group id="_x0000_s1261" style="position:absolute;left:11519;width:9767;height:3905" coordorigin="-380" coordsize="9768,3909" o:gfxdata="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">
+                    <v:oval id="Oval 14" o:spid="_x0000_s1262" style="position:absolute;width:8150;height:2534;visibility:visible;mso-wrap-style:square;v-text-anchor:middle" o:gfxdata="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" filled="f" strokecolor="#172c51" strokeweight=".5pt">
                       <v:stroke joinstyle="miter"/>
                     </v:oval>
-                    <v:shape id="Text Box 15" o:spid="_x0000_s1258" type="#_x0000_t202" style="position:absolute;left:-380;width:9767;height:3909;visibility:visible;mso-wrap-style:square;v-text-anchor:top" o:gfxdata="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" filled="f" stroked="f" strokeweight=".5pt">
+                    <v:shape id="Text Box 15" o:spid="_x0000_s1263" type="#_x0000_t202" style="position:absolute;left:-380;width:9767;height:3909;visibility:visible;mso-wrap-style:square;v-text-anchor:top" o:gfxdata="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" filled="f" stroked="f" strokeweight=".5pt">
                       <v:textbox>
                         <w:txbxContent>
                           <w:p>
@@ -14150,11 +14634,11 @@
                       </v:textbox>
                     </v:shape>
                   </v:group>
-                  <v:group id="_x0000_s1259" style="position:absolute;left:1049;top:1906;width:10617;height:3905" coordorigin="-463" coordsize="9768,3909" o:gfxdata="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">
-                    <v:oval id="Oval 14" o:spid="_x0000_s1260" style="position:absolute;width:8150;height:2534;visibility:visible;mso-wrap-style:square;v-text-anchor:middle" o:gfxdata="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" filled="f" strokecolor="#172c51" strokeweight=".5pt">
+                  <v:group id="_x0000_s1264" style="position:absolute;left:1049;top:1906;width:10617;height:3905" coordorigin="-463" coordsize="9768,3909" o:gfxdata="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">
+                    <v:oval id="Oval 14" o:spid="_x0000_s1265" style="position:absolute;width:8150;height:2534;visibility:visible;mso-wrap-style:square;v-text-anchor:middle" o:gfxdata="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" filled="f" strokecolor="#172c51" strokeweight=".5pt">
                       <v:stroke joinstyle="miter"/>
                     </v:oval>
-                    <v:shape id="Text Box 15" o:spid="_x0000_s1261" type="#_x0000_t202" style="position:absolute;left:-463;width:9768;height:3909;visibility:visible;mso-wrap-style:square;v-text-anchor:top" o:gfxdata="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" filled="f" stroked="f" strokeweight=".5pt">
+                    <v:shape id="Text Box 15" o:spid="_x0000_s1266" type="#_x0000_t202" style="position:absolute;left:-463;width:9768;height:3909;visibility:visible;mso-wrap-style:square;v-text-anchor:top" o:gfxdata="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" filled="f" stroked="f" strokeweight=".5pt">
                       <v:textbox>
                         <w:txbxContent>
                           <w:p>
@@ -14178,11 +14662,11 @@
                       </v:textbox>
                     </v:shape>
                   </v:group>
-                  <v:group id="_x0000_s1262" style="position:absolute;top:6768;width:9766;height:3968" coordorigin="-289" coordsize="9768,3970" o:gfxdata="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">
-                    <v:oval id="Oval 14" o:spid="_x0000_s1263" style="position:absolute;width:8150;height:2534;visibility:visible;mso-wrap-style:square;v-text-anchor:middle" o:gfxdata="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" filled="f" strokecolor="#172c51" strokeweight=".5pt">
+                  <v:group id="_x0000_s1267" style="position:absolute;top:6768;width:9766;height:3968" coordorigin="-289" coordsize="9768,3970" o:gfxdata="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">
+                    <v:oval id="Oval 14" o:spid="_x0000_s1268" style="position:absolute;width:8150;height:2534;visibility:visible;mso-wrap-style:square;v-text-anchor:middle" o:gfxdata="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" filled="f" strokecolor="#172c51" strokeweight=".5pt">
                       <v:stroke joinstyle="miter"/>
                     </v:oval>
-                    <v:shape id="Text Box 15" o:spid="_x0000_s1264" type="#_x0000_t202" style="position:absolute;left:-289;top:60;width:9768;height:3910;visibility:visible;mso-wrap-style:square;v-text-anchor:top" o:gfxdata="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" filled="f" stroked="f" strokeweight=".5pt">
+                    <v:shape id="Text Box 15" o:spid="_x0000_s1269" type="#_x0000_t202" style="position:absolute;left:-289;top:60;width:9768;height:3910;visibility:visible;mso-wrap-style:square;v-text-anchor:top" o:gfxdata="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" filled="f" stroked="f" strokeweight=".5pt">
                       <v:textbox>
                         <w:txbxContent>
                           <w:p>
@@ -14206,37 +14690,37 @@
                       </v:textbox>
                     </v:shape>
                   </v:group>
-                  <v:line id="Straight Connector 61" o:spid="_x0000_s1265" style="position:absolute;visibility:visible;mso-wrap-style:square" from="16077,2569" to="16077,8194" o:connectortype="straight" o:gfxdata="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" strokecolor="black [3200]" strokeweight=".5pt">
+                  <v:line id="Straight Connector 61" o:spid="_x0000_s1270" style="position:absolute;visibility:visible;mso-wrap-style:square" from="16077,2569" to="16077,8194" o:connectortype="straight" o:gfxdata="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" strokecolor="black [3200]" strokeweight=".5pt">
                     <v:stroke joinstyle="miter"/>
                   </v:line>
-                  <v:line id="Straight Connector 62" o:spid="_x0000_s1266" style="position:absolute;visibility:visible;mso-wrap-style:square" from="9392,3895" to="15161,8222" o:connectortype="straight" o:gfxdata="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" strokecolor="black [3200]" strokeweight=".5pt">
+                  <v:line id="Straight Connector 62" o:spid="_x0000_s1271" style="position:absolute;visibility:visible;mso-wrap-style:square" from="9392,3895" to="15161,8222" o:connectortype="straight" o:gfxdata="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" strokecolor="black [3200]" strokeweight=".5pt">
                     <v:stroke joinstyle="miter"/>
                   </v:line>
-                  <v:line id="Straight Connector 63" o:spid="_x0000_s1267" style="position:absolute;visibility:visible;mso-wrap-style:square" from="8425,8177" to="12336,9301" o:connectortype="straight" o:gfxdata="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" strokecolor="black [3200]" strokeweight=".5pt">
+                  <v:line id="Straight Connector 63" o:spid="_x0000_s1272" style="position:absolute;visibility:visible;mso-wrap-style:square" from="8425,8177" to="12336,9301" o:connectortype="straight" o:gfxdata="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" strokecolor="black [3200]" strokeweight=".5pt">
                     <v:stroke joinstyle="miter"/>
                   </v:line>
                 </v:group>
-                <v:line id="Straight Connector 65" o:spid="_x0000_s1268" style="position:absolute;visibility:visible;mso-wrap-style:square" from="20410,9742" to="20930,12243" o:connectortype="straight" o:gfxdata="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" strokecolor="black [3200]" strokeweight=".5pt">
+                <v:line id="Straight Connector 65" o:spid="_x0000_s1273" style="position:absolute;visibility:visible;mso-wrap-style:square" from="20410,9742" to="20930,12243" o:connectortype="straight" o:gfxdata="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" strokecolor="black [3200]" strokeweight=".5pt">
                   <v:stroke joinstyle="miter"/>
                 </v:line>
-                <v:line id="Straight Connector 66" o:spid="_x0000_s1269" style="position:absolute;flip:y;visibility:visible;mso-wrap-style:square" from="15457,13226" to="19601,14451" o:connectortype="straight" o:gfxdata="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" strokecolor="black [3200]" strokeweight=".5pt">
+                <v:line id="Straight Connector 66" o:spid="_x0000_s1274" style="position:absolute;flip:y;visibility:visible;mso-wrap-style:square" from="15457,13226" to="19601,14451" o:connectortype="straight" o:gfxdata="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" strokecolor="black [3200]" strokeweight=".5pt">
                   <v:stroke joinstyle="miter"/>
                 </v:line>
-                <v:line id="Straight Connector 67" o:spid="_x0000_s1270" style="position:absolute;flip:y;visibility:visible;mso-wrap-style:square" from="17417,14423" to="20887,17130" o:connectortype="straight" o:gfxdata="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" strokecolor="black [3200]" strokeweight=".5pt">
+                <v:line id="Straight Connector 67" o:spid="_x0000_s1275" style="position:absolute;flip:y;visibility:visible;mso-wrap-style:square" from="17417,14423" to="20887,17130" o:connectortype="straight" o:gfxdata="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" strokecolor="black [3200]" strokeweight=".5pt">
                   <v:stroke joinstyle="miter"/>
                 </v:line>
-                <v:line id="Straight Connector 68" o:spid="_x0000_s1271" style="position:absolute;visibility:visible;mso-wrap-style:square" from="24819,14423" to="30850,17268" o:connectortype="straight" o:gfxdata="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" strokecolor="black [3200]" strokeweight=".5pt">
+                <v:line id="Straight Connector 68" o:spid="_x0000_s1276" style="position:absolute;visibility:visible;mso-wrap-style:square" from="24819,14423" to="30850,17268" o:connectortype="straight" o:gfxdata="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" strokecolor="black [3200]" strokeweight=".5pt">
                   <v:stroke joinstyle="miter"/>
                 </v:line>
-                <v:line id="Straight Connector 69" o:spid="_x0000_s1272" style="position:absolute;flip:y;visibility:visible;mso-wrap-style:square" from="24819,9416" to="29082,12247" o:connectortype="straight" o:gfxdata="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" strokecolor="black [3200]" strokeweight=".5pt">
+                <v:line id="Straight Connector 69" o:spid="_x0000_s1277" style="position:absolute;flip:y;visibility:visible;mso-wrap-style:square" from="24819,9416" to="29082,12247" o:connectortype="straight" o:gfxdata="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" strokecolor="black [3200]" strokeweight=".5pt">
                   <v:stroke joinstyle="miter"/>
                 </v:line>
-                <v:group id="Group 72" o:spid="_x0000_s1273" style="position:absolute;left:25254;top:1687;width:22659;height:13180" coordsize="22658,13180" o:gfxdata="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">
-                  <v:group id="_x0000_s1274" style="position:absolute;top:5138;width:9766;height:3905" coordorigin="-624,-60" coordsize="9768,3909" o:gfxdata="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">
-                    <v:oval id="Oval 14" o:spid="_x0000_s1275" style="position:absolute;width:8150;height:2534;visibility:visible;mso-wrap-style:square;v-text-anchor:middle" o:gfxdata="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" filled="f" strokecolor="#172c51" strokeweight=".5pt">
+                <v:group id="Group 72" o:spid="_x0000_s1278" style="position:absolute;left:25254;top:1687;width:22659;height:13180" coordsize="22658,13180" o:gfxdata="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">
+                  <v:group id="_x0000_s1279" style="position:absolute;top:5138;width:9766;height:3905" coordorigin="-624,-60" coordsize="9768,3909" o:gfxdata="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">
+                    <v:oval id="Oval 14" o:spid="_x0000_s1280" style="position:absolute;width:8150;height:2534;visibility:visible;mso-wrap-style:square;v-text-anchor:middle" o:gfxdata="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" filled="f" strokecolor="#172c51" strokeweight=".5pt">
                       <v:stroke joinstyle="miter"/>
                     </v:oval>
-                    <v:shape id="Text Box 15" o:spid="_x0000_s1276" type="#_x0000_t202" style="position:absolute;left:-624;top:-60;width:9768;height:3908;visibility:visible;mso-wrap-style:square;v-text-anchor:top" o:gfxdata="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" filled="f" stroked="f" strokeweight=".5pt">
+                    <v:shape id="Text Box 15" o:spid="_x0000_s1281" type="#_x0000_t202" style="position:absolute;left:-624;top:-60;width:9768;height:3908;visibility:visible;mso-wrap-style:square;v-text-anchor:top" o:gfxdata="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" filled="f" stroked="f" strokeweight=".5pt">
                       <v:textbox>
                         <w:txbxContent>
                           <w:p>
@@ -14260,11 +14744,11 @@
                       </v:textbox>
                     </v:shape>
                   </v:group>
-                  <v:group id="_x0000_s1277" style="position:absolute;left:10746;top:9033;width:11912;height:4147" coordorigin="-624" coordsize="10975,4152" o:gfxdata="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">
-                    <v:oval id="Oval 14" o:spid="_x0000_s1278" style="position:absolute;width:8150;height:2534;visibility:visible;mso-wrap-style:square;v-text-anchor:middle" o:gfxdata="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" filled="f" strokecolor="#172c51" strokeweight=".5pt">
+                  <v:group id="_x0000_s1282" style="position:absolute;left:10746;top:9033;width:11912;height:4147" coordorigin="-624" coordsize="10975,4152" o:gfxdata="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">
+                    <v:oval id="Oval 14" o:spid="_x0000_s1283" style="position:absolute;width:8150;height:2534;visibility:visible;mso-wrap-style:square;v-text-anchor:middle" o:gfxdata="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" filled="f" strokecolor="#172c51" strokeweight=".5pt">
                       <v:stroke joinstyle="miter"/>
                     </v:oval>
-                    <v:shape id="Text Box 15" o:spid="_x0000_s1279" type="#_x0000_t202" style="position:absolute;left:-624;top:242;width:10974;height:3910;visibility:visible;mso-wrap-style:square;v-text-anchor:top" o:gfxdata="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" filled="f" stroked="f" strokeweight=".5pt">
+                    <v:shape id="Text Box 15" o:spid="_x0000_s1284" type="#_x0000_t202" style="position:absolute;left:-624;top:242;width:10974;height:3910;visibility:visible;mso-wrap-style:square;v-text-anchor:top" o:gfxdata="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" filled="f" stroked="f" strokeweight=".5pt">
                       <v:textbox>
                         <w:txbxContent>
                           <w:p>
@@ -14288,11 +14772,11 @@
                       </v:textbox>
                     </v:shape>
                   </v:group>
-                  <v:group id="_x0000_s1280" style="position:absolute;left:10718;width:9766;height:4051" coordorigin="-305" coordsize="9768,4060" o:gfxdata="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">
-                    <v:oval id="Oval 14" o:spid="_x0000_s1281" style="position:absolute;width:8150;height:2534;visibility:visible;mso-wrap-style:square;v-text-anchor:middle" o:gfxdata="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" filled="f" strokecolor="#172c51" strokeweight=".5pt">
+                  <v:group id="_x0000_s1285" style="position:absolute;left:10718;width:9766;height:4051" coordorigin="-305" coordsize="9768,4060" o:gfxdata="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">
+                    <v:oval id="Oval 14" o:spid="_x0000_s1286" style="position:absolute;width:8150;height:2534;visibility:visible;mso-wrap-style:square;v-text-anchor:middle" o:gfxdata="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" filled="f" strokecolor="#172c51" strokeweight=".5pt">
                       <v:stroke joinstyle="miter"/>
                     </v:oval>
-                    <v:shape id="Text Box 15" o:spid="_x0000_s1282" type="#_x0000_t202" style="position:absolute;left:-305;top:150;width:9768;height:3910;visibility:visible;mso-wrap-style:square;v-text-anchor:top" o:gfxdata="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" filled="f" stroked="f" strokeweight=".5pt">
+                    <v:shape id="Text Box 15" o:spid="_x0000_s1287" type="#_x0000_t202" style="position:absolute;left:-305;top:150;width:9768;height:3910;visibility:visible;mso-wrap-style:square;v-text-anchor:top" o:gfxdata="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" filled="f" stroked="f" strokeweight=".5pt">
                       <v:textbox>
                         <w:txbxContent>
                           <w:p>
@@ -14316,10 +14800,10 @@
                       </v:textbox>
                     </v:shape>
                   </v:group>
-                  <v:line id="Straight Connector 70" o:spid="_x0000_s1283" style="position:absolute;flip:y;visibility:visible;mso-wrap-style:square" from="8619,2513" to="14609,6132" o:connectortype="straight" o:gfxdata="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" strokecolor="black [3200]" strokeweight=".5pt">
+                  <v:line id="Straight Connector 70" o:spid="_x0000_s1288" style="position:absolute;flip:y;visibility:visible;mso-wrap-style:square" from="8619,2513" to="14609,6132" o:connectortype="straight" o:gfxdata="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" strokecolor="black [3200]" strokeweight=".5pt">
                     <v:stroke joinstyle="miter"/>
                   </v:line>
-                  <v:line id="Straight Connector 71" o:spid="_x0000_s1284" style="position:absolute;visibility:visible;mso-wrap-style:square" from="8757,6491" to="16022,9033" o:connectortype="straight" o:gfxdata="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" strokecolor="black [3200]" strokeweight=".5pt">
+                  <v:line id="Straight Connector 71" o:spid="_x0000_s1289" style="position:absolute;visibility:visible;mso-wrap-style:square" from="8757,6491" to="16022,9033" o:connectortype="straight" o:gfxdata="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" strokecolor="black [3200]" strokeweight=".5pt">
                     <v:stroke joinstyle="miter"/>
                   </v:line>
                 </v:group>
@@ -14588,9 +15072,9 @@
           </mc:Choice>
           <mc:Fallback>
             <w:pict>
-              <v:group w14:anchorId="37631442" id="_x0000_s1285" style="position:absolute;margin-left:577.9pt;margin-top:2.5pt;width:68.85pt;height:38.6pt;z-index:251704320" coordsize="8746,4903" o:gfxdata="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">
-                <v:shape id="Diamond 10" o:spid="_x0000_s1286" type="#_x0000_t4" style="position:absolute;width:8746;height:4903;visibility:visible;mso-wrap-style:square;v-text-anchor:middle" o:gfxdata="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" filled="f" strokecolor="#172c51" strokeweight=".5pt"/>
-                <v:shape id="Text Box 11" o:spid="_x0000_s1287" type="#_x0000_t202" style="position:absolute;left:2473;top:1242;width:5499;height:2551;visibility:visible;mso-wrap-style:square;v-text-anchor:top" o:gfxdata="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" filled="f" stroked="f" strokeweight=".5pt">
+              <v:group w14:anchorId="37631442" id="_x0000_s1290" style="position:absolute;margin-left:577.9pt;margin-top:2.5pt;width:68.85pt;height:38.6pt;z-index:251704320" coordsize="8746,4903" o:gfxdata="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">
+                <v:shape id="Diamond 10" o:spid="_x0000_s1291" type="#_x0000_t4" style="position:absolute;width:8746;height:4903;visibility:visible;mso-wrap-style:square;v-text-anchor:middle" o:gfxdata="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" filled="f" strokecolor="#172c51" strokeweight=".5pt"/>
+                <v:shape id="Text Box 11" o:spid="_x0000_s1292" type="#_x0000_t202" style="position:absolute;left:2473;top:1242;width:5499;height:2551;visibility:visible;mso-wrap-style:square;v-text-anchor:top" o:gfxdata="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" filled="f" stroked="f" strokeweight=".5pt">
                   <v:textbox>
                     <w:txbxContent>
                       <w:p>
@@ -14630,6 +15114,109 @@
           <w:tab w:val="left" w:pos="5064"/>
         </w:tabs>
       </w:pPr>
+      <w:r>
+        <w:rPr>
+          <w:noProof/>
+          <w:sz w:val="16"/>
+          <w:szCs w:val="16"/>
+        </w:rPr>
+        <mc:AlternateContent>
+          <mc:Choice Requires="wps">
+            <w:drawing>
+              <wp:anchor distT="0" distB="0" distL="114300" distR="114300" simplePos="0" relativeHeight="251905024" behindDoc="0" locked="0" layoutInCell="1" allowOverlap="1" wp14:anchorId="6ECA0F21" wp14:editId="4B994E5A">
+                <wp:simplePos x="0" y="0"/>
+                <wp:positionH relativeFrom="column">
+                  <wp:posOffset>11171766</wp:posOffset>
+                </wp:positionH>
+                <wp:positionV relativeFrom="paragraph">
+                  <wp:posOffset>238760</wp:posOffset>
+                </wp:positionV>
+                <wp:extent cx="275167" cy="234527"/>
+                <wp:effectExtent l="0" t="0" r="0" b="0"/>
+                <wp:wrapNone/>
+                <wp:docPr id="780982980" name="Text Box 190"/>
+                <wp:cNvGraphicFramePr/>
+                <a:graphic xmlns:a="http://schemas.openxmlformats.org/drawingml/2006/main">
+                  <a:graphicData uri="http://schemas.microsoft.com/office/word/2010/wordprocessingShape">
+                    <wps:wsp>
+                      <wps:cNvSpPr txBox="1"/>
+                      <wps:spPr>
+                        <a:xfrm>
+                          <a:off x="0" y="0"/>
+                          <a:ext cx="275167" cy="234527"/>
+                        </a:xfrm>
+                        <a:prstGeom prst="rect">
+                          <a:avLst/>
+                        </a:prstGeom>
+                        <a:noFill/>
+                        <a:ln w="6350">
+                          <a:noFill/>
+                        </a:ln>
+                      </wps:spPr>
+                      <wps:txbx>
+                        <w:txbxContent>
+                          <w:p>
+                            <w:pPr>
+                              <w:rPr>
+                                <w:sz w:val="16"/>
+                                <w:szCs w:val="16"/>
+                              </w:rPr>
+                            </w:pPr>
+                            <w:r>
+                              <w:rPr>
+                                <w:sz w:val="16"/>
+                                <w:szCs w:val="16"/>
+                              </w:rPr>
+                              <w:t>N</w:t>
+                            </w:r>
+                          </w:p>
+                        </w:txbxContent>
+                      </wps:txbx>
+                      <wps:bodyPr rot="0" spcFirstLastPara="0" vertOverflow="overflow" horzOverflow="overflow" vert="horz" wrap="square" lIns="91440" tIns="45720" rIns="91440" bIns="45720" numCol="1" spcCol="0" rtlCol="0" fromWordArt="0" anchor="t" anchorCtr="0" forceAA="0" compatLnSpc="1">
+                        <a:prstTxWarp prst="textNoShape">
+                          <a:avLst/>
+                        </a:prstTxWarp>
+                        <a:noAutofit/>
+                      </wps:bodyPr>
+                    </wps:wsp>
+                  </a:graphicData>
+                </a:graphic>
+                <wp14:sizeRelH relativeFrom="margin">
+                  <wp14:pctWidth>0</wp14:pctWidth>
+                </wp14:sizeRelH>
+                <wp14:sizeRelV relativeFrom="margin">
+                  <wp14:pctHeight>0</wp14:pctHeight>
+                </wp14:sizeRelV>
+              </wp:anchor>
+            </w:drawing>
+          </mc:Choice>
+          <mc:Fallback>
+            <w:pict>
+              <v:shape w14:anchorId="6ECA0F21" id="_x0000_s1293" type="#_x0000_t202" style="position:absolute;margin-left:879.65pt;margin-top:18.8pt;width:21.65pt;height:18.45pt;z-index:251905024;visibility:visible;mso-wrap-style:square;mso-width-percent:0;mso-height-percent:0;mso-wrap-distance-left:9pt;mso-wrap-distance-top:0;mso-wrap-distance-right:9pt;mso-wrap-distance-bottom:0;mso-position-horizontal:absolute;mso-position-horizontal-relative:text;mso-position-vertical:absolute;mso-position-vertical-relative:text;mso-width-percent:0;mso-height-percent:0;mso-width-relative:margin;mso-height-relative:margin;v-text-anchor:top" o:gfxdata="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" filled="f" stroked="f" strokeweight=".5pt">
+                <v:textbox>
+                  <w:txbxContent>
+                    <w:p>
+                      <w:pPr>
+                        <w:rPr>
+                          <w:sz w:val="16"/>
+                          <w:szCs w:val="16"/>
+                        </w:rPr>
+                      </w:pPr>
+                      <w:r>
+                        <w:rPr>
+                          <w:sz w:val="16"/>
+                          <w:szCs w:val="16"/>
+                        </w:rPr>
+                        <w:t>N</w:t>
+                      </w:r>
+                    </w:p>
+                  </w:txbxContent>
+                </v:textbox>
+              </v:shape>
+            </w:pict>
+          </mc:Fallback>
+        </mc:AlternateContent>
+      </w:r>
       <w:r>
         <w:rPr>
           <w:noProof/>
@@ -14683,7 +15270,7 @@
                                 <w:sz w:val="16"/>
                                 <w:szCs w:val="16"/>
                               </w:rPr>
-                              <w:t>M</w:t>
+                              <w:t>N</w:t>
                             </w:r>
                           </w:p>
                         </w:txbxContent>
@@ -14708,7 +15295,7 @@
           </mc:Choice>
           <mc:Fallback>
             <w:pict>
-              <v:shape w14:anchorId="75B25CAD" id="_x0000_s1288" type="#_x0000_t202" style="position:absolute;margin-left:866.75pt;margin-top:18.9pt;width:21.65pt;height:18.45pt;z-index:251840512;visibility:visible;mso-wrap-style:square;mso-width-percent:0;mso-height-percent:0;mso-wrap-distance-left:9pt;mso-wrap-distance-top:0;mso-wrap-distance-right:9pt;mso-wrap-distance-bottom:0;mso-position-horizontal:absolute;mso-position-horizontal-relative:text;mso-position-vertical:absolute;mso-position-vertical-relative:text;mso-width-percent:0;mso-height-percent:0;mso-width-relative:margin;mso-height-relative:margin;v-text-anchor:top" o:gfxdata="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" filled="f" stroked="f" strokeweight=".5pt">
+              <v:shape w14:anchorId="75B25CAD" id="_x0000_s1294" type="#_x0000_t202" style="position:absolute;margin-left:866.75pt;margin-top:18.9pt;width:21.65pt;height:18.45pt;z-index:251840512;visibility:visible;mso-wrap-style:square;mso-width-percent:0;mso-height-percent:0;mso-wrap-distance-left:9pt;mso-wrap-distance-top:0;mso-wrap-distance-right:9pt;mso-wrap-distance-bottom:0;mso-position-horizontal:absolute;mso-position-horizontal-relative:text;mso-position-vertical:absolute;mso-position-vertical-relative:text;mso-width-percent:0;mso-height-percent:0;mso-width-relative:margin;mso-height-relative:margin;v-text-anchor:top" o:gfxdata="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" filled="f" stroked="f" strokeweight=".5pt">
                 <v:textbox>
                   <w:txbxContent>
                     <w:p>
@@ -14723,7 +15310,7 @@
                           <w:sz w:val="16"/>
                           <w:szCs w:val="16"/>
                         </w:rPr>
-                        <w:t>M</w:t>
+                        <w:t>N</w:t>
                       </w:r>
                     </w:p>
                   </w:txbxContent>
@@ -14815,7 +15402,7 @@
           </mc:Choice>
           <mc:Fallback>
             <w:pict>
-              <v:shape w14:anchorId="5EF203C8" id="_x0000_s1289" type="#_x0000_t202" style="position:absolute;margin-left:868.45pt;margin-top:19.15pt;width:20pt;height:17.1pt;z-index:251838464;visibility:visible;mso-wrap-style:square;mso-width-percent:0;mso-wrap-distance-left:9pt;mso-wrap-distance-top:0;mso-wrap-distance-right:9pt;mso-wrap-distance-bottom:0;mso-position-horizontal:absolute;mso-position-horizontal-relative:text;mso-position-vertical:absolute;mso-position-vertical-relative:text;mso-width-percent:0;mso-width-relative:margin;v-text-anchor:top" o:gfxdata="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" filled="f" stroked="f" strokeweight=".5pt">
+              <v:shape w14:anchorId="5EF203C8" id="_x0000_s1295" type="#_x0000_t202" style="position:absolute;margin-left:868.45pt;margin-top:19.15pt;width:20pt;height:17.1pt;z-index:251838464;visibility:visible;mso-wrap-style:square;mso-width-percent:0;mso-wrap-distance-left:9pt;mso-wrap-distance-top:0;mso-wrap-distance-right:9pt;mso-wrap-distance-bottom:0;mso-position-horizontal:absolute;mso-position-horizontal-relative:text;mso-position-vertical:absolute;mso-position-vertical-relative:text;mso-width-percent:0;mso-width-relative:margin;v-text-anchor:top" o:gfxdata="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" filled="f" stroked="f" strokeweight=".5pt">
                 <v:textbox>
                   <w:txbxContent>
                     <w:p>
@@ -15072,10 +15659,10 @@
           </mc:Choice>
           <mc:Fallback>
             <w:pict>
-              <v:group w14:anchorId="77F35169" id="_x0000_s1290" style="position:absolute;margin-left:1181.35pt;margin-top:18.95pt;width:68.85pt;height:38.6pt;z-index:251777024" coordsize="8743,4902" o:gfxdata="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">
-                <v:group id="_x0000_s1291" style="position:absolute;width:8743;height:4902" coordsize="8746,4903" o:gfxdata="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">
-                  <v:shape id="Diamond 10" o:spid="_x0000_s1292" type="#_x0000_t4" style="position:absolute;width:8746;height:4903;visibility:visible;mso-wrap-style:square;v-text-anchor:middle" o:gfxdata="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" filled="f" strokecolor="#172c51" strokeweight=".5pt"/>
-                  <v:shape id="Text Box 11" o:spid="_x0000_s1293" type="#_x0000_t202" style="position:absolute;left:2821;top:1532;width:5135;height:2551;visibility:visible;mso-wrap-style:square;v-text-anchor:top" o:gfxdata="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" filled="f" stroked="f" strokeweight=".5pt">
+              <v:group w14:anchorId="77F35169" id="_x0000_s1296" style="position:absolute;margin-left:1181.35pt;margin-top:18.95pt;width:68.85pt;height:38.6pt;z-index:251777024" coordsize="8743,4902" o:gfxdata="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">
+                <v:group id="_x0000_s1297" style="position:absolute;width:8743;height:4902" coordsize="8746,4903" o:gfxdata="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">
+                  <v:shape id="Diamond 10" o:spid="_x0000_s1298" type="#_x0000_t4" style="position:absolute;width:8746;height:4903;visibility:visible;mso-wrap-style:square;v-text-anchor:middle" o:gfxdata="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" filled="f" strokecolor="#172c51" strokeweight=".5pt"/>
+                  <v:shape id="Text Box 11" o:spid="_x0000_s1299" type="#_x0000_t202" style="position:absolute;left:2821;top:1532;width:5135;height:2551;visibility:visible;mso-wrap-style:square;v-text-anchor:top" o:gfxdata="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" filled="f" stroked="f" strokeweight=".5pt">
                     <v:textbox>
                       <w:txbxContent>
                         <w:p>
@@ -15097,7 +15684,7 @@
                     </v:textbox>
                   </v:shape>
                 </v:group>
-                <v:shape id="Diamond 185" o:spid="_x0000_s1294" type="#_x0000_t4" style="position:absolute;left:285;top:219;width:8131;height:4448;visibility:visible;mso-wrap-style:square;v-text-anchor:middle" o:gfxdata="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" filled="f" strokecolor="#172c51" strokeweight=".5pt"/>
+                <v:shape id="Diamond 185" o:spid="_x0000_s1300" type="#_x0000_t4" style="position:absolute;left:285;top:219;width:8131;height:4448;visibility:visible;mso-wrap-style:square;v-text-anchor:middle" o:gfxdata="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" filled="f" strokecolor="#172c51" strokeweight=".5pt"/>
               </v:group>
             </w:pict>
           </mc:Fallback>
@@ -15307,9 +15894,9 @@
           </mc:Choice>
           <mc:Fallback>
             <w:pict>
-              <v:group w14:anchorId="33C4366D" id="_x0000_s1295" style="position:absolute;margin-left:809.15pt;margin-top:6.75pt;width:68.85pt;height:38.6pt;z-index:251729920" coordsize="8746,4903" o:gfxdata="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">
-                <v:shape id="Diamond 10" o:spid="_x0000_s1296" type="#_x0000_t4" style="position:absolute;width:8746;height:4903;visibility:visible;mso-wrap-style:square;v-text-anchor:middle" o:gfxdata="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" filled="f" strokecolor="#172c51" strokeweight=".5pt"/>
-                <v:shape id="Text Box 11" o:spid="_x0000_s1297" type="#_x0000_t202" style="position:absolute;left:1825;top:1182;width:5498;height:2551;visibility:visible;mso-wrap-style:square;v-text-anchor:top" o:gfxdata="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" filled="f" stroked="f" strokeweight=".5pt">
+              <v:group w14:anchorId="33C4366D" id="_x0000_s1301" style="position:absolute;margin-left:809.15pt;margin-top:6.75pt;width:68.85pt;height:38.6pt;z-index:251729920" coordsize="8746,4903" o:gfxdata="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">
+                <v:shape id="Diamond 10" o:spid="_x0000_s1302" type="#_x0000_t4" style="position:absolute;width:8746;height:4903;visibility:visible;mso-wrap-style:square;v-text-anchor:middle" o:gfxdata="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" filled="f" strokecolor="#172c51" strokeweight=".5pt"/>
+                <v:shape id="Text Box 11" o:spid="_x0000_s1303" type="#_x0000_t202" style="position:absolute;left:1825;top:1182;width:5498;height:2551;visibility:visible;mso-wrap-style:square;v-text-anchor:top" o:gfxdata="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" filled="f" stroked="f" strokeweight=".5pt">
                   <v:textbox>
                     <w:txbxContent>
                       <w:p>
@@ -15468,7 +16055,7 @@
                                 <w:sz w:val="16"/>
                                 <w:szCs w:val="16"/>
                               </w:rPr>
-                              <w:t>M</w:t>
+                              <w:t>N</w:t>
                             </w:r>
                           </w:p>
                         </w:txbxContent>
@@ -15490,7 +16077,7 @@
           </mc:Choice>
           <mc:Fallback>
             <w:pict>
-              <v:shape w14:anchorId="49EFC1DB" id="_x0000_s1298" type="#_x0000_t202" style="position:absolute;margin-left:568.2pt;margin-top:24.65pt;width:19.95pt;height:17.1pt;z-index:251817984;visibility:visible;mso-wrap-style:square;mso-width-percent:0;mso-wrap-distance-left:9pt;mso-wrap-distance-top:0;mso-wrap-distance-right:9pt;mso-wrap-distance-bottom:0;mso-position-horizontal:absolute;mso-position-horizontal-relative:text;mso-position-vertical:absolute;mso-position-vertical-relative:text;mso-width-percent:0;mso-width-relative:margin;v-text-anchor:top" o:gfxdata="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" filled="f" stroked="f" strokeweight=".5pt">
+              <v:shape w14:anchorId="49EFC1DB" id="_x0000_s1304" type="#_x0000_t202" style="position:absolute;margin-left:568.2pt;margin-top:24.65pt;width:19.95pt;height:17.1pt;z-index:251817984;visibility:visible;mso-wrap-style:square;mso-width-percent:0;mso-wrap-distance-left:9pt;mso-wrap-distance-top:0;mso-wrap-distance-right:9pt;mso-wrap-distance-bottom:0;mso-position-horizontal:absolute;mso-position-horizontal-relative:text;mso-position-vertical:absolute;mso-position-vertical-relative:text;mso-width-percent:0;mso-width-relative:margin;v-text-anchor:top" o:gfxdata="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" filled="f" stroked="f" strokeweight=".5pt">
                 <v:textbox>
                   <w:txbxContent>
                     <w:p>
@@ -15505,7 +16092,7 @@
                           <w:sz w:val="16"/>
                           <w:szCs w:val="16"/>
                         </w:rPr>
-                        <w:t>M</w:t>
+                        <w:t>N</w:t>
                       </w:r>
                     </w:p>
                   </w:txbxContent>
@@ -15590,7 +16177,7 @@
           </mc:Choice>
           <mc:Fallback>
             <w:pict>
-              <v:shape w14:anchorId="50B8709C" id="_x0000_s1299" type="#_x0000_t202" style="position:absolute;margin-left:543.9pt;margin-top:24.75pt;width:19.95pt;height:17.1pt;z-index:251809792;visibility:visible;mso-wrap-style:square;mso-width-percent:0;mso-wrap-distance-left:9pt;mso-wrap-distance-top:0;mso-wrap-distance-right:9pt;mso-wrap-distance-bottom:0;mso-position-horizontal:absolute;mso-position-horizontal-relative:text;mso-position-vertical:absolute;mso-position-vertical-relative:text;mso-width-percent:0;mso-width-relative:margin;v-text-anchor:top" o:gfxdata="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" filled="f" stroked="f" strokeweight=".5pt">
+              <v:shape w14:anchorId="50B8709C" id="_x0000_s1305" type="#_x0000_t202" style="position:absolute;margin-left:543.9pt;margin-top:24.75pt;width:19.95pt;height:17.1pt;z-index:251809792;visibility:visible;mso-wrap-style:square;mso-width-percent:0;mso-wrap-distance-left:9pt;mso-wrap-distance-top:0;mso-wrap-distance-right:9pt;mso-wrap-distance-bottom:0;mso-position-horizontal:absolute;mso-position-horizontal-relative:text;mso-position-vertical:absolute;mso-position-vertical-relative:text;mso-width-percent:0;mso-width-relative:margin;v-text-anchor:top" o:gfxdata="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" filled="f" stroked="f" strokeweight=".5pt">
                 <v:textbox>
                   <w:txbxContent>
                     <w:p>
@@ -15697,7 +16284,7 @@
           </mc:Choice>
           <mc:Fallback>
             <w:pict>
-              <v:shape w14:anchorId="4815A946" id="_x0000_s1300" type="#_x0000_t202" style="position:absolute;margin-left:586.6pt;margin-top:25.1pt;width:19.95pt;height:17.1pt;z-index:251844608;visibility:visible;mso-wrap-style:square;mso-width-percent:0;mso-wrap-distance-left:9pt;mso-wrap-distance-top:0;mso-wrap-distance-right:9pt;mso-wrap-distance-bottom:0;mso-position-horizontal:absolute;mso-position-horizontal-relative:text;mso-position-vertical:absolute;mso-position-vertical-relative:text;mso-width-percent:0;mso-width-relative:margin;v-text-anchor:top" o:gfxdata="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" filled="f" stroked="f" strokeweight=".5pt">
+              <v:shape w14:anchorId="4815A946" id="_x0000_s1306" type="#_x0000_t202" style="position:absolute;margin-left:586.6pt;margin-top:25.1pt;width:19.95pt;height:17.1pt;z-index:251844608;visibility:visible;mso-wrap-style:square;mso-width-percent:0;mso-wrap-distance-left:9pt;mso-wrap-distance-top:0;mso-wrap-distance-right:9pt;mso-wrap-distance-bottom:0;mso-position-horizontal:absolute;mso-position-horizontal-relative:text;mso-position-vertical:absolute;mso-position-vertical-relative:text;mso-width-percent:0;mso-width-relative:margin;v-text-anchor:top" o:gfxdata="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" filled="f" stroked="f" strokeweight=".5pt">
                 <v:textbox>
                   <w:txbxContent>
                     <w:p>
@@ -15797,7 +16384,7 @@
           </mc:Choice>
           <mc:Fallback>
             <w:pict>
-              <v:shape w14:anchorId="715AF284" id="_x0000_s1301" type="#_x0000_t202" style="position:absolute;margin-left:586.2pt;margin-top:11pt;width:19.95pt;height:17.1pt;z-index:251836416;visibility:visible;mso-wrap-style:square;mso-width-percent:0;mso-wrap-distance-left:9pt;mso-wrap-distance-top:0;mso-wrap-distance-right:9pt;mso-wrap-distance-bottom:0;mso-position-horizontal:absolute;mso-position-horizontal-relative:text;mso-position-vertical:absolute;mso-position-vertical-relative:text;mso-width-percent:0;mso-width-relative:margin;v-text-anchor:top" o:gfxdata="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" filled="f" stroked="f" strokeweight=".5pt">
+              <v:shape w14:anchorId="715AF284" id="_x0000_s1307" type="#_x0000_t202" style="position:absolute;margin-left:586.2pt;margin-top:11pt;width:19.95pt;height:17.1pt;z-index:251836416;visibility:visible;mso-wrap-style:square;mso-width-percent:0;mso-wrap-distance-left:9pt;mso-wrap-distance-top:0;mso-wrap-distance-right:9pt;mso-wrap-distance-bottom:0;mso-position-horizontal:absolute;mso-position-horizontal-relative:text;mso-position-vertical:absolute;mso-position-vertical-relative:text;mso-width-percent:0;mso-width-relative:margin;v-text-anchor:top" o:gfxdata="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" filled="f" stroked="f" strokeweight=".5pt">
                 <v:textbox>
                   <w:txbxContent>
                     <w:p>
@@ -15900,7 +16487,7 @@
           </mc:Choice>
           <mc:Fallback>
             <w:pict>
-              <v:shape w14:anchorId="210A1453" id="_x0000_s1302" type="#_x0000_t202" style="position:absolute;margin-left:594.6pt;margin-top:4.15pt;width:16.35pt;height:17.65pt;z-index:251824128;visibility:visible;mso-wrap-style:square;mso-width-percent:0;mso-height-percent:0;mso-wrap-distance-left:9pt;mso-wrap-distance-top:0;mso-wrap-distance-right:9pt;mso-wrap-distance-bottom:0;mso-position-horizontal:absolute;mso-position-horizontal-relative:text;mso-position-vertical:absolute;mso-position-vertical-relative:text;mso-width-percent:0;mso-height-percent:0;mso-width-relative:margin;mso-height-relative:margin;v-text-anchor:top" o:gfxdata="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" filled="f" stroked="f" strokeweight=".5pt">
+              <v:shape w14:anchorId="210A1453" id="_x0000_s1308" type="#_x0000_t202" style="position:absolute;margin-left:594.6pt;margin-top:4.15pt;width:16.35pt;height:17.65pt;z-index:251824128;visibility:visible;mso-wrap-style:square;mso-width-percent:0;mso-height-percent:0;mso-wrap-distance-left:9pt;mso-wrap-distance-top:0;mso-wrap-distance-right:9pt;mso-wrap-distance-bottom:0;mso-position-horizontal:absolute;mso-position-horizontal-relative:text;mso-position-vertical:absolute;mso-position-vertical-relative:text;mso-width-percent:0;mso-height-percent:0;mso-width-relative:margin;mso-height-relative:margin;v-text-anchor:top" o:gfxdata="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" filled="f" stroked="f" strokeweight=".5pt">
                 <v:textbox>
                   <w:txbxContent>
                     <w:p>
@@ -16519,9 +17106,9 @@
           </mc:Choice>
           <mc:Fallback>
             <w:pict>
-              <v:group w14:anchorId="7D4AA8EB" id="Group 46" o:spid="_x0000_s1303" style="position:absolute;margin-left:437.5pt;margin-top:14.9pt;width:215.3pt;height:99.5pt;z-index:251684864" coordsize="27345,12636" o:gfxdata="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">
-                <v:group id="_x0000_s1304" style="position:absolute;left:13425;width:6655;height:2203" coordsize="6657,2205" o:gfxdata="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">
-                  <v:shape id="Text Box 7" o:spid="_x0000_s1305" type="#_x0000_t202" style="position:absolute;left:644;width:6013;height:2205;visibility:visible;mso-wrap-style:square;v-text-anchor:top" o:gfxdata="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" filled="f" stroked="f" strokeweight=".5pt">
+              <v:group w14:anchorId="7D4AA8EB" id="Group 46" o:spid="_x0000_s1309" style="position:absolute;margin-left:437.5pt;margin-top:14.9pt;width:215.3pt;height:99.5pt;z-index:251684864" coordsize="27345,12636" o:gfxdata="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">
+                <v:group id="_x0000_s1310" style="position:absolute;left:13425;width:6655;height:2203" coordsize="6657,2205" o:gfxdata="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">
+                  <v:shape id="Text Box 7" o:spid="_x0000_s1311" type="#_x0000_t202" style="position:absolute;left:644;width:6013;height:2205;visibility:visible;mso-wrap-style:square;v-text-anchor:top" o:gfxdata="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" filled="f" stroked="f" strokeweight=".5pt">
                     <v:textbox>
                       <w:txbxContent>
                         <w:p>
@@ -16558,13 +17145,13 @@
                       </w:txbxContent>
                     </v:textbox>
                   </v:shape>
-                  <v:rect id="Rectangle 8" o:spid="_x0000_s1306" style="position:absolute;width:6216;height:2203;visibility:visible;mso-wrap-style:square;v-text-anchor:middle" o:gfxdata="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" filled="f" strokecolor="#172c51" strokeweight=".5pt"/>
+                  <v:rect id="Rectangle 8" o:spid="_x0000_s1312" style="position:absolute;width:6216;height:2203;visibility:visible;mso-wrap-style:square;v-text-anchor:middle" o:gfxdata="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" filled="f" strokecolor="#172c51" strokeweight=".5pt"/>
                 </v:group>
-                <v:group id="_x0000_s1307" style="position:absolute;left:7983;top:8094;width:8947;height:4032" coordsize="8952,4038" o:gfxdata="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">
-                  <v:oval id="Oval 14" o:spid="_x0000_s1308" style="position:absolute;width:8150;height:2534;visibility:visible;mso-wrap-style:square;v-text-anchor:middle" o:gfxdata="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" filled="f" strokecolor="#172c51" strokeweight=".5pt">
+                <v:group id="_x0000_s1313" style="position:absolute;left:7983;top:8094;width:8947;height:4032" coordsize="8952,4038" o:gfxdata="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">
+                  <v:oval id="Oval 14" o:spid="_x0000_s1314" style="position:absolute;width:8150;height:2534;visibility:visible;mso-wrap-style:square;v-text-anchor:middle" o:gfxdata="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" filled="f" strokecolor="#172c51" strokeweight=".5pt">
                     <v:stroke joinstyle="miter"/>
                   </v:oval>
-                  <v:shape id="Text Box 15" o:spid="_x0000_s1309" type="#_x0000_t202" style="position:absolute;left:372;top:128;width:8580;height:3910;visibility:visible;mso-wrap-style:square;v-text-anchor:top" o:gfxdata="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" filled="f" stroked="f" strokeweight=".5pt">
+                  <v:shape id="Text Box 15" o:spid="_x0000_s1315" type="#_x0000_t202" style="position:absolute;left:372;top:128;width:8580;height:3910;visibility:visible;mso-wrap-style:square;v-text-anchor:top" o:gfxdata="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" filled="f" stroked="f" strokeweight=".5pt">
                     <v:textbox>
                       <w:txbxContent>
                         <w:p>
@@ -16588,11 +17175,11 @@
                     </v:textbox>
                   </v:shape>
                 </v:group>
-                <v:group id="_x0000_s1310" style="position:absolute;left:17210;top:8674;width:10135;height:3962" coordsize="10139,3967" o:gfxdata="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">
-                  <v:oval id="Oval 14" o:spid="_x0000_s1311" style="position:absolute;width:8150;height:2534;visibility:visible;mso-wrap-style:square;v-text-anchor:middle" o:gfxdata="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" filled="f" strokecolor="#172c51" strokeweight=".5pt">
+                <v:group id="_x0000_s1316" style="position:absolute;left:17210;top:8674;width:10135;height:3962" coordsize="10139,3967" o:gfxdata="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">
+                  <v:oval id="Oval 14" o:spid="_x0000_s1317" style="position:absolute;width:8150;height:2534;visibility:visible;mso-wrap-style:square;v-text-anchor:middle" o:gfxdata="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" filled="f" strokecolor="#172c51" strokeweight=".5pt">
                     <v:stroke joinstyle="miter"/>
                   </v:oval>
-                  <v:shape id="Text Box 15" o:spid="_x0000_s1312" type="#_x0000_t202" style="position:absolute;left:1558;top:57;width:8581;height:3910;visibility:visible;mso-wrap-style:square;v-text-anchor:top" o:gfxdata="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" filled="f" stroked="f" strokeweight=".5pt">
+                  <v:shape id="Text Box 15" o:spid="_x0000_s1318" type="#_x0000_t202" style="position:absolute;left:1558;top:57;width:8581;height:3910;visibility:visible;mso-wrap-style:square;v-text-anchor:top" o:gfxdata="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" filled="f" stroked="f" strokeweight=".5pt">
                     <v:textbox>
                       <w:txbxContent>
                         <w:p>
@@ -16614,11 +17201,11 @@
                     </v:textbox>
                   </v:shape>
                 </v:group>
-                <v:group id="_x0000_s1313" style="position:absolute;left:2762;top:5248;width:10554;height:3931" coordsize="10560,3935" o:gfxdata="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">
-                  <v:oval id="Oval 14" o:spid="_x0000_s1314" style="position:absolute;width:8150;height:2534;visibility:visible;mso-wrap-style:square;v-text-anchor:middle" o:gfxdata="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" filled="f" strokecolor="#172c51" strokeweight=".5pt">
+                <v:group id="_x0000_s1319" style="position:absolute;left:2762;top:5248;width:10554;height:3931" coordsize="10560,3935" o:gfxdata="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">
+                  <v:oval id="Oval 14" o:spid="_x0000_s1320" style="position:absolute;width:8150;height:2534;visibility:visible;mso-wrap-style:square;v-text-anchor:middle" o:gfxdata="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" filled="f" strokecolor="#172c51" strokeweight=".5pt">
                     <v:stroke joinstyle="miter"/>
                   </v:oval>
-                  <v:shape id="Text Box 15" o:spid="_x0000_s1315" type="#_x0000_t202" style="position:absolute;left:1979;top:26;width:8581;height:3909;visibility:visible;mso-wrap-style:square;v-text-anchor:top" o:gfxdata="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" filled="f" stroked="f" strokeweight=".5pt">
+                  <v:shape id="Text Box 15" o:spid="_x0000_s1321" type="#_x0000_t202" style="position:absolute;left:1979;top:26;width:8581;height:3909;visibility:visible;mso-wrap-style:square;v-text-anchor:top" o:gfxdata="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" filled="f" stroked="f" strokeweight=".5pt">
                     <v:textbox>
                       <w:txbxContent>
                         <w:p>
@@ -16640,11 +17227,11 @@
                     </v:textbox>
                   </v:shape>
                 </v:group>
-                <v:group id="_x0000_s1316" style="position:absolute;top:856;width:9315;height:3905" coordsize="9321,3909" o:gfxdata="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">
-                  <v:oval id="Oval 14" o:spid="_x0000_s1317" style="position:absolute;width:8150;height:2534;visibility:visible;mso-wrap-style:square;v-text-anchor:middle" o:gfxdata="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" filled="f" strokecolor="#172c51" strokeweight=".5pt">
+                <v:group id="_x0000_s1322" style="position:absolute;top:856;width:9315;height:3905" coordsize="9321,3909" o:gfxdata="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">
+                  <v:oval id="Oval 14" o:spid="_x0000_s1323" style="position:absolute;width:8150;height:2534;visibility:visible;mso-wrap-style:square;v-text-anchor:middle" o:gfxdata="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" filled="f" strokecolor="#172c51" strokeweight=".5pt">
                     <v:stroke joinstyle="miter"/>
                   </v:oval>
-                  <v:shape id="Text Box 15" o:spid="_x0000_s1318" type="#_x0000_t202" style="position:absolute;left:741;width:8580;height:3909;visibility:visible;mso-wrap-style:square;v-text-anchor:top" o:gfxdata="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" filled="f" stroked="f" strokeweight=".5pt">
+                  <v:shape id="Text Box 15" o:spid="_x0000_s1324" type="#_x0000_t202" style="position:absolute;left:741;width:8580;height:3909;visibility:visible;mso-wrap-style:square;v-text-anchor:top" o:gfxdata="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" filled="f" stroked="f" strokeweight=".5pt">
                     <v:textbox>
                       <w:txbxContent>
                         <w:p>
@@ -16670,16 +17257,16 @@
                     </v:textbox>
                   </v:shape>
                 </v:group>
-                <v:line id="Straight Connector 25" o:spid="_x0000_s1319" style="position:absolute;visibility:visible;mso-wrap-style:square" from="17431,2210" to="20912,8674" o:connectortype="straight" o:gfxdata="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" strokecolor="black [3200]" strokeweight=".5pt">
+                <v:line id="Straight Connector 25" o:spid="_x0000_s1325" style="position:absolute;visibility:visible;mso-wrap-style:square" from="17431,2210" to="20912,8674" o:connectortype="straight" o:gfxdata="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" strokecolor="black [3200]" strokeweight=".5pt">
                   <v:stroke joinstyle="miter"/>
                 </v:line>
-                <v:line id="Straight Connector 26" o:spid="_x0000_s1320" style="position:absolute;flip:x;visibility:visible;mso-wrap-style:square" from="12403,2210" to="14724,8094" o:connectortype="straight" o:gfxdata="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" strokecolor="black [3200]" strokeweight=".5pt">
+                <v:line id="Straight Connector 26" o:spid="_x0000_s1326" style="position:absolute;flip:x;visibility:visible;mso-wrap-style:square" from="12403,2210" to="14724,8094" o:connectortype="straight" o:gfxdata="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" strokecolor="black [3200]" strokeweight=".5pt">
                   <v:stroke joinstyle="miter"/>
                 </v:line>
-                <v:line id="Straight Connector 27" o:spid="_x0000_s1321" style="position:absolute;flip:x;visibility:visible;mso-wrap-style:square" from="7486,1878" to="13412,5275" o:connectortype="straight" o:gfxdata="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" strokecolor="black [3200]" strokeweight=".5pt">
+                <v:line id="Straight Connector 27" o:spid="_x0000_s1327" style="position:absolute;flip:x;visibility:visible;mso-wrap-style:square" from="7486,1878" to="13412,5275" o:connectortype="straight" o:gfxdata="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" strokecolor="black [3200]" strokeweight=".5pt">
                   <v:stroke joinstyle="miter"/>
                 </v:line>
-                <v:line id="Straight Connector 28" o:spid="_x0000_s1322" style="position:absolute;flip:x;visibility:visible;mso-wrap-style:square" from="8149,469" to="13416,2154" o:connectortype="straight" o:gfxdata="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" strokecolor="black [3200]" strokeweight=".5pt">
+                <v:line id="Straight Connector 28" o:spid="_x0000_s1328" style="position:absolute;flip:x;visibility:visible;mso-wrap-style:square" from="8149,469" to="13416,2154" o:connectortype="straight" o:gfxdata="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" strokecolor="black [3200]" strokeweight=".5pt">
                   <v:stroke joinstyle="miter"/>
                 </v:line>
               </v:group>

--- a/EER diagram.docx
+++ b/EER diagram.docx
@@ -12,7 +12,7 @@
         <mc:AlternateContent>
           <mc:Choice Requires="wpg">
             <w:drawing>
-              <wp:anchor distT="0" distB="0" distL="114300" distR="114300" simplePos="0" relativeHeight="251652096" behindDoc="0" locked="0" layoutInCell="1" allowOverlap="1" wp14:anchorId="11383F62" wp14:editId="3C9DAB16">
+              <wp:anchor distT="0" distB="0" distL="114300" distR="114300" simplePos="0" relativeHeight="251640832" behindDoc="0" locked="0" layoutInCell="1" allowOverlap="1" wp14:anchorId="11383F62" wp14:editId="10C83F22">
                 <wp:simplePos x="0" y="0"/>
                 <wp:positionH relativeFrom="column">
                   <wp:posOffset>5934983</wp:posOffset>
@@ -525,7 +525,7 @@
           </mc:Choice>
           <mc:Fallback>
             <w:pict>
-              <v:group w14:anchorId="11383F62" id="Group 23" o:spid="_x0000_s1026" style="position:absolute;margin-left:467.3pt;margin-top:151.45pt;width:191.1pt;height:67.75pt;z-index:251652096" coordsize="24267,8601" o:gfxdata="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">
+              <v:group w14:anchorId="11383F62" id="Group 23" o:spid="_x0000_s1026" style="position:absolute;margin-left:467.3pt;margin-top:151.45pt;width:191.1pt;height:67.75pt;z-index:251640832" coordsize="24267,8601" o:gfxdata="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">
                 <v:group id="_x0000_s1027" style="position:absolute;left:8858;top:6368;width:6207;height:2233" coordsize="6216,2235" o:gfxdata="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">
                   <v:shapetype id="_x0000_t202" coordsize="21600,21600" o:spt="202" path="m,l,21600r21600,l21600,xe">
                     <v:stroke joinstyle="miter"/>
@@ -678,7 +678,7 @@
         <mc:AlternateContent>
           <mc:Choice Requires="wpg">
             <w:drawing>
-              <wp:anchor distT="0" distB="0" distL="114300" distR="114300" simplePos="0" relativeHeight="251659264" behindDoc="0" locked="0" layoutInCell="1" allowOverlap="1" wp14:anchorId="61B3CEBD" wp14:editId="07B94762">
+              <wp:anchor distT="0" distB="0" distL="114300" distR="114300" simplePos="0" relativeHeight="251648000" behindDoc="0" locked="0" layoutInCell="1" allowOverlap="1" wp14:anchorId="61B3CEBD" wp14:editId="1DA688AC">
                 <wp:simplePos x="0" y="0"/>
                 <wp:positionH relativeFrom="column">
                   <wp:posOffset>8645979</wp:posOffset>
@@ -1079,7 +1079,7 @@
           </mc:Choice>
           <mc:Fallback>
             <w:pict>
-              <v:group w14:anchorId="61B3CEBD" id="Group 24" o:spid="_x0000_s1044" style="position:absolute;margin-left:680.8pt;margin-top:161.35pt;width:168.1pt;height:79.55pt;z-index:251659264" coordsize="21348,10104" o:gfxdata="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">
+              <v:group w14:anchorId="61B3CEBD" id="Group 24" o:spid="_x0000_s1044" style="position:absolute;margin-left:680.8pt;margin-top:161.35pt;width:168.1pt;height:79.55pt;z-index:251648000" coordsize="21348,10104" o:gfxdata="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">
                 <v:group id="_x0000_s1045" style="position:absolute;left:5592;top:5143;width:10775;height:4961" coordorigin="-627" coordsize="9014,4966" o:gfxdata="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">
                   <v:shape id="Text Box 7" o:spid="_x0000_s1046" type="#_x0000_t202" style="position:absolute;left:-627;width:9014;height:4966;visibility:visible;mso-wrap-style:square;v-text-anchor:top" o:gfxdata="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" filled="f" stroked="f" strokeweight=".5pt">
                     <v:textbox>
@@ -1199,7 +1199,7 @@
         <mc:AlternateContent>
           <mc:Choice Requires="wps">
             <w:drawing>
-              <wp:anchor distT="0" distB="0" distL="114300" distR="114300" simplePos="0" relativeHeight="251640832" behindDoc="0" locked="0" layoutInCell="1" allowOverlap="1" wp14:anchorId="463FD920" wp14:editId="09E47FD1">
+              <wp:anchor distT="0" distB="0" distL="114300" distR="114300" simplePos="0" relativeHeight="251629568" behindDoc="0" locked="0" layoutInCell="1" allowOverlap="1" wp14:anchorId="463FD920" wp14:editId="6F2E2E7F">
                 <wp:simplePos x="0" y="0"/>
                 <wp:positionH relativeFrom="column">
                   <wp:posOffset>7279200</wp:posOffset>
@@ -1256,7 +1256,7 @@
           </mc:Choice>
           <mc:Fallback>
             <w:pict>
-              <v:shapetype w14:anchorId="12A9F091" id="_x0000_t34" coordsize="21600,21600" o:spt="34" o:oned="t" adj="10800" path="m,l@0,0@0,21600,21600,21600e" filled="f">
+              <v:shapetype w14:anchorId="6A3AF74C" id="_x0000_t34" coordsize="21600,21600" o:spt="34" o:oned="t" adj="10800" path="m,l@0,0@0,21600,21600,21600e" filled="f">
                 <v:stroke joinstyle="miter"/>
                 <v:formulas>
                   <v:f eqn="val #0"/>
@@ -1267,7 +1267,7 @@
                 </v:handles>
                 <o:lock v:ext="edit" shapetype="t"/>
               </v:shapetype>
-              <v:shape id="Connector: Elbow 16" o:spid="_x0000_s1026" type="#_x0000_t34" style="position:absolute;margin-left:573.15pt;margin-top:139.2pt;width:371.6pt;height:62.1pt;z-index:251640832;visibility:visible;mso-wrap-style:square;mso-width-percent:0;mso-height-percent:0;mso-wrap-distance-left:9pt;mso-wrap-distance-top:0;mso-wrap-distance-right:9pt;mso-wrap-distance-bottom:0;mso-position-horizontal:absolute;mso-position-horizontal-relative:text;mso-position-vertical:absolute;mso-position-vertical-relative:text;mso-width-percent:0;mso-height-percent:0;mso-width-relative:margin;mso-height-relative:margin" o:gfxdata="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" adj="21573" strokecolor="black [3200]" strokeweight=".5pt"/>
+              <v:shape id="Connector: Elbow 16" o:spid="_x0000_s1026" type="#_x0000_t34" style="position:absolute;margin-left:573.15pt;margin-top:139.2pt;width:371.6pt;height:62.1pt;z-index:251629568;visibility:visible;mso-wrap-style:square;mso-width-percent:0;mso-height-percent:0;mso-wrap-distance-left:9pt;mso-wrap-distance-top:0;mso-wrap-distance-right:9pt;mso-wrap-distance-bottom:0;mso-position-horizontal:absolute;mso-position-horizontal-relative:text;mso-position-vertical:absolute;mso-position-vertical-relative:text;mso-width-percent:0;mso-height-percent:0;mso-width-relative:margin;mso-height-relative:margin" o:gfxdata="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" adj="21573" strokecolor="black [3200]" strokeweight=".5pt"/>
             </w:pict>
           </mc:Fallback>
         </mc:AlternateContent>
@@ -1281,7 +1281,7 @@
         <mc:AlternateContent>
           <mc:Choice Requires="wps">
             <w:drawing>
-              <wp:anchor distT="0" distB="0" distL="114300" distR="114300" simplePos="0" relativeHeight="251639808" behindDoc="0" locked="0" layoutInCell="1" allowOverlap="1" wp14:anchorId="3EBBC3D6" wp14:editId="3060BAA1">
+              <wp:anchor distT="0" distB="0" distL="114300" distR="114300" simplePos="0" relativeHeight="251628544" behindDoc="0" locked="0" layoutInCell="1" allowOverlap="1" wp14:anchorId="3EBBC3D6" wp14:editId="35D61986">
                 <wp:simplePos x="0" y="0"/>
                 <wp:positionH relativeFrom="column">
                   <wp:posOffset>4216125</wp:posOffset>
@@ -1332,7 +1332,7 @@
           </mc:Choice>
           <mc:Fallback>
             <w:pict>
-              <v:shape w14:anchorId="69AC01E5" id="Connector: Elbow 15" o:spid="_x0000_s1026" type="#_x0000_t34" style="position:absolute;margin-left:332pt;margin-top:142.45pt;width:216.4pt;height:59.55pt;flip:x;z-index:251639808;visibility:visible;mso-wrap-style:square;mso-wrap-distance-left:9pt;mso-wrap-distance-top:0;mso-wrap-distance-right:9pt;mso-wrap-distance-bottom:0;mso-position-horizontal:absolute;mso-position-horizontal-relative:text;mso-position-vertical:absolute;mso-position-vertical-relative:text" o:gfxdata="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" adj="21715" strokecolor="black [3200]" strokeweight=".5pt"/>
+              <v:shape w14:anchorId="26037134" id="Connector: Elbow 15" o:spid="_x0000_s1026" type="#_x0000_t34" style="position:absolute;margin-left:332pt;margin-top:142.45pt;width:216.4pt;height:59.55pt;flip:x;z-index:251628544;visibility:visible;mso-wrap-style:square;mso-wrap-distance-left:9pt;mso-wrap-distance-top:0;mso-wrap-distance-right:9pt;mso-wrap-distance-bottom:0;mso-position-horizontal:absolute;mso-position-horizontal-relative:text;mso-position-vertical:absolute;mso-position-vertical-relative:text" o:gfxdata="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" adj="21715" strokecolor="black [3200]" strokeweight=".5pt"/>
             </w:pict>
           </mc:Fallback>
         </mc:AlternateContent>
@@ -1346,7 +1346,7 @@
         <mc:AlternateContent>
           <mc:Choice Requires="wps">
             <w:drawing>
-              <wp:anchor distT="0" distB="0" distL="114300" distR="114300" simplePos="0" relativeHeight="251638784" behindDoc="0" locked="0" layoutInCell="1" allowOverlap="1" wp14:anchorId="661463DB" wp14:editId="6A5DED2D">
+              <wp:anchor distT="0" distB="0" distL="114300" distR="114300" simplePos="0" relativeHeight="251627520" behindDoc="0" locked="0" layoutInCell="1" allowOverlap="1" wp14:anchorId="661463DB" wp14:editId="22ABD9FA">
                 <wp:simplePos x="0" y="0"/>
                 <wp:positionH relativeFrom="column">
                   <wp:posOffset>1547066</wp:posOffset>
@@ -1397,7 +1397,7 @@
           </mc:Choice>
           <mc:Fallback>
             <w:pict>
-              <v:shape w14:anchorId="2B1BAAA3" id="Connector: Elbow 13" o:spid="_x0000_s1026" type="#_x0000_t34" style="position:absolute;margin-left:121.8pt;margin-top:139.35pt;width:426.55pt;height:61.75pt;flip:x;z-index:251638784;visibility:visible;mso-wrap-style:square;mso-wrap-distance-left:9pt;mso-wrap-distance-top:0;mso-wrap-distance-right:9pt;mso-wrap-distance-bottom:0;mso-position-horizontal:absolute;mso-position-horizontal-relative:text;mso-position-vertical:absolute;mso-position-vertical-relative:text" o:gfxdata="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" adj="21639" strokecolor="black [3200]" strokeweight=".5pt"/>
+              <v:shape w14:anchorId="26684623" id="Connector: Elbow 13" o:spid="_x0000_s1026" type="#_x0000_t34" style="position:absolute;margin-left:121.8pt;margin-top:139.35pt;width:426.55pt;height:61.75pt;flip:x;z-index:251627520;visibility:visible;mso-wrap-style:square;mso-wrap-distance-left:9pt;mso-wrap-distance-top:0;mso-wrap-distance-right:9pt;mso-wrap-distance-bottom:0;mso-position-horizontal:absolute;mso-position-horizontal-relative:text;mso-position-vertical:absolute;mso-position-vertical-relative:text" o:gfxdata="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" adj="21639" strokecolor="black [3200]" strokeweight=".5pt"/>
             </w:pict>
           </mc:Fallback>
         </mc:AlternateContent>
@@ -1411,7 +1411,7 @@
         <mc:AlternateContent>
           <mc:Choice Requires="wps">
             <w:drawing>
-              <wp:anchor distT="0" distB="0" distL="114300" distR="114300" simplePos="0" relativeHeight="251637760" behindDoc="0" locked="0" layoutInCell="1" allowOverlap="1" wp14:anchorId="677BADF5" wp14:editId="0E5EEAAF">
+              <wp:anchor distT="0" distB="0" distL="114300" distR="114300" simplePos="0" relativeHeight="251626496" behindDoc="0" locked="0" layoutInCell="1" allowOverlap="1" wp14:anchorId="677BADF5" wp14:editId="3E5D7705">
                 <wp:simplePos x="0" y="0"/>
                 <wp:positionH relativeFrom="column">
                   <wp:posOffset>7122435</wp:posOffset>
@@ -1460,7 +1460,7 @@
           </mc:Choice>
           <mc:Fallback>
             <w:pict>
-              <v:line w14:anchorId="3DD45517" id="Straight Connector 12" o:spid="_x0000_s1026" style="position:absolute;z-index:251637760;visibility:visible;mso-wrap-style:square;mso-wrap-distance-left:9pt;mso-wrap-distance-top:0;mso-wrap-distance-right:9pt;mso-wrap-distance-bottom:0;mso-position-horizontal:absolute;mso-position-horizontal-relative:text;mso-position-vertical:absolute;mso-position-vertical-relative:text" from="560.8pt,151.4pt" to="560.8pt,202pt" o:gfxdata="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" strokecolor="black [3200]" strokeweight=".5pt">
+              <v:line w14:anchorId="770EF010" id="Straight Connector 12" o:spid="_x0000_s1026" style="position:absolute;z-index:251626496;visibility:visible;mso-wrap-style:square;mso-wrap-distance-left:9pt;mso-wrap-distance-top:0;mso-wrap-distance-right:9pt;mso-wrap-distance-bottom:0;mso-position-horizontal:absolute;mso-position-horizontal-relative:text;mso-position-vertical:absolute;mso-position-vertical-relative:text" from="560.8pt,151.4pt" to="560.8pt,202pt" o:gfxdata="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" strokecolor="black [3200]" strokeweight=".5pt">
                 <v:stroke joinstyle="miter"/>
               </v:line>
             </w:pict>
@@ -1476,7 +1476,7 @@
         <mc:AlternateContent>
           <mc:Choice Requires="wps">
             <w:drawing>
-              <wp:anchor distT="0" distB="0" distL="114300" distR="114300" simplePos="0" relativeHeight="251636736" behindDoc="0" locked="0" layoutInCell="1" allowOverlap="1" wp14:anchorId="5C423002" wp14:editId="41CDC72D">
+              <wp:anchor distT="0" distB="0" distL="114300" distR="114300" simplePos="0" relativeHeight="251625472" behindDoc="0" locked="0" layoutInCell="1" allowOverlap="1" wp14:anchorId="5C423002" wp14:editId="2CC28B0F">
                 <wp:simplePos x="0" y="0"/>
                 <wp:positionH relativeFrom="column">
                   <wp:posOffset>7122435</wp:posOffset>
@@ -1525,7 +1525,7 @@
           </mc:Choice>
           <mc:Fallback>
             <w:pict>
-              <v:line w14:anchorId="7714BCCA" id="Straight Connector 11" o:spid="_x0000_s1026" style="position:absolute;flip:y;z-index:251636736;visibility:visible;mso-wrap-style:square;mso-wrap-distance-left:9pt;mso-wrap-distance-top:0;mso-wrap-distance-right:9pt;mso-wrap-distance-bottom:0;mso-position-horizontal:absolute;mso-position-horizontal-relative:text;mso-position-vertical:absolute;mso-position-vertical-relative:text" from="560.8pt,96.75pt" to="560.8pt,128.05pt" o:gfxdata="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" strokecolor="black [3200]" strokeweight=".5pt">
+              <v:line w14:anchorId="0FED342D" id="Straight Connector 11" o:spid="_x0000_s1026" style="position:absolute;flip:y;z-index:251625472;visibility:visible;mso-wrap-style:square;mso-wrap-distance-left:9pt;mso-wrap-distance-top:0;mso-wrap-distance-right:9pt;mso-wrap-distance-bottom:0;mso-position-horizontal:absolute;mso-position-horizontal-relative:text;mso-position-vertical:absolute;mso-position-vertical-relative:text" from="560.8pt,96.75pt" to="560.8pt,128.05pt" o:gfxdata="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" strokecolor="black [3200]" strokeweight=".5pt">
                 <v:stroke joinstyle="miter"/>
               </v:line>
             </w:pict>
@@ -1541,7 +1541,7 @@
         <mc:AlternateContent>
           <mc:Choice Requires="wpg">
             <w:drawing>
-              <wp:anchor distT="0" distB="0" distL="114300" distR="114300" simplePos="0" relativeHeight="251635712" behindDoc="0" locked="0" layoutInCell="1" allowOverlap="1" wp14:anchorId="12B71EE5" wp14:editId="535A1468">
+              <wp:anchor distT="0" distB="0" distL="114300" distR="114300" simplePos="0" relativeHeight="251624448" behindDoc="0" locked="0" layoutInCell="1" allowOverlap="1" wp14:anchorId="12B71EE5" wp14:editId="6CE1C800">
                 <wp:simplePos x="0" y="0"/>
                 <wp:positionH relativeFrom="column">
                   <wp:posOffset>6964062</wp:posOffset>
@@ -1657,7 +1657,7 @@
           </mc:Choice>
           <mc:Fallback>
             <w:pict>
-              <v:group w14:anchorId="12B71EE5" id="Group 10" o:spid="_x0000_s1058" style="position:absolute;margin-left:548.35pt;margin-top:128pt;width:24.9pt;height:23.35pt;z-index:251635712" coordsize="316333,296562" o:gfxdata="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">
+              <v:group w14:anchorId="12B71EE5" id="Group 10" o:spid="_x0000_s1058" style="position:absolute;margin-left:548.35pt;margin-top:128pt;width:24.9pt;height:23.35pt;z-index:251624448" coordsize="316333,296562" o:gfxdata="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">
                 <v:oval id="Oval 8" o:spid="_x0000_s1059" style="position:absolute;width:316333;height:296562;visibility:visible;mso-wrap-style:square;v-text-anchor:middle" o:gfxdata="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" filled="f" strokecolor="black [3213]" strokeweight=".5pt">
                   <v:stroke joinstyle="miter"/>
                 </v:oval>
@@ -1696,7 +1696,7 @@
         <mc:AlternateContent>
           <mc:Choice Requires="wps">
             <w:drawing>
-              <wp:anchor distT="0" distB="0" distL="114300" distR="114300" simplePos="0" relativeHeight="251632640" behindDoc="0" locked="0" layoutInCell="1" allowOverlap="1" wp14:anchorId="7CB93AAA" wp14:editId="5C87732B">
+              <wp:anchor distT="0" distB="0" distL="114300" distR="114300" simplePos="0" relativeHeight="251621376" behindDoc="0" locked="0" layoutInCell="1" allowOverlap="1" wp14:anchorId="7CB93AAA" wp14:editId="1D6CAAD1">
                 <wp:simplePos x="0" y="0"/>
                 <wp:positionH relativeFrom="column">
                   <wp:posOffset>7446902</wp:posOffset>
@@ -1745,7 +1745,7 @@
           </mc:Choice>
           <mc:Fallback>
             <w:pict>
-              <v:line w14:anchorId="590EE629" id="Straight Connector 7" o:spid="_x0000_s1026" style="position:absolute;flip:x;z-index:251632640;visibility:visible;mso-wrap-style:square;mso-wrap-distance-left:9pt;mso-wrap-distance-top:0;mso-wrap-distance-right:9pt;mso-wrap-distance-bottom:0;mso-position-horizontal:absolute;mso-position-horizontal-relative:text;mso-position-vertical:absolute;mso-position-vertical-relative:text" from="586.35pt,91.5pt" to="658.5pt,91.5pt" o:gfxdata="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" strokecolor="black [3200]" strokeweight=".5pt">
+              <v:line w14:anchorId="154DBF12" id="Straight Connector 7" o:spid="_x0000_s1026" style="position:absolute;flip:x;z-index:251621376;visibility:visible;mso-wrap-style:square;mso-wrap-distance-left:9pt;mso-wrap-distance-top:0;mso-wrap-distance-right:9pt;mso-wrap-distance-bottom:0;mso-position-horizontal:absolute;mso-position-horizontal-relative:text;mso-position-vertical:absolute;mso-position-vertical-relative:text" from="586.35pt,91.5pt" to="658.5pt,91.5pt" o:gfxdata="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" strokecolor="black [3200]" strokeweight=".5pt">
                 <v:stroke joinstyle="miter"/>
               </v:line>
             </w:pict>
@@ -1761,7 +1761,7 @@
         <mc:AlternateContent>
           <mc:Choice Requires="wps">
             <w:drawing>
-              <wp:anchor distT="0" distB="0" distL="114300" distR="114300" simplePos="0" relativeHeight="251631616" behindDoc="0" locked="0" layoutInCell="1" allowOverlap="1" wp14:anchorId="4EB46881" wp14:editId="0AA44F6B">
+              <wp:anchor distT="0" distB="0" distL="114300" distR="114300" simplePos="0" relativeHeight="251620352" behindDoc="0" locked="0" layoutInCell="1" allowOverlap="1" wp14:anchorId="4EB46881" wp14:editId="751E1085">
                 <wp:simplePos x="0" y="0"/>
                 <wp:positionH relativeFrom="column">
                   <wp:posOffset>7445735</wp:posOffset>
@@ -1810,7 +1810,7 @@
           </mc:Choice>
           <mc:Fallback>
             <w:pict>
-              <v:line w14:anchorId="1A1D025E" id="Straight Connector 6" o:spid="_x0000_s1026" style="position:absolute;flip:x;z-index:251631616;visibility:visible;mso-wrap-style:square;mso-wrap-distance-left:9pt;mso-wrap-distance-top:0;mso-wrap-distance-right:9pt;mso-wrap-distance-bottom:0;mso-position-horizontal:absolute;mso-position-horizontal-relative:text;mso-position-vertical:absolute;mso-position-vertical-relative:text" from="586.3pt,60.7pt" to="651.9pt,82.9pt" o:gfxdata="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" strokecolor="black [3200]" strokeweight=".5pt">
+              <v:line w14:anchorId="3A0DA8E8" id="Straight Connector 6" o:spid="_x0000_s1026" style="position:absolute;flip:x;z-index:251620352;visibility:visible;mso-wrap-style:square;mso-wrap-distance-left:9pt;mso-wrap-distance-top:0;mso-wrap-distance-right:9pt;mso-wrap-distance-bottom:0;mso-position-horizontal:absolute;mso-position-horizontal-relative:text;mso-position-vertical:absolute;mso-position-vertical-relative:text" from="586.3pt,60.7pt" to="651.9pt,82.9pt" o:gfxdata="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" strokecolor="black [3200]" strokeweight=".5pt">
                 <v:stroke joinstyle="miter"/>
               </v:line>
             </w:pict>
@@ -1826,7 +1826,7 @@
         <mc:AlternateContent>
           <mc:Choice Requires="wps">
             <w:drawing>
-              <wp:anchor distT="0" distB="0" distL="114300" distR="114300" simplePos="0" relativeHeight="251630592" behindDoc="0" locked="0" layoutInCell="1" allowOverlap="1" wp14:anchorId="44F2B026" wp14:editId="05DD020D">
+              <wp:anchor distT="0" distB="0" distL="114300" distR="114300" simplePos="0" relativeHeight="251619328" behindDoc="0" locked="0" layoutInCell="1" allowOverlap="1" wp14:anchorId="44F2B026" wp14:editId="344278B9">
                 <wp:simplePos x="0" y="0"/>
                 <wp:positionH relativeFrom="column">
                   <wp:posOffset>7231174</wp:posOffset>
@@ -1875,7 +1875,7 @@
           </mc:Choice>
           <mc:Fallback>
             <w:pict>
-              <v:line w14:anchorId="238B2607" id="Straight Connector 5" o:spid="_x0000_s1026" style="position:absolute;flip:x;z-index:251630592;visibility:visible;mso-wrap-style:square;mso-wrap-distance-left:9pt;mso-wrap-distance-top:0;mso-wrap-distance-right:9pt;mso-wrap-distance-bottom:0;mso-position-horizontal:absolute;mso-position-horizontal-relative:text;mso-position-vertical:absolute;mso-position-vertical-relative:text" from="569.4pt,34.65pt" to="608.7pt,79.4pt" o:gfxdata="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" strokecolor="black [3200]" strokeweight=".5pt">
+              <v:line w14:anchorId="726E4D90" id="Straight Connector 5" o:spid="_x0000_s1026" style="position:absolute;flip:x;z-index:251619328;visibility:visible;mso-wrap-style:square;mso-wrap-distance-left:9pt;mso-wrap-distance-top:0;mso-wrap-distance-right:9pt;mso-wrap-distance-bottom:0;mso-position-horizontal:absolute;mso-position-horizontal-relative:text;mso-position-vertical:absolute;mso-position-vertical-relative:text" from="569.4pt,34.65pt" to="608.7pt,79.4pt" o:gfxdata="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" strokecolor="black [3200]" strokeweight=".5pt">
                 <v:stroke joinstyle="miter"/>
               </v:line>
             </w:pict>
@@ -1891,7 +1891,7 @@
         <mc:AlternateContent>
           <mc:Choice Requires="wps">
             <w:drawing>
-              <wp:anchor distT="0" distB="0" distL="114300" distR="114300" simplePos="0" relativeHeight="251629568" behindDoc="0" locked="0" layoutInCell="1" allowOverlap="1" wp14:anchorId="24B90F3C" wp14:editId="25AA005F">
+              <wp:anchor distT="0" distB="0" distL="114300" distR="114300" simplePos="0" relativeHeight="251618304" behindDoc="0" locked="0" layoutInCell="1" allowOverlap="1" wp14:anchorId="24B90F3C" wp14:editId="2DF89395">
                 <wp:simplePos x="0" y="0"/>
                 <wp:positionH relativeFrom="column">
                   <wp:posOffset>6964268</wp:posOffset>
@@ -1940,7 +1940,7 @@
           </mc:Choice>
           <mc:Fallback>
             <w:pict>
-              <v:line w14:anchorId="60D5961E" id="Straight Connector 4" o:spid="_x0000_s1026" style="position:absolute;z-index:251629568;visibility:visible;mso-wrap-style:square;mso-wrap-distance-left:9pt;mso-wrap-distance-top:0;mso-wrap-distance-right:9pt;mso-wrap-distance-bottom:0;mso-position-horizontal:absolute;mso-position-horizontal-relative:text;mso-position-vertical:absolute;mso-position-vertical-relative:text" from="548.35pt,24.25pt" to="552.25pt,79.35pt" o:gfxdata="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" strokecolor="black [3200]" strokeweight=".5pt">
+              <v:line w14:anchorId="631826AE" id="Straight Connector 4" o:spid="_x0000_s1026" style="position:absolute;z-index:251618304;visibility:visible;mso-wrap-style:square;mso-wrap-distance-left:9pt;mso-wrap-distance-top:0;mso-wrap-distance-right:9pt;mso-wrap-distance-bottom:0;mso-position-horizontal:absolute;mso-position-horizontal-relative:text;mso-position-vertical:absolute;mso-position-vertical-relative:text" from="548.35pt,24.25pt" to="552.25pt,79.35pt" o:gfxdata="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" strokecolor="black [3200]" strokeweight=".5pt">
                 <v:stroke joinstyle="miter"/>
               </v:line>
             </w:pict>
@@ -1956,7 +1956,7 @@
         <mc:AlternateContent>
           <mc:Choice Requires="wps">
             <w:drawing>
-              <wp:anchor distT="0" distB="0" distL="114300" distR="114300" simplePos="0" relativeHeight="251604992" behindDoc="0" locked="0" layoutInCell="1" allowOverlap="1" wp14:anchorId="6E361AB4" wp14:editId="3BBC4758">
+              <wp:anchor distT="0" distB="0" distL="114300" distR="114300" simplePos="0" relativeHeight="251593728" behindDoc="0" locked="0" layoutInCell="1" allowOverlap="1" wp14:anchorId="6E361AB4" wp14:editId="2AB16884">
                 <wp:simplePos x="0" y="0"/>
                 <wp:positionH relativeFrom="column">
                   <wp:posOffset>6504597</wp:posOffset>
@@ -2011,7 +2011,7 @@
           </mc:Choice>
           <mc:Fallback>
             <w:pict>
-              <v:line w14:anchorId="563F0D47" id="Straight Connector 24" o:spid="_x0000_s1026" style="position:absolute;z-index:251604992;visibility:visible;mso-wrap-style:square;mso-width-percent:0;mso-height-percent:0;mso-wrap-distance-left:9pt;mso-wrap-distance-top:0;mso-wrap-distance-right:9pt;mso-wrap-distance-bottom:0;mso-position-horizontal:absolute;mso-position-horizontal-relative:text;mso-position-vertical:absolute;mso-position-vertical-relative:text;mso-width-percent:0;mso-height-percent:0;mso-width-relative:margin;mso-height-relative:margin" from="512.15pt,49.45pt" to="542.9pt,79.4pt" o:gfxdata="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" strokecolor="black [3200]" strokeweight=".5pt">
+              <v:line w14:anchorId="13E4E389" id="Straight Connector 24" o:spid="_x0000_s1026" style="position:absolute;z-index:251593728;visibility:visible;mso-wrap-style:square;mso-width-percent:0;mso-height-percent:0;mso-wrap-distance-left:9pt;mso-wrap-distance-top:0;mso-wrap-distance-right:9pt;mso-wrap-distance-bottom:0;mso-position-horizontal:absolute;mso-position-horizontal-relative:text;mso-position-vertical:absolute;mso-position-vertical-relative:text;mso-width-percent:0;mso-height-percent:0;mso-width-relative:margin;mso-height-relative:margin" from="512.15pt,49.45pt" to="542.9pt,79.4pt" o:gfxdata="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" strokecolor="black [3200]" strokeweight=".5pt">
                 <v:stroke joinstyle="miter"/>
               </v:line>
             </w:pict>
@@ -2027,7 +2027,7 @@
         <mc:AlternateContent>
           <mc:Choice Requires="wps">
             <w:drawing>
-              <wp:anchor distT="0" distB="0" distL="114300" distR="114300" simplePos="0" relativeHeight="251600896" behindDoc="0" locked="0" layoutInCell="1" allowOverlap="1" wp14:anchorId="28815982" wp14:editId="41AB321C">
+              <wp:anchor distT="0" distB="0" distL="114300" distR="114300" simplePos="0" relativeHeight="251589632" behindDoc="0" locked="0" layoutInCell="1" allowOverlap="1" wp14:anchorId="28815982" wp14:editId="7614F1ED">
                 <wp:simplePos x="0" y="0"/>
                 <wp:positionH relativeFrom="column">
                   <wp:posOffset>6292061</wp:posOffset>
@@ -2082,7 +2082,7 @@
           </mc:Choice>
           <mc:Fallback>
             <w:pict>
-              <v:line w14:anchorId="640C1382" id="Straight Connector 20" o:spid="_x0000_s1026" style="position:absolute;z-index:251600896;visibility:visible;mso-wrap-style:square;mso-width-percent:0;mso-height-percent:0;mso-wrap-distance-left:9pt;mso-wrap-distance-top:0;mso-wrap-distance-right:9pt;mso-wrap-distance-bottom:0;mso-position-horizontal:absolute;mso-position-horizontal-relative:text;mso-position-vertical:absolute;mso-position-vertical-relative:text;mso-width-percent:0;mso-height-percent:0;mso-width-relative:margin;mso-height-relative:margin" from="495.45pt,73.15pt" to="537.5pt,86pt" o:gfxdata="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" strokecolor="black [3200]" strokeweight=".5pt">
+              <v:line w14:anchorId="2A261FED" id="Straight Connector 20" o:spid="_x0000_s1026" style="position:absolute;z-index:251589632;visibility:visible;mso-wrap-style:square;mso-width-percent:0;mso-height-percent:0;mso-wrap-distance-left:9pt;mso-wrap-distance-top:0;mso-wrap-distance-right:9pt;mso-wrap-distance-bottom:0;mso-position-horizontal:absolute;mso-position-horizontal-relative:text;mso-position-vertical:absolute;mso-position-vertical-relative:text;mso-width-percent:0;mso-height-percent:0;mso-width-relative:margin;mso-height-relative:margin" from="495.45pt,73.15pt" to="537.5pt,86pt" o:gfxdata="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" strokecolor="black [3200]" strokeweight=".5pt">
                 <v:stroke joinstyle="miter"/>
               </v:line>
             </w:pict>
@@ -2098,7 +2098,7 @@
         <mc:AlternateContent>
           <mc:Choice Requires="wps">
             <w:drawing>
-              <wp:anchor distT="0" distB="0" distL="114300" distR="114300" simplePos="0" relativeHeight="251601920" behindDoc="0" locked="0" layoutInCell="1" allowOverlap="1" wp14:anchorId="7FBB1BC5" wp14:editId="5FAE45E5">
+              <wp:anchor distT="0" distB="0" distL="114300" distR="114300" simplePos="0" relativeHeight="251590656" behindDoc="0" locked="0" layoutInCell="1" allowOverlap="1" wp14:anchorId="7FBB1BC5" wp14:editId="1C921161">
                 <wp:simplePos x="0" y="0"/>
                 <wp:positionH relativeFrom="column">
                   <wp:posOffset>6035041</wp:posOffset>
@@ -2153,7 +2153,7 @@
           </mc:Choice>
           <mc:Fallback>
             <w:pict>
-              <v:line w14:anchorId="37FCF40F" id="Straight Connector 21" o:spid="_x0000_s1026" style="position:absolute;flip:y;z-index:251601920;visibility:visible;mso-wrap-style:square;mso-width-percent:0;mso-height-percent:0;mso-wrap-distance-left:9pt;mso-wrap-distance-top:0;mso-wrap-distance-right:9pt;mso-wrap-distance-bottom:0;mso-position-horizontal:absolute;mso-position-horizontal-relative:text;mso-position-vertical:absolute;mso-position-vertical-relative:text;mso-width-percent:0;mso-height-percent:0;mso-width-relative:margin;mso-height-relative:margin" from="475.2pt,88.35pt" to="537.45pt,99.25pt" o:gfxdata="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" strokecolor="black [3200]" strokeweight=".5pt">
+              <v:line w14:anchorId="49332764" id="Straight Connector 21" o:spid="_x0000_s1026" style="position:absolute;flip:y;z-index:251590656;visibility:visible;mso-wrap-style:square;mso-width-percent:0;mso-height-percent:0;mso-wrap-distance-left:9pt;mso-wrap-distance-top:0;mso-wrap-distance-right:9pt;mso-wrap-distance-bottom:0;mso-position-horizontal:absolute;mso-position-horizontal-relative:text;mso-position-vertical:absolute;mso-position-vertical-relative:text;mso-width-percent:0;mso-height-percent:0;mso-width-relative:margin;mso-height-relative:margin" from="475.2pt,88.35pt" to="537.45pt,99.25pt" o:gfxdata="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" strokecolor="black [3200]" strokeweight=".5pt">
                 <v:stroke joinstyle="miter"/>
               </v:line>
             </w:pict>
@@ -2169,7 +2169,7 @@
         <mc:AlternateContent>
           <mc:Choice Requires="wpg">
             <w:drawing>
-              <wp:anchor distT="0" distB="0" distL="114300" distR="114300" simplePos="0" relativeHeight="251595776" behindDoc="0" locked="0" layoutInCell="1" allowOverlap="1" wp14:anchorId="352D88C9" wp14:editId="022325AF">
+              <wp:anchor distT="0" distB="0" distL="114300" distR="114300" simplePos="0" relativeHeight="251584512" behindDoc="0" locked="0" layoutInCell="1" allowOverlap="1" wp14:anchorId="352D88C9" wp14:editId="45794DAF">
                 <wp:simplePos x="0" y="0"/>
                 <wp:positionH relativeFrom="column">
                   <wp:posOffset>8364077</wp:posOffset>
@@ -2274,7 +2274,7 @@
           </mc:Choice>
           <mc:Fallback>
             <w:pict>
-              <v:group w14:anchorId="352D88C9" id="Group 16" o:spid="_x0000_s1061" style="position:absolute;margin-left:658.6pt;margin-top:82.85pt;width:81.1pt;height:30.8pt;z-index:251595776" coordsize="10303,3909" o:gfxdata="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">
+              <v:group w14:anchorId="352D88C9" id="Group 16" o:spid="_x0000_s1061" style="position:absolute;margin-left:658.6pt;margin-top:82.85pt;width:81.1pt;height:30.8pt;z-index:251584512" coordsize="10303,3909" o:gfxdata="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">
                 <v:oval id="Oval 14" o:spid="_x0000_s1062" style="position:absolute;width:8150;height:2534;visibility:visible;mso-wrap-style:square;v-text-anchor:middle" o:gfxdata="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" filled="f" strokecolor="#172c51" strokeweight=".5pt">
                   <v:stroke joinstyle="miter"/>
                 </v:oval>
@@ -2313,7 +2313,7 @@
         <mc:AlternateContent>
           <mc:Choice Requires="wpg">
             <w:drawing>
-              <wp:anchor distT="0" distB="0" distL="114300" distR="114300" simplePos="0" relativeHeight="251596800" behindDoc="0" locked="0" layoutInCell="1" allowOverlap="1" wp14:anchorId="60C1DD00" wp14:editId="19695330">
+              <wp:anchor distT="0" distB="0" distL="114300" distR="114300" simplePos="0" relativeHeight="251585536" behindDoc="0" locked="0" layoutInCell="1" allowOverlap="1" wp14:anchorId="60C1DD00" wp14:editId="59A5FCE7">
                 <wp:simplePos x="0" y="0"/>
                 <wp:positionH relativeFrom="column">
                   <wp:posOffset>8231814</wp:posOffset>
@@ -2418,7 +2418,7 @@
           </mc:Choice>
           <mc:Fallback>
             <w:pict>
-              <v:group w14:anchorId="60C1DD00" id="_x0000_s1064" style="position:absolute;margin-left:648.15pt;margin-top:45.55pt;width:78.25pt;height:30.8pt;z-index:251596800" coordsize="9939,3909" o:gfxdata="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">
+              <v:group w14:anchorId="60C1DD00" id="_x0000_s1064" style="position:absolute;margin-left:648.15pt;margin-top:45.55pt;width:78.25pt;height:30.8pt;z-index:251585536" coordsize="9939,3909" o:gfxdata="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">
                 <v:oval id="Oval 14" o:spid="_x0000_s1065" style="position:absolute;width:8150;height:2534;visibility:visible;mso-wrap-style:square;v-text-anchor:middle" o:gfxdata="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" filled="f" strokecolor="#172c51" strokeweight=".5pt">
                   <v:stroke joinstyle="miter"/>
                 </v:oval>
@@ -2457,7 +2457,7 @@
         <mc:AlternateContent>
           <mc:Choice Requires="wpg">
             <w:drawing>
-              <wp:anchor distT="0" distB="0" distL="114300" distR="114300" simplePos="0" relativeHeight="251623424" behindDoc="0" locked="0" layoutInCell="1" allowOverlap="1" wp14:anchorId="3C94D49E" wp14:editId="69269173">
+              <wp:anchor distT="0" distB="0" distL="114300" distR="114300" simplePos="0" relativeHeight="251612160" behindDoc="0" locked="0" layoutInCell="1" allowOverlap="1" wp14:anchorId="3C94D49E" wp14:editId="1A435B05">
                 <wp:simplePos x="0" y="0"/>
                 <wp:positionH relativeFrom="column">
                   <wp:posOffset>7655560</wp:posOffset>
@@ -2562,7 +2562,7 @@
           </mc:Choice>
           <mc:Fallback>
             <w:pict>
-              <v:group w14:anchorId="3C94D49E" id="_x0000_s1067" style="position:absolute;margin-left:602.8pt;margin-top:18.65pt;width:81.1pt;height:30.8pt;z-index:251623424" coordsize="10303,3909" o:gfxdata="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">
+              <v:group w14:anchorId="3C94D49E" id="_x0000_s1067" style="position:absolute;margin-left:602.8pt;margin-top:18.65pt;width:81.1pt;height:30.8pt;z-index:251612160" coordsize="10303,3909" o:gfxdata="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">
                 <v:oval id="Oval 14" o:spid="_x0000_s1068" style="position:absolute;width:8150;height:2534;visibility:visible;mso-wrap-style:square;v-text-anchor:middle" o:gfxdata="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" filled="f" strokecolor="#172c51" strokeweight=".5pt">
                   <v:stroke joinstyle="miter"/>
                 </v:oval>
@@ -2601,7 +2601,7 @@
         <mc:AlternateContent>
           <mc:Choice Requires="wpg">
             <w:drawing>
-              <wp:anchor distT="0" distB="0" distL="114300" distR="114300" simplePos="0" relativeHeight="251597824" behindDoc="0" locked="0" layoutInCell="1" allowOverlap="1" wp14:anchorId="2008E650" wp14:editId="78A91D25">
+              <wp:anchor distT="0" distB="0" distL="114300" distR="114300" simplePos="0" relativeHeight="251586560" behindDoc="0" locked="0" layoutInCell="1" allowOverlap="1" wp14:anchorId="2008E650" wp14:editId="4FE40AF3">
                 <wp:simplePos x="0" y="0"/>
                 <wp:positionH relativeFrom="column">
                   <wp:posOffset>6504855</wp:posOffset>
@@ -2757,7 +2757,7 @@
           </mc:Choice>
           <mc:Fallback>
             <w:pict>
-              <v:group w14:anchorId="2008E650" id="Group 18" o:spid="_x0000_s1070" style="position:absolute;margin-left:512.2pt;margin-top:2.3pt;width:78.25pt;height:32.35pt;z-index:251597824" coordorigin="-202,2065" coordsize="9937,4108" o:gfxdata="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">
+              <v:group w14:anchorId="2008E650" id="Group 18" o:spid="_x0000_s1070" style="position:absolute;margin-left:512.2pt;margin-top:2.3pt;width:78.25pt;height:32.35pt;z-index:251586560" coordorigin="-202,2065" coordsize="9937,4108" o:gfxdata="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">
                 <v:group id="_x0000_s1071" style="position:absolute;left:-202;top:2167;width:9937;height:4007" coordorigin="-9356,2169" coordsize="9939,4011" o:gfxdata="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">
                   <v:oval id="Oval 14" o:spid="_x0000_s1072" style="position:absolute;left:-8908;top:2169;width:8150;height:2535;visibility:visible;mso-wrap-style:square;v-text-anchor:middle" o:gfxdata="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" filled="f" strokecolor="#172c51" strokeweight=".5pt">
                     <v:stroke joinstyle="miter"/>
@@ -2803,7 +2803,7 @@
         <mc:AlternateContent>
           <mc:Choice Requires="wpg">
             <w:drawing>
-              <wp:anchor distT="0" distB="0" distL="114300" distR="114300" simplePos="0" relativeHeight="251594752" behindDoc="0" locked="0" layoutInCell="1" allowOverlap="1" wp14:anchorId="3851C795" wp14:editId="52E04E28">
+              <wp:anchor distT="0" distB="0" distL="114300" distR="114300" simplePos="0" relativeHeight="251583488" behindDoc="0" locked="0" layoutInCell="1" allowOverlap="1" wp14:anchorId="3851C795" wp14:editId="1C961A3D">
                 <wp:simplePos x="0" y="0"/>
                 <wp:positionH relativeFrom="column">
                   <wp:posOffset>5755584</wp:posOffset>
@@ -2910,7 +2910,7 @@
           </mc:Choice>
           <mc:Fallback>
             <w:pict>
-              <v:group w14:anchorId="3851C795" id="_x0000_s1075" style="position:absolute;margin-left:453.2pt;margin-top:33.65pt;width:69.1pt;height:30.8pt;z-index:251594752" coordsize="8779,3909" o:gfxdata="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">
+              <v:group w14:anchorId="3851C795" id="_x0000_s1075" style="position:absolute;margin-left:453.2pt;margin-top:33.65pt;width:69.1pt;height:30.8pt;z-index:251583488" coordsize="8779,3909" o:gfxdata="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">
                 <v:oval id="Oval 14" o:spid="_x0000_s1076" style="position:absolute;width:8150;height:2534;visibility:visible;mso-wrap-style:square;v-text-anchor:middle" o:gfxdata="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" filled="f" strokecolor="#172c51" strokeweight=".5pt">
                   <v:stroke joinstyle="miter"/>
                 </v:oval>
@@ -2951,7 +2951,7 @@
         <mc:AlternateContent>
           <mc:Choice Requires="wpg">
             <w:drawing>
-              <wp:anchor distT="0" distB="0" distL="114300" distR="114300" simplePos="0" relativeHeight="251628544" behindDoc="0" locked="0" layoutInCell="1" allowOverlap="1" wp14:anchorId="2E5B3456" wp14:editId="07A6D0EE">
+              <wp:anchor distT="0" distB="0" distL="114300" distR="114300" simplePos="0" relativeHeight="251617280" behindDoc="0" locked="0" layoutInCell="1" allowOverlap="1" wp14:anchorId="2E5B3456" wp14:editId="25078EA8">
                 <wp:simplePos x="0" y="0"/>
                 <wp:positionH relativeFrom="column">
                   <wp:posOffset>4295209</wp:posOffset>
@@ -3324,7 +3324,7 @@
           </mc:Choice>
           <mc:Fallback>
             <w:pict>
-              <v:group w14:anchorId="2E5B3456" id="Group 3" o:spid="_x0000_s1078" style="position:absolute;margin-left:338.2pt;margin-top:25.7pt;width:174.15pt;height:65.8pt;z-index:251628544" coordsize="22114,8357" o:gfxdata="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">
+              <v:group w14:anchorId="2E5B3456" id="Group 3" o:spid="_x0000_s1078" style="position:absolute;margin-left:338.2pt;margin-top:25.7pt;width:174.15pt;height:65.8pt;z-index:251617280" coordsize="22114,8357" o:gfxdata="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">
                 <v:group id="_x0000_s1079" style="position:absolute;left:11813;top:4448;width:10301;height:3909" coordsize="10303,3909" o:gfxdata="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">
                   <v:oval id="Oval 14" o:spid="_x0000_s1080" style="position:absolute;width:8150;height:2534;visibility:visible;mso-wrap-style:square;v-text-anchor:middle" o:gfxdata="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" filled="f" strokecolor="#172c51" strokeweight=".5pt">
                     <v:stroke joinstyle="miter"/>
@@ -3455,7 +3455,7 @@
         <mc:AlternateContent>
           <mc:Choice Requires="wpg">
             <w:drawing>
-              <wp:anchor distT="0" distB="0" distL="114300" distR="114300" simplePos="0" relativeHeight="251621376" behindDoc="0" locked="0" layoutInCell="1" allowOverlap="1" wp14:anchorId="7F9CAB69" wp14:editId="1B60BC5A">
+              <wp:anchor distT="0" distB="0" distL="114300" distR="114300" simplePos="0" relativeHeight="251610112" behindDoc="0" locked="0" layoutInCell="1" allowOverlap="1" wp14:anchorId="7F9CAB69" wp14:editId="0F1E58DA">
                 <wp:simplePos x="0" y="0"/>
                 <wp:positionH relativeFrom="column">
                   <wp:posOffset>5218551</wp:posOffset>
@@ -3563,7 +3563,7 @@
           </mc:Choice>
           <mc:Fallback>
             <w:pict>
-              <v:group w14:anchorId="7F9CAB69" id="_x0000_s1090" style="position:absolute;margin-left:410.9pt;margin-top:88.3pt;width:85pt;height:30.8pt;z-index:251621376;mso-width-relative:margin" coordsize="10797,3909" o:gfxdata="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">
+              <v:group w14:anchorId="7F9CAB69" id="_x0000_s1090" style="position:absolute;margin-left:410.9pt;margin-top:88.3pt;width:85pt;height:30.8pt;z-index:251610112;mso-width-relative:margin" coordsize="10797,3909" o:gfxdata="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">
                 <v:oval id="Oval 14" o:spid="_x0000_s1091" style="position:absolute;width:8150;height:2534;visibility:visible;mso-wrap-style:square;v-text-anchor:middle" o:gfxdata="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" filled="f" strokecolor="#172c51" strokeweight=".5pt">
                   <v:stroke joinstyle="miter"/>
                 </v:oval>
@@ -3602,7 +3602,7 @@
         <mc:AlternateContent>
           <mc:Choice Requires="wpg">
             <w:drawing>
-              <wp:anchor distT="0" distB="0" distL="114300" distR="114300" simplePos="0" relativeHeight="251610112" behindDoc="0" locked="0" layoutInCell="1" allowOverlap="1" wp14:anchorId="001842E9" wp14:editId="5C5BF65F">
+              <wp:anchor distT="0" distB="0" distL="114300" distR="114300" simplePos="0" relativeHeight="251598848" behindDoc="0" locked="0" layoutInCell="1" allowOverlap="1" wp14:anchorId="001842E9" wp14:editId="474B4101">
                 <wp:simplePos x="0" y="0"/>
                 <wp:positionH relativeFrom="column">
                   <wp:posOffset>6825838</wp:posOffset>
@@ -3726,7 +3726,7 @@
           </mc:Choice>
           <mc:Fallback>
             <w:pict>
-              <v:group w14:anchorId="001842E9" id="Group 9" o:spid="_x0000_s1093" style="position:absolute;margin-left:537.45pt;margin-top:79.3pt;width:48.9pt;height:17.35pt;z-index:251610112;mso-width-relative:margin" coordorigin=",-2" coordsize="6216,2205" o:gfxdata="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">
+              <v:group w14:anchorId="001842E9" id="Group 9" o:spid="_x0000_s1093" style="position:absolute;margin-left:537.45pt;margin-top:79.3pt;width:48.9pt;height:17.35pt;z-index:251598848;mso-width-relative:margin" coordorigin=",-2" coordsize="6216,2205" o:gfxdata="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">
                 <v:shape id="Text Box 7" o:spid="_x0000_s1094" type="#_x0000_t202" style="position:absolute;left:971;top:-2;width:4825;height:2205;visibility:visible;mso-wrap-style:square;v-text-anchor:top" o:gfxdata="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" filled="f" stroked="f" strokeweight=".5pt">
                   <v:textbox>
                     <w:txbxContent>
@@ -3779,7 +3779,7 @@
         <mc:AlternateContent>
           <mc:Choice Requires="wpg">
             <w:drawing>
-              <wp:anchor distT="0" distB="0" distL="114300" distR="114300" simplePos="0" relativeHeight="251591680" behindDoc="0" locked="0" layoutInCell="1" allowOverlap="1" wp14:anchorId="381DA56A" wp14:editId="01D4A342">
+              <wp:anchor distT="0" distB="0" distL="114300" distR="114300" simplePos="0" relativeHeight="251580416" behindDoc="0" locked="0" layoutInCell="1" allowOverlap="1" wp14:anchorId="381DA56A" wp14:editId="286B1E04">
                 <wp:simplePos x="0" y="0"/>
                 <wp:positionH relativeFrom="column">
                   <wp:posOffset>11694825</wp:posOffset>
@@ -3891,7 +3891,7 @@
           </mc:Choice>
           <mc:Fallback>
             <w:pict>
-              <v:group w14:anchorId="381DA56A" id="_x0000_s1096" style="position:absolute;margin-left:920.85pt;margin-top:201.2pt;width:52.4pt;height:17.35pt;z-index:251591680" coordsize="6657,2205" o:gfxdata="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">
+              <v:group w14:anchorId="381DA56A" id="_x0000_s1096" style="position:absolute;margin-left:920.85pt;margin-top:201.2pt;width:52.4pt;height:17.35pt;z-index:251580416" coordsize="6657,2205" o:gfxdata="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">
                 <v:shape id="Text Box 7" o:spid="_x0000_s1097" type="#_x0000_t202" style="position:absolute;left:644;width:6013;height:2205;visibility:visible;mso-wrap-style:square;v-text-anchor:top" o:gfxdata="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" filled="f" stroked="f" strokeweight=".5pt">
                   <v:textbox>
                     <w:txbxContent>
@@ -3928,7 +3928,7 @@
         <mc:AlternateContent>
           <mc:Choice Requires="wpg">
             <w:drawing>
-              <wp:anchor distT="0" distB="0" distL="114300" distR="114300" simplePos="0" relativeHeight="251614208" behindDoc="0" locked="0" layoutInCell="1" allowOverlap="1" wp14:anchorId="7817F92E" wp14:editId="7076DF48">
+              <wp:anchor distT="0" distB="0" distL="114300" distR="114300" simplePos="0" relativeHeight="251602944" behindDoc="0" locked="0" layoutInCell="1" allowOverlap="1" wp14:anchorId="7817F92E" wp14:editId="668172CF">
                 <wp:simplePos x="0" y="0"/>
                 <wp:positionH relativeFrom="column">
                   <wp:posOffset>3874016</wp:posOffset>
@@ -4052,7 +4052,7 @@
           </mc:Choice>
           <mc:Fallback>
             <w:pict>
-              <v:group w14:anchorId="7817F92E" id="_x0000_s1099" style="position:absolute;margin-left:305.05pt;margin-top:201.9pt;width:48.9pt;height:17.35pt;z-index:251614208;mso-width-relative:margin" coordorigin=",-2" coordsize="6216,2205" o:gfxdata="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">
+              <v:group w14:anchorId="7817F92E" id="_x0000_s1099" style="position:absolute;margin-left:305.05pt;margin-top:201.9pt;width:48.9pt;height:17.35pt;z-index:251602944;mso-width-relative:margin" coordorigin=",-2" coordsize="6216,2205" o:gfxdata="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">
                 <v:shape id="Text Box 7" o:spid="_x0000_s1100" type="#_x0000_t202" style="position:absolute;left:971;top:-2;width:4825;height:2205;visibility:visible;mso-wrap-style:square;v-text-anchor:top" o:gfxdata="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" filled="f" stroked="f" strokeweight=".5pt">
                   <v:textbox>
                     <w:txbxContent>
@@ -4105,7 +4105,7 @@
         <mc:AlternateContent>
           <mc:Choice Requires="wpg">
             <w:drawing>
-              <wp:anchor distT="0" distB="0" distL="114300" distR="114300" simplePos="0" relativeHeight="251612160" behindDoc="0" locked="0" layoutInCell="1" allowOverlap="1" wp14:anchorId="5C50D66A" wp14:editId="4F0791F2">
+              <wp:anchor distT="0" distB="0" distL="114300" distR="114300" simplePos="0" relativeHeight="251600896" behindDoc="0" locked="0" layoutInCell="1" allowOverlap="1" wp14:anchorId="5C50D66A" wp14:editId="2D09A812">
                 <wp:simplePos x="0" y="0"/>
                 <wp:positionH relativeFrom="column">
                   <wp:posOffset>1256501</wp:posOffset>
@@ -4229,7 +4229,7 @@
           </mc:Choice>
           <mc:Fallback>
             <w:pict>
-              <v:group w14:anchorId="5C50D66A" id="_x0000_s1102" style="position:absolute;margin-left:98.95pt;margin-top:201.3pt;width:48.9pt;height:17.45pt;z-index:251612160;mso-width-relative:margin" coordorigin=",-18" coordsize="6216,2221" o:gfxdata="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">
+              <v:group w14:anchorId="5C50D66A" id="_x0000_s1102" style="position:absolute;margin-left:98.95pt;margin-top:201.3pt;width:48.9pt;height:17.45pt;z-index:251600896;mso-width-relative:margin" coordorigin=",-18" coordsize="6216,2221" o:gfxdata="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">
                 <v:shape id="Text Box 7" o:spid="_x0000_s1103" type="#_x0000_t202" style="position:absolute;left:683;top:-18;width:4825;height:2205;visibility:visible;mso-wrap-style:square;v-text-anchor:top" o:gfxdata="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" filled="f" stroked="f" strokeweight=".5pt">
                   <v:textbox>
                     <w:txbxContent>
@@ -4311,7 +4311,7 @@
         <mc:AlternateContent>
           <mc:Choice Requires="wpg">
             <w:drawing>
-              <wp:anchor distT="0" distB="0" distL="114300" distR="114300" simplePos="0" relativeHeight="251890688" behindDoc="0" locked="0" layoutInCell="1" allowOverlap="1" wp14:anchorId="2C03B877" wp14:editId="7BC61F6B">
+              <wp:anchor distT="0" distB="0" distL="114300" distR="114300" simplePos="0" relativeHeight="251888640" behindDoc="0" locked="0" layoutInCell="1" allowOverlap="1" wp14:anchorId="2C03B877" wp14:editId="2571FF6B">
                 <wp:simplePos x="0" y="0"/>
                 <wp:positionH relativeFrom="column">
                   <wp:posOffset>15586601</wp:posOffset>
@@ -5008,7 +5008,7 @@
           </mc:Choice>
           <mc:Fallback>
             <w:pict>
-              <v:group w14:anchorId="2C03B877" id="Group 224" o:spid="_x0000_s1105" style="position:absolute;margin-left:1227.3pt;margin-top:4.25pt;width:230.25pt;height:118.4pt;z-index:251890688" coordsize="29238,15034" o:gfxdata="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">
+              <v:group w14:anchorId="2C03B877" id="Group 224" o:spid="_x0000_s1105" style="position:absolute;margin-left:1227.3pt;margin-top:4.25pt;width:230.25pt;height:118.4pt;z-index:251888640" coordsize="29238,15034" o:gfxdata="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">
                 <v:group id="_x0000_s1106" style="position:absolute;left:9013;top:7654;width:8054;height:2584" coordorigin="" coordsize="8054,2583" o:gfxdata="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">
                   <v:shape id="Text Box 7" o:spid="_x0000_s1107" type="#_x0000_t202" style="position:absolute;left:951;width:7103;height:2202;visibility:visible;mso-wrap-style:square;v-text-anchor:top" o:gfxdata="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" filled="f" stroked="f" strokeweight=".5pt">
                     <v:textbox>
@@ -5215,7 +5215,7 @@
         <mc:AlternateContent>
           <mc:Choice Requires="wps">
             <w:drawing>
-              <wp:anchor distT="0" distB="0" distL="114300" distR="114300" simplePos="0" relativeHeight="251641856" behindDoc="0" locked="0" layoutInCell="1" allowOverlap="1" wp14:anchorId="0C77471B" wp14:editId="1E0839CA">
+              <wp:anchor distT="0" distB="0" distL="114300" distR="114300" simplePos="0" relativeHeight="251630592" behindDoc="0" locked="0" layoutInCell="1" allowOverlap="1" wp14:anchorId="0C77471B" wp14:editId="2D2CDF54">
                 <wp:simplePos x="0" y="0"/>
                 <wp:positionH relativeFrom="column">
                   <wp:posOffset>7278308</wp:posOffset>
@@ -5272,7 +5272,7 @@
           </mc:Choice>
           <mc:Fallback>
             <w:pict>
-              <v:shape w14:anchorId="3E8C86A6" id="Connector: Elbow 17" o:spid="_x0000_s1026" type="#_x0000_t34" style="position:absolute;margin-left:573.1pt;margin-top:17.5pt;width:188.2pt;height:59.55pt;z-index:251641856;visibility:visible;mso-wrap-style:square;mso-width-percent:0;mso-height-percent:0;mso-wrap-distance-left:9pt;mso-wrap-distance-top:0;mso-wrap-distance-right:9pt;mso-wrap-distance-bottom:0;mso-position-horizontal:absolute;mso-position-horizontal-relative:text;mso-position-vertical:absolute;mso-position-vertical-relative:text;mso-width-percent:0;mso-height-percent:0;mso-width-relative:margin;mso-height-relative:margin" o:gfxdata="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" adj="21489" strokecolor="black [3200]" strokeweight=".5pt"/>
+              <v:shape w14:anchorId="262ADA0B" id="Connector: Elbow 17" o:spid="_x0000_s1026" type="#_x0000_t34" style="position:absolute;margin-left:573.1pt;margin-top:17.5pt;width:188.2pt;height:59.55pt;z-index:251630592;visibility:visible;mso-wrap-style:square;mso-width-percent:0;mso-height-percent:0;mso-wrap-distance-left:9pt;mso-wrap-distance-top:0;mso-wrap-distance-right:9pt;mso-wrap-distance-bottom:0;mso-position-horizontal:absolute;mso-position-horizontal-relative:text;mso-position-vertical:absolute;mso-position-vertical-relative:text;mso-width-percent:0;mso-height-percent:0;mso-width-relative:margin;mso-height-relative:margin" o:gfxdata="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" adj="21489" strokecolor="black [3200]" strokeweight=".5pt"/>
             </w:pict>
           </mc:Fallback>
         </mc:AlternateContent>
@@ -5293,7 +5293,7 @@
         <mc:AlternateContent>
           <mc:Choice Requires="wps">
             <w:drawing>
-              <wp:anchor distT="0" distB="0" distL="114300" distR="114300" simplePos="0" relativeHeight="251911168" behindDoc="0" locked="0" layoutInCell="1" allowOverlap="1" wp14:anchorId="725D0DEC" wp14:editId="2461494C">
+              <wp:anchor distT="0" distB="0" distL="114300" distR="114300" simplePos="0" relativeHeight="251911168" behindDoc="0" locked="0" layoutInCell="1" allowOverlap="1" wp14:anchorId="725D0DEC" wp14:editId="2B68217E">
                 <wp:simplePos x="0" y="0"/>
                 <wp:positionH relativeFrom="column">
                   <wp:posOffset>16282185</wp:posOffset>
@@ -5396,7 +5396,7 @@
         <mc:AlternateContent>
           <mc:Choice Requires="wps">
             <w:drawing>
-              <wp:anchor distT="0" distB="0" distL="114300" distR="114300" simplePos="0" relativeHeight="251897856" behindDoc="0" locked="0" layoutInCell="1" allowOverlap="1" wp14:anchorId="407139E1" wp14:editId="55708205">
+              <wp:anchor distT="0" distB="0" distL="114300" distR="114300" simplePos="0" relativeHeight="251895808" behindDoc="0" locked="0" layoutInCell="1" allowOverlap="1" wp14:anchorId="407139E1" wp14:editId="54D9AA13">
                 <wp:simplePos x="0" y="0"/>
                 <wp:positionH relativeFrom="column">
                   <wp:posOffset>12315661</wp:posOffset>
@@ -5447,7 +5447,7 @@
           </mc:Choice>
           <mc:Fallback>
             <w:pict>
-              <v:shape w14:anchorId="63468E67" id="Connector: Elbow 227" o:spid="_x0000_s1026" type="#_x0000_t34" style="position:absolute;margin-left:969.75pt;margin-top:24.85pt;width:157.2pt;height:31.45pt;flip:y;z-index:251897856;visibility:visible;mso-wrap-style:square;mso-wrap-distance-left:9pt;mso-wrap-distance-top:0;mso-wrap-distance-right:9pt;mso-wrap-distance-bottom:0;mso-position-horizontal:absolute;mso-position-horizontal-relative:text;mso-position-vertical:absolute;mso-position-vertical-relative:text" o:gfxdata="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" adj="18233" strokecolor="black [3200]" strokeweight=".5pt"/>
+              <v:shape w14:anchorId="2DA30884" id="Connector: Elbow 227" o:spid="_x0000_s1026" type="#_x0000_t34" style="position:absolute;margin-left:969.75pt;margin-top:24.85pt;width:157.2pt;height:31.45pt;flip:y;z-index:251895808;visibility:visible;mso-wrap-style:square;mso-wrap-distance-left:9pt;mso-wrap-distance-top:0;mso-wrap-distance-right:9pt;mso-wrap-distance-bottom:0;mso-position-horizontal:absolute;mso-position-horizontal-relative:text;mso-position-vertical:absolute;mso-position-vertical-relative:text" o:gfxdata="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" adj="18233" strokecolor="black [3200]" strokeweight=".5pt"/>
             </w:pict>
           </mc:Fallback>
         </mc:AlternateContent>
@@ -5461,7 +5461,7 @@
         <mc:AlternateContent>
           <mc:Choice Requires="wps">
             <w:drawing>
-              <wp:anchor distT="0" distB="0" distL="114300" distR="114300" simplePos="0" relativeHeight="251896832" behindDoc="0" locked="0" layoutInCell="1" allowOverlap="1" wp14:anchorId="04B97B2B" wp14:editId="09246CD9">
+              <wp:anchor distT="0" distB="0" distL="114300" distR="114300" simplePos="0" relativeHeight="251894784" behindDoc="0" locked="0" layoutInCell="1" allowOverlap="1" wp14:anchorId="04B97B2B" wp14:editId="3D5E89CC">
                 <wp:simplePos x="0" y="0"/>
                 <wp:positionH relativeFrom="column">
                   <wp:posOffset>15178985</wp:posOffset>
@@ -5513,7 +5513,7 @@
           </mc:Choice>
           <mc:Fallback>
             <w:pict>
-              <v:line w14:anchorId="6791CA17" id="Straight Connector 226" o:spid="_x0000_s1026" style="position:absolute;flip:x;z-index:251896832;visibility:visible;mso-wrap-style:square;mso-width-percent:0;mso-wrap-distance-left:9pt;mso-wrap-distance-top:0;mso-wrap-distance-right:9pt;mso-wrap-distance-bottom:0;mso-position-horizontal:absolute;mso-position-horizontal-relative:text;mso-position-vertical:absolute;mso-position-vertical-relative:text;mso-width-percent:0;mso-width-relative:margin" from="1195.2pt,24.85pt" to="1298.15pt,25.25pt" o:gfxdata="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" strokecolor="black [3200]" strokeweight=".5pt">
+              <v:line w14:anchorId="16074C65" id="Straight Connector 226" o:spid="_x0000_s1026" style="position:absolute;flip:x;z-index:251894784;visibility:visible;mso-wrap-style:square;mso-width-percent:0;mso-wrap-distance-left:9pt;mso-wrap-distance-top:0;mso-wrap-distance-right:9pt;mso-wrap-distance-bottom:0;mso-position-horizontal:absolute;mso-position-horizontal-relative:text;mso-position-vertical:absolute;mso-position-vertical-relative:text;mso-width-percent:0;mso-width-relative:margin" from="1195.2pt,24.85pt" to="1298.15pt,25.25pt" o:gfxdata="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" strokecolor="black [3200]" strokeweight=".5pt">
                 <v:stroke joinstyle="miter"/>
               </v:line>
             </w:pict>
@@ -5529,7 +5529,7 @@
         <mc:AlternateContent>
           <mc:Choice Requires="wpg">
             <w:drawing>
-              <wp:anchor distT="0" distB="0" distL="114300" distR="114300" simplePos="0" relativeHeight="251892736" behindDoc="0" locked="0" layoutInCell="1" allowOverlap="1" wp14:anchorId="61AB0AEA" wp14:editId="7AB05164">
+              <wp:anchor distT="0" distB="0" distL="114300" distR="114300" simplePos="0" relativeHeight="251890688" behindDoc="0" locked="0" layoutInCell="1" allowOverlap="1" wp14:anchorId="61AB0AEA" wp14:editId="6ED92A5A">
                 <wp:simplePos x="0" y="0"/>
                 <wp:positionH relativeFrom="column">
                   <wp:posOffset>14304391</wp:posOffset>
@@ -5676,7 +5676,7 @@
           </mc:Choice>
           <mc:Fallback>
             <w:pict>
-              <v:group w14:anchorId="61AB0AEA" id="Group 186" o:spid="_x0000_s1131" style="position:absolute;margin-left:1126.35pt;margin-top:5.85pt;width:68.85pt;height:38.6pt;z-index:251892736" coordsize="8743,4902" o:gfxdata="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">
+              <v:group w14:anchorId="61AB0AEA" id="Group 186" o:spid="_x0000_s1131" style="position:absolute;margin-left:1126.35pt;margin-top:5.85pt;width:68.85pt;height:38.6pt;z-index:251890688" coordsize="8743,4902" o:gfxdata="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">
                 <v:group id="_x0000_s1132" style="position:absolute;width:8743;height:4902" coordsize="8746,4903" o:gfxdata="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">
                   <v:shapetype id="_x0000_t4" coordsize="21600,21600" o:spt="4" path="m10800,l,10800,10800,21600,21600,10800xe">
                     <v:stroke joinstyle="miter"/>
@@ -5720,7 +5720,7 @@
         <mc:AlternateContent>
           <mc:Choice Requires="wps">
             <w:drawing>
-              <wp:anchor distT="0" distB="0" distL="114300" distR="114300" simplePos="0" relativeHeight="251599872" behindDoc="0" locked="0" layoutInCell="1" allowOverlap="1" wp14:anchorId="762BFA16" wp14:editId="6CA644D3">
+              <wp:anchor distT="0" distB="0" distL="114300" distR="114300" simplePos="0" relativeHeight="251588608" behindDoc="0" locked="0" layoutInCell="1" allowOverlap="1" wp14:anchorId="762BFA16" wp14:editId="1C3AB755">
                 <wp:simplePos x="0" y="0"/>
                 <wp:positionH relativeFrom="column">
                   <wp:posOffset>12225867</wp:posOffset>
@@ -5775,7 +5775,7 @@
           </mc:Choice>
           <mc:Fallback>
             <w:pict>
-              <v:line w14:anchorId="4E0A9200" id="Straight Connector 19" o:spid="_x0000_s1026" style="position:absolute;flip:y;z-index:251599872;visibility:visible;mso-wrap-style:square;mso-width-percent:0;mso-height-percent:0;mso-wrap-distance-left:9pt;mso-wrap-distance-top:0;mso-wrap-distance-right:9pt;mso-wrap-distance-bottom:0;mso-position-horizontal:absolute;mso-position-horizontal-relative:text;mso-position-vertical:absolute;mso-position-vertical-relative:text;mso-width-percent:0;mso-height-percent:0;mso-width-relative:margin;mso-height-relative:margin" from="962.65pt,24.8pt" to="973.25pt,50.85pt" o:gfxdata="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" strokecolor="black [3200]" strokeweight=".5pt">
+              <v:line w14:anchorId="78CF9897" id="Straight Connector 19" o:spid="_x0000_s1026" style="position:absolute;flip:y;z-index:251588608;visibility:visible;mso-wrap-style:square;mso-width-percent:0;mso-height-percent:0;mso-wrap-distance-left:9pt;mso-wrap-distance-top:0;mso-wrap-distance-right:9pt;mso-wrap-distance-bottom:0;mso-position-horizontal:absolute;mso-position-horizontal-relative:text;mso-position-vertical:absolute;mso-position-vertical-relative:text;mso-width-percent:0;mso-height-percent:0;mso-width-relative:margin;mso-height-relative:margin" from="962.65pt,24.8pt" to="973.25pt,50.85pt" o:gfxdata="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" strokecolor="black [3200]" strokeweight=".5pt">
                 <v:stroke joinstyle="miter"/>
               </v:line>
             </w:pict>
@@ -5791,7 +5791,7 @@
         <mc:AlternateContent>
           <mc:Choice Requires="wpg">
             <w:drawing>
-              <wp:anchor distT="0" distB="0" distL="114300" distR="114300" simplePos="0" relativeHeight="251598848" behindDoc="0" locked="0" layoutInCell="1" allowOverlap="1" wp14:anchorId="3C6F01C0" wp14:editId="0AD01AF1">
+              <wp:anchor distT="0" distB="0" distL="114300" distR="114300" simplePos="0" relativeHeight="251587584" behindDoc="0" locked="0" layoutInCell="1" allowOverlap="1" wp14:anchorId="3C6F01C0" wp14:editId="1397FC71">
                 <wp:simplePos x="0" y="0"/>
                 <wp:positionH relativeFrom="column">
                   <wp:posOffset>12086167</wp:posOffset>
@@ -5896,7 +5896,7 @@
           </mc:Choice>
           <mc:Fallback>
             <w:pict>
-              <v:group w14:anchorId="3C6F01C0" id="_x0000_s1136" style="position:absolute;margin-left:951.65pt;margin-top:5.3pt;width:82.3pt;height:30.8pt;z-index:251598848" coordsize="10453,3909" o:gfxdata="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">
+              <v:group w14:anchorId="3C6F01C0" id="_x0000_s1136" style="position:absolute;margin-left:951.65pt;margin-top:5.3pt;width:82.3pt;height:30.8pt;z-index:251587584" coordsize="10453,3909" o:gfxdata="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">
                 <v:oval id="Oval 14" o:spid="_x0000_s1137" style="position:absolute;width:8150;height:2534;visibility:visible;mso-wrap-style:square;v-text-anchor:middle" o:gfxdata="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" filled="f" strokecolor="#172c51" strokeweight=".5pt">
                   <v:stroke joinstyle="miter"/>
                 </v:oval>
@@ -5935,7 +5935,7 @@
         <mc:AlternateContent>
           <mc:Choice Requires="wps">
             <w:drawing>
-              <wp:anchor distT="0" distB="0" distL="114300" distR="114300" simplePos="0" relativeHeight="251606016" behindDoc="0" locked="0" layoutInCell="1" allowOverlap="1" wp14:anchorId="03C1CDD1" wp14:editId="4109DD0D">
+              <wp:anchor distT="0" distB="0" distL="114300" distR="114300" simplePos="0" relativeHeight="251594752" behindDoc="0" locked="0" layoutInCell="1" allowOverlap="1" wp14:anchorId="03C1CDD1" wp14:editId="48BC363E">
                 <wp:simplePos x="0" y="0"/>
                 <wp:positionH relativeFrom="column">
                   <wp:posOffset>11607800</wp:posOffset>
@@ -5990,7 +5990,7 @@
           </mc:Choice>
           <mc:Fallback>
             <w:pict>
-              <v:line w14:anchorId="58CDADA2" id="Straight Connector 25" o:spid="_x0000_s1026" style="position:absolute;z-index:251606016;visibility:visible;mso-wrap-style:square;mso-width-percent:0;mso-height-percent:0;mso-wrap-distance-left:9pt;mso-wrap-distance-top:0;mso-wrap-distance-right:9pt;mso-wrap-distance-bottom:0;mso-position-horizontal:absolute;mso-position-horizontal-relative:text;mso-position-vertical:absolute;mso-position-vertical-relative:text;mso-width-percent:0;mso-height-percent:0;mso-width-relative:margin;mso-height-relative:margin" from="914pt,24.85pt" to="930.65pt,51.15pt" o:gfxdata="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" strokecolor="black [3200]" strokeweight=".5pt">
+              <v:line w14:anchorId="0EBA829D" id="Straight Connector 25" o:spid="_x0000_s1026" style="position:absolute;z-index:251594752;visibility:visible;mso-wrap-style:square;mso-width-percent:0;mso-height-percent:0;mso-wrap-distance-left:9pt;mso-wrap-distance-top:0;mso-wrap-distance-right:9pt;mso-wrap-distance-bottom:0;mso-position-horizontal:absolute;mso-position-horizontal-relative:text;mso-position-vertical:absolute;mso-position-vertical-relative:text;mso-width-percent:0;mso-height-percent:0;mso-width-relative:margin;mso-height-relative:margin" from="914pt,24.85pt" to="930.65pt,51.15pt" o:gfxdata="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" strokecolor="black [3200]" strokeweight=".5pt">
                 <v:stroke joinstyle="miter"/>
               </v:line>
             </w:pict>
@@ -6006,7 +6006,7 @@
         <mc:AlternateContent>
           <mc:Choice Requires="wpg">
             <w:drawing>
-              <wp:anchor distT="0" distB="0" distL="114300" distR="114300" simplePos="0" relativeHeight="251592704" behindDoc="0" locked="0" layoutInCell="1" allowOverlap="1" wp14:anchorId="569E386F" wp14:editId="5587B965">
+              <wp:anchor distT="0" distB="0" distL="114300" distR="114300" simplePos="0" relativeHeight="251581440" behindDoc="0" locked="0" layoutInCell="1" allowOverlap="1" wp14:anchorId="569E386F" wp14:editId="7779D564">
                 <wp:simplePos x="0" y="0"/>
                 <wp:positionH relativeFrom="column">
                   <wp:posOffset>11165405</wp:posOffset>
@@ -6122,7 +6122,7 @@
           </mc:Choice>
           <mc:Fallback>
             <w:pict>
-              <v:group w14:anchorId="569E386F" id="_x0000_s1139" style="position:absolute;margin-left:879.15pt;margin-top:5.05pt;width:81.1pt;height:30.8pt;z-index:251592704" coordsize="10303,3909" o:gfxdata="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">
+              <v:group w14:anchorId="569E386F" id="_x0000_s1139" style="position:absolute;margin-left:879.15pt;margin-top:5.05pt;width:81.1pt;height:30.8pt;z-index:251581440" coordsize="10303,3909" o:gfxdata="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">
                 <v:oval id="Oval 14" o:spid="_x0000_s1140" style="position:absolute;width:8150;height:2534;visibility:visible;mso-wrap-style:square;v-text-anchor:middle" o:gfxdata="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" filled="f" strokecolor="#09101d [484]" strokeweight=".5pt">
                   <v:stroke joinstyle="miter"/>
                 </v:oval>
@@ -6172,13 +6172,258 @@
         <mc:AlternateContent>
           <mc:Choice Requires="wps">
             <w:drawing>
-              <wp:anchor distT="0" distB="0" distL="114300" distR="114300" simplePos="0" relativeHeight="251915264" behindDoc="0" locked="0" layoutInCell="1" allowOverlap="1" wp14:anchorId="5E761D27" wp14:editId="29F41682">
+              <wp:anchor distT="0" distB="0" distL="114300" distR="114300" simplePos="0" relativeHeight="251913216" behindDoc="0" locked="0" layoutInCell="1" allowOverlap="1" wp14:anchorId="7FD4D8D4" wp14:editId="338F2A7A">
                 <wp:simplePos x="0" y="0"/>
                 <wp:positionH relativeFrom="column">
-                  <wp:posOffset>16623623</wp:posOffset>
+                  <wp:posOffset>16303223</wp:posOffset>
                 </wp:positionH>
                 <wp:positionV relativeFrom="paragraph">
-                  <wp:posOffset>95433</wp:posOffset>
+                  <wp:posOffset>47507</wp:posOffset>
+                </wp:positionV>
+                <wp:extent cx="232833" cy="192071"/>
+                <wp:effectExtent l="0" t="0" r="0" b="0"/>
+                <wp:wrapNone/>
+                <wp:docPr id="1294168542" name="Text Box 190"/>
+                <wp:cNvGraphicFramePr/>
+                <a:graphic xmlns:a="http://schemas.openxmlformats.org/drawingml/2006/main">
+                  <a:graphicData uri="http://schemas.microsoft.com/office/word/2010/wordprocessingShape">
+                    <wps:wsp>
+                      <wps:cNvSpPr txBox="1"/>
+                      <wps:spPr>
+                        <a:xfrm>
+                          <a:off x="0" y="0"/>
+                          <a:ext cx="232833" cy="192071"/>
+                        </a:xfrm>
+                        <a:prstGeom prst="rect">
+                          <a:avLst/>
+                        </a:prstGeom>
+                        <a:noFill/>
+                        <a:ln w="6350">
+                          <a:noFill/>
+                        </a:ln>
+                      </wps:spPr>
+                      <wps:txbx>
+                        <w:txbxContent>
+                          <w:p>
+                            <w:pPr>
+                              <w:rPr>
+                                <w:sz w:val="16"/>
+                                <w:szCs w:val="16"/>
+                              </w:rPr>
+                            </w:pPr>
+                            <w:r>
+                              <w:rPr>
+                                <w:sz w:val="16"/>
+                                <w:szCs w:val="16"/>
+                              </w:rPr>
+                              <w:t>N</w:t>
+                            </w:r>
+                          </w:p>
+                        </w:txbxContent>
+                      </wps:txbx>
+                      <wps:bodyPr rot="0" spcFirstLastPara="0" vertOverflow="overflow" horzOverflow="overflow" vert="horz" wrap="square" lIns="91440" tIns="45720" rIns="91440" bIns="45720" numCol="1" spcCol="0" rtlCol="0" fromWordArt="0" anchor="t" anchorCtr="0" forceAA="0" compatLnSpc="1">
+                        <a:prstTxWarp prst="textNoShape">
+                          <a:avLst/>
+                        </a:prstTxWarp>
+                        <a:noAutofit/>
+                      </wps:bodyPr>
+                    </wps:wsp>
+                  </a:graphicData>
+                </a:graphic>
+                <wp14:sizeRelH relativeFrom="margin">
+                  <wp14:pctWidth>0</wp14:pctWidth>
+                </wp14:sizeRelH>
+                <wp14:sizeRelV relativeFrom="margin">
+                  <wp14:pctHeight>0</wp14:pctHeight>
+                </wp14:sizeRelV>
+              </wp:anchor>
+            </w:drawing>
+          </mc:Choice>
+          <mc:Fallback>
+            <w:pict>
+              <v:shape w14:anchorId="7FD4D8D4" id="_x0000_s1142" type="#_x0000_t202" style="position:absolute;margin-left:1283.7pt;margin-top:3.75pt;width:18.35pt;height:15.1pt;z-index:251913216;visibility:visible;mso-wrap-style:square;mso-width-percent:0;mso-height-percent:0;mso-wrap-distance-left:9pt;mso-wrap-distance-top:0;mso-wrap-distance-right:9pt;mso-wrap-distance-bottom:0;mso-position-horizontal:absolute;mso-position-horizontal-relative:text;mso-position-vertical:absolute;mso-position-vertical-relative:text;mso-width-percent:0;mso-height-percent:0;mso-width-relative:margin;mso-height-relative:margin;v-text-anchor:top" o:gfxdata="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" filled="f" stroked="f" strokeweight=".5pt">
+                <v:textbox>
+                  <w:txbxContent>
+                    <w:p>
+                      <w:pPr>
+                        <w:rPr>
+                          <w:sz w:val="16"/>
+                          <w:szCs w:val="16"/>
+                        </w:rPr>
+                      </w:pPr>
+                      <w:r>
+                        <w:rPr>
+                          <w:sz w:val="16"/>
+                          <w:szCs w:val="16"/>
+                        </w:rPr>
+                        <w:t>N</w:t>
+                      </w:r>
+                    </w:p>
+                  </w:txbxContent>
+                </v:textbox>
+              </v:shape>
+            </w:pict>
+          </mc:Fallback>
+        </mc:AlternateContent>
+      </w:r>
+      <w:r>
+        <w:rPr>
+          <w:noProof/>
+          <w:sz w:val="16"/>
+          <w:szCs w:val="16"/>
+        </w:rPr>
+        <mc:AlternateContent>
+          <mc:Choice Requires="wps">
+            <w:drawing>
+              <wp:anchor distT="0" distB="0" distL="114300" distR="114300" simplePos="0" relativeHeight="251958272" behindDoc="0" locked="0" layoutInCell="1" allowOverlap="1" wp14:anchorId="0EFBA8F5" wp14:editId="165D5793">
+                <wp:simplePos x="0" y="0"/>
+                <wp:positionH relativeFrom="column">
+                  <wp:posOffset>15341958</wp:posOffset>
+                </wp:positionH>
+                <wp:positionV relativeFrom="paragraph">
+                  <wp:posOffset>92432</wp:posOffset>
+                </wp:positionV>
+                <wp:extent cx="1145934" cy="739095"/>
+                <wp:effectExtent l="0" t="0" r="16510" b="23495"/>
+                <wp:wrapNone/>
+                <wp:docPr id="1895134607" name="Connector: Elbow 269"/>
+                <wp:cNvGraphicFramePr/>
+                <a:graphic xmlns:a="http://schemas.openxmlformats.org/drawingml/2006/main">
+                  <a:graphicData uri="http://schemas.microsoft.com/office/word/2010/wordprocessingShape">
+                    <wps:wsp>
+                      <wps:cNvCnPr/>
+                      <wps:spPr>
+                        <a:xfrm flipV="1">
+                          <a:off x="0" y="0"/>
+                          <a:ext cx="1145934" cy="739095"/>
+                        </a:xfrm>
+                        <a:prstGeom prst="bentConnector3">
+                          <a:avLst>
+                            <a:gd name="adj1" fmla="val 24813"/>
+                          </a:avLst>
+                        </a:prstGeom>
+                      </wps:spPr>
+                      <wps:style>
+                        <a:lnRef idx="1">
+                          <a:schemeClr val="dk1"/>
+                        </a:lnRef>
+                        <a:fillRef idx="0">
+                          <a:schemeClr val="dk1"/>
+                        </a:fillRef>
+                        <a:effectRef idx="0">
+                          <a:schemeClr val="dk1"/>
+                        </a:effectRef>
+                        <a:fontRef idx="minor">
+                          <a:schemeClr val="tx1"/>
+                        </a:fontRef>
+                      </wps:style>
+                      <wps:bodyPr/>
+                    </wps:wsp>
+                  </a:graphicData>
+                </a:graphic>
+                <wp14:sizeRelH relativeFrom="margin">
+                  <wp14:pctWidth>0</wp14:pctWidth>
+                </wp14:sizeRelH>
+                <wp14:sizeRelV relativeFrom="margin">
+                  <wp14:pctHeight>0</wp14:pctHeight>
+                </wp14:sizeRelV>
+              </wp:anchor>
+            </w:drawing>
+          </mc:Choice>
+          <mc:Fallback>
+            <w:pict>
+              <v:shape w14:anchorId="12AF4650" id="Connector: Elbow 269" o:spid="_x0000_s1026" type="#_x0000_t34" style="position:absolute;margin-left:1208.05pt;margin-top:7.3pt;width:90.25pt;height:58.2pt;flip:y;z-index:251958272;visibility:visible;mso-wrap-style:square;mso-width-percent:0;mso-height-percent:0;mso-wrap-distance-left:9pt;mso-wrap-distance-top:0;mso-wrap-distance-right:9pt;mso-wrap-distance-bottom:0;mso-position-horizontal:absolute;mso-position-horizontal-relative:text;mso-position-vertical:absolute;mso-position-vertical-relative:text;mso-width-percent:0;mso-height-percent:0;mso-width-relative:margin;mso-height-relative:margin" o:gfxdata="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" adj="5360" strokecolor="black [3200]" strokeweight=".5pt"/>
+            </w:pict>
+          </mc:Fallback>
+        </mc:AlternateContent>
+      </w:r>
+      <w:r>
+        <w:rPr>
+          <w:noProof/>
+          <w:sz w:val="16"/>
+          <w:szCs w:val="16"/>
+        </w:rPr>
+        <mc:AlternateContent>
+          <mc:Choice Requires="wps">
+            <w:drawing>
+              <wp:anchor distT="0" distB="0" distL="114300" distR="114300" simplePos="0" relativeHeight="251902976" behindDoc="0" locked="0" layoutInCell="1" allowOverlap="1" wp14:anchorId="6FFB454F" wp14:editId="15F5604C">
+                <wp:simplePos x="0" y="0"/>
+                <wp:positionH relativeFrom="column">
+                  <wp:posOffset>16043855</wp:posOffset>
+                </wp:positionH>
+                <wp:positionV relativeFrom="paragraph">
+                  <wp:posOffset>127850</wp:posOffset>
+                </wp:positionV>
+                <wp:extent cx="833755" cy="624625"/>
+                <wp:effectExtent l="0" t="0" r="23495" b="23495"/>
+                <wp:wrapNone/>
+                <wp:docPr id="530634394" name="Connector: Elbow 231"/>
+                <wp:cNvGraphicFramePr/>
+                <a:graphic xmlns:a="http://schemas.openxmlformats.org/drawingml/2006/main">
+                  <a:graphicData uri="http://schemas.microsoft.com/office/word/2010/wordprocessingShape">
+                    <wps:wsp>
+                      <wps:cNvCnPr/>
+                      <wps:spPr>
+                        <a:xfrm flipH="1">
+                          <a:off x="0" y="0"/>
+                          <a:ext cx="833755" cy="624625"/>
+                        </a:xfrm>
+                        <a:prstGeom prst="bentConnector3">
+                          <a:avLst>
+                            <a:gd name="adj1" fmla="val -133"/>
+                          </a:avLst>
+                        </a:prstGeom>
+                      </wps:spPr>
+                      <wps:style>
+                        <a:lnRef idx="1">
+                          <a:schemeClr val="dk1"/>
+                        </a:lnRef>
+                        <a:fillRef idx="0">
+                          <a:schemeClr val="dk1"/>
+                        </a:fillRef>
+                        <a:effectRef idx="0">
+                          <a:schemeClr val="dk1"/>
+                        </a:effectRef>
+                        <a:fontRef idx="minor">
+                          <a:schemeClr val="tx1"/>
+                        </a:fontRef>
+                      </wps:style>
+                      <wps:bodyPr/>
+                    </wps:wsp>
+                  </a:graphicData>
+                </a:graphic>
+                <wp14:sizeRelH relativeFrom="margin">
+                  <wp14:pctWidth>0</wp14:pctWidth>
+                </wp14:sizeRelH>
+                <wp14:sizeRelV relativeFrom="margin">
+                  <wp14:pctHeight>0</wp14:pctHeight>
+                </wp14:sizeRelV>
+              </wp:anchor>
+            </w:drawing>
+          </mc:Choice>
+          <mc:Fallback>
+            <w:pict>
+              <v:shape w14:anchorId="5515D14B" id="Connector: Elbow 231" o:spid="_x0000_s1026" type="#_x0000_t34" style="position:absolute;margin-left:1263.3pt;margin-top:10.05pt;width:65.65pt;height:49.2pt;flip:x;z-index:251902976;visibility:visible;mso-wrap-style:square;mso-width-percent:0;mso-height-percent:0;mso-wrap-distance-left:9pt;mso-wrap-distance-top:0;mso-wrap-distance-right:9pt;mso-wrap-distance-bottom:0;mso-position-horizontal:absolute;mso-position-horizontal-relative:text;mso-position-vertical:absolute;mso-position-vertical-relative:text;mso-width-percent:0;mso-height-percent:0;mso-width-relative:margin;mso-height-relative:margin" o:gfxdata="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" adj="-29" strokecolor="black [3200]" strokeweight=".5pt"/>
+            </w:pict>
+          </mc:Fallback>
+        </mc:AlternateContent>
+      </w:r>
+      <w:r>
+        <w:rPr>
+          <w:noProof/>
+          <w:sz w:val="16"/>
+          <w:szCs w:val="16"/>
+        </w:rPr>
+        <mc:AlternateContent>
+          <mc:Choice Requires="wps">
+            <w:drawing>
+              <wp:anchor distT="0" distB="0" distL="114300" distR="114300" simplePos="0" relativeHeight="251915264" behindDoc="0" locked="0" layoutInCell="1" allowOverlap="1" wp14:anchorId="5E761D27" wp14:editId="017BF870">
+                <wp:simplePos x="0" y="0"/>
+                <wp:positionH relativeFrom="column">
+                  <wp:posOffset>16793675</wp:posOffset>
+                </wp:positionH>
+                <wp:positionV relativeFrom="paragraph">
+                  <wp:posOffset>91299</wp:posOffset>
                 </wp:positionV>
                 <wp:extent cx="232833" cy="192071"/>
                 <wp:effectExtent l="0" t="0" r="0" b="0"/>
@@ -6241,7 +6486,7 @@
           </mc:Choice>
           <mc:Fallback>
             <w:pict>
-              <v:shape w14:anchorId="5E761D27" id="_x0000_s1142" type="#_x0000_t202" style="position:absolute;margin-left:1308.95pt;margin-top:7.5pt;width:18.35pt;height:15.1pt;z-index:251915264;visibility:visible;mso-wrap-style:square;mso-width-percent:0;mso-height-percent:0;mso-wrap-distance-left:9pt;mso-wrap-distance-top:0;mso-wrap-distance-right:9pt;mso-wrap-distance-bottom:0;mso-position-horizontal:absolute;mso-position-horizontal-relative:text;mso-position-vertical:absolute;mso-position-vertical-relative:text;mso-width-percent:0;mso-height-percent:0;mso-width-relative:margin;mso-height-relative:margin;v-text-anchor:top" o:gfxdata="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" filled="f" stroked="f" strokeweight=".5pt">
+              <v:shape w14:anchorId="5E761D27" id="_x0000_s1143" type="#_x0000_t202" style="position:absolute;margin-left:1322.35pt;margin-top:7.2pt;width:18.35pt;height:15.1pt;z-index:251915264;visibility:visible;mso-wrap-style:square;mso-width-percent:0;mso-height-percent:0;mso-wrap-distance-left:9pt;mso-wrap-distance-top:0;mso-wrap-distance-right:9pt;mso-wrap-distance-bottom:0;mso-position-horizontal:absolute;mso-position-horizontal-relative:text;mso-position-vertical:absolute;mso-position-vertical-relative:text;mso-width-percent:0;mso-height-percent:0;mso-width-relative:margin;mso-height-relative:margin;v-text-anchor:top" o:gfxdata="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" filled="f" stroked="f" strokeweight=".5pt">
                 <v:textbox>
                   <w:txbxContent>
                     <w:p>
@@ -6275,7 +6520,7 @@
         <mc:AlternateContent>
           <mc:Choice Requires="wps">
             <w:drawing>
-              <wp:anchor distT="0" distB="0" distL="114300" distR="114300" simplePos="0" relativeHeight="251909120" behindDoc="0" locked="0" layoutInCell="1" allowOverlap="1" wp14:anchorId="787855BD" wp14:editId="0CF537DF">
+              <wp:anchor distT="0" distB="0" distL="114300" distR="114300" simplePos="0" relativeHeight="251909120" behindDoc="0" locked="0" layoutInCell="1" allowOverlap="1" wp14:anchorId="787855BD" wp14:editId="0BF69657">
                 <wp:simplePos x="0" y="0"/>
                 <wp:positionH relativeFrom="column">
                   <wp:posOffset>12266429</wp:posOffset>
@@ -6344,7 +6589,7 @@
           </mc:Choice>
           <mc:Fallback>
             <w:pict>
-              <v:shape w14:anchorId="787855BD" id="_x0000_s1143" type="#_x0000_t202" style="position:absolute;margin-left:965.85pt;margin-top:17.5pt;width:18.35pt;height:15.1pt;z-index:251909120;visibility:visible;mso-wrap-style:square;mso-width-percent:0;mso-height-percent:0;mso-wrap-distance-left:9pt;mso-wrap-distance-top:0;mso-wrap-distance-right:9pt;mso-wrap-distance-bottom:0;mso-position-horizontal:absolute;mso-position-horizontal-relative:text;mso-position-vertical:absolute;mso-position-vertical-relative:text;mso-width-percent:0;mso-height-percent:0;mso-width-relative:margin;mso-height-relative:margin;v-text-anchor:top" o:gfxdata="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" filled="f" stroked="f" strokeweight=".5pt">
+              <v:shape w14:anchorId="787855BD" id="_x0000_s1144" type="#_x0000_t202" style="position:absolute;margin-left:965.85pt;margin-top:17.5pt;width:18.35pt;height:15.1pt;z-index:251909120;visibility:visible;mso-wrap-style:square;mso-width-percent:0;mso-height-percent:0;mso-wrap-distance-left:9pt;mso-wrap-distance-top:0;mso-wrap-distance-right:9pt;mso-wrap-distance-bottom:0;mso-position-horizontal:absolute;mso-position-horizontal-relative:text;mso-position-vertical:absolute;mso-position-vertical-relative:text;mso-width-percent:0;mso-height-percent:0;mso-width-relative:margin;mso-height-relative:margin;v-text-anchor:top" o:gfxdata="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" filled="f" stroked="f" strokeweight=".5pt">
                 <v:textbox>
                   <w:txbxContent>
                     <w:p>
@@ -6378,72 +6623,7 @@
         <mc:AlternateContent>
           <mc:Choice Requires="wps">
             <w:drawing>
-              <wp:anchor distT="0" distB="0" distL="114300" distR="114300" simplePos="0" relativeHeight="251899904" behindDoc="0" locked="0" layoutInCell="1" allowOverlap="1" wp14:anchorId="70C9164E" wp14:editId="758375BC">
-                <wp:simplePos x="0" y="0"/>
-                <wp:positionH relativeFrom="column">
-                  <wp:posOffset>16824960</wp:posOffset>
-                </wp:positionH>
-                <wp:positionV relativeFrom="paragraph">
-                  <wp:posOffset>124151</wp:posOffset>
-                </wp:positionV>
-                <wp:extent cx="0" cy="1139843"/>
-                <wp:effectExtent l="0" t="0" r="38100" b="22225"/>
-                <wp:wrapNone/>
-                <wp:docPr id="1650688445" name="Straight Connector 229"/>
-                <wp:cNvGraphicFramePr/>
-                <a:graphic xmlns:a="http://schemas.openxmlformats.org/drawingml/2006/main">
-                  <a:graphicData uri="http://schemas.microsoft.com/office/word/2010/wordprocessingShape">
-                    <wps:wsp>
-                      <wps:cNvCnPr/>
-                      <wps:spPr>
-                        <a:xfrm>
-                          <a:off x="0" y="0"/>
-                          <a:ext cx="0" cy="1139843"/>
-                        </a:xfrm>
-                        <a:prstGeom prst="line">
-                          <a:avLst/>
-                        </a:prstGeom>
-                      </wps:spPr>
-                      <wps:style>
-                        <a:lnRef idx="1">
-                          <a:schemeClr val="dk1"/>
-                        </a:lnRef>
-                        <a:fillRef idx="0">
-                          <a:schemeClr val="dk1"/>
-                        </a:fillRef>
-                        <a:effectRef idx="0">
-                          <a:schemeClr val="dk1"/>
-                        </a:effectRef>
-                        <a:fontRef idx="minor">
-                          <a:schemeClr val="tx1"/>
-                        </a:fontRef>
-                      </wps:style>
-                      <wps:bodyPr/>
-                    </wps:wsp>
-                  </a:graphicData>
-                </a:graphic>
-              </wp:anchor>
-            </w:drawing>
-          </mc:Choice>
-          <mc:Fallback>
-            <w:pict>
-              <v:line w14:anchorId="22EFCC72" id="Straight Connector 229" o:spid="_x0000_s1026" style="position:absolute;z-index:251899904;visibility:visible;mso-wrap-style:square;mso-wrap-distance-left:9pt;mso-wrap-distance-top:0;mso-wrap-distance-right:9pt;mso-wrap-distance-bottom:0;mso-position-horizontal:absolute;mso-position-horizontal-relative:text;mso-position-vertical:absolute;mso-position-vertical-relative:text" from="1324.8pt,9.8pt" to="1324.8pt,99.55pt" o:gfxdata="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" strokecolor="black [3200]" strokeweight=".5pt">
-                <v:stroke joinstyle="miter"/>
-              </v:line>
-            </w:pict>
-          </mc:Fallback>
-        </mc:AlternateContent>
-      </w:r>
-      <w:r>
-        <w:rPr>
-          <w:noProof/>
-          <w:sz w:val="16"/>
-          <w:szCs w:val="16"/>
-        </w:rPr>
-        <mc:AlternateContent>
-          <mc:Choice Requires="wps">
-            <w:drawing>
-              <wp:anchor distT="0" distB="0" distL="114300" distR="114300" simplePos="0" relativeHeight="251832320" behindDoc="0" locked="0" layoutInCell="1" allowOverlap="1" wp14:anchorId="5BC8132F" wp14:editId="009DBABF">
+              <wp:anchor distT="0" distB="0" distL="114300" distR="114300" simplePos="0" relativeHeight="251830272" behindDoc="0" locked="0" layoutInCell="1" allowOverlap="1" wp14:anchorId="5BC8132F" wp14:editId="0DF23D2F">
                 <wp:simplePos x="0" y="0"/>
                 <wp:positionH relativeFrom="column">
                   <wp:posOffset>11459633</wp:posOffset>
@@ -6512,7 +6692,7 @@
           </mc:Choice>
           <mc:Fallback>
             <w:pict>
-              <v:shape w14:anchorId="5BC8132F" id="_x0000_s1144" type="#_x0000_t202" style="position:absolute;margin-left:902.35pt;margin-top:16.7pt;width:18.65pt;height:16.9pt;z-index:251832320;visibility:visible;mso-wrap-style:square;mso-width-percent:0;mso-height-percent:0;mso-wrap-distance-left:9pt;mso-wrap-distance-top:0;mso-wrap-distance-right:9pt;mso-wrap-distance-bottom:0;mso-position-horizontal:absolute;mso-position-horizontal-relative:text;mso-position-vertical:absolute;mso-position-vertical-relative:text;mso-width-percent:0;mso-height-percent:0;mso-width-relative:margin;mso-height-relative:margin;v-text-anchor:top" o:gfxdata="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" filled="f" stroked="f" strokeweight=".5pt">
+              <v:shape w14:anchorId="5BC8132F" id="_x0000_s1145" type="#_x0000_t202" style="position:absolute;margin-left:902.35pt;margin-top:16.7pt;width:18.65pt;height:16.9pt;z-index:251830272;visibility:visible;mso-wrap-style:square;mso-width-percent:0;mso-height-percent:0;mso-wrap-distance-left:9pt;mso-wrap-distance-top:0;mso-wrap-distance-right:9pt;mso-wrap-distance-bottom:0;mso-position-horizontal:absolute;mso-position-horizontal-relative:text;mso-position-vertical:absolute;mso-position-vertical-relative:text;mso-width-percent:0;mso-height-percent:0;mso-width-relative:margin;mso-height-relative:margin;v-text-anchor:top" o:gfxdata="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" filled="f" stroked="f" strokeweight=".5pt">
                 <v:textbox>
                   <w:txbxContent>
                     <w:p>
@@ -6553,16 +6733,650 @@
         <mc:AlternateContent>
           <mc:Choice Requires="wps">
             <w:drawing>
-              <wp:anchor distT="0" distB="0" distL="114300" distR="114300" simplePos="0" relativeHeight="251779072" behindDoc="0" locked="0" layoutInCell="1" allowOverlap="1" wp14:anchorId="0A944CAC" wp14:editId="6C26F3D8">
+              <wp:anchor distT="0" distB="0" distL="114300" distR="114300" simplePos="0" relativeHeight="251966464" behindDoc="0" locked="0" layoutInCell="1" allowOverlap="1" wp14:anchorId="0E80E4E5" wp14:editId="1430E890">
                 <wp:simplePos x="0" y="0"/>
                 <wp:positionH relativeFrom="column">
-                  <wp:posOffset>12315662</wp:posOffset>
+                  <wp:posOffset>4191001</wp:posOffset>
                 </wp:positionH>
                 <wp:positionV relativeFrom="paragraph">
-                  <wp:posOffset>175024</wp:posOffset>
+                  <wp:posOffset>248708</wp:posOffset>
                 </wp:positionV>
-                <wp:extent cx="3127248" cy="1090204"/>
-                <wp:effectExtent l="0" t="0" r="35560" b="34290"/>
+                <wp:extent cx="0" cy="520244"/>
+                <wp:effectExtent l="0" t="0" r="38100" b="32385"/>
+                <wp:wrapNone/>
+                <wp:docPr id="1024265926" name="Straight Connector 25"/>
+                <wp:cNvGraphicFramePr/>
+                <a:graphic xmlns:a="http://schemas.openxmlformats.org/drawingml/2006/main">
+                  <a:graphicData uri="http://schemas.microsoft.com/office/word/2010/wordprocessingShape">
+                    <wps:wsp>
+                      <wps:cNvCnPr/>
+                      <wps:spPr>
+                        <a:xfrm>
+                          <a:off x="0" y="0"/>
+                          <a:ext cx="0" cy="520244"/>
+                        </a:xfrm>
+                        <a:prstGeom prst="line">
+                          <a:avLst/>
+                        </a:prstGeom>
+                      </wps:spPr>
+                      <wps:style>
+                        <a:lnRef idx="1">
+                          <a:schemeClr val="dk1"/>
+                        </a:lnRef>
+                        <a:fillRef idx="0">
+                          <a:schemeClr val="dk1"/>
+                        </a:fillRef>
+                        <a:effectRef idx="0">
+                          <a:schemeClr val="dk1"/>
+                        </a:effectRef>
+                        <a:fontRef idx="minor">
+                          <a:schemeClr val="tx1"/>
+                        </a:fontRef>
+                      </wps:style>
+                      <wps:bodyPr/>
+                    </wps:wsp>
+                  </a:graphicData>
+                </a:graphic>
+                <wp14:sizeRelH relativeFrom="margin">
+                  <wp14:pctWidth>0</wp14:pctWidth>
+                </wp14:sizeRelH>
+                <wp14:sizeRelV relativeFrom="margin">
+                  <wp14:pctHeight>0</wp14:pctHeight>
+                </wp14:sizeRelV>
+              </wp:anchor>
+            </w:drawing>
+          </mc:Choice>
+          <mc:Fallback>
+            <w:pict>
+              <v:line w14:anchorId="1034C5BF" id="Straight Connector 25" o:spid="_x0000_s1026" style="position:absolute;z-index:251966464;visibility:visible;mso-wrap-style:square;mso-width-percent:0;mso-height-percent:0;mso-wrap-distance-left:9pt;mso-wrap-distance-top:0;mso-wrap-distance-right:9pt;mso-wrap-distance-bottom:0;mso-position-horizontal:absolute;mso-position-horizontal-relative:text;mso-position-vertical:absolute;mso-position-vertical-relative:text;mso-width-percent:0;mso-height-percent:0;mso-width-relative:margin;mso-height-relative:margin" from="330pt,19.6pt" to="330pt,60.55pt" o:gfxdata="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" strokecolor="black [3200]" strokeweight=".5pt">
+                <v:stroke joinstyle="miter"/>
+              </v:line>
+            </w:pict>
+          </mc:Fallback>
+        </mc:AlternateContent>
+      </w:r>
+      <w:r>
+        <w:rPr>
+          <w:noProof/>
+          <w:sz w:val="16"/>
+          <w:szCs w:val="16"/>
+        </w:rPr>
+        <mc:AlternateContent>
+          <mc:Choice Requires="wps">
+            <w:drawing>
+              <wp:anchor distT="0" distB="0" distL="114300" distR="114300" simplePos="0" relativeHeight="251963392" behindDoc="0" locked="0" layoutInCell="1" allowOverlap="1" wp14:anchorId="4A997C51" wp14:editId="3E509AB9">
+                <wp:simplePos x="0" y="0"/>
+                <wp:positionH relativeFrom="column">
+                  <wp:posOffset>1560689</wp:posOffset>
+                </wp:positionH>
+                <wp:positionV relativeFrom="paragraph">
+                  <wp:posOffset>240242</wp:posOffset>
+                </wp:positionV>
+                <wp:extent cx="14111" cy="620001"/>
+                <wp:effectExtent l="0" t="0" r="24130" b="27940"/>
+                <wp:wrapNone/>
+                <wp:docPr id="663129943" name="Straight Connector 25"/>
+                <wp:cNvGraphicFramePr/>
+                <a:graphic xmlns:a="http://schemas.openxmlformats.org/drawingml/2006/main">
+                  <a:graphicData uri="http://schemas.microsoft.com/office/word/2010/wordprocessingShape">
+                    <wps:wsp>
+                      <wps:cNvCnPr/>
+                      <wps:spPr>
+                        <a:xfrm flipH="1">
+                          <a:off x="0" y="0"/>
+                          <a:ext cx="14111" cy="620001"/>
+                        </a:xfrm>
+                        <a:prstGeom prst="line">
+                          <a:avLst/>
+                        </a:prstGeom>
+                      </wps:spPr>
+                      <wps:style>
+                        <a:lnRef idx="1">
+                          <a:schemeClr val="dk1"/>
+                        </a:lnRef>
+                        <a:fillRef idx="0">
+                          <a:schemeClr val="dk1"/>
+                        </a:fillRef>
+                        <a:effectRef idx="0">
+                          <a:schemeClr val="dk1"/>
+                        </a:effectRef>
+                        <a:fontRef idx="minor">
+                          <a:schemeClr val="tx1"/>
+                        </a:fontRef>
+                      </wps:style>
+                      <wps:bodyPr/>
+                    </wps:wsp>
+                  </a:graphicData>
+                </a:graphic>
+                <wp14:sizeRelH relativeFrom="margin">
+                  <wp14:pctWidth>0</wp14:pctWidth>
+                </wp14:sizeRelH>
+                <wp14:sizeRelV relativeFrom="margin">
+                  <wp14:pctHeight>0</wp14:pctHeight>
+                </wp14:sizeRelV>
+              </wp:anchor>
+            </w:drawing>
+          </mc:Choice>
+          <mc:Fallback>
+            <w:pict>
+              <v:line w14:anchorId="63A6D3F1" id="Straight Connector 25" o:spid="_x0000_s1026" style="position:absolute;flip:x;z-index:251963392;visibility:visible;mso-wrap-style:square;mso-width-percent:0;mso-height-percent:0;mso-wrap-distance-left:9pt;mso-wrap-distance-top:0;mso-wrap-distance-right:9pt;mso-wrap-distance-bottom:0;mso-position-horizontal:absolute;mso-position-horizontal-relative:text;mso-position-vertical:absolute;mso-position-vertical-relative:text;mso-width-percent:0;mso-height-percent:0;mso-width-relative:margin;mso-height-relative:margin" from="122.9pt,18.9pt" to="124pt,67.7pt" o:gfxdata="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" strokecolor="black [3200]" strokeweight=".5pt">
+                <v:stroke joinstyle="miter"/>
+              </v:line>
+            </w:pict>
+          </mc:Fallback>
+        </mc:AlternateContent>
+      </w:r>
+      <w:r>
+        <w:rPr>
+          <w:noProof/>
+          <w:sz w:val="16"/>
+          <w:szCs w:val="16"/>
+        </w:rPr>
+        <mc:AlternateContent>
+          <mc:Choice Requires="wps">
+            <w:drawing>
+              <wp:anchor distT="0" distB="0" distL="114300" distR="114300" simplePos="0" relativeHeight="251960320" behindDoc="0" locked="0" layoutInCell="1" allowOverlap="1" wp14:anchorId="12775A17" wp14:editId="5F575271">
+                <wp:simplePos x="0" y="0"/>
+                <wp:positionH relativeFrom="column">
+                  <wp:posOffset>9864126</wp:posOffset>
+                </wp:positionH>
+                <wp:positionV relativeFrom="paragraph">
+                  <wp:posOffset>195530</wp:posOffset>
+                </wp:positionV>
+                <wp:extent cx="228600" cy="219710"/>
+                <wp:effectExtent l="0" t="0" r="0" b="0"/>
+                <wp:wrapNone/>
+                <wp:docPr id="1469339760" name="Text Box 190"/>
+                <wp:cNvGraphicFramePr/>
+                <a:graphic xmlns:a="http://schemas.openxmlformats.org/drawingml/2006/main">
+                  <a:graphicData uri="http://schemas.microsoft.com/office/word/2010/wordprocessingShape">
+                    <wps:wsp>
+                      <wps:cNvSpPr txBox="1"/>
+                      <wps:spPr>
+                        <a:xfrm>
+                          <a:off x="0" y="0"/>
+                          <a:ext cx="228600" cy="219710"/>
+                        </a:xfrm>
+                        <a:prstGeom prst="rect">
+                          <a:avLst/>
+                        </a:prstGeom>
+                        <a:noFill/>
+                        <a:ln w="6350">
+                          <a:noFill/>
+                        </a:ln>
+                      </wps:spPr>
+                      <wps:txbx>
+                        <w:txbxContent>
+                          <w:p>
+                            <w:pPr>
+                              <w:rPr>
+                                <w:sz w:val="16"/>
+                                <w:szCs w:val="16"/>
+                              </w:rPr>
+                            </w:pPr>
+                            <w:r>
+                              <w:rPr>
+                                <w:sz w:val="16"/>
+                                <w:szCs w:val="16"/>
+                              </w:rPr>
+                              <w:t>1</w:t>
+                            </w:r>
+                          </w:p>
+                        </w:txbxContent>
+                      </wps:txbx>
+                      <wps:bodyPr rot="0" spcFirstLastPara="0" vertOverflow="overflow" horzOverflow="overflow" vert="horz" wrap="square" lIns="91440" tIns="45720" rIns="91440" bIns="45720" numCol="1" spcCol="0" rtlCol="0" fromWordArt="0" anchor="t" anchorCtr="0" forceAA="0" compatLnSpc="1">
+                        <a:prstTxWarp prst="textNoShape">
+                          <a:avLst/>
+                        </a:prstTxWarp>
+                        <a:noAutofit/>
+                      </wps:bodyPr>
+                    </wps:wsp>
+                  </a:graphicData>
+                </a:graphic>
+                <wp14:sizeRelH relativeFrom="margin">
+                  <wp14:pctWidth>0</wp14:pctWidth>
+                </wp14:sizeRelH>
+                <wp14:sizeRelV relativeFrom="margin">
+                  <wp14:pctHeight>0</wp14:pctHeight>
+                </wp14:sizeRelV>
+              </wp:anchor>
+            </w:drawing>
+          </mc:Choice>
+          <mc:Fallback>
+            <w:pict>
+              <v:shape w14:anchorId="12775A17" id="_x0000_s1146" type="#_x0000_t202" style="position:absolute;margin-left:776.7pt;margin-top:15.4pt;width:18pt;height:17.3pt;z-index:251960320;visibility:visible;mso-wrap-style:square;mso-width-percent:0;mso-height-percent:0;mso-wrap-distance-left:9pt;mso-wrap-distance-top:0;mso-wrap-distance-right:9pt;mso-wrap-distance-bottom:0;mso-position-horizontal:absolute;mso-position-horizontal-relative:text;mso-position-vertical:absolute;mso-position-vertical-relative:text;mso-width-percent:0;mso-height-percent:0;mso-width-relative:margin;mso-height-relative:margin;v-text-anchor:top" o:gfxdata="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" filled="f" stroked="f" strokeweight=".5pt">
+                <v:textbox>
+                  <w:txbxContent>
+                    <w:p>
+                      <w:pPr>
+                        <w:rPr>
+                          <w:sz w:val="16"/>
+                          <w:szCs w:val="16"/>
+                        </w:rPr>
+                      </w:pPr>
+                      <w:r>
+                        <w:rPr>
+                          <w:sz w:val="16"/>
+                          <w:szCs w:val="16"/>
+                        </w:rPr>
+                        <w:t>1</w:t>
+                      </w:r>
+                    </w:p>
+                  </w:txbxContent>
+                </v:textbox>
+              </v:shape>
+            </w:pict>
+          </mc:Fallback>
+        </mc:AlternateContent>
+      </w:r>
+      <w:r>
+        <w:rPr>
+          <w:noProof/>
+          <w:sz w:val="16"/>
+          <w:szCs w:val="16"/>
+        </w:rPr>
+        <mc:AlternateContent>
+          <mc:Choice Requires="wpg">
+            <w:drawing>
+              <wp:anchor distT="0" distB="0" distL="114300" distR="114300" simplePos="0" relativeHeight="251951104" behindDoc="0" locked="0" layoutInCell="1" allowOverlap="1" wp14:anchorId="169FE0F4" wp14:editId="3402A433">
+                <wp:simplePos x="0" y="0"/>
+                <wp:positionH relativeFrom="column">
+                  <wp:posOffset>14137005</wp:posOffset>
+                </wp:positionH>
+                <wp:positionV relativeFrom="paragraph">
+                  <wp:posOffset>278720</wp:posOffset>
+                </wp:positionV>
+                <wp:extent cx="874395" cy="515316"/>
+                <wp:effectExtent l="19050" t="19050" r="20955" b="18415"/>
+                <wp:wrapNone/>
+                <wp:docPr id="915343464" name="Group 13"/>
+                <wp:cNvGraphicFramePr/>
+                <a:graphic xmlns:a="http://schemas.openxmlformats.org/drawingml/2006/main">
+                  <a:graphicData uri="http://schemas.microsoft.com/office/word/2010/wordprocessingGroup">
+                    <wpg:wgp>
+                      <wpg:cNvGrpSpPr/>
+                      <wpg:grpSpPr>
+                        <a:xfrm>
+                          <a:off x="0" y="0"/>
+                          <a:ext cx="874395" cy="515316"/>
+                          <a:chOff x="0" y="0"/>
+                          <a:chExt cx="874644" cy="515432"/>
+                        </a:xfrm>
+                      </wpg:grpSpPr>
+                      <wps:wsp>
+                        <wps:cNvPr id="1085099792" name="Diamond 10"/>
+                        <wps:cNvSpPr/>
+                        <wps:spPr>
+                          <a:xfrm>
+                            <a:off x="0" y="0"/>
+                            <a:ext cx="874644" cy="490330"/>
+                          </a:xfrm>
+                          <a:prstGeom prst="diamond">
+                            <a:avLst/>
+                          </a:prstGeom>
+                          <a:noFill/>
+                          <a:ln w="6350" cap="flat" cmpd="sng" algn="ctr">
+                            <a:solidFill>
+                              <a:srgbClr val="4472C4">
+                                <a:shade val="15000"/>
+                              </a:srgbClr>
+                            </a:solidFill>
+                            <a:prstDash val="solid"/>
+                            <a:miter lim="800000"/>
+                          </a:ln>
+                          <a:effectLst/>
+                        </wps:spPr>
+                        <wps:bodyPr rot="0" spcFirstLastPara="0" vertOverflow="overflow" horzOverflow="overflow" vert="horz" wrap="square" lIns="91440" tIns="45720" rIns="91440" bIns="45720" numCol="1" spcCol="0" rtlCol="0" fromWordArt="0" anchor="ctr" anchorCtr="0" forceAA="0" compatLnSpc="1">
+                          <a:prstTxWarp prst="textNoShape">
+                            <a:avLst/>
+                          </a:prstTxWarp>
+                          <a:noAutofit/>
+                        </wps:bodyPr>
+                      </wps:wsp>
+                      <wps:wsp>
+                        <wps:cNvPr id="382801711" name="Text Box 11"/>
+                        <wps:cNvSpPr txBox="1"/>
+                        <wps:spPr>
+                          <a:xfrm>
+                            <a:off x="107787" y="126662"/>
+                            <a:ext cx="674696" cy="388770"/>
+                          </a:xfrm>
+                          <a:prstGeom prst="rect">
+                            <a:avLst/>
+                          </a:prstGeom>
+                          <a:noFill/>
+                          <a:ln w="6350">
+                            <a:noFill/>
+                          </a:ln>
+                        </wps:spPr>
+                        <wps:txbx>
+                          <w:txbxContent>
+                            <w:p>
+                              <w:pPr>
+                                <w:jc w:val="center"/>
+                                <w:rPr>
+                                  <w:sz w:val="16"/>
+                                  <w:szCs w:val="16"/>
+                                </w:rPr>
+                              </w:pPr>
+                              <w:r>
+                                <w:rPr>
+                                  <w:sz w:val="16"/>
+                                  <w:szCs w:val="16"/>
+                                </w:rPr>
+                                <w:t>Manages</w:t>
+                              </w:r>
+                            </w:p>
+                          </w:txbxContent>
+                        </wps:txbx>
+                        <wps:bodyPr rot="0" spcFirstLastPara="0" vertOverflow="overflow" horzOverflow="overflow" vert="horz" wrap="square" lIns="91440" tIns="45720" rIns="91440" bIns="45720" numCol="1" spcCol="0" rtlCol="0" fromWordArt="0" anchor="t" anchorCtr="0" forceAA="0" compatLnSpc="1">
+                          <a:prstTxWarp prst="textNoShape">
+                            <a:avLst/>
+                          </a:prstTxWarp>
+                          <a:noAutofit/>
+                        </wps:bodyPr>
+                      </wps:wsp>
+                    </wpg:wgp>
+                  </a:graphicData>
+                </a:graphic>
+                <wp14:sizeRelV relativeFrom="margin">
+                  <wp14:pctHeight>0</wp14:pctHeight>
+                </wp14:sizeRelV>
+              </wp:anchor>
+            </w:drawing>
+          </mc:Choice>
+          <mc:Fallback>
+            <w:pict>
+              <v:group w14:anchorId="169FE0F4" id="Group 13" o:spid="_x0000_s1147" style="position:absolute;margin-left:1113.15pt;margin-top:21.95pt;width:68.85pt;height:40.6pt;z-index:251951104;mso-height-relative:margin" coordsize="8746,5154" o:gfxdata="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">
+                <v:shape id="Diamond 10" o:spid="_x0000_s1148" type="#_x0000_t4" style="position:absolute;width:8746;height:4903;visibility:visible;mso-wrap-style:square;v-text-anchor:middle" o:gfxdata="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" filled="f" strokecolor="#172c51" strokeweight=".5pt"/>
+                <v:shape id="Text Box 11" o:spid="_x0000_s1149" type="#_x0000_t202" style="position:absolute;left:1077;top:1266;width:6747;height:3888;visibility:visible;mso-wrap-style:square;v-text-anchor:top" o:gfxdata="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" filled="f" stroked="f" strokeweight=".5pt">
+                  <v:textbox>
+                    <w:txbxContent>
+                      <w:p>
+                        <w:pPr>
+                          <w:jc w:val="center"/>
+                          <w:rPr>
+                            <w:sz w:val="16"/>
+                            <w:szCs w:val="16"/>
+                          </w:rPr>
+                        </w:pPr>
+                        <w:r>
+                          <w:rPr>
+                            <w:sz w:val="16"/>
+                            <w:szCs w:val="16"/>
+                          </w:rPr>
+                          <w:t>Manages</w:t>
+                        </w:r>
+                      </w:p>
+                    </w:txbxContent>
+                  </v:textbox>
+                </v:shape>
+              </v:group>
+            </w:pict>
+          </mc:Fallback>
+        </mc:AlternateContent>
+      </w:r>
+      <w:r>
+        <w:rPr>
+          <w:noProof/>
+          <w:sz w:val="16"/>
+          <w:szCs w:val="16"/>
+        </w:rPr>
+        <mc:AlternateContent>
+          <mc:Choice Requires="wps">
+            <w:drawing>
+              <wp:anchor distT="0" distB="0" distL="114300" distR="114300" simplePos="0" relativeHeight="251953152" behindDoc="0" locked="0" layoutInCell="1" allowOverlap="1" wp14:anchorId="6F57AED8" wp14:editId="646208A0">
+                <wp:simplePos x="0" y="0"/>
+                <wp:positionH relativeFrom="column">
+                  <wp:posOffset>9948930</wp:posOffset>
+                </wp:positionH>
+                <wp:positionV relativeFrom="paragraph">
+                  <wp:posOffset>245012</wp:posOffset>
+                </wp:positionV>
+                <wp:extent cx="657484" cy="276189"/>
+                <wp:effectExtent l="0" t="0" r="9525" b="29210"/>
+                <wp:wrapNone/>
+                <wp:docPr id="685551039" name="Connector: Elbow 318"/>
+                <wp:cNvGraphicFramePr/>
+                <a:graphic xmlns:a="http://schemas.openxmlformats.org/drawingml/2006/main">
+                  <a:graphicData uri="http://schemas.microsoft.com/office/word/2010/wordprocessingShape">
+                    <wps:wsp>
+                      <wps:cNvCnPr/>
+                      <wps:spPr>
+                        <a:xfrm>
+                          <a:off x="0" y="0"/>
+                          <a:ext cx="657484" cy="276189"/>
+                        </a:xfrm>
+                        <a:prstGeom prst="bentConnector3">
+                          <a:avLst>
+                            <a:gd name="adj1" fmla="val 424"/>
+                          </a:avLst>
+                        </a:prstGeom>
+                      </wps:spPr>
+                      <wps:style>
+                        <a:lnRef idx="1">
+                          <a:schemeClr val="dk1"/>
+                        </a:lnRef>
+                        <a:fillRef idx="0">
+                          <a:schemeClr val="dk1"/>
+                        </a:fillRef>
+                        <a:effectRef idx="0">
+                          <a:schemeClr val="dk1"/>
+                        </a:effectRef>
+                        <a:fontRef idx="minor">
+                          <a:schemeClr val="tx1"/>
+                        </a:fontRef>
+                      </wps:style>
+                      <wps:bodyPr/>
+                    </wps:wsp>
+                  </a:graphicData>
+                </a:graphic>
+                <wp14:sizeRelH relativeFrom="margin">
+                  <wp14:pctWidth>0</wp14:pctWidth>
+                </wp14:sizeRelH>
+                <wp14:sizeRelV relativeFrom="margin">
+                  <wp14:pctHeight>0</wp14:pctHeight>
+                </wp14:sizeRelV>
+              </wp:anchor>
+            </w:drawing>
+          </mc:Choice>
+          <mc:Fallback>
+            <w:pict>
+              <v:shape w14:anchorId="202BF572" id="Connector: Elbow 318" o:spid="_x0000_s1026" type="#_x0000_t34" style="position:absolute;margin-left:783.4pt;margin-top:19.3pt;width:51.75pt;height:21.75pt;z-index:251953152;visibility:visible;mso-wrap-style:square;mso-width-percent:0;mso-height-percent:0;mso-wrap-distance-left:9pt;mso-wrap-distance-top:0;mso-wrap-distance-right:9pt;mso-wrap-distance-bottom:0;mso-position-horizontal:absolute;mso-position-horizontal-relative:text;mso-position-vertical:absolute;mso-position-vertical-relative:text;mso-width-percent:0;mso-height-percent:0;mso-width-relative:margin;mso-height-relative:margin" o:gfxdata="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" adj="92" strokecolor="black [3200]" strokeweight=".5pt"/>
+            </w:pict>
+          </mc:Fallback>
+        </mc:AlternateContent>
+      </w:r>
+      <w:r>
+        <w:rPr>
+          <w:noProof/>
+          <w:sz w:val="16"/>
+          <w:szCs w:val="16"/>
+        </w:rPr>
+        <mc:AlternateContent>
+          <mc:Choice Requires="wps">
+            <w:drawing>
+              <wp:anchor distT="0" distB="0" distL="114300" distR="114300" simplePos="0" relativeHeight="251934720" behindDoc="0" locked="0" layoutInCell="1" allowOverlap="1" wp14:anchorId="0A00BA9F" wp14:editId="1FF1C2A3">
+                <wp:simplePos x="0" y="0"/>
+                <wp:positionH relativeFrom="column">
+                  <wp:posOffset>9712767</wp:posOffset>
+                </wp:positionH>
+                <wp:positionV relativeFrom="paragraph">
+                  <wp:posOffset>216803</wp:posOffset>
+                </wp:positionV>
+                <wp:extent cx="228600" cy="219710"/>
+                <wp:effectExtent l="0" t="0" r="0" b="0"/>
+                <wp:wrapNone/>
+                <wp:docPr id="1631126257" name="Text Box 190"/>
+                <wp:cNvGraphicFramePr/>
+                <a:graphic xmlns:a="http://schemas.openxmlformats.org/drawingml/2006/main">
+                  <a:graphicData uri="http://schemas.microsoft.com/office/word/2010/wordprocessingShape">
+                    <wps:wsp>
+                      <wps:cNvSpPr txBox="1"/>
+                      <wps:spPr>
+                        <a:xfrm>
+                          <a:off x="0" y="0"/>
+                          <a:ext cx="228600" cy="219710"/>
+                        </a:xfrm>
+                        <a:prstGeom prst="rect">
+                          <a:avLst/>
+                        </a:prstGeom>
+                        <a:noFill/>
+                        <a:ln w="6350">
+                          <a:noFill/>
+                        </a:ln>
+                      </wps:spPr>
+                      <wps:txbx>
+                        <w:txbxContent>
+                          <w:p>
+                            <w:pPr>
+                              <w:rPr>
+                                <w:sz w:val="16"/>
+                                <w:szCs w:val="16"/>
+                              </w:rPr>
+                            </w:pPr>
+                            <w:r>
+                              <w:rPr>
+                                <w:sz w:val="16"/>
+                                <w:szCs w:val="16"/>
+                              </w:rPr>
+                              <w:t>1</w:t>
+                            </w:r>
+                          </w:p>
+                        </w:txbxContent>
+                      </wps:txbx>
+                      <wps:bodyPr rot="0" spcFirstLastPara="0" vertOverflow="overflow" horzOverflow="overflow" vert="horz" wrap="square" lIns="91440" tIns="45720" rIns="91440" bIns="45720" numCol="1" spcCol="0" rtlCol="0" fromWordArt="0" anchor="t" anchorCtr="0" forceAA="0" compatLnSpc="1">
+                        <a:prstTxWarp prst="textNoShape">
+                          <a:avLst/>
+                        </a:prstTxWarp>
+                        <a:noAutofit/>
+                      </wps:bodyPr>
+                    </wps:wsp>
+                  </a:graphicData>
+                </a:graphic>
+                <wp14:sizeRelH relativeFrom="margin">
+                  <wp14:pctWidth>0</wp14:pctWidth>
+                </wp14:sizeRelH>
+                <wp14:sizeRelV relativeFrom="margin">
+                  <wp14:pctHeight>0</wp14:pctHeight>
+                </wp14:sizeRelV>
+              </wp:anchor>
+            </w:drawing>
+          </mc:Choice>
+          <mc:Fallback>
+            <w:pict>
+              <v:shape w14:anchorId="0A00BA9F" id="_x0000_s1150" type="#_x0000_t202" style="position:absolute;margin-left:764.8pt;margin-top:17.05pt;width:18pt;height:17.3pt;z-index:251934720;visibility:visible;mso-wrap-style:square;mso-width-percent:0;mso-height-percent:0;mso-wrap-distance-left:9pt;mso-wrap-distance-top:0;mso-wrap-distance-right:9pt;mso-wrap-distance-bottom:0;mso-position-horizontal:absolute;mso-position-horizontal-relative:text;mso-position-vertical:absolute;mso-position-vertical-relative:text;mso-width-percent:0;mso-height-percent:0;mso-width-relative:margin;mso-height-relative:margin;v-text-anchor:top" o:gfxdata="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" filled="f" stroked="f" strokeweight=".5pt">
+                <v:textbox>
+                  <w:txbxContent>
+                    <w:p>
+                      <w:pPr>
+                        <w:rPr>
+                          <w:sz w:val="16"/>
+                          <w:szCs w:val="16"/>
+                        </w:rPr>
+                      </w:pPr>
+                      <w:r>
+                        <w:rPr>
+                          <w:sz w:val="16"/>
+                          <w:szCs w:val="16"/>
+                        </w:rPr>
+                        <w:t>1</w:t>
+                      </w:r>
+                    </w:p>
+                  </w:txbxContent>
+                </v:textbox>
+              </v:shape>
+            </w:pict>
+          </mc:Fallback>
+        </mc:AlternateContent>
+      </w:r>
+      <w:r>
+        <w:rPr>
+          <w:noProof/>
+          <w:sz w:val="16"/>
+          <w:szCs w:val="16"/>
+        </w:rPr>
+        <mc:AlternateContent>
+          <mc:Choice Requires="wps">
+            <w:drawing>
+              <wp:anchor distT="0" distB="0" distL="114300" distR="114300" simplePos="0" relativeHeight="251921408" behindDoc="0" locked="0" layoutInCell="1" allowOverlap="1" wp14:anchorId="35DE8C0E" wp14:editId="18C498E5">
+                <wp:simplePos x="0" y="0"/>
+                <wp:positionH relativeFrom="column">
+                  <wp:posOffset>9786273</wp:posOffset>
+                </wp:positionH>
+                <wp:positionV relativeFrom="paragraph">
+                  <wp:posOffset>248231</wp:posOffset>
+                </wp:positionV>
+                <wp:extent cx="822153" cy="411480"/>
+                <wp:effectExtent l="0" t="0" r="16510" b="26670"/>
+                <wp:wrapNone/>
+                <wp:docPr id="2069024027" name="Connector: Elbow 318"/>
+                <wp:cNvGraphicFramePr/>
+                <a:graphic xmlns:a="http://schemas.openxmlformats.org/drawingml/2006/main">
+                  <a:graphicData uri="http://schemas.microsoft.com/office/word/2010/wordprocessingShape">
+                    <wps:wsp>
+                      <wps:cNvCnPr/>
+                      <wps:spPr>
+                        <a:xfrm>
+                          <a:off x="0" y="0"/>
+                          <a:ext cx="822153" cy="411480"/>
+                        </a:xfrm>
+                        <a:prstGeom prst="bentConnector3">
+                          <a:avLst>
+                            <a:gd name="adj1" fmla="val 424"/>
+                          </a:avLst>
+                        </a:prstGeom>
+                      </wps:spPr>
+                      <wps:style>
+                        <a:lnRef idx="1">
+                          <a:schemeClr val="dk1"/>
+                        </a:lnRef>
+                        <a:fillRef idx="0">
+                          <a:schemeClr val="dk1"/>
+                        </a:fillRef>
+                        <a:effectRef idx="0">
+                          <a:schemeClr val="dk1"/>
+                        </a:effectRef>
+                        <a:fontRef idx="minor">
+                          <a:schemeClr val="tx1"/>
+                        </a:fontRef>
+                      </wps:style>
+                      <wps:bodyPr/>
+                    </wps:wsp>
+                  </a:graphicData>
+                </a:graphic>
+                <wp14:sizeRelH relativeFrom="margin">
+                  <wp14:pctWidth>0</wp14:pctWidth>
+                </wp14:sizeRelH>
+              </wp:anchor>
+            </w:drawing>
+          </mc:Choice>
+          <mc:Fallback>
+            <w:pict>
+              <v:shape w14:anchorId="2C5C2C18" id="Connector: Elbow 318" o:spid="_x0000_s1026" type="#_x0000_t34" style="position:absolute;margin-left:770.55pt;margin-top:19.55pt;width:64.75pt;height:32.4pt;z-index:251921408;visibility:visible;mso-wrap-style:square;mso-width-percent:0;mso-wrap-distance-left:9pt;mso-wrap-distance-top:0;mso-wrap-distance-right:9pt;mso-wrap-distance-bottom:0;mso-position-horizontal:absolute;mso-position-horizontal-relative:text;mso-position-vertical:absolute;mso-position-vertical-relative:text;mso-width-percent:0;mso-width-relative:margin" o:gfxdata="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" adj="92" strokecolor="black [3200]" strokeweight=".5pt"/>
+            </w:pict>
+          </mc:Fallback>
+        </mc:AlternateContent>
+      </w:r>
+      <w:r>
+        <w:rPr>
+          <w:noProof/>
+          <w:sz w:val="16"/>
+          <w:szCs w:val="16"/>
+        </w:rPr>
+        <mc:AlternateContent>
+          <mc:Choice Requires="wps">
+            <w:drawing>
+              <wp:anchor distT="0" distB="0" distL="114300" distR="114300" simplePos="0" relativeHeight="251767808" behindDoc="0" locked="0" layoutInCell="1" allowOverlap="1" wp14:anchorId="0A944CAC" wp14:editId="492A4D14">
+                <wp:simplePos x="0" y="0"/>
+                <wp:positionH relativeFrom="column">
+                  <wp:posOffset>12315423</wp:posOffset>
+                </wp:positionH>
+                <wp:positionV relativeFrom="paragraph">
+                  <wp:posOffset>174178</wp:posOffset>
+                </wp:positionV>
+                <wp:extent cx="2997557" cy="2430619"/>
+                <wp:effectExtent l="0" t="0" r="31750" b="27305"/>
                 <wp:wrapNone/>
                 <wp:docPr id="1003510764" name="Connector: Elbow 74"/>
                 <wp:cNvGraphicFramePr/>
@@ -6573,7 +7387,7 @@
                       <wps:spPr>
                         <a:xfrm>
                           <a:off x="0" y="0"/>
-                          <a:ext cx="3127248" cy="1090204"/>
+                          <a:ext cx="2997557" cy="2430619"/>
                         </a:xfrm>
                         <a:prstGeom prst="bentConnector3">
                           <a:avLst>
@@ -6610,18 +7424,7 @@
           </mc:Choice>
           <mc:Fallback>
             <w:pict>
-              <v:shapetype w14:anchorId="3D668575" id="_x0000_t34" coordsize="21600,21600" o:spt="34" o:oned="t" adj="10800" path="m,l@0,0@0,21600,21600,21600e" filled="f">
-                <v:stroke joinstyle="miter"/>
-                <v:formulas>
-                  <v:f eqn="val #0"/>
-                </v:formulas>
-                <v:path arrowok="t" fillok="f" o:connecttype="none"/>
-                <v:handles>
-                  <v:h position="#0,center"/>
-                </v:handles>
-                <o:lock v:ext="edit" shapetype="t"/>
-              </v:shapetype>
-              <v:shape id="Connector: Elbow 74" o:spid="_x0000_s1026" type="#_x0000_t34" style="position:absolute;margin-left:969.75pt;margin-top:13.8pt;width:246.25pt;height:85.85pt;z-index:251779072;visibility:visible;mso-wrap-style:square;mso-width-percent:0;mso-height-percent:0;mso-wrap-distance-left:9pt;mso-wrap-distance-top:0;mso-wrap-distance-right:9pt;mso-wrap-distance-bottom:0;mso-position-horizontal:absolute;mso-position-horizontal-relative:text;mso-position-vertical:absolute;mso-position-vertical-relative:text;mso-width-percent:0;mso-height-percent:0;mso-width-relative:margin;mso-height-relative:margin" o:gfxdata="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" adj="21590" strokecolor="black [3200]" strokeweight=".5pt"/>
+              <v:shape w14:anchorId="3844D635" id="Connector: Elbow 74" o:spid="_x0000_s1026" type="#_x0000_t34" style="position:absolute;margin-left:969.7pt;margin-top:13.7pt;width:236.05pt;height:191.4pt;z-index:251767808;visibility:visible;mso-wrap-style:square;mso-width-percent:0;mso-height-percent:0;mso-wrap-distance-left:9pt;mso-wrap-distance-top:0;mso-wrap-distance-right:9pt;mso-wrap-distance-bottom:0;mso-position-horizontal:absolute;mso-position-horizontal-relative:text;mso-position-vertical:absolute;mso-position-vertical-relative:text;mso-width-percent:0;mso-height-percent:0;mso-width-relative:margin;mso-height-relative:margin" o:gfxdata="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" adj="21590" strokecolor="black [3200]" strokeweight=".5pt"/>
             </w:pict>
           </mc:Fallback>
         </mc:AlternateContent>
@@ -6635,7 +7438,249 @@
         <mc:AlternateContent>
           <mc:Choice Requires="wps">
             <w:drawing>
-              <wp:anchor distT="0" distB="0" distL="114300" distR="114300" simplePos="0" relativeHeight="251820032" behindDoc="0" locked="0" layoutInCell="1" allowOverlap="1" wp14:anchorId="1C7C5B36" wp14:editId="66DA080D">
+              <wp:anchor distT="0" distB="0" distL="114300" distR="114300" simplePos="0" relativeHeight="251832320" behindDoc="0" locked="0" layoutInCell="1" allowOverlap="1" wp14:anchorId="3016A9E3" wp14:editId="76DBC178">
+                <wp:simplePos x="0" y="0"/>
+                <wp:positionH relativeFrom="column">
+                  <wp:posOffset>9448575</wp:posOffset>
+                </wp:positionH>
+                <wp:positionV relativeFrom="paragraph">
+                  <wp:posOffset>194064</wp:posOffset>
+                </wp:positionV>
+                <wp:extent cx="330200" cy="283634"/>
+                <wp:effectExtent l="0" t="0" r="0" b="2540"/>
+                <wp:wrapNone/>
+                <wp:docPr id="1349702106" name="Text Box 190"/>
+                <wp:cNvGraphicFramePr/>
+                <a:graphic xmlns:a="http://schemas.openxmlformats.org/drawingml/2006/main">
+                  <a:graphicData uri="http://schemas.microsoft.com/office/word/2010/wordprocessingShape">
+                    <wps:wsp>
+                      <wps:cNvSpPr txBox="1"/>
+                      <wps:spPr>
+                        <a:xfrm>
+                          <a:off x="0" y="0"/>
+                          <a:ext cx="330200" cy="283634"/>
+                        </a:xfrm>
+                        <a:prstGeom prst="rect">
+                          <a:avLst/>
+                        </a:prstGeom>
+                        <a:noFill/>
+                        <a:ln w="6350">
+                          <a:noFill/>
+                        </a:ln>
+                      </wps:spPr>
+                      <wps:txbx>
+                        <w:txbxContent>
+                          <w:p>
+                            <w:pPr>
+                              <w:rPr>
+                                <w:sz w:val="16"/>
+                                <w:szCs w:val="16"/>
+                              </w:rPr>
+                            </w:pPr>
+                            <w:r>
+                              <w:rPr>
+                                <w:sz w:val="16"/>
+                                <w:szCs w:val="16"/>
+                              </w:rPr>
+                              <w:t>N</w:t>
+                            </w:r>
+                          </w:p>
+                        </w:txbxContent>
+                      </wps:txbx>
+                      <wps:bodyPr rot="0" spcFirstLastPara="0" vertOverflow="overflow" horzOverflow="overflow" vert="horz" wrap="square" lIns="91440" tIns="45720" rIns="91440" bIns="45720" numCol="1" spcCol="0" rtlCol="0" fromWordArt="0" anchor="t" anchorCtr="0" forceAA="0" compatLnSpc="1">
+                        <a:prstTxWarp prst="textNoShape">
+                          <a:avLst/>
+                        </a:prstTxWarp>
+                        <a:noAutofit/>
+                      </wps:bodyPr>
+                    </wps:wsp>
+                  </a:graphicData>
+                </a:graphic>
+                <wp14:sizeRelH relativeFrom="margin">
+                  <wp14:pctWidth>0</wp14:pctWidth>
+                </wp14:sizeRelH>
+                <wp14:sizeRelV relativeFrom="margin">
+                  <wp14:pctHeight>0</wp14:pctHeight>
+                </wp14:sizeRelV>
+              </wp:anchor>
+            </w:drawing>
+          </mc:Choice>
+          <mc:Fallback>
+            <w:pict>
+              <v:shape w14:anchorId="3016A9E3" id="_x0000_s1151" type="#_x0000_t202" style="position:absolute;margin-left:744pt;margin-top:15.3pt;width:26pt;height:22.35pt;z-index:251832320;visibility:visible;mso-wrap-style:square;mso-width-percent:0;mso-height-percent:0;mso-wrap-distance-left:9pt;mso-wrap-distance-top:0;mso-wrap-distance-right:9pt;mso-wrap-distance-bottom:0;mso-position-horizontal:absolute;mso-position-horizontal-relative:text;mso-position-vertical:absolute;mso-position-vertical-relative:text;mso-width-percent:0;mso-height-percent:0;mso-width-relative:margin;mso-height-relative:margin;v-text-anchor:top" o:gfxdata="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" filled="f" stroked="f" strokeweight=".5pt">
+                <v:textbox>
+                  <w:txbxContent>
+                    <w:p>
+                      <w:pPr>
+                        <w:rPr>
+                          <w:sz w:val="16"/>
+                          <w:szCs w:val="16"/>
+                        </w:rPr>
+                      </w:pPr>
+                      <w:r>
+                        <w:rPr>
+                          <w:sz w:val="16"/>
+                          <w:szCs w:val="16"/>
+                        </w:rPr>
+                        <w:t>N</w:t>
+                      </w:r>
+                    </w:p>
+                  </w:txbxContent>
+                </v:textbox>
+              </v:shape>
+            </w:pict>
+          </mc:Fallback>
+        </mc:AlternateContent>
+      </w:r>
+      <w:r>
+        <w:rPr>
+          <w:noProof/>
+          <w:sz w:val="16"/>
+          <w:szCs w:val="16"/>
+        </w:rPr>
+        <mc:AlternateContent>
+          <mc:Choice Requires="wps">
+            <w:drawing>
+              <wp:anchor distT="0" distB="0" distL="114300" distR="114300" simplePos="0" relativeHeight="251689984" behindDoc="0" locked="0" layoutInCell="1" allowOverlap="1" wp14:anchorId="225F2EDB" wp14:editId="679A0430">
+                <wp:simplePos x="0" y="0"/>
+                <wp:positionH relativeFrom="column">
+                  <wp:posOffset>9631463</wp:posOffset>
+                </wp:positionH>
+                <wp:positionV relativeFrom="paragraph">
+                  <wp:posOffset>247015</wp:posOffset>
+                </wp:positionV>
+                <wp:extent cx="0" cy="501650"/>
+                <wp:effectExtent l="0" t="0" r="38100" b="12700"/>
+                <wp:wrapNone/>
+                <wp:docPr id="1182173372" name="Straight Connector 37"/>
+                <wp:cNvGraphicFramePr/>
+                <a:graphic xmlns:a="http://schemas.openxmlformats.org/drawingml/2006/main">
+                  <a:graphicData uri="http://schemas.microsoft.com/office/word/2010/wordprocessingShape">
+                    <wps:wsp>
+                      <wps:cNvCnPr/>
+                      <wps:spPr>
+                        <a:xfrm flipV="1">
+                          <a:off x="0" y="0"/>
+                          <a:ext cx="0" cy="501650"/>
+                        </a:xfrm>
+                        <a:prstGeom prst="line">
+                          <a:avLst/>
+                        </a:prstGeom>
+                      </wps:spPr>
+                      <wps:style>
+                        <a:lnRef idx="1">
+                          <a:schemeClr val="dk1"/>
+                        </a:lnRef>
+                        <a:fillRef idx="0">
+                          <a:schemeClr val="dk1"/>
+                        </a:fillRef>
+                        <a:effectRef idx="0">
+                          <a:schemeClr val="dk1"/>
+                        </a:effectRef>
+                        <a:fontRef idx="minor">
+                          <a:schemeClr val="tx1"/>
+                        </a:fontRef>
+                      </wps:style>
+                      <wps:bodyPr/>
+                    </wps:wsp>
+                  </a:graphicData>
+                </a:graphic>
+                <wp14:sizeRelV relativeFrom="margin">
+                  <wp14:pctHeight>0</wp14:pctHeight>
+                </wp14:sizeRelV>
+              </wp:anchor>
+            </w:drawing>
+          </mc:Choice>
+          <mc:Fallback>
+            <w:pict>
+              <v:line w14:anchorId="319D6190" id="Straight Connector 37" o:spid="_x0000_s1026" style="position:absolute;flip:y;z-index:251689984;visibility:visible;mso-wrap-style:square;mso-height-percent:0;mso-wrap-distance-left:9pt;mso-wrap-distance-top:0;mso-wrap-distance-right:9pt;mso-wrap-distance-bottom:0;mso-position-horizontal:absolute;mso-position-horizontal-relative:text;mso-position-vertical:absolute;mso-position-vertical-relative:text;mso-height-percent:0;mso-height-relative:margin" from="758.4pt,19.45pt" to="758.4pt,58.95pt" o:gfxdata="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" strokecolor="black [3200]" strokeweight=".5pt">
+                <v:stroke joinstyle="miter"/>
+              </v:line>
+            </w:pict>
+          </mc:Fallback>
+        </mc:AlternateContent>
+      </w:r>
+      <w:r>
+        <w:rPr>
+          <w:noProof/>
+          <w:sz w:val="16"/>
+          <w:szCs w:val="16"/>
+        </w:rPr>
+        <mc:AlternateContent>
+          <mc:Choice Requires="wps">
+            <w:drawing>
+              <wp:anchor distT="0" distB="0" distL="114300" distR="114300" simplePos="0" relativeHeight="251697152" behindDoc="0" locked="0" layoutInCell="1" allowOverlap="1" wp14:anchorId="01D5372D" wp14:editId="1A9F9F59">
+                <wp:simplePos x="0" y="0"/>
+                <wp:positionH relativeFrom="column">
+                  <wp:posOffset>10634980</wp:posOffset>
+                </wp:positionH>
+                <wp:positionV relativeFrom="paragraph">
+                  <wp:posOffset>79375</wp:posOffset>
+                </wp:positionV>
+                <wp:extent cx="1059180" cy="996950"/>
+                <wp:effectExtent l="0" t="0" r="26670" b="31750"/>
+                <wp:wrapNone/>
+                <wp:docPr id="1134837588" name="Connector: Elbow 40"/>
+                <wp:cNvGraphicFramePr/>
+                <a:graphic xmlns:a="http://schemas.openxmlformats.org/drawingml/2006/main">
+                  <a:graphicData uri="http://schemas.microsoft.com/office/word/2010/wordprocessingShape">
+                    <wps:wsp>
+                      <wps:cNvCnPr/>
+                      <wps:spPr>
+                        <a:xfrm flipH="1">
+                          <a:off x="0" y="0"/>
+                          <a:ext cx="1059180" cy="996950"/>
+                        </a:xfrm>
+                        <a:prstGeom prst="bentConnector3">
+                          <a:avLst>
+                            <a:gd name="adj1" fmla="val 99874"/>
+                          </a:avLst>
+                        </a:prstGeom>
+                      </wps:spPr>
+                      <wps:style>
+                        <a:lnRef idx="1">
+                          <a:schemeClr val="dk1"/>
+                        </a:lnRef>
+                        <a:fillRef idx="0">
+                          <a:schemeClr val="dk1"/>
+                        </a:fillRef>
+                        <a:effectRef idx="0">
+                          <a:schemeClr val="dk1"/>
+                        </a:effectRef>
+                        <a:fontRef idx="minor">
+                          <a:schemeClr val="tx1"/>
+                        </a:fontRef>
+                      </wps:style>
+                      <wps:bodyPr/>
+                    </wps:wsp>
+                  </a:graphicData>
+                </a:graphic>
+                <wp14:sizeRelH relativeFrom="margin">
+                  <wp14:pctWidth>0</wp14:pctWidth>
+                </wp14:sizeRelH>
+                <wp14:sizeRelV relativeFrom="margin">
+                  <wp14:pctHeight>0</wp14:pctHeight>
+                </wp14:sizeRelV>
+              </wp:anchor>
+            </w:drawing>
+          </mc:Choice>
+          <mc:Fallback>
+            <w:pict>
+              <v:shape w14:anchorId="78880572" id="Connector: Elbow 40" o:spid="_x0000_s1026" type="#_x0000_t34" style="position:absolute;margin-left:837.4pt;margin-top:6.25pt;width:83.4pt;height:78.5pt;flip:x;z-index:251697152;visibility:visible;mso-wrap-style:square;mso-width-percent:0;mso-height-percent:0;mso-wrap-distance-left:9pt;mso-wrap-distance-top:0;mso-wrap-distance-right:9pt;mso-wrap-distance-bottom:0;mso-position-horizontal:absolute;mso-position-horizontal-relative:text;mso-position-vertical:absolute;mso-position-vertical-relative:text;mso-width-percent:0;mso-height-percent:0;mso-width-relative:margin;mso-height-relative:margin" o:gfxdata="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" adj="21573" strokecolor="black [3200]" strokeweight=".5pt"/>
+            </w:pict>
+          </mc:Fallback>
+        </mc:AlternateContent>
+      </w:r>
+      <w:r>
+        <w:rPr>
+          <w:noProof/>
+          <w:sz w:val="16"/>
+          <w:szCs w:val="16"/>
+        </w:rPr>
+        <mc:AlternateContent>
+          <mc:Choice Requires="wps">
+            <w:drawing>
+              <wp:anchor distT="0" distB="0" distL="114300" distR="114300" simplePos="0" relativeHeight="251817984" behindDoc="0" locked="0" layoutInCell="1" allowOverlap="1" wp14:anchorId="1C7C5B36" wp14:editId="78B0E11C">
                 <wp:simplePos x="0" y="0"/>
                 <wp:positionH relativeFrom="column">
                   <wp:posOffset>12240895</wp:posOffset>
@@ -6704,7 +7749,7 @@
           </mc:Choice>
           <mc:Fallback>
             <w:pict>
-              <v:shape w14:anchorId="1C7C5B36" id="_x0000_s1145" type="#_x0000_t202" style="position:absolute;margin-left:963.85pt;margin-top:10.2pt;width:18.35pt;height:18.55pt;z-index:251820032;visibility:visible;mso-wrap-style:square;mso-width-percent:0;mso-height-percent:0;mso-wrap-distance-left:9pt;mso-wrap-distance-top:0;mso-wrap-distance-right:9pt;mso-wrap-distance-bottom:0;mso-position-horizontal:absolute;mso-position-horizontal-relative:text;mso-position-vertical:absolute;mso-position-vertical-relative:text;mso-width-percent:0;mso-height-percent:0;mso-width-relative:margin;mso-height-relative:margin;v-text-anchor:top" o:gfxdata="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" filled="f" stroked="f" strokeweight=".5pt">
+              <v:shape w14:anchorId="1C7C5B36" id="_x0000_s1152" type="#_x0000_t202" style="position:absolute;margin-left:963.85pt;margin-top:10.2pt;width:18.35pt;height:18.55pt;z-index:251817984;visibility:visible;mso-wrap-style:square;mso-width-percent:0;mso-height-percent:0;mso-wrap-distance-left:9pt;mso-wrap-distance-top:0;mso-wrap-distance-right:9pt;mso-wrap-distance-bottom:0;mso-position-horizontal:absolute;mso-position-horizontal-relative:text;mso-position-vertical:absolute;mso-position-vertical-relative:text;mso-width-percent:0;mso-height-percent:0;mso-width-relative:margin;mso-height-relative:margin;v-text-anchor:top" o:gfxdata="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" filled="f" stroked="f" strokeweight=".5pt">
                 <v:textbox>
                   <w:txbxContent>
                     <w:p>
@@ -6738,7 +7783,7 @@
         <mc:AlternateContent>
           <mc:Choice Requires="wps">
             <w:drawing>
-              <wp:anchor distT="0" distB="0" distL="114300" distR="114300" simplePos="0" relativeHeight="251822080" behindDoc="0" locked="0" layoutInCell="1" allowOverlap="1" wp14:anchorId="75BF047F" wp14:editId="5573C771">
+              <wp:anchor distT="0" distB="0" distL="114300" distR="114300" simplePos="0" relativeHeight="251820032" behindDoc="0" locked="0" layoutInCell="1" allowOverlap="1" wp14:anchorId="75BF047F" wp14:editId="34B8EFD3">
                 <wp:simplePos x="0" y="0"/>
                 <wp:positionH relativeFrom="column">
                   <wp:posOffset>11690286</wp:posOffset>
@@ -6807,7 +7852,7 @@
           </mc:Choice>
           <mc:Fallback>
             <w:pict>
-              <v:shape w14:anchorId="75BF047F" id="_x0000_s1146" type="#_x0000_t202" style="position:absolute;margin-left:920.5pt;margin-top:15.85pt;width:18pt;height:17.3pt;z-index:251822080;visibility:visible;mso-wrap-style:square;mso-width-percent:0;mso-height-percent:0;mso-wrap-distance-left:9pt;mso-wrap-distance-top:0;mso-wrap-distance-right:9pt;mso-wrap-distance-bottom:0;mso-position-horizontal:absolute;mso-position-horizontal-relative:text;mso-position-vertical:absolute;mso-position-vertical-relative:text;mso-width-percent:0;mso-height-percent:0;mso-width-relative:margin;mso-height-relative:margin;v-text-anchor:top" o:gfxdata="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" filled="f" stroked="f" strokeweight=".5pt">
+              <v:shape w14:anchorId="75BF047F" id="_x0000_s1153" type="#_x0000_t202" style="position:absolute;margin-left:920.5pt;margin-top:15.85pt;width:18pt;height:17.3pt;z-index:251820032;visibility:visible;mso-wrap-style:square;mso-width-percent:0;mso-height-percent:0;mso-wrap-distance-left:9pt;mso-wrap-distance-top:0;mso-wrap-distance-right:9pt;mso-wrap-distance-bottom:0;mso-position-horizontal:absolute;mso-position-horizontal-relative:text;mso-position-vertical:absolute;mso-position-vertical-relative:text;mso-width-percent:0;mso-height-percent:0;mso-width-relative:margin;mso-height-relative:margin;v-text-anchor:top" o:gfxdata="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" filled="f" stroked="f" strokeweight=".5pt">
                 <v:textbox>
                   <w:txbxContent>
                     <w:p>
@@ -6841,7 +7886,7 @@
         <mc:AlternateContent>
           <mc:Choice Requires="wps">
             <w:drawing>
-              <wp:anchor distT="0" distB="0" distL="114300" distR="114300" simplePos="0" relativeHeight="251739136" behindDoc="0" locked="0" layoutInCell="1" allowOverlap="1" wp14:anchorId="69AAA4C5" wp14:editId="5CCAD65C">
+              <wp:anchor distT="0" distB="0" distL="114300" distR="114300" simplePos="0" relativeHeight="251727872" behindDoc="0" locked="0" layoutInCell="1" allowOverlap="1" wp14:anchorId="69AAA4C5" wp14:editId="35D546D9">
                 <wp:simplePos x="0" y="0"/>
                 <wp:positionH relativeFrom="column">
                   <wp:posOffset>11845078</wp:posOffset>
@@ -6896,7 +7941,7 @@
           </mc:Choice>
           <mc:Fallback>
             <w:pict>
-              <v:line w14:anchorId="2EDC3E7F" id="Straight Connector 60" o:spid="_x0000_s1026" style="position:absolute;z-index:251739136;visibility:visible;mso-wrap-style:square;mso-width-percent:0;mso-height-percent:0;mso-wrap-distance-left:9pt;mso-wrap-distance-top:0;mso-wrap-distance-right:9pt;mso-wrap-distance-bottom:0;mso-position-horizontal:absolute;mso-position-horizontal-relative:text;mso-position-vertical:absolute;mso-position-vertical-relative:text;mso-width-percent:0;mso-height-percent:0;mso-width-relative:margin;mso-height-relative:margin" from="932.7pt,18.6pt" to="932.75pt,185.15pt" o:gfxdata="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" strokecolor="black [3200]" strokeweight=".5pt">
+              <v:line w14:anchorId="0B2E68F5" id="Straight Connector 60" o:spid="_x0000_s1026" style="position:absolute;z-index:251727872;visibility:visible;mso-wrap-style:square;mso-width-percent:0;mso-height-percent:0;mso-wrap-distance-left:9pt;mso-wrap-distance-top:0;mso-wrap-distance-right:9pt;mso-wrap-distance-bottom:0;mso-position-horizontal:absolute;mso-position-horizontal-relative:text;mso-position-vertical:absolute;mso-position-vertical-relative:text;mso-width-percent:0;mso-height-percent:0;mso-width-relative:margin;mso-height-relative:margin" from="932.7pt,18.6pt" to="932.75pt,185.15pt" o:gfxdata="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" strokecolor="black [3200]" strokeweight=".5pt">
                 <v:stroke joinstyle="miter"/>
               </v:line>
             </w:pict>
@@ -6912,7 +7957,7 @@
         <mc:AlternateContent>
           <mc:Choice Requires="wps">
             <w:drawing>
-              <wp:anchor distT="0" distB="0" distL="114300" distR="114300" simplePos="0" relativeHeight="251826176" behindDoc="0" locked="0" layoutInCell="1" allowOverlap="1" wp14:anchorId="3110EFC7" wp14:editId="6EBBDE62">
+              <wp:anchor distT="0" distB="0" distL="114300" distR="114300" simplePos="0" relativeHeight="251824128" behindDoc="0" locked="0" layoutInCell="1" allowOverlap="1" wp14:anchorId="3110EFC7" wp14:editId="520BBA76">
                 <wp:simplePos x="0" y="0"/>
                 <wp:positionH relativeFrom="column">
                   <wp:posOffset>11474873</wp:posOffset>
@@ -6981,7 +8026,7 @@
           </mc:Choice>
           <mc:Fallback>
             <w:pict>
-              <v:shape w14:anchorId="3110EFC7" id="_x0000_s1147" type="#_x0000_t202" style="position:absolute;margin-left:903.55pt;margin-top:8.55pt;width:22.55pt;height:16.35pt;z-index:251826176;visibility:visible;mso-wrap-style:square;mso-width-percent:0;mso-height-percent:0;mso-wrap-distance-left:9pt;mso-wrap-distance-top:0;mso-wrap-distance-right:9pt;mso-wrap-distance-bottom:0;mso-position-horizontal:absolute;mso-position-horizontal-relative:text;mso-position-vertical:absolute;mso-position-vertical-relative:text;mso-width-percent:0;mso-height-percent:0;mso-width-relative:margin;mso-height-relative:margin;v-text-anchor:top" o:gfxdata="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" filled="f" stroked="f" strokeweight=".5pt">
+              <v:shape w14:anchorId="3110EFC7" id="_x0000_s1154" type="#_x0000_t202" style="position:absolute;margin-left:903.55pt;margin-top:8.55pt;width:22.55pt;height:16.35pt;z-index:251824128;visibility:visible;mso-wrap-style:square;mso-width-percent:0;mso-height-percent:0;mso-wrap-distance-left:9pt;mso-wrap-distance-top:0;mso-wrap-distance-right:9pt;mso-wrap-distance-bottom:0;mso-position-horizontal:absolute;mso-position-horizontal-relative:text;mso-position-vertical:absolute;mso-position-vertical-relative:text;mso-width-percent:0;mso-height-percent:0;mso-width-relative:margin;mso-height-relative:margin;v-text-anchor:top" o:gfxdata="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" filled="f" stroked="f" strokeweight=".5pt">
                 <v:textbox>
                   <w:txbxContent>
                     <w:p>
@@ -7015,110 +8060,7 @@
         <mc:AlternateContent>
           <mc:Choice Requires="wps">
             <w:drawing>
-              <wp:anchor distT="0" distB="0" distL="114300" distR="114300" simplePos="0" relativeHeight="251834368" behindDoc="0" locked="0" layoutInCell="1" allowOverlap="1" wp14:anchorId="3016A9E3" wp14:editId="3E11D13B">
-                <wp:simplePos x="0" y="0"/>
-                <wp:positionH relativeFrom="column">
-                  <wp:posOffset>9637819</wp:posOffset>
-                </wp:positionH>
-                <wp:positionV relativeFrom="paragraph">
-                  <wp:posOffset>208918</wp:posOffset>
-                </wp:positionV>
-                <wp:extent cx="330200" cy="283634"/>
-                <wp:effectExtent l="0" t="0" r="0" b="2540"/>
-                <wp:wrapNone/>
-                <wp:docPr id="1349702106" name="Text Box 190"/>
-                <wp:cNvGraphicFramePr/>
-                <a:graphic xmlns:a="http://schemas.openxmlformats.org/drawingml/2006/main">
-                  <a:graphicData uri="http://schemas.microsoft.com/office/word/2010/wordprocessingShape">
-                    <wps:wsp>
-                      <wps:cNvSpPr txBox="1"/>
-                      <wps:spPr>
-                        <a:xfrm>
-                          <a:off x="0" y="0"/>
-                          <a:ext cx="330200" cy="283634"/>
-                        </a:xfrm>
-                        <a:prstGeom prst="rect">
-                          <a:avLst/>
-                        </a:prstGeom>
-                        <a:noFill/>
-                        <a:ln w="6350">
-                          <a:noFill/>
-                        </a:ln>
-                      </wps:spPr>
-                      <wps:txbx>
-                        <w:txbxContent>
-                          <w:p>
-                            <w:pPr>
-                              <w:rPr>
-                                <w:sz w:val="16"/>
-                                <w:szCs w:val="16"/>
-                              </w:rPr>
-                            </w:pPr>
-                            <w:r>
-                              <w:rPr>
-                                <w:sz w:val="16"/>
-                                <w:szCs w:val="16"/>
-                              </w:rPr>
-                              <w:t>N</w:t>
-                            </w:r>
-                          </w:p>
-                        </w:txbxContent>
-                      </wps:txbx>
-                      <wps:bodyPr rot="0" spcFirstLastPara="0" vertOverflow="overflow" horzOverflow="overflow" vert="horz" wrap="square" lIns="91440" tIns="45720" rIns="91440" bIns="45720" numCol="1" spcCol="0" rtlCol="0" fromWordArt="0" anchor="t" anchorCtr="0" forceAA="0" compatLnSpc="1">
-                        <a:prstTxWarp prst="textNoShape">
-                          <a:avLst/>
-                        </a:prstTxWarp>
-                        <a:noAutofit/>
-                      </wps:bodyPr>
-                    </wps:wsp>
-                  </a:graphicData>
-                </a:graphic>
-                <wp14:sizeRelH relativeFrom="margin">
-                  <wp14:pctWidth>0</wp14:pctWidth>
-                </wp14:sizeRelH>
-                <wp14:sizeRelV relativeFrom="margin">
-                  <wp14:pctHeight>0</wp14:pctHeight>
-                </wp14:sizeRelV>
-              </wp:anchor>
-            </w:drawing>
-          </mc:Choice>
-          <mc:Fallback>
-            <w:pict>
-              <v:shape w14:anchorId="3016A9E3" id="_x0000_s1148" type="#_x0000_t202" style="position:absolute;margin-left:758.9pt;margin-top:16.45pt;width:26pt;height:22.35pt;z-index:251834368;visibility:visible;mso-wrap-style:square;mso-width-percent:0;mso-height-percent:0;mso-wrap-distance-left:9pt;mso-wrap-distance-top:0;mso-wrap-distance-right:9pt;mso-wrap-distance-bottom:0;mso-position-horizontal:absolute;mso-position-horizontal-relative:text;mso-position-vertical:absolute;mso-position-vertical-relative:text;mso-width-percent:0;mso-height-percent:0;mso-width-relative:margin;mso-height-relative:margin;v-text-anchor:top" o:gfxdata="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" filled="f" stroked="f" strokeweight=".5pt">
-                <v:textbox>
-                  <w:txbxContent>
-                    <w:p>
-                      <w:pPr>
-                        <w:rPr>
-                          <w:sz w:val="16"/>
-                          <w:szCs w:val="16"/>
-                        </w:rPr>
-                      </w:pPr>
-                      <w:r>
-                        <w:rPr>
-                          <w:sz w:val="16"/>
-                          <w:szCs w:val="16"/>
-                        </w:rPr>
-                        <w:t>N</w:t>
-                      </w:r>
-                    </w:p>
-                  </w:txbxContent>
-                </v:textbox>
-              </v:shape>
-            </w:pict>
-          </mc:Fallback>
-        </mc:AlternateContent>
-      </w:r>
-      <w:r>
-        <w:rPr>
-          <w:noProof/>
-          <w:sz w:val="16"/>
-          <w:szCs w:val="16"/>
-        </w:rPr>
-        <mc:AlternateContent>
-          <mc:Choice Requires="wps">
-            <w:drawing>
-              <wp:anchor distT="0" distB="0" distL="114300" distR="114300" simplePos="0" relativeHeight="251811840" behindDoc="0" locked="0" layoutInCell="1" allowOverlap="1" wp14:anchorId="21E83416" wp14:editId="0CA94907">
+              <wp:anchor distT="0" distB="0" distL="114300" distR="114300" simplePos="0" relativeHeight="251809792" behindDoc="0" locked="0" layoutInCell="1" allowOverlap="1" wp14:anchorId="21E83416" wp14:editId="26FD3396">
                 <wp:simplePos x="0" y="0"/>
                 <wp:positionH relativeFrom="column">
                   <wp:posOffset>7217833</wp:posOffset>
@@ -7184,7 +8126,7 @@
           </mc:Choice>
           <mc:Fallback>
             <w:pict>
-              <v:shape w14:anchorId="21E83416" id="_x0000_s1149" type="#_x0000_t202" style="position:absolute;margin-left:568.35pt;margin-top:17.3pt;width:18pt;height:17.1pt;z-index:251811840;visibility:visible;mso-wrap-style:square;mso-width-percent:0;mso-wrap-distance-left:9pt;mso-wrap-distance-top:0;mso-wrap-distance-right:9pt;mso-wrap-distance-bottom:0;mso-position-horizontal:absolute;mso-position-horizontal-relative:text;mso-position-vertical:absolute;mso-position-vertical-relative:text;mso-width-percent:0;mso-width-relative:margin;v-text-anchor:top" o:gfxdata="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" filled="f" stroked="f" strokeweight=".5pt">
+              <v:shape w14:anchorId="21E83416" id="_x0000_s1155" type="#_x0000_t202" style="position:absolute;margin-left:568.35pt;margin-top:17.3pt;width:18pt;height:17.1pt;z-index:251809792;visibility:visible;mso-wrap-style:square;mso-width-percent:0;mso-wrap-distance-left:9pt;mso-wrap-distance-top:0;mso-wrap-distance-right:9pt;mso-wrap-distance-bottom:0;mso-position-horizontal:absolute;mso-position-horizontal-relative:text;mso-position-vertical:absolute;mso-position-vertical-relative:text;mso-width-percent:0;mso-width-relative:margin;v-text-anchor:top" o:gfxdata="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" filled="f" stroked="f" strokeweight=".5pt">
                 <v:textbox>
                   <w:txbxContent>
                     <w:p>
@@ -7218,7 +8160,7 @@
         <mc:AlternateContent>
           <mc:Choice Requires="wps">
             <w:drawing>
-              <wp:anchor distT="0" distB="0" distL="114300" distR="114300" simplePos="0" relativeHeight="251807744" behindDoc="0" locked="0" layoutInCell="1" allowOverlap="1" wp14:anchorId="5EB20985" wp14:editId="47E98E6A">
+              <wp:anchor distT="0" distB="0" distL="114300" distR="114300" simplePos="0" relativeHeight="251805696" behindDoc="0" locked="0" layoutInCell="1" allowOverlap="1" wp14:anchorId="5EB20985" wp14:editId="5AB0B87D">
                 <wp:simplePos x="0" y="0"/>
                 <wp:positionH relativeFrom="column">
                   <wp:posOffset>6892078</wp:posOffset>
@@ -7284,7 +8226,7 @@
           </mc:Choice>
           <mc:Fallback>
             <w:pict>
-              <v:shape w14:anchorId="5EB20985" id="_x0000_s1150" type="#_x0000_t202" style="position:absolute;margin-left:542.7pt;margin-top:17.3pt;width:20pt;height:17.1pt;z-index:251807744;visibility:visible;mso-wrap-style:square;mso-width-percent:0;mso-wrap-distance-left:9pt;mso-wrap-distance-top:0;mso-wrap-distance-right:9pt;mso-wrap-distance-bottom:0;mso-position-horizontal:absolute;mso-position-horizontal-relative:text;mso-position-vertical:absolute;mso-position-vertical-relative:text;mso-width-percent:0;mso-width-relative:margin;v-text-anchor:top" o:gfxdata="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" filled="f" stroked="f" strokeweight=".5pt">
+              <v:shape w14:anchorId="5EB20985" id="_x0000_s1156" type="#_x0000_t202" style="position:absolute;margin-left:542.7pt;margin-top:17.3pt;width:20pt;height:17.1pt;z-index:251805696;visibility:visible;mso-wrap-style:square;mso-width-percent:0;mso-wrap-distance-left:9pt;mso-wrap-distance-top:0;mso-wrap-distance-right:9pt;mso-wrap-distance-bottom:0;mso-position-horizontal:absolute;mso-position-horizontal-relative:text;mso-position-vertical:absolute;mso-position-vertical-relative:text;mso-width-percent:0;mso-width-relative:margin;v-text-anchor:top" o:gfxdata="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" filled="f" stroked="f" strokeweight=".5pt">
                 <v:textbox>
                   <w:txbxContent>
                     <w:p>
@@ -7318,7 +8260,7 @@
         <mc:AlternateContent>
           <mc:Choice Requires="wps">
             <w:drawing>
-              <wp:anchor distT="0" distB="0" distL="114300" distR="114300" simplePos="0" relativeHeight="251710464" behindDoc="0" locked="0" layoutInCell="1" allowOverlap="1" wp14:anchorId="45C3C083" wp14:editId="551561A0">
+              <wp:anchor distT="0" distB="0" distL="114300" distR="114300" simplePos="0" relativeHeight="251699200" behindDoc="0" locked="0" layoutInCell="1" allowOverlap="1" wp14:anchorId="45C3C083" wp14:editId="48A279B0">
                 <wp:simplePos x="0" y="0"/>
                 <wp:positionH relativeFrom="column">
                   <wp:posOffset>10277785</wp:posOffset>
@@ -7376,7 +8318,7 @@
           </mc:Choice>
           <mc:Fallback>
             <w:pict>
-              <v:shape w14:anchorId="109AF7AF" id="Connector: Elbow 44" o:spid="_x0000_s1026" type="#_x0000_t34" style="position:absolute;margin-left:809.25pt;margin-top:12.75pt;width:111.25pt;height:282.8pt;flip:x;z-index:251710464;visibility:visible;mso-wrap-style:square;mso-width-percent:0;mso-height-percent:0;mso-wrap-distance-left:9pt;mso-wrap-distance-top:0;mso-wrap-distance-right:9pt;mso-wrap-distance-bottom:0;mso-position-horizontal:absolute;mso-position-horizontal-relative:text;mso-position-vertical:absolute;mso-position-vertical-relative:text;mso-width-percent:0;mso-height-percent:0;mso-width-relative:margin;mso-height-relative:margin" o:gfxdata="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" adj="5516" strokecolor="black [3200]" strokeweight=".5pt"/>
+              <v:shape w14:anchorId="36F21040" id="Connector: Elbow 44" o:spid="_x0000_s1026" type="#_x0000_t34" style="position:absolute;margin-left:809.25pt;margin-top:12.75pt;width:111.25pt;height:282.8pt;flip:x;z-index:251699200;visibility:visible;mso-wrap-style:square;mso-width-percent:0;mso-height-percent:0;mso-wrap-distance-left:9pt;mso-wrap-distance-top:0;mso-wrap-distance-right:9pt;mso-wrap-distance-bottom:0;mso-position-horizontal:absolute;mso-position-horizontal-relative:text;mso-position-vertical:absolute;mso-position-vertical-relative:text;mso-width-percent:0;mso-height-percent:0;mso-width-relative:margin;mso-height-relative:margin" o:gfxdata="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" adj="5516" strokecolor="black [3200]" strokeweight=".5pt"/>
             </w:pict>
           </mc:Fallback>
         </mc:AlternateContent>
@@ -7390,143 +8332,7 @@
         <mc:AlternateContent>
           <mc:Choice Requires="wps">
             <w:drawing>
-              <wp:anchor distT="0" distB="0" distL="114300" distR="114300" simplePos="0" relativeHeight="251708416" behindDoc="0" locked="0" layoutInCell="1" allowOverlap="1" wp14:anchorId="01D5372D" wp14:editId="7F1B0743">
-                <wp:simplePos x="0" y="0"/>
-                <wp:positionH relativeFrom="column">
-                  <wp:posOffset>10762847</wp:posOffset>
-                </wp:positionH>
-                <wp:positionV relativeFrom="paragraph">
-                  <wp:posOffset>80305</wp:posOffset>
-                </wp:positionV>
-                <wp:extent cx="930975" cy="354344"/>
-                <wp:effectExtent l="0" t="0" r="21590" b="26670"/>
-                <wp:wrapNone/>
-                <wp:docPr id="1134837588" name="Connector: Elbow 40"/>
-                <wp:cNvGraphicFramePr/>
-                <a:graphic xmlns:a="http://schemas.openxmlformats.org/drawingml/2006/main">
-                  <a:graphicData uri="http://schemas.microsoft.com/office/word/2010/wordprocessingShape">
-                    <wps:wsp>
-                      <wps:cNvCnPr/>
-                      <wps:spPr>
-                        <a:xfrm flipH="1">
-                          <a:off x="0" y="0"/>
-                          <a:ext cx="930975" cy="354344"/>
-                        </a:xfrm>
-                        <a:prstGeom prst="bentConnector3">
-                          <a:avLst>
-                            <a:gd name="adj1" fmla="val 99874"/>
-                          </a:avLst>
-                        </a:prstGeom>
-                      </wps:spPr>
-                      <wps:style>
-                        <a:lnRef idx="1">
-                          <a:schemeClr val="dk1"/>
-                        </a:lnRef>
-                        <a:fillRef idx="0">
-                          <a:schemeClr val="dk1"/>
-                        </a:fillRef>
-                        <a:effectRef idx="0">
-                          <a:schemeClr val="dk1"/>
-                        </a:effectRef>
-                        <a:fontRef idx="minor">
-                          <a:schemeClr val="tx1"/>
-                        </a:fontRef>
-                      </wps:style>
-                      <wps:bodyPr/>
-                    </wps:wsp>
-                  </a:graphicData>
-                </a:graphic>
-                <wp14:sizeRelV relativeFrom="margin">
-                  <wp14:pctHeight>0</wp14:pctHeight>
-                </wp14:sizeRelV>
-              </wp:anchor>
-            </w:drawing>
-          </mc:Choice>
-          <mc:Fallback>
-            <w:pict>
-              <v:shape w14:anchorId="13922D57" id="Connector: Elbow 40" o:spid="_x0000_s1026" type="#_x0000_t34" style="position:absolute;margin-left:847.45pt;margin-top:6.3pt;width:73.3pt;height:27.9pt;flip:x;z-index:251708416;visibility:visible;mso-wrap-style:square;mso-height-percent:0;mso-wrap-distance-left:9pt;mso-wrap-distance-top:0;mso-wrap-distance-right:9pt;mso-wrap-distance-bottom:0;mso-position-horizontal:absolute;mso-position-horizontal-relative:text;mso-position-vertical:absolute;mso-position-vertical-relative:text;mso-height-percent:0;mso-height-relative:margin" o:gfxdata="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" adj="21573" strokecolor="black [3200]" strokeweight=".5pt"/>
-            </w:pict>
-          </mc:Fallback>
-        </mc:AlternateContent>
-      </w:r>
-      <w:r>
-        <w:rPr>
-          <w:noProof/>
-          <w:sz w:val="16"/>
-          <w:szCs w:val="16"/>
-        </w:rPr>
-        <mc:AlternateContent>
-          <mc:Choice Requires="wps">
-            <w:drawing>
-              <wp:anchor distT="0" distB="0" distL="114300" distR="114300" simplePos="0" relativeHeight="251701248" behindDoc="0" locked="0" layoutInCell="1" allowOverlap="1" wp14:anchorId="225F2EDB" wp14:editId="3A408769">
-                <wp:simplePos x="0" y="0"/>
-                <wp:positionH relativeFrom="column">
-                  <wp:posOffset>9702654</wp:posOffset>
-                </wp:positionH>
-                <wp:positionV relativeFrom="paragraph">
-                  <wp:posOffset>247638</wp:posOffset>
-                </wp:positionV>
-                <wp:extent cx="0" cy="501723"/>
-                <wp:effectExtent l="0" t="0" r="38100" b="12700"/>
-                <wp:wrapNone/>
-                <wp:docPr id="1182173372" name="Straight Connector 37"/>
-                <wp:cNvGraphicFramePr/>
-                <a:graphic xmlns:a="http://schemas.openxmlformats.org/drawingml/2006/main">
-                  <a:graphicData uri="http://schemas.microsoft.com/office/word/2010/wordprocessingShape">
-                    <wps:wsp>
-                      <wps:cNvCnPr/>
-                      <wps:spPr>
-                        <a:xfrm flipV="1">
-                          <a:off x="0" y="0"/>
-                          <a:ext cx="0" cy="501723"/>
-                        </a:xfrm>
-                        <a:prstGeom prst="line">
-                          <a:avLst/>
-                        </a:prstGeom>
-                      </wps:spPr>
-                      <wps:style>
-                        <a:lnRef idx="1">
-                          <a:schemeClr val="dk1"/>
-                        </a:lnRef>
-                        <a:fillRef idx="0">
-                          <a:schemeClr val="dk1"/>
-                        </a:fillRef>
-                        <a:effectRef idx="0">
-                          <a:schemeClr val="dk1"/>
-                        </a:effectRef>
-                        <a:fontRef idx="minor">
-                          <a:schemeClr val="tx1"/>
-                        </a:fontRef>
-                      </wps:style>
-                      <wps:bodyPr/>
-                    </wps:wsp>
-                  </a:graphicData>
-                </a:graphic>
-                <wp14:sizeRelV relativeFrom="margin">
-                  <wp14:pctHeight>0</wp14:pctHeight>
-                </wp14:sizeRelV>
-              </wp:anchor>
-            </w:drawing>
-          </mc:Choice>
-          <mc:Fallback>
-            <w:pict>
-              <v:line w14:anchorId="2546AF9A" id="Straight Connector 37" o:spid="_x0000_s1026" style="position:absolute;flip:y;z-index:251701248;visibility:visible;mso-wrap-style:square;mso-height-percent:0;mso-wrap-distance-left:9pt;mso-wrap-distance-top:0;mso-wrap-distance-right:9pt;mso-wrap-distance-bottom:0;mso-position-horizontal:absolute;mso-position-horizontal-relative:text;mso-position-vertical:absolute;mso-position-vertical-relative:text;mso-height-percent:0;mso-height-relative:margin" from="764pt,19.5pt" to="764pt,59pt" o:gfxdata="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" strokecolor="black [3200]" strokeweight=".5pt">
-                <v:stroke joinstyle="miter"/>
-              </v:line>
-            </w:pict>
-          </mc:Fallback>
-        </mc:AlternateContent>
-      </w:r>
-      <w:r>
-        <w:rPr>
-          <w:noProof/>
-          <w:sz w:val="16"/>
-          <w:szCs w:val="16"/>
-        </w:rPr>
-        <mc:AlternateContent>
-          <mc:Choice Requires="wps">
-            <w:drawing>
-              <wp:anchor distT="0" distB="0" distL="114300" distR="114300" simplePos="0" relativeHeight="251698176" behindDoc="0" locked="0" layoutInCell="1" allowOverlap="1" wp14:anchorId="49DCC26F" wp14:editId="27F58544">
+              <wp:anchor distT="0" distB="0" distL="114300" distR="114300" simplePos="0" relativeHeight="251686912" behindDoc="0" locked="0" layoutInCell="1" allowOverlap="1" wp14:anchorId="49DCC26F" wp14:editId="1C232C75">
                 <wp:simplePos x="0" y="0"/>
                 <wp:positionH relativeFrom="column">
                   <wp:posOffset>7246686</wp:posOffset>
@@ -7578,7 +8384,7 @@
           </mc:Choice>
           <mc:Fallback>
             <w:pict>
-              <v:line w14:anchorId="5BAC9C1F" id="Straight Connector 34" o:spid="_x0000_s1026" style="position:absolute;flip:x y;z-index:251698176;visibility:visible;mso-wrap-style:square;mso-height-percent:0;mso-wrap-distance-left:9pt;mso-wrap-distance-top:0;mso-wrap-distance-right:9pt;mso-wrap-distance-bottom:0;mso-position-horizontal:absolute;mso-position-horizontal-relative:text;mso-position-vertical:absolute;mso-position-vertical-relative:text;mso-height-percent:0;mso-height-relative:margin" from="570.6pt,18.95pt" to="570.65pt,73.1pt" o:gfxdata="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" strokecolor="black [3200]" strokeweight=".5pt">
+              <v:line w14:anchorId="514633BA" id="Straight Connector 34" o:spid="_x0000_s1026" style="position:absolute;flip:x y;z-index:251686912;visibility:visible;mso-wrap-style:square;mso-height-percent:0;mso-wrap-distance-left:9pt;mso-wrap-distance-top:0;mso-wrap-distance-right:9pt;mso-wrap-distance-bottom:0;mso-position-horizontal:absolute;mso-position-horizontal-relative:text;mso-position-vertical:absolute;mso-position-vertical-relative:text;mso-height-percent:0;mso-height-relative:margin" from="570.6pt,18.95pt" to="570.65pt,73.1pt" o:gfxdata="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" strokecolor="black [3200]" strokeweight=".5pt">
                 <v:stroke joinstyle="miter"/>
               </v:line>
             </w:pict>
@@ -7594,7 +8400,7 @@
         <mc:AlternateContent>
           <mc:Choice Requires="wps">
             <w:drawing>
-              <wp:anchor distT="0" distB="0" distL="114300" distR="114300" simplePos="0" relativeHeight="251689984" behindDoc="0" locked="0" layoutInCell="1" allowOverlap="1" wp14:anchorId="0A0BE19E" wp14:editId="6243A2A7">
+              <wp:anchor distT="0" distB="0" distL="114300" distR="114300" simplePos="0" relativeHeight="251678720" behindDoc="0" locked="0" layoutInCell="1" allowOverlap="1" wp14:anchorId="0A0BE19E" wp14:editId="0C6D3DFA">
                 <wp:simplePos x="0" y="0"/>
                 <wp:positionH relativeFrom="column">
                   <wp:posOffset>7115735</wp:posOffset>
@@ -7649,7 +8455,7 @@
           </mc:Choice>
           <mc:Fallback>
             <w:pict>
-              <v:line w14:anchorId="4562BE31" id="Straight Connector 32" o:spid="_x0000_s1026" style="position:absolute;flip:y;z-index:251689984;visibility:visible;mso-wrap-style:square;mso-width-percent:0;mso-height-percent:0;mso-wrap-distance-left:9pt;mso-wrap-distance-top:0;mso-wrap-distance-right:9pt;mso-wrap-distance-bottom:0;mso-position-horizontal:absolute;mso-position-horizontal-relative:text;mso-position-vertical:absolute;mso-position-vertical-relative:text;mso-width-percent:0;mso-height-percent:0;mso-width-relative:margin;mso-height-relative:margin" from="560.3pt,18.7pt" to="560.85pt,333.95pt" o:gfxdata="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" strokecolor="black [3200]" strokeweight=".5pt">
+              <v:line w14:anchorId="0DC3DE24" id="Straight Connector 32" o:spid="_x0000_s1026" style="position:absolute;flip:y;z-index:251678720;visibility:visible;mso-wrap-style:square;mso-width-percent:0;mso-height-percent:0;mso-wrap-distance-left:9pt;mso-wrap-distance-top:0;mso-wrap-distance-right:9pt;mso-wrap-distance-bottom:0;mso-position-horizontal:absolute;mso-position-horizontal-relative:text;mso-position-vertical:absolute;mso-position-vertical-relative:text;mso-width-percent:0;mso-height-percent:0;mso-width-relative:margin;mso-height-relative:margin" from="560.3pt,18.7pt" to="560.85pt,333.95pt" o:gfxdata="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" strokecolor="black [3200]" strokeweight=".5pt">
                 <v:stroke joinstyle="miter"/>
               </v:line>
             </w:pict>
@@ -7673,109 +8479,63 @@
           <w:szCs w:val="16"/>
         </w:rPr>
         <mc:AlternateContent>
-          <mc:Choice Requires="wpg">
+          <mc:Choice Requires="wps">
             <w:drawing>
-              <wp:anchor distT="0" distB="0" distL="114300" distR="114300" simplePos="0" relativeHeight="251707392" behindDoc="0" locked="0" layoutInCell="1" allowOverlap="1" wp14:anchorId="75E8251C" wp14:editId="46E53AD6">
+              <wp:anchor distT="0" distB="0" distL="114300" distR="114300" simplePos="0" relativeHeight="251939840" behindDoc="0" locked="0" layoutInCell="1" allowOverlap="1" wp14:anchorId="7D8B479E" wp14:editId="703EC984">
                 <wp:simplePos x="0" y="0"/>
                 <wp:positionH relativeFrom="column">
-                  <wp:posOffset>10330326</wp:posOffset>
+                  <wp:posOffset>15290120</wp:posOffset>
                 </wp:positionH>
                 <wp:positionV relativeFrom="paragraph">
-                  <wp:posOffset>118843</wp:posOffset>
+                  <wp:posOffset>156845</wp:posOffset>
                 </wp:positionV>
-                <wp:extent cx="874395" cy="490220"/>
-                <wp:effectExtent l="19050" t="19050" r="20955" b="43180"/>
+                <wp:extent cx="51435" cy="86995"/>
+                <wp:effectExtent l="0" t="0" r="24765" b="0"/>
                 <wp:wrapNone/>
-                <wp:docPr id="1014583450" name="Group 13"/>
+                <wp:docPr id="697571928" name="Arc 308"/>
                 <wp:cNvGraphicFramePr/>
                 <a:graphic xmlns:a="http://schemas.openxmlformats.org/drawingml/2006/main">
-                  <a:graphicData uri="http://schemas.microsoft.com/office/word/2010/wordprocessingGroup">
-                    <wpg:wgp>
-                      <wpg:cNvGrpSpPr/>
-                      <wpg:grpSpPr>
+                  <a:graphicData uri="http://schemas.microsoft.com/office/word/2010/wordprocessingShape">
+                    <wps:wsp>
+                      <wps:cNvSpPr/>
+                      <wps:spPr>
                         <a:xfrm>
                           <a:off x="0" y="0"/>
-                          <a:ext cx="874395" cy="490220"/>
-                          <a:chOff x="0" y="0"/>
-                          <a:chExt cx="874644" cy="490330"/>
+                          <a:ext cx="51435" cy="86995"/>
                         </a:xfrm>
-                      </wpg:grpSpPr>
-                      <wps:wsp>
-                        <wps:cNvPr id="40600927" name="Diamond 10"/>
-                        <wps:cNvSpPr/>
-                        <wps:spPr>
-                          <a:xfrm>
-                            <a:off x="0" y="0"/>
-                            <a:ext cx="874644" cy="490330"/>
-                          </a:xfrm>
-                          <a:prstGeom prst="diamond">
-                            <a:avLst/>
-                          </a:prstGeom>
-                          <a:noFill/>
-                          <a:ln w="6350" cap="flat" cmpd="sng" algn="ctr">
-                            <a:solidFill>
-                              <a:srgbClr val="4472C4">
-                                <a:shade val="15000"/>
-                              </a:srgbClr>
-                            </a:solidFill>
-                            <a:prstDash val="solid"/>
-                            <a:miter lim="800000"/>
-                          </a:ln>
-                          <a:effectLst/>
-                        </wps:spPr>
-                        <wps:bodyPr rot="0" spcFirstLastPara="0" vertOverflow="overflow" horzOverflow="overflow" vert="horz" wrap="square" lIns="91440" tIns="45720" rIns="91440" bIns="45720" numCol="1" spcCol="0" rtlCol="0" fromWordArt="0" anchor="ctr" anchorCtr="0" forceAA="0" compatLnSpc="1">
-                          <a:prstTxWarp prst="textNoShape">
-                            <a:avLst/>
-                          </a:prstTxWarp>
-                          <a:noAutofit/>
-                        </wps:bodyPr>
-                      </wps:wsp>
-                      <wps:wsp>
-                        <wps:cNvPr id="172185103" name="Text Box 11"/>
-                        <wps:cNvSpPr txBox="1"/>
-                        <wps:spPr>
-                          <a:xfrm>
-                            <a:off x="166158" y="62670"/>
-                            <a:ext cx="549858" cy="388770"/>
-                          </a:xfrm>
-                          <a:prstGeom prst="rect">
-                            <a:avLst/>
-                          </a:prstGeom>
-                          <a:noFill/>
-                          <a:ln w="6350">
-                            <a:noFill/>
-                          </a:ln>
-                        </wps:spPr>
-                        <wps:txbx>
-                          <w:txbxContent>
-                            <w:p>
-                              <w:pPr>
-                                <w:jc w:val="center"/>
-                                <w:rPr>
-                                  <w:sz w:val="16"/>
-                                  <w:szCs w:val="16"/>
-                                </w:rPr>
-                              </w:pPr>
-                              <w:r>
-                                <w:rPr>
-                                  <w:sz w:val="16"/>
-                                  <w:szCs w:val="16"/>
-                                </w:rPr>
-                                <w:t>Belongs to</w:t>
-                              </w:r>
-                            </w:p>
-                          </w:txbxContent>
-                        </wps:txbx>
-                        <wps:bodyPr rot="0" spcFirstLastPara="0" vertOverflow="overflow" horzOverflow="overflow" vert="horz" wrap="square" lIns="91440" tIns="45720" rIns="91440" bIns="45720" numCol="1" spcCol="0" rtlCol="0" fromWordArt="0" anchor="t" anchorCtr="0" forceAA="0" compatLnSpc="1">
-                          <a:prstTxWarp prst="textNoShape">
-                            <a:avLst/>
-                          </a:prstTxWarp>
-                          <a:noAutofit/>
-                        </wps:bodyPr>
-                      </wps:wsp>
-                    </wpg:wgp>
+                        <a:prstGeom prst="arc">
+                          <a:avLst>
+                            <a:gd name="adj1" fmla="val 10953016"/>
+                            <a:gd name="adj2" fmla="val 0"/>
+                          </a:avLst>
+                        </a:prstGeom>
+                      </wps:spPr>
+                      <wps:style>
+                        <a:lnRef idx="1">
+                          <a:schemeClr val="dk1"/>
+                        </a:lnRef>
+                        <a:fillRef idx="0">
+                          <a:schemeClr val="dk1"/>
+                        </a:fillRef>
+                        <a:effectRef idx="0">
+                          <a:schemeClr val="dk1"/>
+                        </a:effectRef>
+                        <a:fontRef idx="minor">
+                          <a:schemeClr val="tx1"/>
+                        </a:fontRef>
+                      </wps:style>
+                      <wps:bodyPr rot="0" spcFirstLastPara="0" vertOverflow="overflow" horzOverflow="overflow" vert="horz" wrap="square" lIns="91440" tIns="45720" rIns="91440" bIns="45720" numCol="1" spcCol="0" rtlCol="0" fromWordArt="0" anchor="ctr" anchorCtr="0" forceAA="0" compatLnSpc="1">
+                        <a:prstTxWarp prst="textNoShape">
+                          <a:avLst/>
+                        </a:prstTxWarp>
+                        <a:noAutofit/>
+                      </wps:bodyPr>
+                    </wps:wsp>
                   </a:graphicData>
                 </a:graphic>
+                <wp14:sizeRelH relativeFrom="margin">
+                  <wp14:pctWidth>0</wp14:pctWidth>
+                </wp14:sizeRelH>
                 <wp14:sizeRelV relativeFrom="margin">
                   <wp14:pctHeight>0</wp14:pctHeight>
                 </wp14:sizeRelV>
@@ -7784,31 +8544,830 @@
           </mc:Choice>
           <mc:Fallback>
             <w:pict>
-              <v:group w14:anchorId="75E8251C" id="Group 13" o:spid="_x0000_s1151" style="position:absolute;margin-left:813.4pt;margin-top:9.35pt;width:68.85pt;height:38.6pt;z-index:251707392;mso-height-relative:margin" coordsize="8746,4903" o:gfxdata="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">
-                <v:shape id="Diamond 10" o:spid="_x0000_s1152" type="#_x0000_t4" style="position:absolute;width:8746;height:4903;visibility:visible;mso-wrap-style:square;v-text-anchor:middle" o:gfxdata="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" filled="f" strokecolor="#172c51" strokeweight=".5pt"/>
-                <v:shape id="Text Box 11" o:spid="_x0000_s1153" type="#_x0000_t202" style="position:absolute;left:1661;top:626;width:5499;height:3888;visibility:visible;mso-wrap-style:square;v-text-anchor:top" o:gfxdata="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" filled="f" stroked="f" strokeweight=".5pt">
-                  <v:textbox>
-                    <w:txbxContent>
-                      <w:p>
-                        <w:pPr>
-                          <w:jc w:val="center"/>
-                          <w:rPr>
-                            <w:sz w:val="16"/>
-                            <w:szCs w:val="16"/>
-                          </w:rPr>
-                        </w:pPr>
-                        <w:r>
-                          <w:rPr>
-                            <w:sz w:val="16"/>
-                            <w:szCs w:val="16"/>
-                          </w:rPr>
-                          <w:t>Belongs to</w:t>
-                        </w:r>
-                      </w:p>
-                    </w:txbxContent>
-                  </v:textbox>
-                </v:shape>
-              </v:group>
+              <v:shape w14:anchorId="380F848D" id="Arc 308" o:spid="_x0000_s1026" style="position:absolute;margin-left:1203.95pt;margin-top:12.35pt;width:4.05pt;height:6.85pt;z-index:251939840;visibility:visible;mso-wrap-style:square;mso-width-percent:0;mso-height-percent:0;mso-wrap-distance-left:9pt;mso-wrap-distance-top:0;mso-wrap-distance-right:9pt;mso-wrap-distance-bottom:0;mso-position-horizontal:absolute;mso-position-horizontal-relative:text;mso-position-vertical:absolute;mso-position-vertical-relative:text;mso-width-percent:0;mso-height-percent:0;mso-width-relative:margin;mso-height-relative:margin;v-text-anchor:middle" coordsize="51435,86995" o:gfxdata="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" path="m9,42352nsc386,18145,12378,-881,26686,30,40503,910,51436,20111,51436,43497r-25718,1l9,42352xem9,42352nfc386,18145,12378,-881,26686,30,40503,910,51436,20111,51436,43497e" filled="f" strokecolor="black [3200]" strokeweight=".5pt">
+                <v:stroke joinstyle="miter"/>
+                <v:path arrowok="t" o:connecttype="custom" o:connectlocs="9,42352;26686,30;51436,43497" o:connectangles="0,0,0"/>
+              </v:shape>
+            </w:pict>
+          </mc:Fallback>
+        </mc:AlternateContent>
+      </w:r>
+      <w:r>
+        <w:rPr>
+          <w:noProof/>
+          <w:sz w:val="16"/>
+          <w:szCs w:val="16"/>
+        </w:rPr>
+        <mc:AlternateContent>
+          <mc:Choice Requires="wps">
+            <w:drawing>
+              <wp:anchor distT="0" distB="0" distL="114300" distR="114300" simplePos="0" relativeHeight="251957248" behindDoc="0" locked="0" layoutInCell="1" allowOverlap="1" wp14:anchorId="6622507F" wp14:editId="602F92A4">
+                <wp:simplePos x="0" y="0"/>
+                <wp:positionH relativeFrom="column">
+                  <wp:posOffset>15011910</wp:posOffset>
+                </wp:positionH>
+                <wp:positionV relativeFrom="paragraph">
+                  <wp:posOffset>201823</wp:posOffset>
+                </wp:positionV>
+                <wp:extent cx="284882" cy="0"/>
+                <wp:effectExtent l="0" t="0" r="0" b="0"/>
+                <wp:wrapNone/>
+                <wp:docPr id="745932302" name="Straight Connector 268"/>
+                <wp:cNvGraphicFramePr/>
+                <a:graphic xmlns:a="http://schemas.openxmlformats.org/drawingml/2006/main">
+                  <a:graphicData uri="http://schemas.microsoft.com/office/word/2010/wordprocessingShape">
+                    <wps:wsp>
+                      <wps:cNvCnPr/>
+                      <wps:spPr>
+                        <a:xfrm>
+                          <a:off x="0" y="0"/>
+                          <a:ext cx="284882" cy="0"/>
+                        </a:xfrm>
+                        <a:prstGeom prst="line">
+                          <a:avLst/>
+                        </a:prstGeom>
+                      </wps:spPr>
+                      <wps:style>
+                        <a:lnRef idx="1">
+                          <a:schemeClr val="dk1"/>
+                        </a:lnRef>
+                        <a:fillRef idx="0">
+                          <a:schemeClr val="dk1"/>
+                        </a:fillRef>
+                        <a:effectRef idx="0">
+                          <a:schemeClr val="dk1"/>
+                        </a:effectRef>
+                        <a:fontRef idx="minor">
+                          <a:schemeClr val="tx1"/>
+                        </a:fontRef>
+                      </wps:style>
+                      <wps:bodyPr/>
+                    </wps:wsp>
+                  </a:graphicData>
+                </a:graphic>
+              </wp:anchor>
+            </w:drawing>
+          </mc:Choice>
+          <mc:Fallback>
+            <w:pict>
+              <v:line w14:anchorId="5714496D" id="Straight Connector 268" o:spid="_x0000_s1026" style="position:absolute;z-index:251957248;visibility:visible;mso-wrap-style:square;mso-wrap-distance-left:9pt;mso-wrap-distance-top:0;mso-wrap-distance-right:9pt;mso-wrap-distance-bottom:0;mso-position-horizontal:absolute;mso-position-horizontal-relative:text;mso-position-vertical:absolute;mso-position-vertical-relative:text" from="1182.05pt,15.9pt" to="1204.5pt,15.9pt" o:gfxdata="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" strokecolor="black [3200]" strokeweight=".5pt">
+                <v:stroke joinstyle="miter"/>
+              </v:line>
+            </w:pict>
+          </mc:Fallback>
+        </mc:AlternateContent>
+      </w:r>
+      <w:r>
+        <w:rPr>
+          <w:noProof/>
+          <w:sz w:val="16"/>
+          <w:szCs w:val="16"/>
+        </w:rPr>
+        <mc:AlternateContent>
+          <mc:Choice Requires="wps">
+            <w:drawing>
+              <wp:anchor distT="0" distB="0" distL="114300" distR="114300" simplePos="0" relativeHeight="251956224" behindDoc="0" locked="0" layoutInCell="1" allowOverlap="1" wp14:anchorId="2BE3805F" wp14:editId="6D2225E4">
+                <wp:simplePos x="0" y="0"/>
+                <wp:positionH relativeFrom="column">
+                  <wp:posOffset>11864662</wp:posOffset>
+                </wp:positionH>
+                <wp:positionV relativeFrom="paragraph">
+                  <wp:posOffset>201822</wp:posOffset>
+                </wp:positionV>
+                <wp:extent cx="2282780" cy="2513"/>
+                <wp:effectExtent l="0" t="0" r="22860" b="36195"/>
+                <wp:wrapNone/>
+                <wp:docPr id="739648514" name="Straight Connector 267"/>
+                <wp:cNvGraphicFramePr/>
+                <a:graphic xmlns:a="http://schemas.openxmlformats.org/drawingml/2006/main">
+                  <a:graphicData uri="http://schemas.microsoft.com/office/word/2010/wordprocessingShape">
+                    <wps:wsp>
+                      <wps:cNvCnPr/>
+                      <wps:spPr>
+                        <a:xfrm>
+                          <a:off x="0" y="0"/>
+                          <a:ext cx="2282780" cy="2513"/>
+                        </a:xfrm>
+                        <a:prstGeom prst="line">
+                          <a:avLst/>
+                        </a:prstGeom>
+                      </wps:spPr>
+                      <wps:style>
+                        <a:lnRef idx="1">
+                          <a:schemeClr val="dk1"/>
+                        </a:lnRef>
+                        <a:fillRef idx="0">
+                          <a:schemeClr val="dk1"/>
+                        </a:fillRef>
+                        <a:effectRef idx="0">
+                          <a:schemeClr val="dk1"/>
+                        </a:effectRef>
+                        <a:fontRef idx="minor">
+                          <a:schemeClr val="tx1"/>
+                        </a:fontRef>
+                      </wps:style>
+                      <wps:bodyPr/>
+                    </wps:wsp>
+                  </a:graphicData>
+                </a:graphic>
+                <wp14:sizeRelH relativeFrom="margin">
+                  <wp14:pctWidth>0</wp14:pctWidth>
+                </wp14:sizeRelH>
+                <wp14:sizeRelV relativeFrom="margin">
+                  <wp14:pctHeight>0</wp14:pctHeight>
+                </wp14:sizeRelV>
+              </wp:anchor>
+            </w:drawing>
+          </mc:Choice>
+          <mc:Fallback>
+            <w:pict>
+              <v:line w14:anchorId="45C46B8E" id="Straight Connector 267" o:spid="_x0000_s1026" style="position:absolute;z-index:251956224;visibility:visible;mso-wrap-style:square;mso-width-percent:0;mso-height-percent:0;mso-wrap-distance-left:9pt;mso-wrap-distance-top:0;mso-wrap-distance-right:9pt;mso-wrap-distance-bottom:0;mso-position-horizontal:absolute;mso-position-horizontal-relative:text;mso-position-vertical:absolute;mso-position-vertical-relative:text;mso-width-percent:0;mso-height-percent:0;mso-width-relative:margin;mso-height-relative:margin" from="934.25pt,15.9pt" to="1114pt,16.1pt" o:gfxdata="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" strokecolor="black [3200]" strokeweight=".5pt">
+                <v:stroke joinstyle="miter"/>
+              </v:line>
+            </w:pict>
+          </mc:Fallback>
+        </mc:AlternateContent>
+      </w:r>
+      <w:r>
+        <w:rPr>
+          <w:noProof/>
+          <w:sz w:val="16"/>
+          <w:szCs w:val="16"/>
+        </w:rPr>
+        <mc:AlternateContent>
+          <mc:Choice Requires="wps">
+            <w:drawing>
+              <wp:anchor distT="0" distB="0" distL="114300" distR="114300" simplePos="0" relativeHeight="251943936" behindDoc="0" locked="0" layoutInCell="1" allowOverlap="1" wp14:anchorId="07FE7EFB" wp14:editId="20242806">
+                <wp:simplePos x="0" y="0"/>
+                <wp:positionH relativeFrom="column">
+                  <wp:posOffset>11817350</wp:posOffset>
+                </wp:positionH>
+                <wp:positionV relativeFrom="paragraph">
+                  <wp:posOffset>161335</wp:posOffset>
+                </wp:positionV>
+                <wp:extent cx="51435" cy="86995"/>
+                <wp:effectExtent l="0" t="0" r="24765" b="0"/>
+                <wp:wrapNone/>
+                <wp:docPr id="642304812" name="Arc 308"/>
+                <wp:cNvGraphicFramePr/>
+                <a:graphic xmlns:a="http://schemas.openxmlformats.org/drawingml/2006/main">
+                  <a:graphicData uri="http://schemas.microsoft.com/office/word/2010/wordprocessingShape">
+                    <wps:wsp>
+                      <wps:cNvSpPr/>
+                      <wps:spPr>
+                        <a:xfrm>
+                          <a:off x="0" y="0"/>
+                          <a:ext cx="51435" cy="86995"/>
+                        </a:xfrm>
+                        <a:prstGeom prst="arc">
+                          <a:avLst>
+                            <a:gd name="adj1" fmla="val 10953016"/>
+                            <a:gd name="adj2" fmla="val 0"/>
+                          </a:avLst>
+                        </a:prstGeom>
+                      </wps:spPr>
+                      <wps:style>
+                        <a:lnRef idx="1">
+                          <a:schemeClr val="dk1"/>
+                        </a:lnRef>
+                        <a:fillRef idx="0">
+                          <a:schemeClr val="dk1"/>
+                        </a:fillRef>
+                        <a:effectRef idx="0">
+                          <a:schemeClr val="dk1"/>
+                        </a:effectRef>
+                        <a:fontRef idx="minor">
+                          <a:schemeClr val="tx1"/>
+                        </a:fontRef>
+                      </wps:style>
+                      <wps:bodyPr rot="0" spcFirstLastPara="0" vertOverflow="overflow" horzOverflow="overflow" vert="horz" wrap="square" lIns="91440" tIns="45720" rIns="91440" bIns="45720" numCol="1" spcCol="0" rtlCol="0" fromWordArt="0" anchor="ctr" anchorCtr="0" forceAA="0" compatLnSpc="1">
+                        <a:prstTxWarp prst="textNoShape">
+                          <a:avLst/>
+                        </a:prstTxWarp>
+                        <a:noAutofit/>
+                      </wps:bodyPr>
+                    </wps:wsp>
+                  </a:graphicData>
+                </a:graphic>
+                <wp14:sizeRelH relativeFrom="margin">
+                  <wp14:pctWidth>0</wp14:pctWidth>
+                </wp14:sizeRelH>
+                <wp14:sizeRelV relativeFrom="margin">
+                  <wp14:pctHeight>0</wp14:pctHeight>
+                </wp14:sizeRelV>
+              </wp:anchor>
+            </w:drawing>
+          </mc:Choice>
+          <mc:Fallback>
+            <w:pict>
+              <v:shape w14:anchorId="649D7BA8" id="Arc 308" o:spid="_x0000_s1026" style="position:absolute;margin-left:930.5pt;margin-top:12.7pt;width:4.05pt;height:6.85pt;z-index:251943936;visibility:visible;mso-wrap-style:square;mso-width-percent:0;mso-height-percent:0;mso-wrap-distance-left:9pt;mso-wrap-distance-top:0;mso-wrap-distance-right:9pt;mso-wrap-distance-bottom:0;mso-position-horizontal:absolute;mso-position-horizontal-relative:text;mso-position-vertical:absolute;mso-position-vertical-relative:text;mso-width-percent:0;mso-height-percent:0;mso-width-relative:margin;mso-height-relative:margin;v-text-anchor:middle" coordsize="51435,86995" o:gfxdata="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" path="m9,42352nsc386,18145,12378,-881,26686,30,40503,910,51436,20111,51436,43497r-25718,1l9,42352xem9,42352nfc386,18145,12378,-881,26686,30,40503,910,51436,20111,51436,43497e" filled="f" strokecolor="black [3200]" strokeweight=".5pt">
+                <v:stroke joinstyle="miter"/>
+                <v:path arrowok="t" o:connecttype="custom" o:connectlocs="9,42352;26686,30;51436,43497" o:connectangles="0,0,0"/>
+              </v:shape>
+            </w:pict>
+          </mc:Fallback>
+        </mc:AlternateContent>
+      </w:r>
+      <w:r>
+        <w:rPr>
+          <w:noProof/>
+          <w:sz w:val="16"/>
+          <w:szCs w:val="16"/>
+        </w:rPr>
+        <mc:AlternateContent>
+          <mc:Choice Requires="wps">
+            <w:drawing>
+              <wp:anchor distT="0" distB="0" distL="114300" distR="114300" simplePos="0" relativeHeight="251955200" behindDoc="0" locked="0" layoutInCell="1" allowOverlap="1" wp14:anchorId="607E5A1E" wp14:editId="19F080A5">
+                <wp:simplePos x="0" y="0"/>
+                <wp:positionH relativeFrom="column">
+                  <wp:posOffset>11352646</wp:posOffset>
+                </wp:positionH>
+                <wp:positionV relativeFrom="paragraph">
+                  <wp:posOffset>201823</wp:posOffset>
+                </wp:positionV>
+                <wp:extent cx="463720" cy="0"/>
+                <wp:effectExtent l="0" t="0" r="0" b="0"/>
+                <wp:wrapNone/>
+                <wp:docPr id="1530768601" name="Straight Connector 266"/>
+                <wp:cNvGraphicFramePr/>
+                <a:graphic xmlns:a="http://schemas.openxmlformats.org/drawingml/2006/main">
+                  <a:graphicData uri="http://schemas.microsoft.com/office/word/2010/wordprocessingShape">
+                    <wps:wsp>
+                      <wps:cNvCnPr/>
+                      <wps:spPr>
+                        <a:xfrm>
+                          <a:off x="0" y="0"/>
+                          <a:ext cx="463720" cy="0"/>
+                        </a:xfrm>
+                        <a:prstGeom prst="line">
+                          <a:avLst/>
+                        </a:prstGeom>
+                      </wps:spPr>
+                      <wps:style>
+                        <a:lnRef idx="1">
+                          <a:schemeClr val="dk1"/>
+                        </a:lnRef>
+                        <a:fillRef idx="0">
+                          <a:schemeClr val="dk1"/>
+                        </a:fillRef>
+                        <a:effectRef idx="0">
+                          <a:schemeClr val="dk1"/>
+                        </a:effectRef>
+                        <a:fontRef idx="minor">
+                          <a:schemeClr val="tx1"/>
+                        </a:fontRef>
+                      </wps:style>
+                      <wps:bodyPr/>
+                    </wps:wsp>
+                  </a:graphicData>
+                </a:graphic>
+              </wp:anchor>
+            </w:drawing>
+          </mc:Choice>
+          <mc:Fallback>
+            <w:pict>
+              <v:line w14:anchorId="3C6A81AB" id="Straight Connector 266" o:spid="_x0000_s1026" style="position:absolute;z-index:251955200;visibility:visible;mso-wrap-style:square;mso-wrap-distance-left:9pt;mso-wrap-distance-top:0;mso-wrap-distance-right:9pt;mso-wrap-distance-bottom:0;mso-position-horizontal:absolute;mso-position-horizontal-relative:text;mso-position-vertical:absolute;mso-position-vertical-relative:text" from="893.9pt,15.9pt" to="930.4pt,15.9pt" o:gfxdata="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" strokecolor="black [3200]" strokeweight=".5pt">
+                <v:stroke joinstyle="miter"/>
+              </v:line>
+            </w:pict>
+          </mc:Fallback>
+        </mc:AlternateContent>
+      </w:r>
+      <w:r>
+        <w:rPr>
+          <w:noProof/>
+          <w:sz w:val="16"/>
+          <w:szCs w:val="16"/>
+        </w:rPr>
+        <mc:AlternateContent>
+          <mc:Choice Requires="wps">
+            <w:drawing>
+              <wp:anchor distT="0" distB="0" distL="114300" distR="114300" simplePos="0" relativeHeight="251954176" behindDoc="0" locked="0" layoutInCell="1" allowOverlap="1" wp14:anchorId="6252114A" wp14:editId="676D636C">
+                <wp:simplePos x="0" y="0"/>
+                <wp:positionH relativeFrom="column">
+                  <wp:posOffset>10660487</wp:posOffset>
+                </wp:positionH>
+                <wp:positionV relativeFrom="paragraph">
+                  <wp:posOffset>201823</wp:posOffset>
+                </wp:positionV>
+                <wp:extent cx="640724" cy="0"/>
+                <wp:effectExtent l="0" t="0" r="0" b="0"/>
+                <wp:wrapNone/>
+                <wp:docPr id="561842502" name="Straight Connector 265"/>
+                <wp:cNvGraphicFramePr/>
+                <a:graphic xmlns:a="http://schemas.openxmlformats.org/drawingml/2006/main">
+                  <a:graphicData uri="http://schemas.microsoft.com/office/word/2010/wordprocessingShape">
+                    <wps:wsp>
+                      <wps:cNvCnPr/>
+                      <wps:spPr>
+                        <a:xfrm flipV="1">
+                          <a:off x="0" y="0"/>
+                          <a:ext cx="640724" cy="0"/>
+                        </a:xfrm>
+                        <a:prstGeom prst="line">
+                          <a:avLst/>
+                        </a:prstGeom>
+                      </wps:spPr>
+                      <wps:style>
+                        <a:lnRef idx="1">
+                          <a:schemeClr val="dk1"/>
+                        </a:lnRef>
+                        <a:fillRef idx="0">
+                          <a:schemeClr val="dk1"/>
+                        </a:fillRef>
+                        <a:effectRef idx="0">
+                          <a:schemeClr val="dk1"/>
+                        </a:effectRef>
+                        <a:fontRef idx="minor">
+                          <a:schemeClr val="tx1"/>
+                        </a:fontRef>
+                      </wps:style>
+                      <wps:bodyPr/>
+                    </wps:wsp>
+                  </a:graphicData>
+                </a:graphic>
+                <wp14:sizeRelH relativeFrom="margin">
+                  <wp14:pctWidth>0</wp14:pctWidth>
+                </wp14:sizeRelH>
+              </wp:anchor>
+            </w:drawing>
+          </mc:Choice>
+          <mc:Fallback>
+            <w:pict>
+              <v:line w14:anchorId="62FBB125" id="Straight Connector 265" o:spid="_x0000_s1026" style="position:absolute;flip:y;z-index:251954176;visibility:visible;mso-wrap-style:square;mso-width-percent:0;mso-wrap-distance-left:9pt;mso-wrap-distance-top:0;mso-wrap-distance-right:9pt;mso-wrap-distance-bottom:0;mso-position-horizontal:absolute;mso-position-horizontal-relative:text;mso-position-vertical:absolute;mso-position-vertical-relative:text;mso-width-percent:0;mso-width-relative:margin" from="839.4pt,15.9pt" to="889.85pt,15.9pt" o:gfxdata="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" strokecolor="black [3200]" strokeweight=".5pt">
+                <v:stroke joinstyle="miter"/>
+              </v:line>
+            </w:pict>
+          </mc:Fallback>
+        </mc:AlternateContent>
+      </w:r>
+      <w:r>
+        <w:rPr>
+          <w:noProof/>
+          <w:sz w:val="16"/>
+          <w:szCs w:val="16"/>
+        </w:rPr>
+        <mc:AlternateContent>
+          <mc:Choice Requires="wps">
+            <w:drawing>
+              <wp:anchor distT="0" distB="0" distL="114300" distR="114300" simplePos="0" relativeHeight="251945984" behindDoc="0" locked="0" layoutInCell="1" allowOverlap="1" wp14:anchorId="07F73B5A" wp14:editId="2142BD9C">
+                <wp:simplePos x="0" y="0"/>
+                <wp:positionH relativeFrom="column">
+                  <wp:posOffset>11300111</wp:posOffset>
+                </wp:positionH>
+                <wp:positionV relativeFrom="paragraph">
+                  <wp:posOffset>159358</wp:posOffset>
+                </wp:positionV>
+                <wp:extent cx="51435" cy="86995"/>
+                <wp:effectExtent l="0" t="0" r="24765" b="0"/>
+                <wp:wrapNone/>
+                <wp:docPr id="1048208011" name="Arc 308"/>
+                <wp:cNvGraphicFramePr/>
+                <a:graphic xmlns:a="http://schemas.openxmlformats.org/drawingml/2006/main">
+                  <a:graphicData uri="http://schemas.microsoft.com/office/word/2010/wordprocessingShape">
+                    <wps:wsp>
+                      <wps:cNvSpPr/>
+                      <wps:spPr>
+                        <a:xfrm>
+                          <a:off x="0" y="0"/>
+                          <a:ext cx="51435" cy="86995"/>
+                        </a:xfrm>
+                        <a:prstGeom prst="arc">
+                          <a:avLst>
+                            <a:gd name="adj1" fmla="val 10953016"/>
+                            <a:gd name="adj2" fmla="val 0"/>
+                          </a:avLst>
+                        </a:prstGeom>
+                      </wps:spPr>
+                      <wps:style>
+                        <a:lnRef idx="1">
+                          <a:schemeClr val="dk1"/>
+                        </a:lnRef>
+                        <a:fillRef idx="0">
+                          <a:schemeClr val="dk1"/>
+                        </a:fillRef>
+                        <a:effectRef idx="0">
+                          <a:schemeClr val="dk1"/>
+                        </a:effectRef>
+                        <a:fontRef idx="minor">
+                          <a:schemeClr val="tx1"/>
+                        </a:fontRef>
+                      </wps:style>
+                      <wps:bodyPr rot="0" spcFirstLastPara="0" vertOverflow="overflow" horzOverflow="overflow" vert="horz" wrap="square" lIns="91440" tIns="45720" rIns="91440" bIns="45720" numCol="1" spcCol="0" rtlCol="0" fromWordArt="0" anchor="ctr" anchorCtr="0" forceAA="0" compatLnSpc="1">
+                        <a:prstTxWarp prst="textNoShape">
+                          <a:avLst/>
+                        </a:prstTxWarp>
+                        <a:noAutofit/>
+                      </wps:bodyPr>
+                    </wps:wsp>
+                  </a:graphicData>
+                </a:graphic>
+                <wp14:sizeRelH relativeFrom="margin">
+                  <wp14:pctWidth>0</wp14:pctWidth>
+                </wp14:sizeRelH>
+                <wp14:sizeRelV relativeFrom="margin">
+                  <wp14:pctHeight>0</wp14:pctHeight>
+                </wp14:sizeRelV>
+              </wp:anchor>
+            </w:drawing>
+          </mc:Choice>
+          <mc:Fallback>
+            <w:pict>
+              <v:shape w14:anchorId="53AB5BF2" id="Arc 308" o:spid="_x0000_s1026" style="position:absolute;margin-left:889.75pt;margin-top:12.55pt;width:4.05pt;height:6.85pt;z-index:251945984;visibility:visible;mso-wrap-style:square;mso-width-percent:0;mso-height-percent:0;mso-wrap-distance-left:9pt;mso-wrap-distance-top:0;mso-wrap-distance-right:9pt;mso-wrap-distance-bottom:0;mso-position-horizontal:absolute;mso-position-horizontal-relative:text;mso-position-vertical:absolute;mso-position-vertical-relative:text;mso-width-percent:0;mso-height-percent:0;mso-width-relative:margin;mso-height-relative:margin;v-text-anchor:middle" coordsize="51435,86995" o:gfxdata="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" path="m9,42352nsc386,18145,12378,-881,26686,30,40503,910,51436,20111,51436,43497r-25718,1l9,42352xem9,42352nfc386,18145,12378,-881,26686,30,40503,910,51436,20111,51436,43497e" filled="f" strokecolor="black [3200]" strokeweight=".5pt">
+                <v:stroke joinstyle="miter"/>
+                <v:path arrowok="t" o:connecttype="custom" o:connectlocs="9,42352;26686,30;51436,43497" o:connectangles="0,0,0"/>
+              </v:shape>
+            </w:pict>
+          </mc:Fallback>
+        </mc:AlternateContent>
+      </w:r>
+      <w:r>
+        <w:rPr>
+          <w:noProof/>
+          <w:sz w:val="16"/>
+          <w:szCs w:val="16"/>
+        </w:rPr>
+        <mc:AlternateContent>
+          <mc:Choice Requires="wps">
+            <w:drawing>
+              <wp:anchor distT="0" distB="0" distL="114300" distR="114300" simplePos="0" relativeHeight="251941888" behindDoc="0" locked="0" layoutInCell="1" allowOverlap="1" wp14:anchorId="77D0DF76" wp14:editId="2F7B3BE6">
+                <wp:simplePos x="0" y="0"/>
+                <wp:positionH relativeFrom="column">
+                  <wp:posOffset>10609580</wp:posOffset>
+                </wp:positionH>
+                <wp:positionV relativeFrom="paragraph">
+                  <wp:posOffset>162605</wp:posOffset>
+                </wp:positionV>
+                <wp:extent cx="51435" cy="86995"/>
+                <wp:effectExtent l="0" t="0" r="24765" b="0"/>
+                <wp:wrapNone/>
+                <wp:docPr id="1131233348" name="Arc 308"/>
+                <wp:cNvGraphicFramePr/>
+                <a:graphic xmlns:a="http://schemas.openxmlformats.org/drawingml/2006/main">
+                  <a:graphicData uri="http://schemas.microsoft.com/office/word/2010/wordprocessingShape">
+                    <wps:wsp>
+                      <wps:cNvSpPr/>
+                      <wps:spPr>
+                        <a:xfrm>
+                          <a:off x="0" y="0"/>
+                          <a:ext cx="51435" cy="86995"/>
+                        </a:xfrm>
+                        <a:prstGeom prst="arc">
+                          <a:avLst>
+                            <a:gd name="adj1" fmla="val 10953016"/>
+                            <a:gd name="adj2" fmla="val 0"/>
+                          </a:avLst>
+                        </a:prstGeom>
+                      </wps:spPr>
+                      <wps:style>
+                        <a:lnRef idx="1">
+                          <a:schemeClr val="dk1"/>
+                        </a:lnRef>
+                        <a:fillRef idx="0">
+                          <a:schemeClr val="dk1"/>
+                        </a:fillRef>
+                        <a:effectRef idx="0">
+                          <a:schemeClr val="dk1"/>
+                        </a:effectRef>
+                        <a:fontRef idx="minor">
+                          <a:schemeClr val="tx1"/>
+                        </a:fontRef>
+                      </wps:style>
+                      <wps:bodyPr rot="0" spcFirstLastPara="0" vertOverflow="overflow" horzOverflow="overflow" vert="horz" wrap="square" lIns="91440" tIns="45720" rIns="91440" bIns="45720" numCol="1" spcCol="0" rtlCol="0" fromWordArt="0" anchor="ctr" anchorCtr="0" forceAA="0" compatLnSpc="1">
+                        <a:prstTxWarp prst="textNoShape">
+                          <a:avLst/>
+                        </a:prstTxWarp>
+                        <a:noAutofit/>
+                      </wps:bodyPr>
+                    </wps:wsp>
+                  </a:graphicData>
+                </a:graphic>
+                <wp14:sizeRelH relativeFrom="margin">
+                  <wp14:pctWidth>0</wp14:pctWidth>
+                </wp14:sizeRelH>
+                <wp14:sizeRelV relativeFrom="margin">
+                  <wp14:pctHeight>0</wp14:pctHeight>
+                </wp14:sizeRelV>
+              </wp:anchor>
+            </w:drawing>
+          </mc:Choice>
+          <mc:Fallback>
+            <w:pict>
+              <v:shape w14:anchorId="3D7D110B" id="Arc 308" o:spid="_x0000_s1026" style="position:absolute;margin-left:835.4pt;margin-top:12.8pt;width:4.05pt;height:6.85pt;z-index:251941888;visibility:visible;mso-wrap-style:square;mso-width-percent:0;mso-height-percent:0;mso-wrap-distance-left:9pt;mso-wrap-distance-top:0;mso-wrap-distance-right:9pt;mso-wrap-distance-bottom:0;mso-position-horizontal:absolute;mso-position-horizontal-relative:text;mso-position-vertical:absolute;mso-position-vertical-relative:text;mso-width-percent:0;mso-height-percent:0;mso-width-relative:margin;mso-height-relative:margin;v-text-anchor:middle" coordsize="51435,86995" o:gfxdata="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" path="m9,42352nsc386,18145,12378,-881,26686,30,40503,910,51436,20111,51436,43497r-25718,1l9,42352xem9,42352nfc386,18145,12378,-881,26686,30,40503,910,51436,20111,51436,43497e" filled="f" strokecolor="black [3200]" strokeweight=".5pt">
+                <v:stroke joinstyle="miter"/>
+                <v:path arrowok="t" o:connecttype="custom" o:connectlocs="9,42352;26686,30;51436,43497" o:connectangles="0,0,0"/>
+              </v:shape>
+            </w:pict>
+          </mc:Fallback>
+        </mc:AlternateContent>
+      </w:r>
+      <w:r>
+        <w:rPr>
+          <w:noProof/>
+          <w:sz w:val="16"/>
+          <w:szCs w:val="16"/>
+        </w:rPr>
+        <mc:AlternateContent>
+          <mc:Choice Requires="wps">
+            <w:drawing>
+              <wp:anchor distT="0" distB="0" distL="114300" distR="114300" simplePos="0" relativeHeight="251897856" behindDoc="0" locked="0" layoutInCell="1" allowOverlap="1" wp14:anchorId="70C9164E" wp14:editId="767885FA">
+                <wp:simplePos x="0" y="0"/>
+                <wp:positionH relativeFrom="column">
+                  <wp:posOffset>16043856</wp:posOffset>
+                </wp:positionH>
+                <wp:positionV relativeFrom="paragraph">
+                  <wp:posOffset>119559</wp:posOffset>
+                </wp:positionV>
+                <wp:extent cx="0" cy="248276"/>
+                <wp:effectExtent l="0" t="0" r="38100" b="19050"/>
+                <wp:wrapNone/>
+                <wp:docPr id="1650688445" name="Straight Connector 229"/>
+                <wp:cNvGraphicFramePr/>
+                <a:graphic xmlns:a="http://schemas.openxmlformats.org/drawingml/2006/main">
+                  <a:graphicData uri="http://schemas.microsoft.com/office/word/2010/wordprocessingShape">
+                    <wps:wsp>
+                      <wps:cNvCnPr/>
+                      <wps:spPr>
+                        <a:xfrm flipH="1">
+                          <a:off x="0" y="0"/>
+                          <a:ext cx="0" cy="248276"/>
+                        </a:xfrm>
+                        <a:prstGeom prst="line">
+                          <a:avLst/>
+                        </a:prstGeom>
+                      </wps:spPr>
+                      <wps:style>
+                        <a:lnRef idx="1">
+                          <a:schemeClr val="dk1"/>
+                        </a:lnRef>
+                        <a:fillRef idx="0">
+                          <a:schemeClr val="dk1"/>
+                        </a:fillRef>
+                        <a:effectRef idx="0">
+                          <a:schemeClr val="dk1"/>
+                        </a:effectRef>
+                        <a:fontRef idx="minor">
+                          <a:schemeClr val="tx1"/>
+                        </a:fontRef>
+                      </wps:style>
+                      <wps:bodyPr/>
+                    </wps:wsp>
+                  </a:graphicData>
+                </a:graphic>
+                <wp14:sizeRelH relativeFrom="margin">
+                  <wp14:pctWidth>0</wp14:pctWidth>
+                </wp14:sizeRelH>
+                <wp14:sizeRelV relativeFrom="margin">
+                  <wp14:pctHeight>0</wp14:pctHeight>
+                </wp14:sizeRelV>
+              </wp:anchor>
+            </w:drawing>
+          </mc:Choice>
+          <mc:Fallback>
+            <w:pict>
+              <v:line w14:anchorId="418B69A6" id="Straight Connector 229" o:spid="_x0000_s1026" style="position:absolute;flip:x;z-index:251897856;visibility:visible;mso-wrap-style:square;mso-width-percent:0;mso-height-percent:0;mso-wrap-distance-left:9pt;mso-wrap-distance-top:0;mso-wrap-distance-right:9pt;mso-wrap-distance-bottom:0;mso-position-horizontal:absolute;mso-position-horizontal-relative:text;mso-position-vertical:absolute;mso-position-vertical-relative:text;mso-width-percent:0;mso-height-percent:0;mso-width-relative:margin;mso-height-relative:margin" from="1263.3pt,9.4pt" to="1263.3pt,28.95pt" o:gfxdata="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" strokecolor="black [3200]" strokeweight=".5pt">
+                <v:stroke joinstyle="miter"/>
+              </v:line>
+            </w:pict>
+          </mc:Fallback>
+        </mc:AlternateContent>
+      </w:r>
+      <w:r>
+        <w:rPr>
+          <w:noProof/>
+          <w:sz w:val="16"/>
+          <w:szCs w:val="16"/>
+        </w:rPr>
+        <mc:AlternateContent>
+          <mc:Choice Requires="wps">
+            <w:drawing>
+              <wp:anchor distT="0" distB="0" distL="114300" distR="114300" simplePos="0" relativeHeight="251919360" behindDoc="0" locked="0" layoutInCell="1" allowOverlap="1" wp14:anchorId="1C7DA0A3" wp14:editId="08B8BCC9">
+                <wp:simplePos x="0" y="0"/>
+                <wp:positionH relativeFrom="column">
+                  <wp:posOffset>11817350</wp:posOffset>
+                </wp:positionH>
+                <wp:positionV relativeFrom="paragraph">
+                  <wp:posOffset>305652</wp:posOffset>
+                </wp:positionV>
+                <wp:extent cx="51435" cy="86995"/>
+                <wp:effectExtent l="0" t="0" r="24765" b="0"/>
+                <wp:wrapNone/>
+                <wp:docPr id="412706256" name="Arc 308"/>
+                <wp:cNvGraphicFramePr/>
+                <a:graphic xmlns:a="http://schemas.openxmlformats.org/drawingml/2006/main">
+                  <a:graphicData uri="http://schemas.microsoft.com/office/word/2010/wordprocessingShape">
+                    <wps:wsp>
+                      <wps:cNvSpPr/>
+                      <wps:spPr>
+                        <a:xfrm>
+                          <a:off x="0" y="0"/>
+                          <a:ext cx="51435" cy="86995"/>
+                        </a:xfrm>
+                        <a:prstGeom prst="arc">
+                          <a:avLst>
+                            <a:gd name="adj1" fmla="val 10953016"/>
+                            <a:gd name="adj2" fmla="val 0"/>
+                          </a:avLst>
+                        </a:prstGeom>
+                      </wps:spPr>
+                      <wps:style>
+                        <a:lnRef idx="1">
+                          <a:schemeClr val="dk1"/>
+                        </a:lnRef>
+                        <a:fillRef idx="0">
+                          <a:schemeClr val="dk1"/>
+                        </a:fillRef>
+                        <a:effectRef idx="0">
+                          <a:schemeClr val="dk1"/>
+                        </a:effectRef>
+                        <a:fontRef idx="minor">
+                          <a:schemeClr val="tx1"/>
+                        </a:fontRef>
+                      </wps:style>
+                      <wps:bodyPr rot="0" spcFirstLastPara="0" vertOverflow="overflow" horzOverflow="overflow" vert="horz" wrap="square" lIns="91440" tIns="45720" rIns="91440" bIns="45720" numCol="1" spcCol="0" rtlCol="0" fromWordArt="0" anchor="ctr" anchorCtr="0" forceAA="0" compatLnSpc="1">
+                        <a:prstTxWarp prst="textNoShape">
+                          <a:avLst/>
+                        </a:prstTxWarp>
+                        <a:noAutofit/>
+                      </wps:bodyPr>
+                    </wps:wsp>
+                  </a:graphicData>
+                </a:graphic>
+                <wp14:sizeRelH relativeFrom="margin">
+                  <wp14:pctWidth>0</wp14:pctWidth>
+                </wp14:sizeRelH>
+                <wp14:sizeRelV relativeFrom="margin">
+                  <wp14:pctHeight>0</wp14:pctHeight>
+                </wp14:sizeRelV>
+              </wp:anchor>
+            </w:drawing>
+          </mc:Choice>
+          <mc:Fallback>
+            <w:pict>
+              <v:shape w14:anchorId="346F968C" id="Arc 308" o:spid="_x0000_s1026" style="position:absolute;margin-left:930.5pt;margin-top:24.05pt;width:4.05pt;height:6.85pt;z-index:251919360;visibility:visible;mso-wrap-style:square;mso-width-percent:0;mso-height-percent:0;mso-wrap-distance-left:9pt;mso-wrap-distance-top:0;mso-wrap-distance-right:9pt;mso-wrap-distance-bottom:0;mso-position-horizontal:absolute;mso-position-horizontal-relative:text;mso-position-vertical:absolute;mso-position-vertical-relative:text;mso-width-percent:0;mso-height-percent:0;mso-width-relative:margin;mso-height-relative:margin;v-text-anchor:middle" coordsize="51435,86995" o:gfxdata="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" path="m9,42352nsc386,18145,12378,-881,26686,30,40503,910,51436,20111,51436,43497r-25718,1l9,42352xem9,42352nfc386,18145,12378,-881,26686,30,40503,910,51436,20111,51436,43497e" filled="f" strokecolor="black [3200]" strokeweight=".5pt">
+                <v:stroke joinstyle="miter"/>
+                <v:path arrowok="t" o:connecttype="custom" o:connectlocs="9,42352;26686,30;51436,43497" o:connectangles="0,0,0"/>
+              </v:shape>
+            </w:pict>
+          </mc:Fallback>
+        </mc:AlternateContent>
+      </w:r>
+      <w:r>
+        <w:rPr>
+          <w:noProof/>
+          <w:sz w:val="16"/>
+          <w:szCs w:val="16"/>
+        </w:rPr>
+        <mc:AlternateContent>
+          <mc:Choice Requires="wps">
+            <w:drawing>
+              <wp:anchor distT="0" distB="0" distL="114300" distR="114300" simplePos="0" relativeHeight="251918336" behindDoc="0" locked="0" layoutInCell="1" allowOverlap="1" wp14:anchorId="1AB870E2" wp14:editId="322F3354">
+                <wp:simplePos x="0" y="0"/>
+                <wp:positionH relativeFrom="column">
+                  <wp:posOffset>11301095</wp:posOffset>
+                </wp:positionH>
+                <wp:positionV relativeFrom="paragraph">
+                  <wp:posOffset>304210</wp:posOffset>
+                </wp:positionV>
+                <wp:extent cx="51435" cy="86995"/>
+                <wp:effectExtent l="0" t="0" r="24765" b="0"/>
+                <wp:wrapNone/>
+                <wp:docPr id="785247854" name="Arc 308"/>
+                <wp:cNvGraphicFramePr/>
+                <a:graphic xmlns:a="http://schemas.openxmlformats.org/drawingml/2006/main">
+                  <a:graphicData uri="http://schemas.microsoft.com/office/word/2010/wordprocessingShape">
+                    <wps:wsp>
+                      <wps:cNvSpPr/>
+                      <wps:spPr>
+                        <a:xfrm>
+                          <a:off x="0" y="0"/>
+                          <a:ext cx="51435" cy="86995"/>
+                        </a:xfrm>
+                        <a:prstGeom prst="arc">
+                          <a:avLst>
+                            <a:gd name="adj1" fmla="val 10953016"/>
+                            <a:gd name="adj2" fmla="val 673340"/>
+                          </a:avLst>
+                        </a:prstGeom>
+                      </wps:spPr>
+                      <wps:style>
+                        <a:lnRef idx="1">
+                          <a:schemeClr val="dk1"/>
+                        </a:lnRef>
+                        <a:fillRef idx="0">
+                          <a:schemeClr val="dk1"/>
+                        </a:fillRef>
+                        <a:effectRef idx="0">
+                          <a:schemeClr val="dk1"/>
+                        </a:effectRef>
+                        <a:fontRef idx="minor">
+                          <a:schemeClr val="tx1"/>
+                        </a:fontRef>
+                      </wps:style>
+                      <wps:bodyPr rot="0" spcFirstLastPara="0" vertOverflow="overflow" horzOverflow="overflow" vert="horz" wrap="square" lIns="91440" tIns="45720" rIns="91440" bIns="45720" numCol="1" spcCol="0" rtlCol="0" fromWordArt="0" anchor="ctr" anchorCtr="0" forceAA="0" compatLnSpc="1">
+                        <a:prstTxWarp prst="textNoShape">
+                          <a:avLst/>
+                        </a:prstTxWarp>
+                        <a:noAutofit/>
+                      </wps:bodyPr>
+                    </wps:wsp>
+                  </a:graphicData>
+                </a:graphic>
+                <wp14:sizeRelH relativeFrom="margin">
+                  <wp14:pctWidth>0</wp14:pctWidth>
+                </wp14:sizeRelH>
+                <wp14:sizeRelV relativeFrom="margin">
+                  <wp14:pctHeight>0</wp14:pctHeight>
+                </wp14:sizeRelV>
+              </wp:anchor>
+            </w:drawing>
+          </mc:Choice>
+          <mc:Fallback>
+            <w:pict>
+              <v:shape w14:anchorId="22D410CE" id="Arc 308" o:spid="_x0000_s1026" style="position:absolute;margin-left:889.85pt;margin-top:23.95pt;width:4.05pt;height:6.85pt;z-index:251918336;visibility:visible;mso-wrap-style:square;mso-width-percent:0;mso-height-percent:0;mso-wrap-distance-left:9pt;mso-wrap-distance-top:0;mso-wrap-distance-right:9pt;mso-wrap-distance-bottom:0;mso-position-horizontal:absolute;mso-position-horizontal-relative:text;mso-position-vertical:absolute;mso-position-vertical-relative:text;mso-width-percent:0;mso-height-percent:0;mso-width-relative:margin;mso-height-relative:margin;v-text-anchor:middle" coordsize="51435,86995" o:gfxdata="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" path="m9,42352nsc212,29289,3877,17072,9991,9081,21356,-5775,37713,-2008,46315,17448v3943,8919,5714,20056,4947,31118l25718,43498,9,42352xem9,42352nfc212,29289,3877,17072,9991,9081,21356,-5775,37713,-2008,46315,17448v3943,8919,5714,20056,4947,31118e" filled="f" strokecolor="black [3200]" strokeweight=".5pt">
+                <v:stroke joinstyle="miter"/>
+                <v:path arrowok="t" o:connecttype="custom" o:connectlocs="9,42352;9991,9081;46315,17448;51262,48566" o:connectangles="0,0,0,0"/>
+              </v:shape>
+            </w:pict>
+          </mc:Fallback>
+        </mc:AlternateContent>
+      </w:r>
+      <w:r>
+        <w:rPr>
+          <w:noProof/>
+          <w:sz w:val="16"/>
+          <w:szCs w:val="16"/>
+        </w:rPr>
+        <mc:AlternateContent>
+          <mc:Choice Requires="wps">
+            <w:drawing>
+              <wp:anchor distT="0" distB="0" distL="114300" distR="114300" simplePos="0" relativeHeight="251917312" behindDoc="0" locked="0" layoutInCell="1" allowOverlap="1" wp14:anchorId="54E4255C" wp14:editId="57D0DBDB">
+                <wp:simplePos x="0" y="0"/>
+                <wp:positionH relativeFrom="column">
+                  <wp:posOffset>10609580</wp:posOffset>
+                </wp:positionH>
+                <wp:positionV relativeFrom="paragraph">
+                  <wp:posOffset>303747</wp:posOffset>
+                </wp:positionV>
+                <wp:extent cx="51435" cy="86995"/>
+                <wp:effectExtent l="0" t="0" r="24765" b="0"/>
+                <wp:wrapNone/>
+                <wp:docPr id="793048819" name="Arc 308"/>
+                <wp:cNvGraphicFramePr/>
+                <a:graphic xmlns:a="http://schemas.openxmlformats.org/drawingml/2006/main">
+                  <a:graphicData uri="http://schemas.microsoft.com/office/word/2010/wordprocessingShape">
+                    <wps:wsp>
+                      <wps:cNvSpPr/>
+                      <wps:spPr>
+                        <a:xfrm>
+                          <a:off x="0" y="0"/>
+                          <a:ext cx="51435" cy="86995"/>
+                        </a:xfrm>
+                        <a:prstGeom prst="arc">
+                          <a:avLst>
+                            <a:gd name="adj1" fmla="val 10953016"/>
+                            <a:gd name="adj2" fmla="val 0"/>
+                          </a:avLst>
+                        </a:prstGeom>
+                      </wps:spPr>
+                      <wps:style>
+                        <a:lnRef idx="1">
+                          <a:schemeClr val="dk1"/>
+                        </a:lnRef>
+                        <a:fillRef idx="0">
+                          <a:schemeClr val="dk1"/>
+                        </a:fillRef>
+                        <a:effectRef idx="0">
+                          <a:schemeClr val="dk1"/>
+                        </a:effectRef>
+                        <a:fontRef idx="minor">
+                          <a:schemeClr val="tx1"/>
+                        </a:fontRef>
+                      </wps:style>
+                      <wps:bodyPr rot="0" spcFirstLastPara="0" vertOverflow="overflow" horzOverflow="overflow" vert="horz" wrap="square" lIns="91440" tIns="45720" rIns="91440" bIns="45720" numCol="1" spcCol="0" rtlCol="0" fromWordArt="0" anchor="ctr" anchorCtr="0" forceAA="0" compatLnSpc="1">
+                        <a:prstTxWarp prst="textNoShape">
+                          <a:avLst/>
+                        </a:prstTxWarp>
+                        <a:noAutofit/>
+                      </wps:bodyPr>
+                    </wps:wsp>
+                  </a:graphicData>
+                </a:graphic>
+                <wp14:sizeRelH relativeFrom="margin">
+                  <wp14:pctWidth>0</wp14:pctWidth>
+                </wp14:sizeRelH>
+                <wp14:sizeRelV relativeFrom="margin">
+                  <wp14:pctHeight>0</wp14:pctHeight>
+                </wp14:sizeRelV>
+              </wp:anchor>
+            </w:drawing>
+          </mc:Choice>
+          <mc:Fallback>
+            <w:pict>
+              <v:shape w14:anchorId="0C9C0432" id="Arc 308" o:spid="_x0000_s1026" style="position:absolute;margin-left:835.4pt;margin-top:23.9pt;width:4.05pt;height:6.85pt;z-index:251917312;visibility:visible;mso-wrap-style:square;mso-width-percent:0;mso-height-percent:0;mso-wrap-distance-left:9pt;mso-wrap-distance-top:0;mso-wrap-distance-right:9pt;mso-wrap-distance-bottom:0;mso-position-horizontal:absolute;mso-position-horizontal-relative:text;mso-position-vertical:absolute;mso-position-vertical-relative:text;mso-width-percent:0;mso-height-percent:0;mso-width-relative:margin;mso-height-relative:margin;v-text-anchor:middle" coordsize="51435,86995" o:gfxdata="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" path="m9,42352nsc386,18145,12378,-881,26686,30,40503,910,51436,20111,51436,43497r-25718,1l9,42352xem9,42352nfc386,18145,12378,-881,26686,30,40503,910,51436,20111,51436,43497e" filled="f" strokecolor="black [3200]" strokeweight=".5pt">
+                <v:stroke joinstyle="miter"/>
+                <v:path arrowok="t" o:connecttype="custom" o:connectlocs="9,42352;26686,30;51436,43497" o:connectangles="0,0,0"/>
+              </v:shape>
             </w:pict>
           </mc:Fallback>
         </mc:AlternateContent>
@@ -7836,18 +9395,18 @@
         <mc:AlternateContent>
           <mc:Choice Requires="wpg">
             <w:drawing>
-              <wp:anchor distT="0" distB="0" distL="114300" distR="114300" simplePos="0" relativeHeight="251697152" behindDoc="0" locked="0" layoutInCell="1" allowOverlap="1" wp14:anchorId="384F496A" wp14:editId="17CE72A8">
+              <wp:anchor distT="0" distB="0" distL="114300" distR="114300" simplePos="0" relativeHeight="251962368" behindDoc="0" locked="0" layoutInCell="1" allowOverlap="1" wp14:anchorId="049287DE" wp14:editId="36A5E12D">
                 <wp:simplePos x="0" y="0"/>
                 <wp:positionH relativeFrom="column">
-                  <wp:posOffset>7249583</wp:posOffset>
+                  <wp:posOffset>3794125</wp:posOffset>
                 </wp:positionH>
                 <wp:positionV relativeFrom="paragraph">
-                  <wp:posOffset>52493</wp:posOffset>
+                  <wp:posOffset>138923</wp:posOffset>
                 </wp:positionV>
-                <wp:extent cx="874395" cy="490220"/>
-                <wp:effectExtent l="19050" t="19050" r="20955" b="43180"/>
+                <wp:extent cx="1010285" cy="394970"/>
+                <wp:effectExtent l="0" t="0" r="0" b="5080"/>
                 <wp:wrapNone/>
-                <wp:docPr id="1914274484" name="Group 13"/>
+                <wp:docPr id="1122185112" name="Group 16"/>
                 <wp:cNvGraphicFramePr/>
                 <a:graphic xmlns:a="http://schemas.openxmlformats.org/drawingml/2006/main">
                   <a:graphicData uri="http://schemas.microsoft.com/office/word/2010/wordprocessingGroup">
@@ -7856,34 +9415,41 @@
                       <wpg:grpSpPr>
                         <a:xfrm>
                           <a:off x="0" y="0"/>
-                          <a:ext cx="874395" cy="490220"/>
+                          <a:ext cx="1010285" cy="394970"/>
                           <a:chOff x="0" y="0"/>
-                          <a:chExt cx="874644" cy="490330"/>
+                          <a:chExt cx="1010597" cy="395526"/>
                         </a:xfrm>
                       </wpg:grpSpPr>
                       <wps:wsp>
-                        <wps:cNvPr id="1733087162" name="Diamond 10"/>
+                        <wps:cNvPr id="230152653" name="Oval 14"/>
                         <wps:cNvSpPr/>
                         <wps:spPr>
                           <a:xfrm>
                             <a:off x="0" y="0"/>
-                            <a:ext cx="874644" cy="490330"/>
+                            <a:ext cx="815008" cy="253475"/>
                           </a:xfrm>
-                          <a:prstGeom prst="diamond">
+                          <a:prstGeom prst="ellipse">
                             <a:avLst/>
                           </a:prstGeom>
                           <a:noFill/>
-                          <a:ln w="6350" cap="flat" cmpd="sng" algn="ctr">
-                            <a:solidFill>
-                              <a:srgbClr val="4472C4">
-                                <a:shade val="15000"/>
-                              </a:srgbClr>
-                            </a:solidFill>
-                            <a:prstDash val="solid"/>
-                            <a:miter lim="800000"/>
-                          </a:ln>
-                          <a:effectLst/>
+                          <a:ln w="6350"/>
                         </wps:spPr>
+                        <wps:style>
+                          <a:lnRef idx="2">
+                            <a:schemeClr val="accent1">
+                              <a:shade val="15000"/>
+                            </a:schemeClr>
+                          </a:lnRef>
+                          <a:fillRef idx="1">
+                            <a:schemeClr val="accent1"/>
+                          </a:fillRef>
+                          <a:effectRef idx="0">
+                            <a:schemeClr val="accent1"/>
+                          </a:effectRef>
+                          <a:fontRef idx="minor">
+                            <a:schemeClr val="lt1"/>
+                          </a:fontRef>
+                        </wps:style>
                         <wps:bodyPr rot="0" spcFirstLastPara="0" vertOverflow="overflow" horzOverflow="overflow" vert="horz" wrap="square" lIns="91440" tIns="45720" rIns="91440" bIns="45720" numCol="1" spcCol="0" rtlCol="0" fromWordArt="0" anchor="ctr" anchorCtr="0" forceAA="0" compatLnSpc="1">
                           <a:prstTxWarp prst="textNoShape">
                             <a:avLst/>
@@ -7892,12 +9458,12 @@
                         </wps:bodyPr>
                       </wps:wsp>
                       <wps:wsp>
-                        <wps:cNvPr id="279653698" name="Text Box 11"/>
+                        <wps:cNvPr id="857385310" name="Text Box 15"/>
                         <wps:cNvSpPr txBox="1"/>
                         <wps:spPr>
                           <a:xfrm>
-                            <a:off x="130562" y="59280"/>
-                            <a:ext cx="628354" cy="377598"/>
+                            <a:off x="152518" y="4587"/>
+                            <a:ext cx="858079" cy="390939"/>
                           </a:xfrm>
                           <a:prstGeom prst="rect">
                             <a:avLst/>
@@ -7911,19 +9477,22 @@
                           <w:txbxContent>
                             <w:p>
                               <w:pPr>
-                                <w:jc w:val="center"/>
                                 <w:rPr>
                                   <w:sz w:val="16"/>
                                   <w:szCs w:val="16"/>
+                                  <w:u w:val="single"/>
                                 </w:rPr>
                               </w:pPr>
+                              <w:proofErr w:type="spellStart"/>
                               <w:r>
                                 <w:rPr>
                                   <w:sz w:val="16"/>
                                   <w:szCs w:val="16"/>
+                                  <w:u w:val="single"/>
                                 </w:rPr>
-                                <w:t>Assigned to</w:t>
+                                <w:t>DeanID</w:t>
                               </w:r>
+                              <w:proofErr w:type="spellEnd"/>
                             </w:p>
                           </w:txbxContent>
                         </wps:txbx>
@@ -7937,31 +9506,39 @@
                     </wpg:wgp>
                   </a:graphicData>
                 </a:graphic>
+                <wp14:sizeRelH relativeFrom="margin">
+                  <wp14:pctWidth>0</wp14:pctWidth>
+                </wp14:sizeRelH>
               </wp:anchor>
             </w:drawing>
           </mc:Choice>
           <mc:Fallback>
             <w:pict>
-              <v:group w14:anchorId="384F496A" id="_x0000_s1154" style="position:absolute;margin-left:570.85pt;margin-top:4.15pt;width:68.85pt;height:38.6pt;z-index:251697152" coordsize="8746,4903" o:gfxdata="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">
-                <v:shape id="Diamond 10" o:spid="_x0000_s1155" type="#_x0000_t4" style="position:absolute;width:8746;height:4903;visibility:visible;mso-wrap-style:square;v-text-anchor:middle" o:gfxdata="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" filled="f" strokecolor="#172c51" strokeweight=".5pt"/>
-                <v:shape id="Text Box 11" o:spid="_x0000_s1156" type="#_x0000_t202" style="position:absolute;left:1305;top:592;width:6284;height:3776;visibility:visible;mso-wrap-style:square;v-text-anchor:top" o:gfxdata="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" filled="f" stroked="f" strokeweight=".5pt">
+              <v:group w14:anchorId="049287DE" id="_x0000_s1157" style="position:absolute;margin-left:298.75pt;margin-top:10.95pt;width:79.55pt;height:31.1pt;z-index:251962368;mso-width-relative:margin" coordsize="10105,3955" o:gfxdata="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">
+                <v:oval id="Oval 14" o:spid="_x0000_s1158" style="position:absolute;width:8150;height:2534;visibility:visible;mso-wrap-style:square;v-text-anchor:middle" o:gfxdata="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" filled="f" strokecolor="#09101d [484]" strokeweight=".5pt">
+                  <v:stroke joinstyle="miter"/>
+                </v:oval>
+                <v:shape id="Text Box 15" o:spid="_x0000_s1159" type="#_x0000_t202" style="position:absolute;left:1525;top:45;width:8580;height:3910;visibility:visible;mso-wrap-style:square;v-text-anchor:top" o:gfxdata="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" filled="f" stroked="f" strokeweight=".5pt">
                   <v:textbox>
                     <w:txbxContent>
                       <w:p>
                         <w:pPr>
-                          <w:jc w:val="center"/>
                           <w:rPr>
                             <w:sz w:val="16"/>
                             <w:szCs w:val="16"/>
+                            <w:u w:val="single"/>
                           </w:rPr>
                         </w:pPr>
+                        <w:proofErr w:type="spellStart"/>
                         <w:r>
                           <w:rPr>
                             <w:sz w:val="16"/>
                             <w:szCs w:val="16"/>
+                            <w:u w:val="single"/>
                           </w:rPr>
-                          <w:t>Assigned to</w:t>
+                          <w:t>DeanID</w:t>
                         </w:r>
+                        <w:proofErr w:type="spellEnd"/>
                       </w:p>
                     </w:txbxContent>
                   </v:textbox>
@@ -7980,13 +9557,178 @@
         <mc:AlternateContent>
           <mc:Choice Requires="wpg">
             <w:drawing>
-              <wp:anchor distT="0" distB="0" distL="114300" distR="114300" simplePos="0" relativeHeight="251894784" behindDoc="0" locked="0" layoutInCell="1" allowOverlap="1" wp14:anchorId="7DFFDDB4" wp14:editId="2BC4A880">
+              <wp:anchor distT="0" distB="0" distL="114300" distR="114300" simplePos="0" relativeHeight="251965440" behindDoc="0" locked="0" layoutInCell="1" allowOverlap="1" wp14:anchorId="61E4C2D2" wp14:editId="3876B9DB">
                 <wp:simplePos x="0" y="0"/>
                 <wp:positionH relativeFrom="column">
-                  <wp:posOffset>16386810</wp:posOffset>
+                  <wp:posOffset>1133757</wp:posOffset>
                 </wp:positionH>
                 <wp:positionV relativeFrom="paragraph">
-                  <wp:posOffset>312130</wp:posOffset>
+                  <wp:posOffset>223729</wp:posOffset>
+                </wp:positionV>
+                <wp:extent cx="996282" cy="396674"/>
+                <wp:effectExtent l="0" t="0" r="0" b="3810"/>
+                <wp:wrapNone/>
+                <wp:docPr id="1348136874" name="Group 16"/>
+                <wp:cNvGraphicFramePr/>
+                <a:graphic xmlns:a="http://schemas.openxmlformats.org/drawingml/2006/main">
+                  <a:graphicData uri="http://schemas.microsoft.com/office/word/2010/wordprocessingGroup">
+                    <wpg:wgp>
+                      <wpg:cNvGrpSpPr/>
+                      <wpg:grpSpPr>
+                        <a:xfrm>
+                          <a:off x="0" y="0"/>
+                          <a:ext cx="996282" cy="396674"/>
+                          <a:chOff x="0" y="0"/>
+                          <a:chExt cx="996483" cy="396689"/>
+                        </a:xfrm>
+                      </wpg:grpSpPr>
+                      <wps:wsp>
+                        <wps:cNvPr id="1887140231" name="Oval 14"/>
+                        <wps:cNvSpPr/>
+                        <wps:spPr>
+                          <a:xfrm>
+                            <a:off x="0" y="0"/>
+                            <a:ext cx="815008" cy="253475"/>
+                          </a:xfrm>
+                          <a:prstGeom prst="ellipse">
+                            <a:avLst/>
+                          </a:prstGeom>
+                          <a:noFill/>
+                          <a:ln w="6350"/>
+                        </wps:spPr>
+                        <wps:style>
+                          <a:lnRef idx="2">
+                            <a:schemeClr val="accent1">
+                              <a:shade val="15000"/>
+                            </a:schemeClr>
+                          </a:lnRef>
+                          <a:fillRef idx="1">
+                            <a:schemeClr val="accent1"/>
+                          </a:fillRef>
+                          <a:effectRef idx="0">
+                            <a:schemeClr val="accent1"/>
+                          </a:effectRef>
+                          <a:fontRef idx="minor">
+                            <a:schemeClr val="lt1"/>
+                          </a:fontRef>
+                        </wps:style>
+                        <wps:bodyPr rot="0" spcFirstLastPara="0" vertOverflow="overflow" horzOverflow="overflow" vert="horz" wrap="square" lIns="91440" tIns="45720" rIns="91440" bIns="45720" numCol="1" spcCol="0" rtlCol="0" fromWordArt="0" anchor="ctr" anchorCtr="0" forceAA="0" compatLnSpc="1">
+                          <a:prstTxWarp prst="textNoShape">
+                            <a:avLst/>
+                          </a:prstTxWarp>
+                          <a:noAutofit/>
+                        </wps:bodyPr>
+                      </wps:wsp>
+                      <wps:wsp>
+                        <wps:cNvPr id="132275875" name="Text Box 15"/>
+                        <wps:cNvSpPr txBox="1"/>
+                        <wps:spPr>
+                          <a:xfrm>
+                            <a:off x="138404" y="5750"/>
+                            <a:ext cx="858079" cy="390939"/>
+                          </a:xfrm>
+                          <a:prstGeom prst="rect">
+                            <a:avLst/>
+                          </a:prstGeom>
+                          <a:noFill/>
+                          <a:ln w="6350">
+                            <a:noFill/>
+                          </a:ln>
+                        </wps:spPr>
+                        <wps:txbx>
+                          <w:txbxContent>
+                            <w:p>
+                              <w:pPr>
+                                <w:rPr>
+                                  <w:sz w:val="16"/>
+                                  <w:szCs w:val="16"/>
+                                  <w:u w:val="single"/>
+                                </w:rPr>
+                              </w:pPr>
+                              <w:proofErr w:type="spellStart"/>
+                              <w:r>
+                                <w:rPr>
+                                  <w:sz w:val="16"/>
+                                  <w:szCs w:val="16"/>
+                                  <w:u w:val="single"/>
+                                </w:rPr>
+                                <w:t>AdminID</w:t>
+                              </w:r>
+                              <w:proofErr w:type="spellEnd"/>
+                            </w:p>
+                          </w:txbxContent>
+                        </wps:txbx>
+                        <wps:bodyPr rot="0" spcFirstLastPara="0" vertOverflow="overflow" horzOverflow="overflow" vert="horz" wrap="square" lIns="91440" tIns="45720" rIns="91440" bIns="45720" numCol="1" spcCol="0" rtlCol="0" fromWordArt="0" anchor="t" anchorCtr="0" forceAA="0" compatLnSpc="1">
+                          <a:prstTxWarp prst="textNoShape">
+                            <a:avLst/>
+                          </a:prstTxWarp>
+                          <a:noAutofit/>
+                        </wps:bodyPr>
+                      </wps:wsp>
+                    </wpg:wgp>
+                  </a:graphicData>
+                </a:graphic>
+                <wp14:sizeRelH relativeFrom="margin">
+                  <wp14:pctWidth>0</wp14:pctWidth>
+                </wp14:sizeRelH>
+                <wp14:sizeRelV relativeFrom="margin">
+                  <wp14:pctHeight>0</wp14:pctHeight>
+                </wp14:sizeRelV>
+              </wp:anchor>
+            </w:drawing>
+          </mc:Choice>
+          <mc:Fallback>
+            <w:pict>
+              <v:group w14:anchorId="61E4C2D2" id="_x0000_s1160" style="position:absolute;margin-left:89.25pt;margin-top:17.6pt;width:78.45pt;height:31.25pt;z-index:251965440;mso-width-relative:margin;mso-height-relative:margin" coordsize="9964,3966" o:gfxdata="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">
+                <v:oval id="Oval 14" o:spid="_x0000_s1161" style="position:absolute;width:8150;height:2534;visibility:visible;mso-wrap-style:square;v-text-anchor:middle" o:gfxdata="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" filled="f" strokecolor="#09101d [484]" strokeweight=".5pt">
+                  <v:stroke joinstyle="miter"/>
+                </v:oval>
+                <v:shape id="Text Box 15" o:spid="_x0000_s1162" type="#_x0000_t202" style="position:absolute;left:1384;top:57;width:8580;height:3909;visibility:visible;mso-wrap-style:square;v-text-anchor:top" o:gfxdata="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" filled="f" stroked="f" strokeweight=".5pt">
+                  <v:textbox>
+                    <w:txbxContent>
+                      <w:p>
+                        <w:pPr>
+                          <w:rPr>
+                            <w:sz w:val="16"/>
+                            <w:szCs w:val="16"/>
+                            <w:u w:val="single"/>
+                          </w:rPr>
+                        </w:pPr>
+                        <w:proofErr w:type="spellStart"/>
+                        <w:r>
+                          <w:rPr>
+                            <w:sz w:val="16"/>
+                            <w:szCs w:val="16"/>
+                            <w:u w:val="single"/>
+                          </w:rPr>
+                          <w:t>AdminID</w:t>
+                        </w:r>
+                        <w:proofErr w:type="spellEnd"/>
+                      </w:p>
+                    </w:txbxContent>
+                  </v:textbox>
+                </v:shape>
+              </v:group>
+            </w:pict>
+          </mc:Fallback>
+        </mc:AlternateContent>
+      </w:r>
+      <w:r>
+        <w:rPr>
+          <w:noProof/>
+          <w:sz w:val="16"/>
+          <w:szCs w:val="16"/>
+        </w:rPr>
+        <mc:AlternateContent>
+          <mc:Choice Requires="wpg">
+            <w:drawing>
+              <wp:anchor distT="0" distB="0" distL="114300" distR="114300" simplePos="0" relativeHeight="251892736" behindDoc="0" locked="0" layoutInCell="1" allowOverlap="1" wp14:anchorId="7DFFDDB4" wp14:editId="2F5F9B99">
+                <wp:simplePos x="0" y="0"/>
+                <wp:positionH relativeFrom="column">
+                  <wp:posOffset>15605080</wp:posOffset>
+                </wp:positionH>
+                <wp:positionV relativeFrom="paragraph">
+                  <wp:posOffset>50165</wp:posOffset>
                 </wp:positionV>
                 <wp:extent cx="874395" cy="490220"/>
                 <wp:effectExtent l="19050" t="19050" r="20955" b="43180"/>
@@ -8127,10 +9869,10 @@
           </mc:Choice>
           <mc:Fallback>
             <w:pict>
-              <v:group w14:anchorId="7DFFDDB4" id="_x0000_s1157" style="position:absolute;margin-left:1290.3pt;margin-top:24.6pt;width:68.85pt;height:38.6pt;z-index:251894784" coordsize="8743,4902" o:gfxdata="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">
-                <v:group id="_x0000_s1158" style="position:absolute;width:8743;height:4902" coordsize="8746,4903" o:gfxdata="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">
-                  <v:shape id="Diamond 10" o:spid="_x0000_s1159" type="#_x0000_t4" style="position:absolute;width:8746;height:4903;visibility:visible;mso-wrap-style:square;v-text-anchor:middle" o:gfxdata="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" filled="f" strokecolor="#172c51" strokeweight=".5pt"/>
-                  <v:shape id="Text Box 11" o:spid="_x0000_s1160" type="#_x0000_t202" style="position:absolute;left:2821;top:1532;width:5135;height:2551;visibility:visible;mso-wrap-style:square;v-text-anchor:top" o:gfxdata="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" filled="f" stroked="f" strokeweight=".5pt">
+              <v:group w14:anchorId="7DFFDDB4" id="_x0000_s1163" style="position:absolute;margin-left:1228.75pt;margin-top:3.95pt;width:68.85pt;height:38.6pt;z-index:251892736" coordsize="8743,4902" o:gfxdata="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">
+                <v:group id="_x0000_s1164" style="position:absolute;width:8743;height:4902" coordsize="8746,4903" o:gfxdata="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">
+                  <v:shape id="Diamond 10" o:spid="_x0000_s1165" type="#_x0000_t4" style="position:absolute;width:8746;height:4903;visibility:visible;mso-wrap-style:square;v-text-anchor:middle" o:gfxdata="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" filled="f" strokecolor="#172c51" strokeweight=".5pt"/>
+                  <v:shape id="Text Box 11" o:spid="_x0000_s1166" type="#_x0000_t202" style="position:absolute;left:2821;top:1532;width:5135;height:2551;visibility:visible;mso-wrap-style:square;v-text-anchor:top" o:gfxdata="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" filled="f" stroked="f" strokeweight=".5pt">
                     <v:textbox>
                       <w:txbxContent>
                         <w:p>
@@ -8152,7 +9894,359 @@
                     </v:textbox>
                   </v:shape>
                 </v:group>
-                <v:shape id="Diamond 185" o:spid="_x0000_s1161" type="#_x0000_t4" style="position:absolute;left:285;top:219;width:8131;height:4448;visibility:visible;mso-wrap-style:square;v-text-anchor:middle" o:gfxdata="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" filled="f" strokecolor="#172c51" strokeweight=".5pt"/>
+                <v:shape id="Diamond 185" o:spid="_x0000_s1167" type="#_x0000_t4" style="position:absolute;left:285;top:219;width:8131;height:4448;visibility:visible;mso-wrap-style:square;v-text-anchor:middle" o:gfxdata="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" filled="f" strokecolor="#172c51" strokeweight=".5pt"/>
+              </v:group>
+            </w:pict>
+          </mc:Fallback>
+        </mc:AlternateContent>
+      </w:r>
+      <w:r>
+        <w:rPr>
+          <w:noProof/>
+          <w:sz w:val="16"/>
+          <w:szCs w:val="16"/>
+        </w:rPr>
+        <mc:AlternateContent>
+          <mc:Choice Requires="wps">
+            <w:drawing>
+              <wp:anchor distT="0" distB="0" distL="114300" distR="114300" simplePos="0" relativeHeight="251923456" behindDoc="0" locked="0" layoutInCell="1" allowOverlap="1" wp14:anchorId="3177A2E5" wp14:editId="01E0FDB3">
+                <wp:simplePos x="0" y="0"/>
+                <wp:positionH relativeFrom="column">
+                  <wp:posOffset>11864092</wp:posOffset>
+                </wp:positionH>
+                <wp:positionV relativeFrom="paragraph">
+                  <wp:posOffset>27559</wp:posOffset>
+                </wp:positionV>
+                <wp:extent cx="1066250" cy="1878317"/>
+                <wp:effectExtent l="0" t="0" r="38735" b="27305"/>
+                <wp:wrapNone/>
+                <wp:docPr id="1325892848" name="Connector: Elbow 321"/>
+                <wp:cNvGraphicFramePr/>
+                <a:graphic xmlns:a="http://schemas.openxmlformats.org/drawingml/2006/main">
+                  <a:graphicData uri="http://schemas.microsoft.com/office/word/2010/wordprocessingShape">
+                    <wps:wsp>
+                      <wps:cNvCnPr/>
+                      <wps:spPr>
+                        <a:xfrm>
+                          <a:off x="0" y="0"/>
+                          <a:ext cx="1066250" cy="1878317"/>
+                        </a:xfrm>
+                        <a:prstGeom prst="bentConnector3">
+                          <a:avLst>
+                            <a:gd name="adj1" fmla="val 100533"/>
+                          </a:avLst>
+                        </a:prstGeom>
+                      </wps:spPr>
+                      <wps:style>
+                        <a:lnRef idx="1">
+                          <a:schemeClr val="dk1"/>
+                        </a:lnRef>
+                        <a:fillRef idx="0">
+                          <a:schemeClr val="dk1"/>
+                        </a:fillRef>
+                        <a:effectRef idx="0">
+                          <a:schemeClr val="dk1"/>
+                        </a:effectRef>
+                        <a:fontRef idx="minor">
+                          <a:schemeClr val="tx1"/>
+                        </a:fontRef>
+                      </wps:style>
+                      <wps:bodyPr/>
+                    </wps:wsp>
+                  </a:graphicData>
+                </a:graphic>
+                <wp14:sizeRelH relativeFrom="margin">
+                  <wp14:pctWidth>0</wp14:pctWidth>
+                </wp14:sizeRelH>
+                <wp14:sizeRelV relativeFrom="margin">
+                  <wp14:pctHeight>0</wp14:pctHeight>
+                </wp14:sizeRelV>
+              </wp:anchor>
+            </w:drawing>
+          </mc:Choice>
+          <mc:Fallback>
+            <w:pict>
+              <v:shape w14:anchorId="32D6136C" id="Connector: Elbow 321" o:spid="_x0000_s1026" type="#_x0000_t34" style="position:absolute;margin-left:934.2pt;margin-top:2.15pt;width:83.95pt;height:147.9pt;z-index:251923456;visibility:visible;mso-wrap-style:square;mso-width-percent:0;mso-height-percent:0;mso-wrap-distance-left:9pt;mso-wrap-distance-top:0;mso-wrap-distance-right:9pt;mso-wrap-distance-bottom:0;mso-position-horizontal:absolute;mso-position-horizontal-relative:text;mso-position-vertical:absolute;mso-position-vertical-relative:text;mso-width-percent:0;mso-height-percent:0;mso-width-relative:margin;mso-height-relative:margin" o:gfxdata="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" adj="21715" strokecolor="black [3200]" strokeweight=".5pt"/>
+            </w:pict>
+          </mc:Fallback>
+        </mc:AlternateContent>
+      </w:r>
+      <w:r>
+        <w:rPr>
+          <w:noProof/>
+          <w:sz w:val="16"/>
+          <w:szCs w:val="16"/>
+        </w:rPr>
+        <mc:AlternateContent>
+          <mc:Choice Requires="wps">
+            <w:drawing>
+              <wp:anchor distT="0" distB="0" distL="114300" distR="114300" simplePos="0" relativeHeight="251925504" behindDoc="0" locked="0" layoutInCell="1" allowOverlap="1" wp14:anchorId="45C3026A" wp14:editId="2F716996">
+                <wp:simplePos x="0" y="0"/>
+                <wp:positionH relativeFrom="column">
+                  <wp:posOffset>11352562</wp:posOffset>
+                </wp:positionH>
+                <wp:positionV relativeFrom="paragraph">
+                  <wp:posOffset>30271</wp:posOffset>
+                </wp:positionV>
+                <wp:extent cx="464626" cy="0"/>
+                <wp:effectExtent l="0" t="0" r="0" b="0"/>
+                <wp:wrapNone/>
+                <wp:docPr id="578086459" name="Straight Connector 261"/>
+                <wp:cNvGraphicFramePr/>
+                <a:graphic xmlns:a="http://schemas.openxmlformats.org/drawingml/2006/main">
+                  <a:graphicData uri="http://schemas.microsoft.com/office/word/2010/wordprocessingShape">
+                    <wps:wsp>
+                      <wps:cNvCnPr/>
+                      <wps:spPr>
+                        <a:xfrm>
+                          <a:off x="0" y="0"/>
+                          <a:ext cx="464626" cy="0"/>
+                        </a:xfrm>
+                        <a:prstGeom prst="line">
+                          <a:avLst/>
+                        </a:prstGeom>
+                      </wps:spPr>
+                      <wps:style>
+                        <a:lnRef idx="1">
+                          <a:schemeClr val="dk1"/>
+                        </a:lnRef>
+                        <a:fillRef idx="0">
+                          <a:schemeClr val="dk1"/>
+                        </a:fillRef>
+                        <a:effectRef idx="0">
+                          <a:schemeClr val="dk1"/>
+                        </a:effectRef>
+                        <a:fontRef idx="minor">
+                          <a:schemeClr val="tx1"/>
+                        </a:fontRef>
+                      </wps:style>
+                      <wps:bodyPr/>
+                    </wps:wsp>
+                  </a:graphicData>
+                </a:graphic>
+                <wp14:sizeRelH relativeFrom="margin">
+                  <wp14:pctWidth>0</wp14:pctWidth>
+                </wp14:sizeRelH>
+              </wp:anchor>
+            </w:drawing>
+          </mc:Choice>
+          <mc:Fallback>
+            <w:pict>
+              <v:line w14:anchorId="4FEB4D77" id="Straight Connector 261" o:spid="_x0000_s1026" style="position:absolute;z-index:251925504;visibility:visible;mso-wrap-style:square;mso-width-percent:0;mso-wrap-distance-left:9pt;mso-wrap-distance-top:0;mso-wrap-distance-right:9pt;mso-wrap-distance-bottom:0;mso-position-horizontal:absolute;mso-position-horizontal-relative:text;mso-position-vertical:absolute;mso-position-vertical-relative:text;mso-width-percent:0;mso-width-relative:margin" from="893.9pt,2.4pt" to="930.5pt,2.4pt" o:gfxdata="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" strokecolor="black [3200]" strokeweight=".5pt">
+                <v:stroke joinstyle="miter"/>
+              </v:line>
+            </w:pict>
+          </mc:Fallback>
+        </mc:AlternateContent>
+      </w:r>
+      <w:r>
+        <w:rPr>
+          <w:noProof/>
+          <w:sz w:val="16"/>
+          <w:szCs w:val="16"/>
+        </w:rPr>
+        <mc:AlternateContent>
+          <mc:Choice Requires="wps">
+            <w:drawing>
+              <wp:anchor distT="0" distB="0" distL="114300" distR="114300" simplePos="0" relativeHeight="251922432" behindDoc="0" locked="0" layoutInCell="1" allowOverlap="1" wp14:anchorId="34E448CC" wp14:editId="2CEC63C1">
+                <wp:simplePos x="0" y="0"/>
+                <wp:positionH relativeFrom="column">
+                  <wp:posOffset>10660927</wp:posOffset>
+                </wp:positionH>
+                <wp:positionV relativeFrom="paragraph">
+                  <wp:posOffset>28149</wp:posOffset>
+                </wp:positionV>
+                <wp:extent cx="636473" cy="2227"/>
+                <wp:effectExtent l="0" t="0" r="11430" b="36195"/>
+                <wp:wrapNone/>
+                <wp:docPr id="455129156" name="Straight Connector 320"/>
+                <wp:cNvGraphicFramePr/>
+                <a:graphic xmlns:a="http://schemas.openxmlformats.org/drawingml/2006/main">
+                  <a:graphicData uri="http://schemas.microsoft.com/office/word/2010/wordprocessingShape">
+                    <wps:wsp>
+                      <wps:cNvCnPr/>
+                      <wps:spPr>
+                        <a:xfrm flipH="1">
+                          <a:off x="0" y="0"/>
+                          <a:ext cx="636473" cy="2227"/>
+                        </a:xfrm>
+                        <a:prstGeom prst="line">
+                          <a:avLst/>
+                        </a:prstGeom>
+                      </wps:spPr>
+                      <wps:style>
+                        <a:lnRef idx="1">
+                          <a:schemeClr val="dk1"/>
+                        </a:lnRef>
+                        <a:fillRef idx="0">
+                          <a:schemeClr val="dk1"/>
+                        </a:fillRef>
+                        <a:effectRef idx="0">
+                          <a:schemeClr val="dk1"/>
+                        </a:effectRef>
+                        <a:fontRef idx="minor">
+                          <a:schemeClr val="tx1"/>
+                        </a:fontRef>
+                      </wps:style>
+                      <wps:bodyPr/>
+                    </wps:wsp>
+                  </a:graphicData>
+                </a:graphic>
+                <wp14:sizeRelH relativeFrom="margin">
+                  <wp14:pctWidth>0</wp14:pctWidth>
+                </wp14:sizeRelH>
+                <wp14:sizeRelV relativeFrom="margin">
+                  <wp14:pctHeight>0</wp14:pctHeight>
+                </wp14:sizeRelV>
+              </wp:anchor>
+            </w:drawing>
+          </mc:Choice>
+          <mc:Fallback>
+            <w:pict>
+              <v:line w14:anchorId="694BEBE6" id="Straight Connector 320" o:spid="_x0000_s1026" style="position:absolute;flip:x;z-index:251922432;visibility:visible;mso-wrap-style:square;mso-width-percent:0;mso-height-percent:0;mso-wrap-distance-left:9pt;mso-wrap-distance-top:0;mso-wrap-distance-right:9pt;mso-wrap-distance-bottom:0;mso-position-horizontal:absolute;mso-position-horizontal-relative:text;mso-position-vertical:absolute;mso-position-vertical-relative:text;mso-width-percent:0;mso-height-percent:0;mso-width-relative:margin;mso-height-relative:margin" from="839.45pt,2.2pt" to="889.55pt,2.4pt" o:gfxdata="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" strokecolor="black [3200]" strokeweight=".5pt">
+                <v:stroke joinstyle="miter"/>
+              </v:line>
+            </w:pict>
+          </mc:Fallback>
+        </mc:AlternateContent>
+      </w:r>
+      <w:r>
+        <w:rPr>
+          <w:noProof/>
+          <w:sz w:val="16"/>
+          <w:szCs w:val="16"/>
+        </w:rPr>
+        <mc:AlternateContent>
+          <mc:Choice Requires="wpg">
+            <w:drawing>
+              <wp:anchor distT="0" distB="0" distL="114300" distR="114300" simplePos="0" relativeHeight="251682816" behindDoc="0" locked="0" layoutInCell="1" allowOverlap="1" wp14:anchorId="5825C421" wp14:editId="03BBBFCE">
+                <wp:simplePos x="0" y="0"/>
+                <wp:positionH relativeFrom="column">
+                  <wp:posOffset>9194583</wp:posOffset>
+                </wp:positionH>
+                <wp:positionV relativeFrom="paragraph">
+                  <wp:posOffset>113665</wp:posOffset>
+                </wp:positionV>
+                <wp:extent cx="874395" cy="490220"/>
+                <wp:effectExtent l="19050" t="19050" r="20955" b="43180"/>
+                <wp:wrapNone/>
+                <wp:docPr id="694090893" name="Group 13"/>
+                <wp:cNvGraphicFramePr/>
+                <a:graphic xmlns:a="http://schemas.openxmlformats.org/drawingml/2006/main">
+                  <a:graphicData uri="http://schemas.microsoft.com/office/word/2010/wordprocessingGroup">
+                    <wpg:wgp>
+                      <wpg:cNvGrpSpPr/>
+                      <wpg:grpSpPr>
+                        <a:xfrm>
+                          <a:off x="0" y="0"/>
+                          <a:ext cx="874395" cy="490220"/>
+                          <a:chOff x="0" y="0"/>
+                          <a:chExt cx="874644" cy="490330"/>
+                        </a:xfrm>
+                      </wpg:grpSpPr>
+                      <wps:wsp>
+                        <wps:cNvPr id="1832495215" name="Diamond 10"/>
+                        <wps:cNvSpPr/>
+                        <wps:spPr>
+                          <a:xfrm>
+                            <a:off x="0" y="0"/>
+                            <a:ext cx="874644" cy="490330"/>
+                          </a:xfrm>
+                          <a:prstGeom prst="diamond">
+                            <a:avLst/>
+                          </a:prstGeom>
+                          <a:noFill/>
+                          <a:ln w="6350" cap="flat" cmpd="sng" algn="ctr">
+                            <a:solidFill>
+                              <a:srgbClr val="4472C4">
+                                <a:shade val="15000"/>
+                              </a:srgbClr>
+                            </a:solidFill>
+                            <a:prstDash val="solid"/>
+                            <a:miter lim="800000"/>
+                          </a:ln>
+                          <a:effectLst/>
+                        </wps:spPr>
+                        <wps:bodyPr rot="0" spcFirstLastPara="0" vertOverflow="overflow" horzOverflow="overflow" vert="horz" wrap="square" lIns="91440" tIns="45720" rIns="91440" bIns="45720" numCol="1" spcCol="0" rtlCol="0" fromWordArt="0" anchor="ctr" anchorCtr="0" forceAA="0" compatLnSpc="1">
+                          <a:prstTxWarp prst="textNoShape">
+                            <a:avLst/>
+                          </a:prstTxWarp>
+                          <a:noAutofit/>
+                        </wps:bodyPr>
+                      </wps:wsp>
+                      <wps:wsp>
+                        <wps:cNvPr id="2069856224" name="Text Box 11"/>
+                        <wps:cNvSpPr txBox="1"/>
+                        <wps:spPr>
+                          <a:xfrm>
+                            <a:off x="159179" y="112732"/>
+                            <a:ext cx="628354" cy="255104"/>
+                          </a:xfrm>
+                          <a:prstGeom prst="rect">
+                            <a:avLst/>
+                          </a:prstGeom>
+                          <a:noFill/>
+                          <a:ln w="6350">
+                            <a:noFill/>
+                          </a:ln>
+                        </wps:spPr>
+                        <wps:txbx>
+                          <w:txbxContent>
+                            <w:p>
+                              <w:pPr>
+                                <w:rPr>
+                                  <w:sz w:val="16"/>
+                                  <w:szCs w:val="16"/>
+                                </w:rPr>
+                              </w:pPr>
+                              <w:r>
+                                <w:rPr>
+                                  <w:sz w:val="16"/>
+                                  <w:szCs w:val="16"/>
+                                </w:rPr>
+                                <w:t>Works at</w:t>
+                              </w:r>
+                            </w:p>
+                          </w:txbxContent>
+                        </wps:txbx>
+                        <wps:bodyPr rot="0" spcFirstLastPara="0" vertOverflow="overflow" horzOverflow="overflow" vert="horz" wrap="square" lIns="91440" tIns="45720" rIns="91440" bIns="45720" numCol="1" spcCol="0" rtlCol="0" fromWordArt="0" anchor="t" anchorCtr="0" forceAA="0" compatLnSpc="1">
+                          <a:prstTxWarp prst="textNoShape">
+                            <a:avLst/>
+                          </a:prstTxWarp>
+                          <a:noAutofit/>
+                        </wps:bodyPr>
+                      </wps:wsp>
+                    </wpg:wgp>
+                  </a:graphicData>
+                </a:graphic>
+              </wp:anchor>
+            </w:drawing>
+          </mc:Choice>
+          <mc:Fallback>
+            <w:pict>
+              <v:group w14:anchorId="5825C421" id="_x0000_s1168" style="position:absolute;margin-left:724pt;margin-top:8.95pt;width:68.85pt;height:38.6pt;z-index:251682816" coordsize="8746,4903" o:gfxdata="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">
+                <v:shape id="Diamond 10" o:spid="_x0000_s1169" type="#_x0000_t4" style="position:absolute;width:8746;height:4903;visibility:visible;mso-wrap-style:square;v-text-anchor:middle" o:gfxdata="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" filled="f" strokecolor="#172c51" strokeweight=".5pt"/>
+                <v:shape id="Text Box 11" o:spid="_x0000_s1170" type="#_x0000_t202" style="position:absolute;left:1591;top:1127;width:6284;height:2551;visibility:visible;mso-wrap-style:square;v-text-anchor:top" o:gfxdata="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" filled="f" stroked="f" strokeweight=".5pt">
+                  <v:textbox>
+                    <w:txbxContent>
+                      <w:p>
+                        <w:pPr>
+                          <w:rPr>
+                            <w:sz w:val="16"/>
+                            <w:szCs w:val="16"/>
+                          </w:rPr>
+                        </w:pPr>
+                        <w:r>
+                          <w:rPr>
+                            <w:sz w:val="16"/>
+                            <w:szCs w:val="16"/>
+                          </w:rPr>
+                          <w:t>Works at</w:t>
+                        </w:r>
+                      </w:p>
+                    </w:txbxContent>
+                  </v:textbox>
+                </v:shape>
               </v:group>
             </w:pict>
           </mc:Fallback>
@@ -8167,7 +10261,151 @@
         <mc:AlternateContent>
           <mc:Choice Requires="wpg">
             <w:drawing>
-              <wp:anchor distT="0" distB="0" distL="114300" distR="114300" simplePos="0" relativeHeight="251866112" behindDoc="0" locked="0" layoutInCell="1" allowOverlap="1" wp14:anchorId="5BF0F761" wp14:editId="5BD63888">
+              <wp:anchor distT="0" distB="0" distL="114300" distR="114300" simplePos="0" relativeHeight="251685888" behindDoc="0" locked="0" layoutInCell="1" allowOverlap="1" wp14:anchorId="384F496A" wp14:editId="54B9E966">
+                <wp:simplePos x="0" y="0"/>
+                <wp:positionH relativeFrom="column">
+                  <wp:posOffset>7249583</wp:posOffset>
+                </wp:positionH>
+                <wp:positionV relativeFrom="paragraph">
+                  <wp:posOffset>52493</wp:posOffset>
+                </wp:positionV>
+                <wp:extent cx="874395" cy="490220"/>
+                <wp:effectExtent l="19050" t="19050" r="20955" b="43180"/>
+                <wp:wrapNone/>
+                <wp:docPr id="1914274484" name="Group 13"/>
+                <wp:cNvGraphicFramePr/>
+                <a:graphic xmlns:a="http://schemas.openxmlformats.org/drawingml/2006/main">
+                  <a:graphicData uri="http://schemas.microsoft.com/office/word/2010/wordprocessingGroup">
+                    <wpg:wgp>
+                      <wpg:cNvGrpSpPr/>
+                      <wpg:grpSpPr>
+                        <a:xfrm>
+                          <a:off x="0" y="0"/>
+                          <a:ext cx="874395" cy="490220"/>
+                          <a:chOff x="0" y="0"/>
+                          <a:chExt cx="874644" cy="490330"/>
+                        </a:xfrm>
+                      </wpg:grpSpPr>
+                      <wps:wsp>
+                        <wps:cNvPr id="1733087162" name="Diamond 10"/>
+                        <wps:cNvSpPr/>
+                        <wps:spPr>
+                          <a:xfrm>
+                            <a:off x="0" y="0"/>
+                            <a:ext cx="874644" cy="490330"/>
+                          </a:xfrm>
+                          <a:prstGeom prst="diamond">
+                            <a:avLst/>
+                          </a:prstGeom>
+                          <a:noFill/>
+                          <a:ln w="6350" cap="flat" cmpd="sng" algn="ctr">
+                            <a:solidFill>
+                              <a:srgbClr val="4472C4">
+                                <a:shade val="15000"/>
+                              </a:srgbClr>
+                            </a:solidFill>
+                            <a:prstDash val="solid"/>
+                            <a:miter lim="800000"/>
+                          </a:ln>
+                          <a:effectLst/>
+                        </wps:spPr>
+                        <wps:bodyPr rot="0" spcFirstLastPara="0" vertOverflow="overflow" horzOverflow="overflow" vert="horz" wrap="square" lIns="91440" tIns="45720" rIns="91440" bIns="45720" numCol="1" spcCol="0" rtlCol="0" fromWordArt="0" anchor="ctr" anchorCtr="0" forceAA="0" compatLnSpc="1">
+                          <a:prstTxWarp prst="textNoShape">
+                            <a:avLst/>
+                          </a:prstTxWarp>
+                          <a:noAutofit/>
+                        </wps:bodyPr>
+                      </wps:wsp>
+                      <wps:wsp>
+                        <wps:cNvPr id="279653698" name="Text Box 11"/>
+                        <wps:cNvSpPr txBox="1"/>
+                        <wps:spPr>
+                          <a:xfrm>
+                            <a:off x="130562" y="59280"/>
+                            <a:ext cx="628354" cy="377598"/>
+                          </a:xfrm>
+                          <a:prstGeom prst="rect">
+                            <a:avLst/>
+                          </a:prstGeom>
+                          <a:noFill/>
+                          <a:ln w="6350">
+                            <a:noFill/>
+                          </a:ln>
+                        </wps:spPr>
+                        <wps:txbx>
+                          <w:txbxContent>
+                            <w:p>
+                              <w:pPr>
+                                <w:jc w:val="center"/>
+                                <w:rPr>
+                                  <w:sz w:val="16"/>
+                                  <w:szCs w:val="16"/>
+                                </w:rPr>
+                              </w:pPr>
+                              <w:r>
+                                <w:rPr>
+                                  <w:sz w:val="16"/>
+                                  <w:szCs w:val="16"/>
+                                </w:rPr>
+                                <w:t>Assigned to</w:t>
+                              </w:r>
+                            </w:p>
+                          </w:txbxContent>
+                        </wps:txbx>
+                        <wps:bodyPr rot="0" spcFirstLastPara="0" vertOverflow="overflow" horzOverflow="overflow" vert="horz" wrap="square" lIns="91440" tIns="45720" rIns="91440" bIns="45720" numCol="1" spcCol="0" rtlCol="0" fromWordArt="0" anchor="t" anchorCtr="0" forceAA="0" compatLnSpc="1">
+                          <a:prstTxWarp prst="textNoShape">
+                            <a:avLst/>
+                          </a:prstTxWarp>
+                          <a:noAutofit/>
+                        </wps:bodyPr>
+                      </wps:wsp>
+                    </wpg:wgp>
+                  </a:graphicData>
+                </a:graphic>
+              </wp:anchor>
+            </w:drawing>
+          </mc:Choice>
+          <mc:Fallback>
+            <w:pict>
+              <v:group w14:anchorId="384F496A" id="_x0000_s1171" style="position:absolute;margin-left:570.85pt;margin-top:4.15pt;width:68.85pt;height:38.6pt;z-index:251685888" coordsize="8746,4903" o:gfxdata="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">
+                <v:shape id="Diamond 10" o:spid="_x0000_s1172" type="#_x0000_t4" style="position:absolute;width:8746;height:4903;visibility:visible;mso-wrap-style:square;v-text-anchor:middle" o:gfxdata="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" filled="f" strokecolor="#172c51" strokeweight=".5pt"/>
+                <v:shape id="Text Box 11" o:spid="_x0000_s1173" type="#_x0000_t202" style="position:absolute;left:1305;top:592;width:6284;height:3776;visibility:visible;mso-wrap-style:square;v-text-anchor:top" o:gfxdata="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" filled="f" stroked="f" strokeweight=".5pt">
+                  <v:textbox>
+                    <w:txbxContent>
+                      <w:p>
+                        <w:pPr>
+                          <w:jc w:val="center"/>
+                          <w:rPr>
+                            <w:sz w:val="16"/>
+                            <w:szCs w:val="16"/>
+                          </w:rPr>
+                        </w:pPr>
+                        <w:r>
+                          <w:rPr>
+                            <w:sz w:val="16"/>
+                            <w:szCs w:val="16"/>
+                          </w:rPr>
+                          <w:t>Assigned to</w:t>
+                        </w:r>
+                      </w:p>
+                    </w:txbxContent>
+                  </v:textbox>
+                </v:shape>
+              </v:group>
+            </w:pict>
+          </mc:Fallback>
+        </mc:AlternateContent>
+      </w:r>
+      <w:r>
+        <w:rPr>
+          <w:noProof/>
+          <w:sz w:val="16"/>
+          <w:szCs w:val="16"/>
+        </w:rPr>
+        <mc:AlternateContent>
+          <mc:Choice Requires="wpg">
+            <w:drawing>
+              <wp:anchor distT="0" distB="0" distL="114300" distR="114300" simplePos="0" relativeHeight="251864064" behindDoc="0" locked="0" layoutInCell="1" allowOverlap="1" wp14:anchorId="5BF0F761" wp14:editId="7B3BC44B">
                 <wp:simplePos x="0" y="0"/>
                 <wp:positionH relativeFrom="column">
                   <wp:posOffset>13118042</wp:posOffset>
@@ -8278,11 +10516,11 @@
           </mc:Choice>
           <mc:Fallback>
             <w:pict>
-              <v:group w14:anchorId="5BF0F761" id="_x0000_s1162" style="position:absolute;margin-left:1032.9pt;margin-top:9.2pt;width:84.55pt;height:31.15pt;z-index:251866112;mso-width-relative:margin;mso-height-relative:margin" coordsize="10747,3965" o:gfxdata="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">
-                <v:oval id="Oval 14" o:spid="_x0000_s1163" style="position:absolute;width:8150;height:2534;visibility:visible;mso-wrap-style:square;v-text-anchor:middle" o:gfxdata="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" filled="f" strokecolor="#172c51" strokeweight=".5pt">
+              <v:group w14:anchorId="5BF0F761" id="_x0000_s1174" style="position:absolute;margin-left:1032.9pt;margin-top:9.2pt;width:84.55pt;height:31.15pt;z-index:251864064;mso-width-relative:margin;mso-height-relative:margin" coordsize="10747,3965" o:gfxdata="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">
+                <v:oval id="Oval 14" o:spid="_x0000_s1175" style="position:absolute;width:8150;height:2534;visibility:visible;mso-wrap-style:square;v-text-anchor:middle" o:gfxdata="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" filled="f" strokecolor="#172c51" strokeweight=".5pt">
                   <v:stroke joinstyle="miter"/>
                 </v:oval>
-                <v:shape id="Text Box 15" o:spid="_x0000_s1164" type="#_x0000_t202" style="position:absolute;left:2166;top:56;width:8581;height:3909;visibility:visible;mso-wrap-style:square;v-text-anchor:top" o:gfxdata="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" filled="f" stroked="f" strokeweight=".5pt">
+                <v:shape id="Text Box 15" o:spid="_x0000_s1176" type="#_x0000_t202" style="position:absolute;left:2166;top:56;width:8581;height:3909;visibility:visible;mso-wrap-style:square;v-text-anchor:top" o:gfxdata="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" filled="f" stroked="f" strokeweight=".5pt">
                   <v:textbox>
                     <w:txbxContent>
                       <w:p>
@@ -8317,72 +10555,7 @@
         <mc:AlternateContent>
           <mc:Choice Requires="wps">
             <w:drawing>
-              <wp:anchor distT="0" distB="0" distL="114300" distR="114300" simplePos="0" relativeHeight="251709440" behindDoc="0" locked="0" layoutInCell="1" allowOverlap="1" wp14:anchorId="226B22D9" wp14:editId="4AF28642">
-                <wp:simplePos x="0" y="0"/>
-                <wp:positionH relativeFrom="column">
-                  <wp:posOffset>10018212</wp:posOffset>
-                </wp:positionH>
-                <wp:positionV relativeFrom="paragraph">
-                  <wp:posOffset>292295</wp:posOffset>
-                </wp:positionV>
-                <wp:extent cx="745771" cy="817294"/>
-                <wp:effectExtent l="0" t="0" r="35560" b="20955"/>
-                <wp:wrapNone/>
-                <wp:docPr id="1061210759" name="Connector: Elbow 43"/>
-                <wp:cNvGraphicFramePr/>
-                <a:graphic xmlns:a="http://schemas.openxmlformats.org/drawingml/2006/main">
-                  <a:graphicData uri="http://schemas.microsoft.com/office/word/2010/wordprocessingShape">
-                    <wps:wsp>
-                      <wps:cNvCnPr/>
-                      <wps:spPr>
-                        <a:xfrm flipV="1">
-                          <a:off x="0" y="0"/>
-                          <a:ext cx="745771" cy="817294"/>
-                        </a:xfrm>
-                        <a:prstGeom prst="bentConnector3">
-                          <a:avLst>
-                            <a:gd name="adj1" fmla="val 99792"/>
-                          </a:avLst>
-                        </a:prstGeom>
-                      </wps:spPr>
-                      <wps:style>
-                        <a:lnRef idx="1">
-                          <a:schemeClr val="dk1"/>
-                        </a:lnRef>
-                        <a:fillRef idx="0">
-                          <a:schemeClr val="dk1"/>
-                        </a:fillRef>
-                        <a:effectRef idx="0">
-                          <a:schemeClr val="dk1"/>
-                        </a:effectRef>
-                        <a:fontRef idx="minor">
-                          <a:schemeClr val="tx1"/>
-                        </a:fontRef>
-                      </wps:style>
-                      <wps:bodyPr/>
-                    </wps:wsp>
-                  </a:graphicData>
-                </a:graphic>
-              </wp:anchor>
-            </w:drawing>
-          </mc:Choice>
-          <mc:Fallback>
-            <w:pict>
-              <v:shape w14:anchorId="759E0CCC" id="Connector: Elbow 43" o:spid="_x0000_s1026" type="#_x0000_t34" style="position:absolute;margin-left:788.85pt;margin-top:23pt;width:58.7pt;height:64.35pt;flip:y;z-index:251709440;visibility:visible;mso-wrap-style:square;mso-wrap-distance-left:9pt;mso-wrap-distance-top:0;mso-wrap-distance-right:9pt;mso-wrap-distance-bottom:0;mso-position-horizontal:absolute;mso-position-horizontal-relative:text;mso-position-vertical:absolute;mso-position-vertical-relative:text" o:gfxdata="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" adj="21555" strokecolor="black [3200]" strokeweight=".5pt"/>
-            </w:pict>
-          </mc:Fallback>
-        </mc:AlternateContent>
-      </w:r>
-      <w:r>
-        <w:rPr>
-          <w:noProof/>
-          <w:sz w:val="16"/>
-          <w:szCs w:val="16"/>
-        </w:rPr>
-        <mc:AlternateContent>
-          <mc:Choice Requires="wps">
-            <w:drawing>
-              <wp:anchor distT="0" distB="0" distL="114300" distR="114300" simplePos="0" relativeHeight="251699200" behindDoc="0" locked="0" layoutInCell="1" allowOverlap="1" wp14:anchorId="1B7FA8D4" wp14:editId="09CDB58D">
+              <wp:anchor distT="0" distB="0" distL="114300" distR="114300" simplePos="0" relativeHeight="251687936" behindDoc="0" locked="0" layoutInCell="1" allowOverlap="1" wp14:anchorId="1B7FA8D4" wp14:editId="3EE67412">
                 <wp:simplePos x="0" y="0"/>
                 <wp:positionH relativeFrom="column">
                   <wp:posOffset>8121684</wp:posOffset>
@@ -8433,7 +10606,149 @@
           </mc:Choice>
           <mc:Fallback>
             <w:pict>
-              <v:shape w14:anchorId="198AEA8A" id="Connector: Elbow 35" o:spid="_x0000_s1026" type="#_x0000_t34" style="position:absolute;margin-left:639.5pt;margin-top:23.15pt;width:100.3pt;height:64.35pt;z-index:251699200;visibility:visible;mso-wrap-style:square;mso-wrap-distance-left:9pt;mso-wrap-distance-top:0;mso-wrap-distance-right:9pt;mso-wrap-distance-bottom:0;mso-position-horizontal:absolute;mso-position-horizontal-relative:text;mso-position-vertical:absolute;mso-position-vertical-relative:text" o:gfxdata="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" adj="3650" strokecolor="black [3200]" strokeweight=".5pt"/>
+              <v:shape w14:anchorId="7A3889CA" id="Connector: Elbow 35" o:spid="_x0000_s1026" type="#_x0000_t34" style="position:absolute;margin-left:639.5pt;margin-top:23.15pt;width:100.3pt;height:64.35pt;z-index:251687936;visibility:visible;mso-wrap-style:square;mso-wrap-distance-left:9pt;mso-wrap-distance-top:0;mso-wrap-distance-right:9pt;mso-wrap-distance-bottom:0;mso-position-horizontal:absolute;mso-position-horizontal-relative:text;mso-position-vertical:absolute;mso-position-vertical-relative:text" o:gfxdata="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" adj="3650" strokecolor="black [3200]" strokeweight=".5pt"/>
+            </w:pict>
+          </mc:Fallback>
+        </mc:AlternateContent>
+      </w:r>
+    </w:p>
+    <w:p>
+      <w:pPr>
+        <w:tabs>
+          <w:tab w:val="left" w:pos="5064"/>
+        </w:tabs>
+      </w:pPr>
+      <w:r>
+        <w:rPr>
+          <w:noProof/>
+        </w:rPr>
+        <mc:AlternateContent>
+          <mc:Choice Requires="wps">
+            <w:drawing>
+              <wp:anchor distT="0" distB="0" distL="114300" distR="114300" simplePos="0" relativeHeight="251901952" behindDoc="0" locked="0" layoutInCell="1" allowOverlap="1" wp14:anchorId="5A851076" wp14:editId="70633B03">
+                <wp:simplePos x="0" y="0"/>
+                <wp:positionH relativeFrom="column">
+                  <wp:posOffset>15319419</wp:posOffset>
+                </wp:positionH>
+                <wp:positionV relativeFrom="paragraph">
+                  <wp:posOffset>224834</wp:posOffset>
+                </wp:positionV>
+                <wp:extent cx="717997" cy="2535322"/>
+                <wp:effectExtent l="0" t="0" r="25400" b="36830"/>
+                <wp:wrapNone/>
+                <wp:docPr id="1684329722" name="Connector: Elbow 230"/>
+                <wp:cNvGraphicFramePr/>
+                <a:graphic xmlns:a="http://schemas.openxmlformats.org/drawingml/2006/main">
+                  <a:graphicData uri="http://schemas.microsoft.com/office/word/2010/wordprocessingShape">
+                    <wps:wsp>
+                      <wps:cNvCnPr/>
+                      <wps:spPr>
+                        <a:xfrm flipV="1">
+                          <a:off x="0" y="0"/>
+                          <a:ext cx="717997" cy="2535322"/>
+                        </a:xfrm>
+                        <a:prstGeom prst="bentConnector3">
+                          <a:avLst>
+                            <a:gd name="adj1" fmla="val 100469"/>
+                          </a:avLst>
+                        </a:prstGeom>
+                      </wps:spPr>
+                      <wps:style>
+                        <a:lnRef idx="1">
+                          <a:schemeClr val="dk1"/>
+                        </a:lnRef>
+                        <a:fillRef idx="0">
+                          <a:schemeClr val="dk1"/>
+                        </a:fillRef>
+                        <a:effectRef idx="0">
+                          <a:schemeClr val="dk1"/>
+                        </a:effectRef>
+                        <a:fontRef idx="minor">
+                          <a:schemeClr val="tx1"/>
+                        </a:fontRef>
+                      </wps:style>
+                      <wps:bodyPr/>
+                    </wps:wsp>
+                  </a:graphicData>
+                </a:graphic>
+                <wp14:sizeRelH relativeFrom="margin">
+                  <wp14:pctWidth>0</wp14:pctWidth>
+                </wp14:sizeRelH>
+                <wp14:sizeRelV relativeFrom="margin">
+                  <wp14:pctHeight>0</wp14:pctHeight>
+                </wp14:sizeRelV>
+              </wp:anchor>
+            </w:drawing>
+          </mc:Choice>
+          <mc:Fallback>
+            <w:pict>
+              <v:shape w14:anchorId="2FFE3393" id="Connector: Elbow 230" o:spid="_x0000_s1026" type="#_x0000_t34" style="position:absolute;margin-left:1206.25pt;margin-top:17.7pt;width:56.55pt;height:199.65pt;flip:y;z-index:251901952;visibility:visible;mso-wrap-style:square;mso-width-percent:0;mso-height-percent:0;mso-wrap-distance-left:9pt;mso-wrap-distance-top:0;mso-wrap-distance-right:9pt;mso-wrap-distance-bottom:0;mso-position-horizontal:absolute;mso-position-horizontal-relative:text;mso-position-vertical:absolute;mso-position-vertical-relative:text;mso-width-percent:0;mso-height-percent:0;mso-width-relative:margin;mso-height-relative:margin" o:gfxdata="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" adj="21701" strokecolor="black [3200]" strokeweight=".5pt"/>
+            </w:pict>
+          </mc:Fallback>
+        </mc:AlternateContent>
+      </w:r>
+      <w:r>
+        <w:rPr>
+          <w:noProof/>
+        </w:rPr>
+        <mc:AlternateContent>
+          <mc:Choice Requires="wps">
+            <w:drawing>
+              <wp:anchor distT="0" distB="0" distL="114300" distR="114300" simplePos="0" relativeHeight="251691008" behindDoc="0" locked="0" layoutInCell="1" allowOverlap="1" wp14:anchorId="5F97E9B0" wp14:editId="29DBC825">
+                <wp:simplePos x="0" y="0"/>
+                <wp:positionH relativeFrom="column">
+                  <wp:posOffset>9631463</wp:posOffset>
+                </wp:positionH>
+                <wp:positionV relativeFrom="paragraph">
+                  <wp:posOffset>285115</wp:posOffset>
+                </wp:positionV>
+                <wp:extent cx="0" cy="440055"/>
+                <wp:effectExtent l="0" t="0" r="38100" b="36195"/>
+                <wp:wrapNone/>
+                <wp:docPr id="750423304" name="Straight Connector 38"/>
+                <wp:cNvGraphicFramePr/>
+                <a:graphic xmlns:a="http://schemas.openxmlformats.org/drawingml/2006/main">
+                  <a:graphicData uri="http://schemas.microsoft.com/office/word/2010/wordprocessingShape">
+                    <wps:wsp>
+                      <wps:cNvCnPr/>
+                      <wps:spPr>
+                        <a:xfrm>
+                          <a:off x="0" y="0"/>
+                          <a:ext cx="0" cy="440055"/>
+                        </a:xfrm>
+                        <a:prstGeom prst="line">
+                          <a:avLst/>
+                        </a:prstGeom>
+                      </wps:spPr>
+                      <wps:style>
+                        <a:lnRef idx="1">
+                          <a:schemeClr val="dk1"/>
+                        </a:lnRef>
+                        <a:fillRef idx="0">
+                          <a:schemeClr val="dk1"/>
+                        </a:fillRef>
+                        <a:effectRef idx="0">
+                          <a:schemeClr val="dk1"/>
+                        </a:effectRef>
+                        <a:fontRef idx="minor">
+                          <a:schemeClr val="tx1"/>
+                        </a:fontRef>
+                      </wps:style>
+                      <wps:bodyPr/>
+                    </wps:wsp>
+                  </a:graphicData>
+                </a:graphic>
+                <wp14:sizeRelV relativeFrom="margin">
+                  <wp14:pctHeight>0</wp14:pctHeight>
+                </wp14:sizeRelV>
+              </wp:anchor>
+            </w:drawing>
+          </mc:Choice>
+          <mc:Fallback>
+            <w:pict>
+              <v:line w14:anchorId="047D47C3" id="Straight Connector 38" o:spid="_x0000_s1026" style="position:absolute;z-index:251691008;visibility:visible;mso-wrap-style:square;mso-height-percent:0;mso-wrap-distance-left:9pt;mso-wrap-distance-top:0;mso-wrap-distance-right:9pt;mso-wrap-distance-bottom:0;mso-position-horizontal:absolute;mso-position-horizontal-relative:text;mso-position-vertical:absolute;mso-position-vertical-relative:text;mso-height-percent:0;mso-height-relative:margin" from="758.4pt,22.45pt" to="758.4pt,57.1pt" o:gfxdata="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" strokecolor="black [3200]" strokeweight=".5pt">
+                <v:stroke joinstyle="miter"/>
+              </v:line>
             </w:pict>
           </mc:Fallback>
         </mc:AlternateContent>
@@ -8447,18 +10762,18 @@
         <mc:AlternateContent>
           <mc:Choice Requires="wpg">
             <w:drawing>
-              <wp:anchor distT="0" distB="0" distL="114300" distR="114300" simplePos="0" relativeHeight="251694080" behindDoc="0" locked="0" layoutInCell="1" allowOverlap="1" wp14:anchorId="5825C421" wp14:editId="0DC7FD05">
+              <wp:anchor distT="0" distB="0" distL="114300" distR="114300" simplePos="0" relativeHeight="251696128" behindDoc="0" locked="0" layoutInCell="1" allowOverlap="1" wp14:anchorId="75E8251C" wp14:editId="6F99F633">
                 <wp:simplePos x="0" y="0"/>
                 <wp:positionH relativeFrom="column">
-                  <wp:posOffset>9265345</wp:posOffset>
+                  <wp:posOffset>10202494</wp:posOffset>
                 </wp:positionH>
                 <wp:positionV relativeFrom="paragraph">
-                  <wp:posOffset>113754</wp:posOffset>
+                  <wp:posOffset>124460</wp:posOffset>
                 </wp:positionV>
                 <wp:extent cx="874395" cy="490220"/>
                 <wp:effectExtent l="19050" t="19050" r="20955" b="43180"/>
                 <wp:wrapNone/>
-                <wp:docPr id="694090893" name="Group 13"/>
+                <wp:docPr id="1014583450" name="Group 13"/>
                 <wp:cNvGraphicFramePr/>
                 <a:graphic xmlns:a="http://schemas.openxmlformats.org/drawingml/2006/main">
                   <a:graphicData uri="http://schemas.microsoft.com/office/word/2010/wordprocessingGroup">
@@ -8473,7 +10788,7 @@
                         </a:xfrm>
                       </wpg:grpSpPr>
                       <wps:wsp>
-                        <wps:cNvPr id="1832495215" name="Diamond 10"/>
+                        <wps:cNvPr id="40600927" name="Diamond 10"/>
                         <wps:cNvSpPr/>
                         <wps:spPr>
                           <a:xfrm>
@@ -8503,12 +10818,12 @@
                         </wps:bodyPr>
                       </wps:wsp>
                       <wps:wsp>
-                        <wps:cNvPr id="2069856224" name="Text Box 11"/>
+                        <wps:cNvPr id="172185103" name="Text Box 11"/>
                         <wps:cNvSpPr txBox="1"/>
                         <wps:spPr>
                           <a:xfrm>
-                            <a:off x="159179" y="112732"/>
-                            <a:ext cx="628354" cy="255104"/>
+                            <a:off x="166158" y="62670"/>
+                            <a:ext cx="549858" cy="388770"/>
                           </a:xfrm>
                           <a:prstGeom prst="rect">
                             <a:avLst/>
@@ -8522,6 +10837,7 @@
                           <w:txbxContent>
                             <w:p>
                               <w:pPr>
+                                <w:jc w:val="center"/>
                                 <w:rPr>
                                   <w:sz w:val="16"/>
                                   <w:szCs w:val="16"/>
@@ -8532,7 +10848,7 @@
                                   <w:sz w:val="16"/>
                                   <w:szCs w:val="16"/>
                                 </w:rPr>
-                                <w:t>Works at</w:t>
+                                <w:t>Belongs to</w:t>
                               </w:r>
                             </w:p>
                           </w:txbxContent>
@@ -8547,18 +10863,22 @@
                     </wpg:wgp>
                   </a:graphicData>
                 </a:graphic>
+                <wp14:sizeRelV relativeFrom="margin">
+                  <wp14:pctHeight>0</wp14:pctHeight>
+                </wp14:sizeRelV>
               </wp:anchor>
             </w:drawing>
           </mc:Choice>
           <mc:Fallback>
             <w:pict>
-              <v:group w14:anchorId="5825C421" id="_x0000_s1165" style="position:absolute;margin-left:729.55pt;margin-top:8.95pt;width:68.85pt;height:38.6pt;z-index:251694080" coordsize="8746,4903" o:gfxdata="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">
-                <v:shape id="Diamond 10" o:spid="_x0000_s1166" type="#_x0000_t4" style="position:absolute;width:8746;height:4903;visibility:visible;mso-wrap-style:square;v-text-anchor:middle" o:gfxdata="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" filled="f" strokecolor="#172c51" strokeweight=".5pt"/>
-                <v:shape id="Text Box 11" o:spid="_x0000_s1167" type="#_x0000_t202" style="position:absolute;left:1591;top:1127;width:6284;height:2551;visibility:visible;mso-wrap-style:square;v-text-anchor:top" o:gfxdata="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" filled="f" stroked="f" strokeweight=".5pt">
+              <v:group w14:anchorId="75E8251C" id="_x0000_s1177" style="position:absolute;margin-left:803.35pt;margin-top:9.8pt;width:68.85pt;height:38.6pt;z-index:251696128;mso-height-relative:margin" coordsize="8746,4903" o:gfxdata="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">
+                <v:shape id="Diamond 10" o:spid="_x0000_s1178" type="#_x0000_t4" style="position:absolute;width:8746;height:4903;visibility:visible;mso-wrap-style:square;v-text-anchor:middle" o:gfxdata="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" filled="f" strokecolor="#172c51" strokeweight=".5pt"/>
+                <v:shape id="Text Box 11" o:spid="_x0000_s1179" type="#_x0000_t202" style="position:absolute;left:1661;top:626;width:5499;height:3888;visibility:visible;mso-wrap-style:square;v-text-anchor:top" o:gfxdata="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" filled="f" stroked="f" strokeweight=".5pt">
                   <v:textbox>
                     <w:txbxContent>
                       <w:p>
                         <w:pPr>
+                          <w:jc w:val="center"/>
                           <w:rPr>
                             <w:sz w:val="16"/>
                             <w:szCs w:val="16"/>
@@ -8569,206 +10889,12 @@
                             <w:sz w:val="16"/>
                             <w:szCs w:val="16"/>
                           </w:rPr>
-                          <w:t>Works at</w:t>
+                          <w:t>Belongs to</w:t>
                         </w:r>
                       </w:p>
                     </w:txbxContent>
                   </v:textbox>
                 </v:shape>
-              </v:group>
-            </w:pict>
-          </mc:Fallback>
-        </mc:AlternateContent>
-      </w:r>
-    </w:p>
-    <w:p>
-      <w:pPr>
-        <w:tabs>
-          <w:tab w:val="left" w:pos="5064"/>
-        </w:tabs>
-      </w:pPr>
-      <w:r>
-        <w:rPr>
-          <w:noProof/>
-          <w:sz w:val="16"/>
-          <w:szCs w:val="16"/>
-        </w:rPr>
-        <mc:AlternateContent>
-          <mc:Choice Requires="wpg">
-            <w:drawing>
-              <wp:anchor distT="0" distB="0" distL="114300" distR="114300" simplePos="0" relativeHeight="251774976" behindDoc="0" locked="0" layoutInCell="1" allowOverlap="1" wp14:anchorId="3C71EE6C" wp14:editId="4CBF686E">
-                <wp:simplePos x="0" y="0"/>
-                <wp:positionH relativeFrom="column">
-                  <wp:posOffset>15007167</wp:posOffset>
-                </wp:positionH>
-                <wp:positionV relativeFrom="paragraph">
-                  <wp:posOffset>314325</wp:posOffset>
-                </wp:positionV>
-                <wp:extent cx="874395" cy="490220"/>
-                <wp:effectExtent l="19050" t="19050" r="20955" b="43180"/>
-                <wp:wrapNone/>
-                <wp:docPr id="1250233156" name="Group 186"/>
-                <wp:cNvGraphicFramePr/>
-                <a:graphic xmlns:a="http://schemas.openxmlformats.org/drawingml/2006/main">
-                  <a:graphicData uri="http://schemas.microsoft.com/office/word/2010/wordprocessingGroup">
-                    <wpg:wgp>
-                      <wpg:cNvGrpSpPr/>
-                      <wpg:grpSpPr>
-                        <a:xfrm>
-                          <a:off x="0" y="0"/>
-                          <a:ext cx="874395" cy="490220"/>
-                          <a:chOff x="0" y="0"/>
-                          <a:chExt cx="874395" cy="490220"/>
-                        </a:xfrm>
-                      </wpg:grpSpPr>
-                      <wpg:grpSp>
-                        <wpg:cNvPr id="759982319" name="Group 13"/>
-                        <wpg:cNvGrpSpPr/>
-                        <wpg:grpSpPr>
-                          <a:xfrm>
-                            <a:off x="0" y="0"/>
-                            <a:ext cx="874395" cy="490220"/>
-                            <a:chOff x="0" y="0"/>
-                            <a:chExt cx="874644" cy="490330"/>
-                          </a:xfrm>
-                        </wpg:grpSpPr>
-                        <wps:wsp>
-                          <wps:cNvPr id="557410929" name="Diamond 10"/>
-                          <wps:cNvSpPr/>
-                          <wps:spPr>
-                            <a:xfrm>
-                              <a:off x="0" y="0"/>
-                              <a:ext cx="874644" cy="490330"/>
-                            </a:xfrm>
-                            <a:prstGeom prst="diamond">
-                              <a:avLst/>
-                            </a:prstGeom>
-                            <a:noFill/>
-                            <a:ln w="6350" cap="flat" cmpd="sng" algn="ctr">
-                              <a:solidFill>
-                                <a:srgbClr val="4472C4">
-                                  <a:shade val="15000"/>
-                                </a:srgbClr>
-                              </a:solidFill>
-                              <a:prstDash val="solid"/>
-                              <a:miter lim="800000"/>
-                            </a:ln>
-                            <a:effectLst/>
-                          </wps:spPr>
-                          <wps:bodyPr rot="0" spcFirstLastPara="0" vertOverflow="overflow" horzOverflow="overflow" vert="horz" wrap="square" lIns="91440" tIns="45720" rIns="91440" bIns="45720" numCol="1" spcCol="0" rtlCol="0" fromWordArt="0" anchor="ctr" anchorCtr="0" forceAA="0" compatLnSpc="1">
-                            <a:prstTxWarp prst="textNoShape">
-                              <a:avLst/>
-                            </a:prstTxWarp>
-                            <a:noAutofit/>
-                          </wps:bodyPr>
-                        </wps:wsp>
-                        <wps:wsp>
-                          <wps:cNvPr id="393686155" name="Text Box 11"/>
-                          <wps:cNvSpPr txBox="1"/>
-                          <wps:spPr>
-                            <a:xfrm>
-                              <a:off x="282152" y="153229"/>
-                              <a:ext cx="513522" cy="255104"/>
-                            </a:xfrm>
-                            <a:prstGeom prst="rect">
-                              <a:avLst/>
-                            </a:prstGeom>
-                            <a:noFill/>
-                            <a:ln w="6350">
-                              <a:noFill/>
-                            </a:ln>
-                          </wps:spPr>
-                          <wps:txbx>
-                            <w:txbxContent>
-                              <w:p>
-                                <w:pPr>
-                                  <w:rPr>
-                                    <w:sz w:val="16"/>
-                                    <w:szCs w:val="16"/>
-                                  </w:rPr>
-                                </w:pPr>
-                                <w:r>
-                                  <w:rPr>
-                                    <w:sz w:val="16"/>
-                                    <w:szCs w:val="16"/>
-                                  </w:rPr>
-                                  <w:t>has</w:t>
-                                </w:r>
-                              </w:p>
-                            </w:txbxContent>
-                          </wps:txbx>
-                          <wps:bodyPr rot="0" spcFirstLastPara="0" vertOverflow="overflow" horzOverflow="overflow" vert="horz" wrap="square" lIns="91440" tIns="45720" rIns="91440" bIns="45720" numCol="1" spcCol="0" rtlCol="0" fromWordArt="0" anchor="t" anchorCtr="0" forceAA="0" compatLnSpc="1">
-                            <a:prstTxWarp prst="textNoShape">
-                              <a:avLst/>
-                            </a:prstTxWarp>
-                            <a:noAutofit/>
-                          </wps:bodyPr>
-                        </wps:wsp>
-                      </wpg:grpSp>
-                      <wps:wsp>
-                        <wps:cNvPr id="1237709408" name="Diamond 185"/>
-                        <wps:cNvSpPr/>
-                        <wps:spPr>
-                          <a:xfrm>
-                            <a:off x="28575" y="21981"/>
-                            <a:ext cx="813044" cy="444744"/>
-                          </a:xfrm>
-                          <a:prstGeom prst="diamond">
-                            <a:avLst/>
-                          </a:prstGeom>
-                          <a:noFill/>
-                          <a:ln w="6350" cap="flat" cmpd="sng" algn="ctr">
-                            <a:solidFill>
-                              <a:srgbClr val="4472C4">
-                                <a:shade val="15000"/>
-                              </a:srgbClr>
-                            </a:solidFill>
-                            <a:prstDash val="solid"/>
-                            <a:miter lim="800000"/>
-                          </a:ln>
-                          <a:effectLst/>
-                        </wps:spPr>
-                        <wps:bodyPr rot="0" spcFirstLastPara="0" vertOverflow="overflow" horzOverflow="overflow" vert="horz" wrap="square" lIns="91440" tIns="45720" rIns="91440" bIns="45720" numCol="1" spcCol="0" rtlCol="0" fromWordArt="0" anchor="ctr" anchorCtr="0" forceAA="0" compatLnSpc="1">
-                          <a:prstTxWarp prst="textNoShape">
-                            <a:avLst/>
-                          </a:prstTxWarp>
-                          <a:noAutofit/>
-                        </wps:bodyPr>
-                      </wps:wsp>
-                    </wpg:wgp>
-                  </a:graphicData>
-                </a:graphic>
-              </wp:anchor>
-            </w:drawing>
-          </mc:Choice>
-          <mc:Fallback>
-            <w:pict>
-              <v:group w14:anchorId="3C71EE6C" id="_x0000_s1168" style="position:absolute;margin-left:1181.65pt;margin-top:24.75pt;width:68.85pt;height:38.6pt;z-index:251774976" coordsize="8743,4902" o:gfxdata="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">
-                <v:group id="_x0000_s1169" style="position:absolute;width:8743;height:4902" coordsize="8746,4903" o:gfxdata="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">
-                  <v:shape id="Diamond 10" o:spid="_x0000_s1170" type="#_x0000_t4" style="position:absolute;width:8746;height:4903;visibility:visible;mso-wrap-style:square;v-text-anchor:middle" o:gfxdata="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" filled="f" strokecolor="#172c51" strokeweight=".5pt"/>
-                  <v:shape id="Text Box 11" o:spid="_x0000_s1171" type="#_x0000_t202" style="position:absolute;left:2821;top:1532;width:5135;height:2551;visibility:visible;mso-wrap-style:square;v-text-anchor:top" o:gfxdata="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" filled="f" stroked="f" strokeweight=".5pt">
-                    <v:textbox>
-                      <w:txbxContent>
-                        <w:p>
-                          <w:pPr>
-                            <w:rPr>
-                              <w:sz w:val="16"/>
-                              <w:szCs w:val="16"/>
-                            </w:rPr>
-                          </w:pPr>
-                          <w:r>
-                            <w:rPr>
-                              <w:sz w:val="16"/>
-                              <w:szCs w:val="16"/>
-                            </w:rPr>
-                            <w:t>has</w:t>
-                          </w:r>
-                        </w:p>
-                      </w:txbxContent>
-                    </v:textbox>
-                  </v:shape>
-                </v:group>
-                <v:shape id="Diamond 185" o:spid="_x0000_s1172" type="#_x0000_t4" style="position:absolute;left:285;top:219;width:8131;height:4448;visibility:visible;mso-wrap-style:square;v-text-anchor:middle" o:gfxdata="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" filled="f" strokecolor="#172c51" strokeweight=".5pt"/>
               </v:group>
             </w:pict>
           </mc:Fallback>
@@ -8783,7 +10909,7 @@
         <mc:AlternateContent>
           <mc:Choice Requires="wps">
             <w:drawing>
-              <wp:anchor distT="0" distB="0" distL="114300" distR="114300" simplePos="0" relativeHeight="251867136" behindDoc="0" locked="0" layoutInCell="1" allowOverlap="1" wp14:anchorId="5B9F1683" wp14:editId="44439233">
+              <wp:anchor distT="0" distB="0" distL="114300" distR="114300" simplePos="0" relativeHeight="251865088" behindDoc="0" locked="0" layoutInCell="1" allowOverlap="1" wp14:anchorId="5B9F1683" wp14:editId="0086FCAA">
                 <wp:simplePos x="0" y="0"/>
                 <wp:positionH relativeFrom="column">
                   <wp:posOffset>13535991</wp:posOffset>
@@ -8832,7 +10958,7 @@
           </mc:Choice>
           <mc:Fallback>
             <w:pict>
-              <v:line w14:anchorId="0A9587B1" id="Straight Connector 215" o:spid="_x0000_s1026" style="position:absolute;z-index:251867136;visibility:visible;mso-wrap-style:square;mso-wrap-distance-left:9pt;mso-wrap-distance-top:0;mso-wrap-distance-right:9pt;mso-wrap-distance-bottom:0;mso-position-horizontal:absolute;mso-position-horizontal-relative:text;mso-position-vertical:absolute;mso-position-vertical-relative:text" from="1065.85pt,4.1pt" to="1065.85pt,51.2pt" o:gfxdata="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" strokecolor="black [3200]" strokeweight=".5pt">
+              <v:line w14:anchorId="43478AD7" id="Straight Connector 215" o:spid="_x0000_s1026" style="position:absolute;z-index:251865088;visibility:visible;mso-wrap-style:square;mso-wrap-distance-left:9pt;mso-wrap-distance-top:0;mso-wrap-distance-right:9pt;mso-wrap-distance-bottom:0;mso-position-horizontal:absolute;mso-position-horizontal-relative:text;mso-position-vertical:absolute;mso-position-vertical-relative:text" from="1065.85pt,4.1pt" to="1065.85pt,51.2pt" o:gfxdata="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" strokecolor="black [3200]" strokeweight=".5pt">
                 <v:stroke joinstyle="miter"/>
               </v:line>
             </w:pict>
@@ -8848,7 +10974,7 @@
         <mc:AlternateContent>
           <mc:Choice Requires="wpg">
             <w:drawing>
-              <wp:anchor distT="0" distB="0" distL="114300" distR="114300" simplePos="0" relativeHeight="251864064" behindDoc="0" locked="0" layoutInCell="1" allowOverlap="1" wp14:anchorId="15A548AE" wp14:editId="0097D515">
+              <wp:anchor distT="0" distB="0" distL="114300" distR="114300" simplePos="0" relativeHeight="251862016" behindDoc="0" locked="0" layoutInCell="1" allowOverlap="1" wp14:anchorId="15A548AE" wp14:editId="5597BC3B">
                 <wp:simplePos x="0" y="0"/>
                 <wp:positionH relativeFrom="column">
                   <wp:posOffset>13781246</wp:posOffset>
@@ -8959,11 +11085,11 @@
           </mc:Choice>
           <mc:Fallback>
             <w:pict>
-              <v:group w14:anchorId="15A548AE" id="_x0000_s1173" style="position:absolute;margin-left:1085.15pt;margin-top:15.5pt;width:81.7pt;height:31.15pt;z-index:251864064;mso-width-relative:margin;mso-height-relative:margin" coordsize="10380,3965" o:gfxdata="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">
-                <v:oval id="Oval 14" o:spid="_x0000_s1174" style="position:absolute;width:8150;height:2534;visibility:visible;mso-wrap-style:square;v-text-anchor:middle" o:gfxdata="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" filled="f" strokecolor="#172c51" strokeweight=".5pt">
+              <v:group w14:anchorId="15A548AE" id="_x0000_s1180" style="position:absolute;margin-left:1085.15pt;margin-top:15.5pt;width:81.7pt;height:31.15pt;z-index:251862016;mso-width-relative:margin;mso-height-relative:margin" coordsize="10380,3965" o:gfxdata="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">
+                <v:oval id="Oval 14" o:spid="_x0000_s1181" style="position:absolute;width:8150;height:2534;visibility:visible;mso-wrap-style:square;v-text-anchor:middle" o:gfxdata="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" filled="f" strokecolor="#172c51" strokeweight=".5pt">
                   <v:stroke joinstyle="miter"/>
                 </v:oval>
-                <v:shape id="Text Box 15" o:spid="_x0000_s1175" type="#_x0000_t202" style="position:absolute;left:1799;top:56;width:8581;height:3909;visibility:visible;mso-wrap-style:square;v-text-anchor:top" o:gfxdata="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" filled="f" stroked="f" strokeweight=".5pt">
+                <v:shape id="Text Box 15" o:spid="_x0000_s1182" type="#_x0000_t202" style="position:absolute;left:1799;top:56;width:8581;height:3909;visibility:visible;mso-wrap-style:square;v-text-anchor:top" o:gfxdata="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" filled="f" stroked="f" strokeweight=".5pt">
                   <v:textbox>
                     <w:txbxContent>
                       <w:p>
@@ -8989,6 +11115,13 @@
           </mc:Fallback>
         </mc:AlternateContent>
       </w:r>
+    </w:p>
+    <w:p>
+      <w:pPr>
+        <w:tabs>
+          <w:tab w:val="left" w:pos="5064"/>
+        </w:tabs>
+      </w:pPr>
       <w:r>
         <w:rPr>
           <w:noProof/>
@@ -8996,150 +11129,98 @@
           <w:szCs w:val="16"/>
         </w:rPr>
         <mc:AlternateContent>
-          <mc:Choice Requires="wpg">
+          <mc:Choice Requires="wps">
             <w:drawing>
-              <wp:anchor distT="0" distB="0" distL="114300" distR="114300" simplePos="0" relativeHeight="251859968" behindDoc="0" locked="0" layoutInCell="1" allowOverlap="1" wp14:anchorId="34C8C3FA" wp14:editId="42411C78">
+              <wp:anchor distT="0" distB="0" distL="114300" distR="114300" simplePos="0" relativeHeight="251826176" behindDoc="0" locked="0" layoutInCell="1" allowOverlap="1" wp14:anchorId="0335C3C7" wp14:editId="5E807A0A">
                 <wp:simplePos x="0" y="0"/>
                 <wp:positionH relativeFrom="column">
-                  <wp:posOffset>12485453</wp:posOffset>
+                  <wp:posOffset>9474416</wp:posOffset>
                 </wp:positionH>
                 <wp:positionV relativeFrom="paragraph">
-                  <wp:posOffset>197273</wp:posOffset>
+                  <wp:posOffset>237057</wp:posOffset>
                 </wp:positionV>
-                <wp:extent cx="1006475" cy="390525"/>
-                <wp:effectExtent l="0" t="0" r="0" b="0"/>
+                <wp:extent cx="228600" cy="283634"/>
+                <wp:effectExtent l="0" t="0" r="0" b="2540"/>
                 <wp:wrapNone/>
-                <wp:docPr id="2113329332" name="Group 16"/>
+                <wp:docPr id="1828234122" name="Text Box 190"/>
                 <wp:cNvGraphicFramePr/>
                 <a:graphic xmlns:a="http://schemas.openxmlformats.org/drawingml/2006/main">
-                  <a:graphicData uri="http://schemas.microsoft.com/office/word/2010/wordprocessingGroup">
-                    <wpg:wgp>
-                      <wpg:cNvGrpSpPr/>
-                      <wpg:grpSpPr>
+                  <a:graphicData uri="http://schemas.microsoft.com/office/word/2010/wordprocessingShape">
+                    <wps:wsp>
+                      <wps:cNvSpPr txBox="1"/>
+                      <wps:spPr>
                         <a:xfrm>
                           <a:off x="0" y="0"/>
-                          <a:ext cx="1006475" cy="390525"/>
-                          <a:chOff x="0" y="-1835"/>
-                          <a:chExt cx="1006952" cy="390939"/>
+                          <a:ext cx="228600" cy="283634"/>
                         </a:xfrm>
-                      </wpg:grpSpPr>
-                      <wps:wsp>
-                        <wps:cNvPr id="1310090340" name="Oval 14"/>
-                        <wps:cNvSpPr/>
-                        <wps:spPr>
-                          <a:xfrm>
-                            <a:off x="0" y="0"/>
-                            <a:ext cx="815008" cy="253475"/>
-                          </a:xfrm>
-                          <a:prstGeom prst="ellipse">
-                            <a:avLst/>
-                          </a:prstGeom>
+                        <a:prstGeom prst="rect">
+                          <a:avLst/>
+                        </a:prstGeom>
+                        <a:noFill/>
+                        <a:ln w="6350">
                           <a:noFill/>
-                          <a:ln w="6350" cap="flat" cmpd="sng" algn="ctr">
-                            <a:solidFill>
-                              <a:srgbClr val="4472C4">
-                                <a:shade val="15000"/>
-                              </a:srgbClr>
-                            </a:solidFill>
-                            <a:prstDash val="solid"/>
-                            <a:miter lim="800000"/>
-                          </a:ln>
-                          <a:effectLst/>
-                        </wps:spPr>
-                        <wps:bodyPr rot="0" spcFirstLastPara="0" vertOverflow="overflow" horzOverflow="overflow" vert="horz" wrap="square" lIns="91440" tIns="45720" rIns="91440" bIns="45720" numCol="1" spcCol="0" rtlCol="0" fromWordArt="0" anchor="ctr" anchorCtr="0" forceAA="0" compatLnSpc="1">
-                          <a:prstTxWarp prst="textNoShape">
-                            <a:avLst/>
-                          </a:prstTxWarp>
-                          <a:noAutofit/>
-                        </wps:bodyPr>
-                      </wps:wsp>
-                      <wps:wsp>
-                        <wps:cNvPr id="1844284040" name="Text Box 15"/>
-                        <wps:cNvSpPr txBox="1"/>
-                        <wps:spPr>
-                          <a:xfrm>
-                            <a:off x="148873" y="-1835"/>
-                            <a:ext cx="858079" cy="390939"/>
-                          </a:xfrm>
-                          <a:prstGeom prst="rect">
-                            <a:avLst/>
-                          </a:prstGeom>
-                          <a:noFill/>
-                          <a:ln w="6350">
-                            <a:noFill/>
-                          </a:ln>
-                        </wps:spPr>
-                        <wps:txbx>
-                          <w:txbxContent>
-                            <w:p>
-                              <w:pPr>
-                                <w:rPr>
-                                  <w:sz w:val="16"/>
-                                  <w:szCs w:val="16"/>
-                                  <w:u w:val="single"/>
-                                </w:rPr>
-                              </w:pPr>
-                              <w:proofErr w:type="spellStart"/>
-                              <w:r>
-                                <w:rPr>
-                                  <w:sz w:val="16"/>
-                                  <w:szCs w:val="16"/>
-                                  <w:u w:val="single"/>
-                                </w:rPr>
-                                <w:t>RegNO</w:t>
-                              </w:r>
-                              <w:proofErr w:type="spellEnd"/>
-                            </w:p>
-                          </w:txbxContent>
-                        </wps:txbx>
-                        <wps:bodyPr rot="0" spcFirstLastPara="0" vertOverflow="overflow" horzOverflow="overflow" vert="horz" wrap="square" lIns="91440" tIns="45720" rIns="91440" bIns="45720" numCol="1" spcCol="0" rtlCol="0" fromWordArt="0" anchor="t" anchorCtr="0" forceAA="0" compatLnSpc="1">
-                          <a:prstTxWarp prst="textNoShape">
-                            <a:avLst/>
-                          </a:prstTxWarp>
-                          <a:noAutofit/>
-                        </wps:bodyPr>
-                      </wps:wsp>
-                    </wpg:wgp>
+                        </a:ln>
+                      </wps:spPr>
+                      <wps:txbx>
+                        <w:txbxContent>
+                          <w:p>
+                            <w:pPr>
+                              <w:rPr>
+                                <w:sz w:val="16"/>
+                                <w:szCs w:val="16"/>
+                              </w:rPr>
+                            </w:pPr>
+                            <w:r>
+                              <w:rPr>
+                                <w:sz w:val="16"/>
+                                <w:szCs w:val="16"/>
+                              </w:rPr>
+                              <w:t>1</w:t>
+                            </w:r>
+                          </w:p>
+                        </w:txbxContent>
+                      </wps:txbx>
+                      <wps:bodyPr rot="0" spcFirstLastPara="0" vertOverflow="overflow" horzOverflow="overflow" vert="horz" wrap="square" lIns="91440" tIns="45720" rIns="91440" bIns="45720" numCol="1" spcCol="0" rtlCol="0" fromWordArt="0" anchor="t" anchorCtr="0" forceAA="0" compatLnSpc="1">
+                        <a:prstTxWarp prst="textNoShape">
+                          <a:avLst/>
+                        </a:prstTxWarp>
+                        <a:noAutofit/>
+                      </wps:bodyPr>
+                    </wps:wsp>
                   </a:graphicData>
                 </a:graphic>
                 <wp14:sizeRelH relativeFrom="margin">
                   <wp14:pctWidth>0</wp14:pctWidth>
                 </wp14:sizeRelH>
+                <wp14:sizeRelV relativeFrom="margin">
+                  <wp14:pctHeight>0</wp14:pctHeight>
+                </wp14:sizeRelV>
               </wp:anchor>
             </w:drawing>
           </mc:Choice>
           <mc:Fallback>
             <w:pict>
-              <v:group w14:anchorId="34C8C3FA" id="_x0000_s1176" style="position:absolute;margin-left:983.1pt;margin-top:15.55pt;width:79.25pt;height:30.75pt;z-index:251859968;mso-width-relative:margin" coordorigin=",-18" coordsize="10069,3909" o:gfxdata="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">
-                <v:oval id="Oval 14" o:spid="_x0000_s1177" style="position:absolute;width:8150;height:2534;visibility:visible;mso-wrap-style:square;v-text-anchor:middle" o:gfxdata="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" filled="f" strokecolor="#172c51" strokeweight=".5pt">
-                  <v:stroke joinstyle="miter"/>
-                </v:oval>
-                <v:shape id="Text Box 15" o:spid="_x0000_s1178" type="#_x0000_t202" style="position:absolute;left:1488;top:-18;width:8581;height:3909;visibility:visible;mso-wrap-style:square;v-text-anchor:top" o:gfxdata="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" filled="f" stroked="f" strokeweight=".5pt">
-                  <v:textbox>
-                    <w:txbxContent>
-                      <w:p>
-                        <w:pPr>
-                          <w:rPr>
-                            <w:sz w:val="16"/>
-                            <w:szCs w:val="16"/>
-                            <w:u w:val="single"/>
-                          </w:rPr>
-                        </w:pPr>
-                        <w:proofErr w:type="spellStart"/>
-                        <w:r>
-                          <w:rPr>
-                            <w:sz w:val="16"/>
-                            <w:szCs w:val="16"/>
-                            <w:u w:val="single"/>
-                          </w:rPr>
-                          <w:t>RegNO</w:t>
-                        </w:r>
-                        <w:proofErr w:type="spellEnd"/>
-                      </w:p>
-                    </w:txbxContent>
-                  </v:textbox>
-                </v:shape>
-              </v:group>
+              <v:shape w14:anchorId="0335C3C7" id="_x0000_s1183" type="#_x0000_t202" style="position:absolute;margin-left:746pt;margin-top:18.65pt;width:18pt;height:22.35pt;z-index:251826176;visibility:visible;mso-wrap-style:square;mso-width-percent:0;mso-height-percent:0;mso-wrap-distance-left:9pt;mso-wrap-distance-top:0;mso-wrap-distance-right:9pt;mso-wrap-distance-bottom:0;mso-position-horizontal:absolute;mso-position-horizontal-relative:text;mso-position-vertical:absolute;mso-position-vertical-relative:text;mso-width-percent:0;mso-height-percent:0;mso-width-relative:margin;mso-height-relative:margin;v-text-anchor:top" o:gfxdata="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" filled="f" stroked="f" strokeweight=".5pt">
+                <v:textbox>
+                  <w:txbxContent>
+                    <w:p>
+                      <w:pPr>
+                        <w:rPr>
+                          <w:sz w:val="16"/>
+                          <w:szCs w:val="16"/>
+                        </w:rPr>
+                      </w:pPr>
+                      <w:r>
+                        <w:rPr>
+                          <w:sz w:val="16"/>
+                          <w:szCs w:val="16"/>
+                        </w:rPr>
+                        <w:t>1</w:t>
+                      </w:r>
+                    </w:p>
+                  </w:txbxContent>
+                </v:textbox>
+              </v:shape>
             </w:pict>
           </mc:Fallback>
         </mc:AlternateContent>
@@ -9147,34 +11228,38 @@
       <w:r>
         <w:rPr>
           <w:noProof/>
+          <w:sz w:val="16"/>
+          <w:szCs w:val="16"/>
         </w:rPr>
         <mc:AlternateContent>
           <mc:Choice Requires="wps">
             <w:drawing>
-              <wp:anchor distT="0" distB="0" distL="114300" distR="114300" simplePos="0" relativeHeight="251702272" behindDoc="0" locked="0" layoutInCell="1" allowOverlap="1" wp14:anchorId="5F97E9B0" wp14:editId="589791EC">
+              <wp:anchor distT="0" distB="0" distL="114300" distR="114300" simplePos="0" relativeHeight="251698176" behindDoc="0" locked="0" layoutInCell="1" allowOverlap="1" wp14:anchorId="226B22D9" wp14:editId="01D6B631">
                 <wp:simplePos x="0" y="0"/>
                 <wp:positionH relativeFrom="column">
-                  <wp:posOffset>9702654</wp:posOffset>
+                  <wp:posOffset>10020300</wp:posOffset>
                 </wp:positionH>
                 <wp:positionV relativeFrom="paragraph">
-                  <wp:posOffset>285492</wp:posOffset>
+                  <wp:posOffset>298993</wp:posOffset>
                 </wp:positionV>
-                <wp:extent cx="576" cy="440071"/>
-                <wp:effectExtent l="0" t="0" r="38100" b="36195"/>
+                <wp:extent cx="615043" cy="174988"/>
+                <wp:effectExtent l="0" t="0" r="33020" b="34925"/>
                 <wp:wrapNone/>
-                <wp:docPr id="750423304" name="Straight Connector 38"/>
+                <wp:docPr id="1061210759" name="Connector: Elbow 43"/>
                 <wp:cNvGraphicFramePr/>
                 <a:graphic xmlns:a="http://schemas.openxmlformats.org/drawingml/2006/main">
                   <a:graphicData uri="http://schemas.microsoft.com/office/word/2010/wordprocessingShape">
                     <wps:wsp>
                       <wps:cNvCnPr/>
                       <wps:spPr>
-                        <a:xfrm>
+                        <a:xfrm flipV="1">
                           <a:off x="0" y="0"/>
-                          <a:ext cx="576" cy="440071"/>
+                          <a:ext cx="615043" cy="174988"/>
                         </a:xfrm>
-                        <a:prstGeom prst="line">
-                          <a:avLst/>
+                        <a:prstGeom prst="bentConnector3">
+                          <a:avLst>
+                            <a:gd name="adj1" fmla="val 99792"/>
+                          </a:avLst>
                         </a:prstGeom>
                       </wps:spPr>
                       <wps:style>
@@ -9195,6 +11280,9 @@
                     </wps:wsp>
                   </a:graphicData>
                 </a:graphic>
+                <wp14:sizeRelH relativeFrom="margin">
+                  <wp14:pctWidth>0</wp14:pctWidth>
+                </wp14:sizeRelH>
                 <wp14:sizeRelV relativeFrom="margin">
                   <wp14:pctHeight>0</wp14:pctHeight>
                 </wp14:sizeRelV>
@@ -9203,126 +11291,7 @@
           </mc:Choice>
           <mc:Fallback>
             <w:pict>
-              <v:line w14:anchorId="2A2BA0E2" id="Straight Connector 38" o:spid="_x0000_s1026" style="position:absolute;z-index:251702272;visibility:visible;mso-wrap-style:square;mso-height-percent:0;mso-wrap-distance-left:9pt;mso-wrap-distance-top:0;mso-wrap-distance-right:9pt;mso-wrap-distance-bottom:0;mso-position-horizontal:absolute;mso-position-horizontal-relative:text;mso-position-vertical:absolute;mso-position-vertical-relative:text;mso-height-percent:0;mso-height-relative:margin" from="764pt,22.5pt" to="764.05pt,57.15pt" o:gfxdata="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" strokecolor="black [3200]" strokeweight=".5pt">
-                <v:stroke joinstyle="miter"/>
-              </v:line>
-            </w:pict>
-          </mc:Fallback>
-        </mc:AlternateContent>
-      </w:r>
-    </w:p>
-    <w:p>
-      <w:pPr>
-        <w:tabs>
-          <w:tab w:val="left" w:pos="5064"/>
-        </w:tabs>
-      </w:pPr>
-      <w:r>
-        <w:rPr>
-          <w:noProof/>
-          <w:sz w:val="16"/>
-          <w:szCs w:val="16"/>
-        </w:rPr>
-        <mc:AlternateContent>
-          <mc:Choice Requires="wpg">
-            <w:drawing>
-              <wp:anchor distT="0" distB="0" distL="114300" distR="114300" simplePos="0" relativeHeight="251902976" behindDoc="0" locked="0" layoutInCell="1" allowOverlap="1" wp14:anchorId="72A1557C" wp14:editId="054CFDFF">
-                <wp:simplePos x="0" y="0"/>
-                <wp:positionH relativeFrom="column">
-                  <wp:posOffset>15609490</wp:posOffset>
-                </wp:positionH>
-                <wp:positionV relativeFrom="paragraph">
-                  <wp:posOffset>169136</wp:posOffset>
-                </wp:positionV>
-                <wp:extent cx="1215474" cy="1812950"/>
-                <wp:effectExtent l="0" t="0" r="22860" b="15875"/>
-                <wp:wrapNone/>
-                <wp:docPr id="1961662920" name="Group 232"/>
-                <wp:cNvGraphicFramePr/>
-                <a:graphic xmlns:a="http://schemas.openxmlformats.org/drawingml/2006/main">
-                  <a:graphicData uri="http://schemas.microsoft.com/office/word/2010/wordprocessingGroup">
-                    <wpg:wgp>
-                      <wpg:cNvGrpSpPr/>
-                      <wpg:grpSpPr>
-                        <a:xfrm>
-                          <a:off x="0" y="0"/>
-                          <a:ext cx="1215474" cy="1812950"/>
-                          <a:chOff x="0" y="0"/>
-                          <a:chExt cx="1215474" cy="1812950"/>
-                        </a:xfrm>
-                      </wpg:grpSpPr>
-                      <wps:wsp>
-                        <wps:cNvPr id="1301689455" name="Connector: Elbow 230"/>
-                        <wps:cNvCnPr/>
-                        <wps:spPr>
-                          <a:xfrm flipV="1">
-                            <a:off x="0" y="461571"/>
-                            <a:ext cx="949367" cy="1351379"/>
-                          </a:xfrm>
-                          <a:prstGeom prst="bentConnector3">
-                            <a:avLst>
-                              <a:gd name="adj1" fmla="val 429"/>
-                            </a:avLst>
-                          </a:prstGeom>
-                        </wps:spPr>
-                        <wps:style>
-                          <a:lnRef idx="1">
-                            <a:schemeClr val="dk1"/>
-                          </a:lnRef>
-                          <a:fillRef idx="0">
-                            <a:schemeClr val="dk1"/>
-                          </a:fillRef>
-                          <a:effectRef idx="0">
-                            <a:schemeClr val="dk1"/>
-                          </a:effectRef>
-                          <a:fontRef idx="minor">
-                            <a:schemeClr val="tx1"/>
-                          </a:fontRef>
-                        </wps:style>
-                        <wps:bodyPr/>
-                      </wps:wsp>
-                      <wps:wsp>
-                        <wps:cNvPr id="1893106633" name="Connector: Elbow 231"/>
-                        <wps:cNvCnPr/>
-                        <wps:spPr>
-                          <a:xfrm flipH="1">
-                            <a:off x="949367" y="0"/>
-                            <a:ext cx="266107" cy="461571"/>
-                          </a:xfrm>
-                          <a:prstGeom prst="bentConnector3">
-                            <a:avLst>
-                              <a:gd name="adj1" fmla="val -78"/>
-                            </a:avLst>
-                          </a:prstGeom>
-                        </wps:spPr>
-                        <wps:style>
-                          <a:lnRef idx="1">
-                            <a:schemeClr val="dk1"/>
-                          </a:lnRef>
-                          <a:fillRef idx="0">
-                            <a:schemeClr val="dk1"/>
-                          </a:fillRef>
-                          <a:effectRef idx="0">
-                            <a:schemeClr val="dk1"/>
-                          </a:effectRef>
-                          <a:fontRef idx="minor">
-                            <a:schemeClr val="tx1"/>
-                          </a:fontRef>
-                        </wps:style>
-                        <wps:bodyPr/>
-                      </wps:wsp>
-                    </wpg:wgp>
-                  </a:graphicData>
-                </a:graphic>
-              </wp:anchor>
-            </w:drawing>
-          </mc:Choice>
-          <mc:Fallback>
-            <w:pict>
-              <v:group w14:anchorId="7C083D2B" id="Group 232" o:spid="_x0000_s1026" style="position:absolute;margin-left:1229.1pt;margin-top:13.3pt;width:95.7pt;height:142.75pt;z-index:251902976" coordsize="12154,18129" o:gfxdata="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">
-                <v:shape id="Connector: Elbow 230" o:spid="_x0000_s1027" type="#_x0000_t34" style="position:absolute;top:4615;width:9493;height:13514;flip:y;visibility:visible;mso-wrap-style:square" o:connectortype="elbow" o:gfxdata="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" adj="93" strokecolor="black [3200]" strokeweight=".5pt"/>
-                <v:shape id="Connector: Elbow 231" o:spid="_x0000_s1028" type="#_x0000_t34" style="position:absolute;left:9493;width:2661;height:4615;flip:x;visibility:visible;mso-wrap-style:square" o:connectortype="elbow" o:gfxdata="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" adj="-17" strokecolor="black [3200]" strokeweight=".5pt"/>
-              </v:group>
+              <v:shape w14:anchorId="27CD0A81" id="Connector: Elbow 43" o:spid="_x0000_s1026" type="#_x0000_t34" style="position:absolute;margin-left:789pt;margin-top:23.55pt;width:48.45pt;height:13.8pt;flip:y;z-index:251698176;visibility:visible;mso-wrap-style:square;mso-width-percent:0;mso-height-percent:0;mso-wrap-distance-left:9pt;mso-wrap-distance-top:0;mso-wrap-distance-right:9pt;mso-wrap-distance-bottom:0;mso-position-horizontal:absolute;mso-position-horizontal-relative:text;mso-position-vertical:absolute;mso-position-vertical-relative:text;mso-width-percent:0;mso-height-percent:0;mso-width-relative:margin;mso-height-relative:margin" o:gfxdata="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" adj="21555" strokecolor="black [3200]" strokeweight=".5pt"/>
             </w:pict>
           </mc:Fallback>
         </mc:AlternateContent>
@@ -9336,7 +11305,7 @@
         <mc:AlternateContent>
           <mc:Choice Requires="wps">
             <w:drawing>
-              <wp:anchor distT="0" distB="0" distL="114300" distR="114300" simplePos="0" relativeHeight="251869184" behindDoc="0" locked="0" layoutInCell="1" allowOverlap="1" wp14:anchorId="5B5EFDB8" wp14:editId="764900B8">
+              <wp:anchor distT="0" distB="0" distL="114300" distR="114300" simplePos="0" relativeHeight="251867136" behindDoc="0" locked="0" layoutInCell="1" allowOverlap="1" wp14:anchorId="5B5EFDB8" wp14:editId="25182023">
                 <wp:simplePos x="0" y="0"/>
                 <wp:positionH relativeFrom="column">
                   <wp:posOffset>13699425</wp:posOffset>
@@ -9385,7 +11354,7 @@
           </mc:Choice>
           <mc:Fallback>
             <w:pict>
-              <v:line w14:anchorId="5F614892" id="Straight Connector 217" o:spid="_x0000_s1026" style="position:absolute;flip:x;z-index:251869184;visibility:visible;mso-wrap-style:square;mso-wrap-distance-left:9pt;mso-wrap-distance-top:0;mso-wrap-distance-right:9pt;mso-wrap-distance-bottom:0;mso-position-horizontal:absolute;mso-position-horizontal-relative:text;mso-position-vertical:absolute;mso-position-vertical-relative:text" from="1078.7pt,7.3pt" to="1093.7pt,26.05pt" o:gfxdata="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" strokecolor="black [3200]" strokeweight=".5pt">
+              <v:line w14:anchorId="0FDC97E9" id="Straight Connector 217" o:spid="_x0000_s1026" style="position:absolute;flip:x;z-index:251867136;visibility:visible;mso-wrap-style:square;mso-wrap-distance-left:9pt;mso-wrap-distance-top:0;mso-wrap-distance-right:9pt;mso-wrap-distance-bottom:0;mso-position-horizontal:absolute;mso-position-horizontal-relative:text;mso-position-vertical:absolute;mso-position-vertical-relative:text" from="1078.7pt,7.3pt" to="1093.7pt,26.05pt" o:gfxdata="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" strokecolor="black [3200]" strokeweight=".5pt">
                 <v:stroke joinstyle="miter"/>
               </v:line>
             </w:pict>
@@ -9401,72 +11370,7 @@
         <mc:AlternateContent>
           <mc:Choice Requires="wps">
             <w:drawing>
-              <wp:anchor distT="0" distB="0" distL="114300" distR="114300" simplePos="0" relativeHeight="251868160" behindDoc="0" locked="0" layoutInCell="1" allowOverlap="1" wp14:anchorId="1B366513" wp14:editId="69AD7A05">
-                <wp:simplePos x="0" y="0"/>
-                <wp:positionH relativeFrom="column">
-                  <wp:posOffset>13185593</wp:posOffset>
-                </wp:positionH>
-                <wp:positionV relativeFrom="paragraph">
-                  <wp:posOffset>93021</wp:posOffset>
-                </wp:positionV>
-                <wp:extent cx="226528" cy="238405"/>
-                <wp:effectExtent l="0" t="0" r="21590" b="28575"/>
-                <wp:wrapNone/>
-                <wp:docPr id="444582645" name="Straight Connector 216"/>
-                <wp:cNvGraphicFramePr/>
-                <a:graphic xmlns:a="http://schemas.openxmlformats.org/drawingml/2006/main">
-                  <a:graphicData uri="http://schemas.microsoft.com/office/word/2010/wordprocessingShape">
-                    <wps:wsp>
-                      <wps:cNvCnPr/>
-                      <wps:spPr>
-                        <a:xfrm>
-                          <a:off x="0" y="0"/>
-                          <a:ext cx="226528" cy="238405"/>
-                        </a:xfrm>
-                        <a:prstGeom prst="line">
-                          <a:avLst/>
-                        </a:prstGeom>
-                      </wps:spPr>
-                      <wps:style>
-                        <a:lnRef idx="1">
-                          <a:schemeClr val="dk1"/>
-                        </a:lnRef>
-                        <a:fillRef idx="0">
-                          <a:schemeClr val="dk1"/>
-                        </a:fillRef>
-                        <a:effectRef idx="0">
-                          <a:schemeClr val="dk1"/>
-                        </a:effectRef>
-                        <a:fontRef idx="minor">
-                          <a:schemeClr val="tx1"/>
-                        </a:fontRef>
-                      </wps:style>
-                      <wps:bodyPr/>
-                    </wps:wsp>
-                  </a:graphicData>
-                </a:graphic>
-              </wp:anchor>
-            </w:drawing>
-          </mc:Choice>
-          <mc:Fallback>
-            <w:pict>
-              <v:line w14:anchorId="04765D4E" id="Straight Connector 216" o:spid="_x0000_s1026" style="position:absolute;z-index:251868160;visibility:visible;mso-wrap-style:square;mso-wrap-distance-left:9pt;mso-wrap-distance-top:0;mso-wrap-distance-right:9pt;mso-wrap-distance-bottom:0;mso-position-horizontal:absolute;mso-position-horizontal-relative:text;mso-position-vertical:absolute;mso-position-vertical-relative:text" from="1038.25pt,7.3pt" to="1056.1pt,26.05pt" o:gfxdata="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" strokecolor="black [3200]" strokeweight=".5pt">
-                <v:stroke joinstyle="miter"/>
-              </v:line>
-            </w:pict>
-          </mc:Fallback>
-        </mc:AlternateContent>
-      </w:r>
-      <w:r>
-        <w:rPr>
-          <w:noProof/>
-          <w:sz w:val="16"/>
-          <w:szCs w:val="16"/>
-        </w:rPr>
-        <mc:AlternateContent>
-          <mc:Choice Requires="wps">
-            <w:drawing>
-              <wp:anchor distT="0" distB="0" distL="114300" distR="114300" simplePos="0" relativeHeight="251830272" behindDoc="0" locked="0" layoutInCell="1" allowOverlap="1" wp14:anchorId="4F2E2108" wp14:editId="3F2EF04D">
+              <wp:anchor distT="0" distB="0" distL="114300" distR="114300" simplePos="0" relativeHeight="251828224" behindDoc="0" locked="0" layoutInCell="1" allowOverlap="1" wp14:anchorId="4F2E2108" wp14:editId="2995AA3F">
                 <wp:simplePos x="0" y="0"/>
                 <wp:positionH relativeFrom="column">
                   <wp:posOffset>9963701</wp:posOffset>
@@ -9535,7 +11439,7 @@
           </mc:Choice>
           <mc:Fallback>
             <w:pict>
-              <v:shape w14:anchorId="4F2E2108" id="_x0000_s1179" type="#_x0000_t202" style="position:absolute;margin-left:784.55pt;margin-top:23.35pt;width:18.35pt;height:15.1pt;z-index:251830272;visibility:visible;mso-wrap-style:square;mso-width-percent:0;mso-height-percent:0;mso-wrap-distance-left:9pt;mso-wrap-distance-top:0;mso-wrap-distance-right:9pt;mso-wrap-distance-bottom:0;mso-position-horizontal:absolute;mso-position-horizontal-relative:text;mso-position-vertical:absolute;mso-position-vertical-relative:text;mso-width-percent:0;mso-height-percent:0;mso-width-relative:margin;mso-height-relative:margin;v-text-anchor:top" o:gfxdata="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" filled="f" stroked="f" strokeweight=".5pt">
+              <v:shape w14:anchorId="4F2E2108" id="_x0000_s1184" type="#_x0000_t202" style="position:absolute;margin-left:784.55pt;margin-top:23.35pt;width:18.35pt;height:15.1pt;z-index:251828224;visibility:visible;mso-wrap-style:square;mso-width-percent:0;mso-height-percent:0;mso-wrap-distance-left:9pt;mso-wrap-distance-top:0;mso-wrap-distance-right:9pt;mso-wrap-distance-bottom:0;mso-position-horizontal:absolute;mso-position-horizontal-relative:text;mso-position-vertical:absolute;mso-position-vertical-relative:text;mso-width-percent:0;mso-height-percent:0;mso-width-relative:margin;mso-height-relative:margin;v-text-anchor:top" o:gfxdata="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" filled="f" stroked="f" strokeweight=".5pt">
                 <v:textbox>
                   <w:txbxContent>
                     <w:p>
@@ -9569,110 +11473,7 @@
         <mc:AlternateContent>
           <mc:Choice Requires="wps">
             <w:drawing>
-              <wp:anchor distT="0" distB="0" distL="114300" distR="114300" simplePos="0" relativeHeight="251828224" behindDoc="0" locked="0" layoutInCell="1" allowOverlap="1" wp14:anchorId="0335C3C7" wp14:editId="06C595B0">
-                <wp:simplePos x="0" y="0"/>
-                <wp:positionH relativeFrom="column">
-                  <wp:posOffset>9639088</wp:posOffset>
-                </wp:positionH>
-                <wp:positionV relativeFrom="paragraph">
-                  <wp:posOffset>229023</wp:posOffset>
-                </wp:positionV>
-                <wp:extent cx="228600" cy="283634"/>
-                <wp:effectExtent l="0" t="0" r="0" b="2540"/>
-                <wp:wrapNone/>
-                <wp:docPr id="1828234122" name="Text Box 190"/>
-                <wp:cNvGraphicFramePr/>
-                <a:graphic xmlns:a="http://schemas.openxmlformats.org/drawingml/2006/main">
-                  <a:graphicData uri="http://schemas.microsoft.com/office/word/2010/wordprocessingShape">
-                    <wps:wsp>
-                      <wps:cNvSpPr txBox="1"/>
-                      <wps:spPr>
-                        <a:xfrm>
-                          <a:off x="0" y="0"/>
-                          <a:ext cx="228600" cy="283634"/>
-                        </a:xfrm>
-                        <a:prstGeom prst="rect">
-                          <a:avLst/>
-                        </a:prstGeom>
-                        <a:noFill/>
-                        <a:ln w="6350">
-                          <a:noFill/>
-                        </a:ln>
-                      </wps:spPr>
-                      <wps:txbx>
-                        <w:txbxContent>
-                          <w:p>
-                            <w:pPr>
-                              <w:rPr>
-                                <w:sz w:val="16"/>
-                                <w:szCs w:val="16"/>
-                              </w:rPr>
-                            </w:pPr>
-                            <w:r>
-                              <w:rPr>
-                                <w:sz w:val="16"/>
-                                <w:szCs w:val="16"/>
-                              </w:rPr>
-                              <w:t>1</w:t>
-                            </w:r>
-                          </w:p>
-                        </w:txbxContent>
-                      </wps:txbx>
-                      <wps:bodyPr rot="0" spcFirstLastPara="0" vertOverflow="overflow" horzOverflow="overflow" vert="horz" wrap="square" lIns="91440" tIns="45720" rIns="91440" bIns="45720" numCol="1" spcCol="0" rtlCol="0" fromWordArt="0" anchor="t" anchorCtr="0" forceAA="0" compatLnSpc="1">
-                        <a:prstTxWarp prst="textNoShape">
-                          <a:avLst/>
-                        </a:prstTxWarp>
-                        <a:noAutofit/>
-                      </wps:bodyPr>
-                    </wps:wsp>
-                  </a:graphicData>
-                </a:graphic>
-                <wp14:sizeRelH relativeFrom="margin">
-                  <wp14:pctWidth>0</wp14:pctWidth>
-                </wp14:sizeRelH>
-                <wp14:sizeRelV relativeFrom="margin">
-                  <wp14:pctHeight>0</wp14:pctHeight>
-                </wp14:sizeRelV>
-              </wp:anchor>
-            </w:drawing>
-          </mc:Choice>
-          <mc:Fallback>
-            <w:pict>
-              <v:shape w14:anchorId="0335C3C7" id="_x0000_s1180" type="#_x0000_t202" style="position:absolute;margin-left:759pt;margin-top:18.05pt;width:18pt;height:22.35pt;z-index:251828224;visibility:visible;mso-wrap-style:square;mso-width-percent:0;mso-height-percent:0;mso-wrap-distance-left:9pt;mso-wrap-distance-top:0;mso-wrap-distance-right:9pt;mso-wrap-distance-bottom:0;mso-position-horizontal:absolute;mso-position-horizontal-relative:text;mso-position-vertical:absolute;mso-position-vertical-relative:text;mso-width-percent:0;mso-height-percent:0;mso-width-relative:margin;mso-height-relative:margin;v-text-anchor:top" o:gfxdata="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" filled="f" stroked="f" strokeweight=".5pt">
-                <v:textbox>
-                  <w:txbxContent>
-                    <w:p>
-                      <w:pPr>
-                        <w:rPr>
-                          <w:sz w:val="16"/>
-                          <w:szCs w:val="16"/>
-                        </w:rPr>
-                      </w:pPr>
-                      <w:r>
-                        <w:rPr>
-                          <w:sz w:val="16"/>
-                          <w:szCs w:val="16"/>
-                        </w:rPr>
-                        <w:t>1</w:t>
-                      </w:r>
-                    </w:p>
-                  </w:txbxContent>
-                </v:textbox>
-              </v:shape>
-            </w:pict>
-          </mc:Fallback>
-        </mc:AlternateContent>
-      </w:r>
-      <w:r>
-        <w:rPr>
-          <w:noProof/>
-          <w:sz w:val="16"/>
-          <w:szCs w:val="16"/>
-        </w:rPr>
-        <mc:AlternateContent>
-          <mc:Choice Requires="wps">
-            <w:drawing>
-              <wp:anchor distT="0" distB="0" distL="114300" distR="114300" simplePos="0" relativeHeight="251813888" behindDoc="0" locked="0" layoutInCell="1" allowOverlap="1" wp14:anchorId="162D9D7D" wp14:editId="650C4100">
+              <wp:anchor distT="0" distB="0" distL="114300" distR="114300" simplePos="0" relativeHeight="251811840" behindDoc="0" locked="0" layoutInCell="1" allowOverlap="1" wp14:anchorId="162D9D7D" wp14:editId="6DB100F6">
                 <wp:simplePos x="0" y="0"/>
                 <wp:positionH relativeFrom="column">
                   <wp:posOffset>9201359</wp:posOffset>
@@ -9738,7 +11539,7 @@
           </mc:Choice>
           <mc:Fallback>
             <w:pict>
-              <v:shape w14:anchorId="162D9D7D" id="_x0000_s1181" type="#_x0000_t202" style="position:absolute;margin-left:724.5pt;margin-top:21.55pt;width:20pt;height:17.1pt;z-index:251813888;visibility:visible;mso-wrap-style:square;mso-width-percent:0;mso-wrap-distance-left:9pt;mso-wrap-distance-top:0;mso-wrap-distance-right:9pt;mso-wrap-distance-bottom:0;mso-position-horizontal:absolute;mso-position-horizontal-relative:text;mso-position-vertical:absolute;mso-position-vertical-relative:text;mso-width-percent:0;mso-width-relative:margin;v-text-anchor:top" o:gfxdata="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" filled="f" stroked="f" strokeweight=".5pt">
+              <v:shape w14:anchorId="162D9D7D" id="_x0000_s1185" type="#_x0000_t202" style="position:absolute;margin-left:724.5pt;margin-top:21.55pt;width:20pt;height:17.1pt;z-index:251811840;visibility:visible;mso-wrap-style:square;mso-width-percent:0;mso-wrap-distance-left:9pt;mso-wrap-distance-top:0;mso-wrap-distance-right:9pt;mso-wrap-distance-bottom:0;mso-position-horizontal:absolute;mso-position-horizontal-relative:text;mso-position-vertical:absolute;mso-position-vertical-relative:text;mso-width-percent:0;mso-width-relative:margin;v-text-anchor:top" o:gfxdata="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" filled="f" stroked="f" strokeweight=".5pt">
                 <v:textbox>
                   <w:txbxContent>
                     <w:p>
@@ -9773,13 +11574,82 @@
       <w:r>
         <w:rPr>
           <w:noProof/>
+        </w:rPr>
+        <mc:AlternateContent>
+          <mc:Choice Requires="wps">
+            <w:drawing>
+              <wp:anchor distT="0" distB="0" distL="114300" distR="114300" simplePos="0" relativeHeight="251931648" behindDoc="0" locked="0" layoutInCell="1" allowOverlap="1" wp14:anchorId="3CB35229" wp14:editId="0A03592B">
+                <wp:simplePos x="0" y="0"/>
+                <wp:positionH relativeFrom="column">
+                  <wp:posOffset>13928501</wp:posOffset>
+                </wp:positionH>
+                <wp:positionV relativeFrom="paragraph">
+                  <wp:posOffset>175904</wp:posOffset>
+                </wp:positionV>
+                <wp:extent cx="405014" cy="540644"/>
+                <wp:effectExtent l="0" t="0" r="33655" b="31115"/>
+                <wp:wrapNone/>
+                <wp:docPr id="1593960616" name="Connector: Elbow 305"/>
+                <wp:cNvGraphicFramePr/>
+                <a:graphic xmlns:a="http://schemas.openxmlformats.org/drawingml/2006/main">
+                  <a:graphicData uri="http://schemas.microsoft.com/office/word/2010/wordprocessingShape">
+                    <wps:wsp>
+                      <wps:cNvCnPr/>
+                      <wps:spPr>
+                        <a:xfrm>
+                          <a:off x="0" y="0"/>
+                          <a:ext cx="405014" cy="540644"/>
+                        </a:xfrm>
+                        <a:prstGeom prst="bentConnector3">
+                          <a:avLst>
+                            <a:gd name="adj1" fmla="val 100089"/>
+                          </a:avLst>
+                        </a:prstGeom>
+                      </wps:spPr>
+                      <wps:style>
+                        <a:lnRef idx="1">
+                          <a:schemeClr val="dk1"/>
+                        </a:lnRef>
+                        <a:fillRef idx="0">
+                          <a:schemeClr val="dk1"/>
+                        </a:fillRef>
+                        <a:effectRef idx="0">
+                          <a:schemeClr val="dk1"/>
+                        </a:effectRef>
+                        <a:fontRef idx="minor">
+                          <a:schemeClr val="tx1"/>
+                        </a:fontRef>
+                      </wps:style>
+                      <wps:bodyPr/>
+                    </wps:wsp>
+                  </a:graphicData>
+                </a:graphic>
+                <wp14:sizeRelH relativeFrom="margin">
+                  <wp14:pctWidth>0</wp14:pctWidth>
+                </wp14:sizeRelH>
+                <wp14:sizeRelV relativeFrom="margin">
+                  <wp14:pctHeight>0</wp14:pctHeight>
+                </wp14:sizeRelV>
+              </wp:anchor>
+            </w:drawing>
+          </mc:Choice>
+          <mc:Fallback>
+            <w:pict>
+              <v:shape w14:anchorId="04BAE4FB" id="Connector: Elbow 305" o:spid="_x0000_s1026" type="#_x0000_t34" style="position:absolute;margin-left:1096.75pt;margin-top:13.85pt;width:31.9pt;height:42.55pt;z-index:251931648;visibility:visible;mso-wrap-style:square;mso-width-percent:0;mso-height-percent:0;mso-wrap-distance-left:9pt;mso-wrap-distance-top:0;mso-wrap-distance-right:9pt;mso-wrap-distance-bottom:0;mso-position-horizontal:absolute;mso-position-horizontal-relative:text;mso-position-vertical:absolute;mso-position-vertical-relative:text;mso-width-percent:0;mso-height-percent:0;mso-width-relative:margin;mso-height-relative:margin" o:gfxdata="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" adj="21619" strokecolor="black [3200]" strokeweight=".5pt"/>
+            </w:pict>
+          </mc:Fallback>
+        </mc:AlternateContent>
+      </w:r>
+      <w:r>
+        <w:rPr>
+          <w:noProof/>
           <w:sz w:val="16"/>
           <w:szCs w:val="16"/>
         </w:rPr>
         <mc:AlternateContent>
           <mc:Choice Requires="wps">
             <w:drawing>
-              <wp:anchor distT="0" distB="0" distL="114300" distR="114300" simplePos="0" relativeHeight="251907072" behindDoc="0" locked="0" layoutInCell="1" allowOverlap="1" wp14:anchorId="3F4DBD7C" wp14:editId="670B4B70">
+              <wp:anchor distT="0" distB="0" distL="114300" distR="114300" simplePos="0" relativeHeight="251907072" behindDoc="0" locked="0" layoutInCell="1" allowOverlap="1" wp14:anchorId="3F4DBD7C" wp14:editId="3D807D8B">
                 <wp:simplePos x="0" y="0"/>
                 <wp:positionH relativeFrom="column">
                   <wp:posOffset>13428155</wp:posOffset>
@@ -9848,7 +11718,7 @@
           </mc:Choice>
           <mc:Fallback>
             <w:pict>
-              <v:shape w14:anchorId="3F4DBD7C" id="_x0000_s1182" type="#_x0000_t202" style="position:absolute;margin-left:1057.35pt;margin-top:18.05pt;width:18.35pt;height:15.1pt;z-index:251907072;visibility:visible;mso-wrap-style:square;mso-width-percent:0;mso-height-percent:0;mso-wrap-distance-left:9pt;mso-wrap-distance-top:0;mso-wrap-distance-right:9pt;mso-wrap-distance-bottom:0;mso-position-horizontal:absolute;mso-position-horizontal-relative:text;mso-position-vertical:absolute;mso-position-vertical-relative:text;mso-width-percent:0;mso-height-percent:0;mso-width-relative:margin;mso-height-relative:margin;v-text-anchor:top" o:gfxdata="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" filled="f" stroked="f" strokeweight=".5pt">
+              <v:shape w14:anchorId="3F4DBD7C" id="_x0000_s1186" type="#_x0000_t202" style="position:absolute;margin-left:1057.35pt;margin-top:18.05pt;width:18.35pt;height:15.1pt;z-index:251907072;visibility:visible;mso-wrap-style:square;mso-width-percent:0;mso-height-percent:0;mso-wrap-distance-left:9pt;mso-wrap-distance-top:0;mso-wrap-distance-right:9pt;mso-wrap-distance-bottom:0;mso-position-horizontal:absolute;mso-position-horizontal-relative:text;mso-position-vertical:absolute;mso-position-vertical-relative:text;mso-width-percent:0;mso-height-percent:0;mso-width-relative:margin;mso-height-relative:margin;v-text-anchor:top" o:gfxdata="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" filled="f" stroked="f" strokeweight=".5pt">
                 <v:textbox>
                   <w:txbxContent>
                     <w:p>
@@ -9876,82 +11746,13 @@
       <w:r>
         <w:rPr>
           <w:noProof/>
-        </w:rPr>
-        <mc:AlternateContent>
-          <mc:Choice Requires="wps">
-            <w:drawing>
-              <wp:anchor distT="0" distB="0" distL="114300" distR="114300" simplePos="0" relativeHeight="251778048" behindDoc="0" locked="0" layoutInCell="1" allowOverlap="1" wp14:anchorId="6085D214" wp14:editId="4FC7B7D3">
-                <wp:simplePos x="0" y="0"/>
-                <wp:positionH relativeFrom="column">
-                  <wp:posOffset>15442777</wp:posOffset>
-                </wp:positionH>
-                <wp:positionV relativeFrom="paragraph">
-                  <wp:posOffset>170815</wp:posOffset>
-                </wp:positionV>
-                <wp:extent cx="0" cy="1499235"/>
-                <wp:effectExtent l="0" t="0" r="38100" b="24765"/>
-                <wp:wrapNone/>
-                <wp:docPr id="896120747" name="Straight Connector 73"/>
-                <wp:cNvGraphicFramePr/>
-                <a:graphic xmlns:a="http://schemas.openxmlformats.org/drawingml/2006/main">
-                  <a:graphicData uri="http://schemas.microsoft.com/office/word/2010/wordprocessingShape">
-                    <wps:wsp>
-                      <wps:cNvCnPr/>
-                      <wps:spPr>
-                        <a:xfrm>
-                          <a:off x="0" y="0"/>
-                          <a:ext cx="0" cy="1499235"/>
-                        </a:xfrm>
-                        <a:prstGeom prst="line">
-                          <a:avLst/>
-                        </a:prstGeom>
-                      </wps:spPr>
-                      <wps:style>
-                        <a:lnRef idx="1">
-                          <a:schemeClr val="dk1"/>
-                        </a:lnRef>
-                        <a:fillRef idx="0">
-                          <a:schemeClr val="dk1"/>
-                        </a:fillRef>
-                        <a:effectRef idx="0">
-                          <a:schemeClr val="dk1"/>
-                        </a:effectRef>
-                        <a:fontRef idx="minor">
-                          <a:schemeClr val="tx1"/>
-                        </a:fontRef>
-                      </wps:style>
-                      <wps:bodyPr/>
-                    </wps:wsp>
-                  </a:graphicData>
-                </a:graphic>
-                <wp14:sizeRelH relativeFrom="margin">
-                  <wp14:pctWidth>0</wp14:pctWidth>
-                </wp14:sizeRelH>
-                <wp14:sizeRelV relativeFrom="margin">
-                  <wp14:pctHeight>0</wp14:pctHeight>
-                </wp14:sizeRelV>
-              </wp:anchor>
-            </w:drawing>
-          </mc:Choice>
-          <mc:Fallback>
-            <w:pict>
-              <v:line w14:anchorId="5927A346" id="Straight Connector 73" o:spid="_x0000_s1026" style="position:absolute;z-index:251778048;visibility:visible;mso-wrap-style:square;mso-width-percent:0;mso-height-percent:0;mso-wrap-distance-left:9pt;mso-wrap-distance-top:0;mso-wrap-distance-right:9pt;mso-wrap-distance-bottom:0;mso-position-horizontal:absolute;mso-position-horizontal-relative:text;mso-position-vertical:absolute;mso-position-vertical-relative:text;mso-width-percent:0;mso-height-percent:0;mso-width-relative:margin;mso-height-relative:margin" from="1215.95pt,13.45pt" to="1215.95pt,131.5pt" o:gfxdata="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" strokecolor="black [3200]" strokeweight=".5pt">
-                <v:stroke joinstyle="miter"/>
-              </v:line>
-            </w:pict>
-          </mc:Fallback>
-        </mc:AlternateContent>
-      </w:r>
-      <w:r>
-        <w:rPr>
-          <w:noProof/>
           <w:sz w:val="16"/>
           <w:szCs w:val="16"/>
         </w:rPr>
         <mc:AlternateContent>
           <mc:Choice Requires="wps">
             <w:drawing>
-              <wp:anchor distT="0" distB="0" distL="114300" distR="114300" simplePos="0" relativeHeight="251870208" behindDoc="0" locked="0" layoutInCell="1" allowOverlap="1" wp14:anchorId="550DE176" wp14:editId="015E3A44">
+              <wp:anchor distT="0" distB="0" distL="114300" distR="114300" simplePos="0" relativeHeight="251868160" behindDoc="0" locked="0" layoutInCell="1" allowOverlap="1" wp14:anchorId="550DE176" wp14:editId="055D1CCF">
                 <wp:simplePos x="0" y="0"/>
                 <wp:positionH relativeFrom="column">
                   <wp:posOffset>13154999</wp:posOffset>
@@ -10008,7 +11809,7 @@
           </mc:Choice>
           <mc:Fallback>
             <w:pict>
-              <v:shape w14:anchorId="5C162DCD" id="Connector: Elbow 218" o:spid="_x0000_s1026" type="#_x0000_t34" style="position:absolute;margin-left:1035.85pt;margin-top:21.65pt;width:35.45pt;height:128.45pt;flip:y;z-index:251870208;visibility:visible;mso-wrap-style:square;mso-width-percent:0;mso-height-percent:0;mso-wrap-distance-left:9pt;mso-wrap-distance-top:0;mso-wrap-distance-right:9pt;mso-wrap-distance-bottom:0;mso-position-horizontal:absolute;mso-position-horizontal-relative:text;mso-position-vertical:absolute;mso-position-vertical-relative:text;mso-width-percent:0;mso-height-percent:0;mso-width-relative:margin;mso-height-relative:margin" o:gfxdata="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" adj="21588" strokecolor="black [3200]" strokeweight=".5pt"/>
+              <v:shape w14:anchorId="745C73C0" id="Connector: Elbow 218" o:spid="_x0000_s1026" type="#_x0000_t34" style="position:absolute;margin-left:1035.85pt;margin-top:21.65pt;width:35.45pt;height:128.45pt;flip:y;z-index:251868160;visibility:visible;mso-wrap-style:square;mso-width-percent:0;mso-height-percent:0;mso-wrap-distance-left:9pt;mso-wrap-distance-top:0;mso-wrap-distance-right:9pt;mso-wrap-distance-bottom:0;mso-position-horizontal:absolute;mso-position-horizontal-relative:text;mso-position-vertical:absolute;mso-position-vertical-relative:text;mso-width-percent:0;mso-height-percent:0;mso-width-relative:margin;mso-height-relative:margin" o:gfxdata="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" adj="21588" strokecolor="black [3200]" strokeweight=".5pt"/>
             </w:pict>
           </mc:Fallback>
         </mc:AlternateContent>
@@ -10020,7 +11821,7 @@
         <mc:AlternateContent>
           <mc:Choice Requires="wpg">
             <w:drawing>
-              <wp:anchor distT="0" distB="0" distL="114300" distR="114300" simplePos="0" relativeHeight="251857920" behindDoc="0" locked="0" layoutInCell="1" allowOverlap="1" wp14:anchorId="4B0088A9" wp14:editId="0B2FC264">
+              <wp:anchor distT="0" distB="0" distL="114300" distR="114300" simplePos="0" relativeHeight="251855872" behindDoc="0" locked="0" layoutInCell="1" allowOverlap="1" wp14:anchorId="4B0088A9" wp14:editId="6026E679">
                 <wp:simplePos x="0" y="0"/>
                 <wp:positionH relativeFrom="column">
                   <wp:posOffset>13265140</wp:posOffset>
@@ -10158,8 +11959,8 @@
           </mc:Choice>
           <mc:Fallback>
             <w:pict>
-              <v:group w14:anchorId="4B0088A9" id="Group 52" o:spid="_x0000_s1183" style="position:absolute;margin-left:1044.5pt;margin-top:1.35pt;width:62.9pt;height:20.3pt;z-index:251857920;mso-width-relative:margin" coordsize="7992,2583" o:gfxdata="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">
-                <v:shape id="Text Box 7" o:spid="_x0000_s1184" type="#_x0000_t202" style="position:absolute;left:989;top:209;width:7003;height:2203;visibility:visible;mso-wrap-style:square;v-text-anchor:top" o:gfxdata="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" filled="f" stroked="f" strokeweight=".5pt">
+              <v:group w14:anchorId="4B0088A9" id="Group 52" o:spid="_x0000_s1187" style="position:absolute;margin-left:1044.5pt;margin-top:1.35pt;width:62.9pt;height:20.3pt;z-index:251855872;mso-width-relative:margin" coordsize="7992,2583" o:gfxdata="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">
+                <v:shape id="Text Box 7" o:spid="_x0000_s1188" type="#_x0000_t202" style="position:absolute;left:989;top:209;width:7003;height:2203;visibility:visible;mso-wrap-style:square;v-text-anchor:top" o:gfxdata="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" filled="f" stroked="f" strokeweight=".5pt">
                   <v:textbox>
                     <w:txbxContent>
                       <w:p>
@@ -10180,8 +11981,8 @@
                     </w:txbxContent>
                   </v:textbox>
                 </v:shape>
-                <v:rect id="Rectangle 8" o:spid="_x0000_s1185" style="position:absolute;left:225;top:184;width:6212;height:2201;visibility:visible;mso-wrap-style:square;v-text-anchor:middle" o:gfxdata="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" filled="f" strokecolor="#172c51" strokeweight=".5pt"/>
-                <v:rect id="Rectangle 51" o:spid="_x0000_s1186" style="position:absolute;width:6663;height:2583;visibility:visible;mso-wrap-style:square;v-text-anchor:middle" o:gfxdata="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" filled="f" strokecolor="#172c51" strokeweight=".5pt"/>
+                <v:rect id="Rectangle 8" o:spid="_x0000_s1189" style="position:absolute;left:225;top:184;width:6212;height:2201;visibility:visible;mso-wrap-style:square;v-text-anchor:middle" o:gfxdata="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" filled="f" strokecolor="#172c51" strokeweight=".5pt"/>
+                <v:rect id="Rectangle 51" o:spid="_x0000_s1190" style="position:absolute;width:6663;height:2583;visibility:visible;mso-wrap-style:square;v-text-anchor:middle" o:gfxdata="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" filled="f" strokecolor="#172c51" strokeweight=".5pt"/>
               </v:group>
             </w:pict>
           </mc:Fallback>
@@ -10196,7 +11997,7 @@
         <mc:AlternateContent>
           <mc:Choice Requires="wps">
             <w:drawing>
-              <wp:anchor distT="0" distB="0" distL="114300" distR="114300" simplePos="0" relativeHeight="251815936" behindDoc="0" locked="0" layoutInCell="1" allowOverlap="1" wp14:anchorId="78E0B315" wp14:editId="5CFC9B3F">
+              <wp:anchor distT="0" distB="0" distL="114300" distR="114300" simplePos="0" relativeHeight="251813888" behindDoc="0" locked="0" layoutInCell="1" allowOverlap="1" wp14:anchorId="78E0B315" wp14:editId="4F648F6A">
                 <wp:simplePos x="0" y="0"/>
                 <wp:positionH relativeFrom="column">
                   <wp:posOffset>9175650</wp:posOffset>
@@ -10262,7 +12063,7 @@
           </mc:Choice>
           <mc:Fallback>
             <w:pict>
-              <v:shape w14:anchorId="78E0B315" id="_x0000_s1187" type="#_x0000_t202" style="position:absolute;margin-left:722.5pt;margin-top:13.5pt;width:20pt;height:17.1pt;z-index:251815936;visibility:visible;mso-wrap-style:square;mso-width-percent:0;mso-wrap-distance-left:9pt;mso-wrap-distance-top:0;mso-wrap-distance-right:9pt;mso-wrap-distance-bottom:0;mso-position-horizontal:absolute;mso-position-horizontal-relative:text;mso-position-vertical:absolute;mso-position-vertical-relative:text;mso-width-percent:0;mso-width-relative:margin;v-text-anchor:top" o:gfxdata="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" filled="f" stroked="f" strokeweight=".5pt">
+              <v:shape w14:anchorId="78E0B315" id="_x0000_s1191" type="#_x0000_t202" style="position:absolute;margin-left:722.5pt;margin-top:13.5pt;width:20pt;height:17.1pt;z-index:251813888;visibility:visible;mso-wrap-style:square;mso-width-percent:0;mso-wrap-distance-left:9pt;mso-wrap-distance-top:0;mso-wrap-distance-right:9pt;mso-wrap-distance-bottom:0;mso-position-horizontal:absolute;mso-position-horizontal-relative:text;mso-position-vertical:absolute;mso-position-vertical-relative:text;mso-width-percent:0;mso-width-relative:margin;v-text-anchor:top" o:gfxdata="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" filled="f" stroked="f" strokeweight=".5pt">
                 <v:textbox>
                   <w:txbxContent>
                     <w:p>
@@ -10294,7 +12095,7 @@
         <mc:AlternateContent>
           <mc:Choice Requires="wpg">
             <w:drawing>
-              <wp:anchor distT="0" distB="0" distL="114300" distR="114300" simplePos="0" relativeHeight="251719680" behindDoc="0" locked="0" layoutInCell="1" allowOverlap="1" wp14:anchorId="260B093F" wp14:editId="64C63FD7">
+              <wp:anchor distT="0" distB="0" distL="114300" distR="114300" simplePos="0" relativeHeight="251708416" behindDoc="0" locked="0" layoutInCell="1" allowOverlap="1" wp14:anchorId="260B093F" wp14:editId="5FDEBF15">
                 <wp:simplePos x="0" y="0"/>
                 <wp:positionH relativeFrom="column">
                   <wp:posOffset>8735144</wp:posOffset>
@@ -10767,9 +12568,9 @@
           </mc:Choice>
           <mc:Fallback>
             <w:pict>
-              <v:group w14:anchorId="260B093F" id="Group 50" o:spid="_x0000_s1188" style="position:absolute;margin-left:687.8pt;margin-top:7.35pt;width:179.15pt;height:97.15pt;z-index:251719680" coordsize="22752,12335" o:gfxdata="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">
-                <v:group id="_x0000_s1189" style="position:absolute;left:6243;width:7496;height:2203" coordorigin="-357" coordsize="7502,2205" o:gfxdata="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">
-                  <v:shape id="Text Box 7" o:spid="_x0000_s1190" type="#_x0000_t202" style="position:absolute;left:-357;width:7501;height:2205;visibility:visible;mso-wrap-style:square;v-text-anchor:top" o:gfxdata="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" filled="f" stroked="f" strokeweight=".5pt">
+              <v:group w14:anchorId="260B093F" id="Group 50" o:spid="_x0000_s1192" style="position:absolute;margin-left:687.8pt;margin-top:7.35pt;width:179.15pt;height:97.15pt;z-index:251708416" coordsize="22752,12335" o:gfxdata="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">
+                <v:group id="_x0000_s1193" style="position:absolute;left:6243;width:7496;height:2203" coordorigin="-357" coordsize="7502,2205" o:gfxdata="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">
+                  <v:shape id="Text Box 7" o:spid="_x0000_s1194" type="#_x0000_t202" style="position:absolute;left:-357;width:7501;height:2205;visibility:visible;mso-wrap-style:square;v-text-anchor:top" o:gfxdata="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" filled="f" stroked="f" strokeweight=".5pt">
                     <v:textbox>
                       <w:txbxContent>
                         <w:p>
@@ -10806,13 +12607,13 @@
                       </w:txbxContent>
                     </v:textbox>
                   </v:shape>
-                  <v:rect id="Rectangle 8" o:spid="_x0000_s1191" style="position:absolute;width:6216;height:2203;visibility:visible;mso-wrap-style:square;v-text-anchor:middle" o:gfxdata="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" filled="f" strokecolor="#172c51" strokeweight=".5pt"/>
+                  <v:rect id="Rectangle 8" o:spid="_x0000_s1195" style="position:absolute;width:6216;height:2203;visibility:visible;mso-wrap-style:square;v-text-anchor:middle" o:gfxdata="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" filled="f" strokecolor="#172c51" strokeweight=".5pt"/>
                 </v:group>
-                <v:group id="_x0000_s1192" style="position:absolute;left:12044;top:5497;width:10708;height:3988" coordsize="10708,3992" o:gfxdata="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">
-                  <v:oval id="Oval 14" o:spid="_x0000_s1193" style="position:absolute;width:8150;height:2534;visibility:visible;mso-wrap-style:square;v-text-anchor:middle" o:gfxdata="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" filled="f" strokecolor="#172c51" strokeweight=".5pt">
+                <v:group id="_x0000_s1196" style="position:absolute;left:12044;top:5497;width:10708;height:3988" coordsize="10708,3992" o:gfxdata="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">
+                  <v:oval id="Oval 14" o:spid="_x0000_s1197" style="position:absolute;width:8150;height:2534;visibility:visible;mso-wrap-style:square;v-text-anchor:middle" o:gfxdata="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" filled="f" strokecolor="#172c51" strokeweight=".5pt">
                     <v:stroke joinstyle="miter"/>
                   </v:oval>
-                  <v:shape id="Text Box 15" o:spid="_x0000_s1194" type="#_x0000_t202" style="position:absolute;left:2127;top:82;width:8581;height:3910;visibility:visible;mso-wrap-style:square;v-text-anchor:top" o:gfxdata="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" filled="f" stroked="f" strokeweight=".5pt">
+                  <v:shape id="Text Box 15" o:spid="_x0000_s1198" type="#_x0000_t202" style="position:absolute;left:2127;top:82;width:8581;height:3910;visibility:visible;mso-wrap-style:square;v-text-anchor:top" o:gfxdata="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" filled="f" stroked="f" strokeweight=".5pt">
                     <v:textbox>
                       <w:txbxContent>
                         <w:p>
@@ -10834,11 +12635,11 @@
                     </v:textbox>
                   </v:shape>
                 </v:group>
-                <v:group id="_x0000_s1195" style="position:absolute;top:5469;width:9944;height:3906" coordorigin=",-21" coordsize="9944,3909" o:gfxdata="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">
-                  <v:oval id="Oval 14" o:spid="_x0000_s1196" style="position:absolute;width:8150;height:2534;visibility:visible;mso-wrap-style:square;v-text-anchor:middle" o:gfxdata="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" filled="f" strokecolor="#172c51" strokeweight=".5pt">
+                <v:group id="_x0000_s1199" style="position:absolute;top:5469;width:9944;height:3906" coordorigin=",-21" coordsize="9944,3909" o:gfxdata="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">
+                  <v:oval id="Oval 14" o:spid="_x0000_s1200" style="position:absolute;width:8150;height:2534;visibility:visible;mso-wrap-style:square;v-text-anchor:middle" o:gfxdata="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" filled="f" strokecolor="#172c51" strokeweight=".5pt">
                     <v:stroke joinstyle="miter"/>
                   </v:oval>
-                  <v:shape id="Text Box 15" o:spid="_x0000_s1197" type="#_x0000_t202" style="position:absolute;left:1363;top:-21;width:8581;height:3909;visibility:visible;mso-wrap-style:square;v-text-anchor:top" o:gfxdata="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" filled="f" stroked="f" strokeweight=".5pt">
+                  <v:shape id="Text Box 15" o:spid="_x0000_s1201" type="#_x0000_t202" style="position:absolute;left:1363;top:-21;width:8581;height:3909;visibility:visible;mso-wrap-style:square;v-text-anchor:top" o:gfxdata="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" filled="f" stroked="f" strokeweight=".5pt">
                     <v:textbox>
                       <w:txbxContent>
                         <w:p>
@@ -10864,11 +12665,11 @@
                     </v:textbox>
                   </v:shape>
                 </v:group>
-                <v:group id="_x0000_s1198" style="position:absolute;left:6022;top:8425;width:10414;height:3910" coordorigin="" coordsize="10414,3909" o:gfxdata="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">
-                  <v:oval id="Oval 14" o:spid="_x0000_s1199" style="position:absolute;width:8150;height:2534;visibility:visible;mso-wrap-style:square;v-text-anchor:middle" o:gfxdata="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" filled="f" strokecolor="#172c51" strokeweight=".5pt">
+                <v:group id="_x0000_s1202" style="position:absolute;left:6022;top:8425;width:10414;height:3910" coordorigin="" coordsize="10414,3909" o:gfxdata="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">
+                  <v:oval id="Oval 14" o:spid="_x0000_s1203" style="position:absolute;width:8150;height:2534;visibility:visible;mso-wrap-style:square;v-text-anchor:middle" o:gfxdata="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" filled="f" strokecolor="#172c51" strokeweight=".5pt">
                     <v:stroke joinstyle="miter"/>
                   </v:oval>
-                  <v:shape id="Text Box 15" o:spid="_x0000_s1200" type="#_x0000_t202" style="position:absolute;left:1833;width:8581;height:3909;visibility:visible;mso-wrap-style:square;v-text-anchor:top" o:gfxdata="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" filled="f" stroked="f" strokeweight=".5pt">
+                  <v:shape id="Text Box 15" o:spid="_x0000_s1204" type="#_x0000_t202" style="position:absolute;left:1833;width:8581;height:3909;visibility:visible;mso-wrap-style:square;v-text-anchor:top" o:gfxdata="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" filled="f" stroked="f" strokeweight=".5pt">
                     <v:textbox>
                       <w:txbxContent>
                         <w:p>
@@ -10890,13 +12691,13 @@
                     </v:textbox>
                   </v:shape>
                 </v:group>
-                <v:line id="Straight Connector 47" o:spid="_x0000_s1201" style="position:absolute;flip:x;visibility:visible;mso-wrap-style:square" from="9945,2182" to="9947,8384" o:connectortype="straight" o:gfxdata="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" strokecolor="black [3200]" strokeweight=".5pt">
+                <v:line id="Straight Connector 47" o:spid="_x0000_s1205" style="position:absolute;flip:x;visibility:visible;mso-wrap-style:square" from="9945,2182" to="9947,8384" o:connectortype="straight" o:gfxdata="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" strokecolor="black [3200]" strokeweight=".5pt">
                   <v:stroke joinstyle="miter"/>
                 </v:line>
-                <v:line id="Straight Connector 48" o:spid="_x0000_s1202" style="position:absolute;flip:x;visibility:visible;mso-wrap-style:square" from="3839,2182" to="8149,5469" o:connectortype="straight" o:gfxdata="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" strokecolor="black [3200]" strokeweight=".5pt">
+                <v:line id="Straight Connector 48" o:spid="_x0000_s1206" style="position:absolute;flip:x;visibility:visible;mso-wrap-style:square" from="3839,2182" to="8149,5469" o:connectortype="straight" o:gfxdata="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" strokecolor="black [3200]" strokeweight=".5pt">
                   <v:stroke joinstyle="miter"/>
                 </v:line>
-                <v:line id="Straight Connector 49" o:spid="_x0000_s1203" style="position:absolute;visibility:visible;mso-wrap-style:square" from="11575,2182" to="16188,5465" o:connectortype="straight" o:gfxdata="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" strokecolor="black [3200]" strokeweight=".5pt">
+                <v:line id="Straight Connector 49" o:spid="_x0000_s1207" style="position:absolute;visibility:visible;mso-wrap-style:square" from="11575,2182" to="16188,5465" o:connectortype="straight" o:gfxdata="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" strokecolor="black [3200]" strokeweight=".5pt">
                   <v:stroke joinstyle="miter"/>
                 </v:line>
               </v:group>
@@ -10911,7 +12712,7 @@
         <mc:AlternateContent>
           <mc:Choice Requires="wps">
             <w:drawing>
-              <wp:anchor distT="0" distB="0" distL="114300" distR="114300" simplePos="0" relativeHeight="251700224" behindDoc="0" locked="0" layoutInCell="1" allowOverlap="1" wp14:anchorId="38F50B6F" wp14:editId="398B90D8">
+              <wp:anchor distT="0" distB="0" distL="114300" distR="114300" simplePos="0" relativeHeight="251688960" behindDoc="0" locked="0" layoutInCell="1" allowOverlap="1" wp14:anchorId="38F50B6F" wp14:editId="7F555FD8">
                 <wp:simplePos x="0" y="0"/>
                 <wp:positionH relativeFrom="column">
                   <wp:posOffset>8213041</wp:posOffset>
@@ -10968,7 +12769,7 @@
           </mc:Choice>
           <mc:Fallback>
             <w:pict>
-              <v:shape w14:anchorId="4214A555" id="Connector: Elbow 36" o:spid="_x0000_s1026" type="#_x0000_t34" style="position:absolute;margin-left:646.7pt;margin-top:18.1pt;width:93.05pt;height:253.05pt;flip:y;z-index:251700224;visibility:visible;mso-wrap-style:square;mso-width-percent:0;mso-height-percent:0;mso-wrap-distance-left:9pt;mso-wrap-distance-top:0;mso-wrap-distance-right:9pt;mso-wrap-distance-bottom:0;mso-position-horizontal:absolute;mso-position-horizontal-relative:text;mso-position-vertical:absolute;mso-position-vertical-relative:text;mso-width-percent:0;mso-height-percent:0;mso-width-relative:margin;mso-height-relative:margin" o:gfxdata="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" adj="3121" strokecolor="black [3200]" strokeweight=".5pt"/>
+              <v:shape w14:anchorId="35A87956" id="Connector: Elbow 36" o:spid="_x0000_s1026" type="#_x0000_t34" style="position:absolute;margin-left:646.7pt;margin-top:18.1pt;width:93.05pt;height:253.05pt;flip:y;z-index:251688960;visibility:visible;mso-wrap-style:square;mso-width-percent:0;mso-height-percent:0;mso-wrap-distance-left:9pt;mso-wrap-distance-top:0;mso-wrap-distance-right:9pt;mso-wrap-distance-bottom:0;mso-position-horizontal:absolute;mso-position-horizontal-relative:text;mso-position-vertical:absolute;mso-position-vertical-relative:text;mso-width-percent:0;mso-height-percent:0;mso-width-relative:margin;mso-height-relative:margin" o:gfxdata="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" adj="3121" strokecolor="black [3200]" strokeweight=".5pt"/>
             </w:pict>
           </mc:Fallback>
         </mc:AlternateContent>
@@ -10996,7 +12797,344 @@
         <mc:AlternateContent>
           <mc:Choice Requires="wpg">
             <w:drawing>
-              <wp:anchor distT="0" distB="0" distL="114300" distR="114300" simplePos="0" relativeHeight="251731968" behindDoc="0" locked="0" layoutInCell="1" allowOverlap="1" wp14:anchorId="62221424" wp14:editId="195C00E6">
+              <wp:anchor distT="0" distB="0" distL="114300" distR="114300" simplePos="0" relativeHeight="251930624" behindDoc="0" locked="0" layoutInCell="1" allowOverlap="1" wp14:anchorId="20E9E9F7" wp14:editId="1F1505C7">
+                <wp:simplePos x="0" y="0"/>
+                <wp:positionH relativeFrom="column">
+                  <wp:posOffset>13899470</wp:posOffset>
+                </wp:positionH>
+                <wp:positionV relativeFrom="paragraph">
+                  <wp:posOffset>81915</wp:posOffset>
+                </wp:positionV>
+                <wp:extent cx="874395" cy="490220"/>
+                <wp:effectExtent l="19050" t="19050" r="20955" b="43180"/>
+                <wp:wrapNone/>
+                <wp:docPr id="802160006" name="Group 186"/>
+                <wp:cNvGraphicFramePr/>
+                <a:graphic xmlns:a="http://schemas.openxmlformats.org/drawingml/2006/main">
+                  <a:graphicData uri="http://schemas.microsoft.com/office/word/2010/wordprocessingGroup">
+                    <wpg:wgp>
+                      <wpg:cNvGrpSpPr/>
+                      <wpg:grpSpPr>
+                        <a:xfrm>
+                          <a:off x="0" y="0"/>
+                          <a:ext cx="874395" cy="490220"/>
+                          <a:chOff x="0" y="0"/>
+                          <a:chExt cx="874395" cy="490220"/>
+                        </a:xfrm>
+                      </wpg:grpSpPr>
+                      <wpg:grpSp>
+                        <wpg:cNvPr id="218061459" name="Group 13"/>
+                        <wpg:cNvGrpSpPr/>
+                        <wpg:grpSpPr>
+                          <a:xfrm>
+                            <a:off x="0" y="0"/>
+                            <a:ext cx="874395" cy="490220"/>
+                            <a:chOff x="0" y="0"/>
+                            <a:chExt cx="874644" cy="490330"/>
+                          </a:xfrm>
+                        </wpg:grpSpPr>
+                        <wps:wsp>
+                          <wps:cNvPr id="1675399675" name="Diamond 10"/>
+                          <wps:cNvSpPr/>
+                          <wps:spPr>
+                            <a:xfrm>
+                              <a:off x="0" y="0"/>
+                              <a:ext cx="874644" cy="490330"/>
+                            </a:xfrm>
+                            <a:prstGeom prst="diamond">
+                              <a:avLst/>
+                            </a:prstGeom>
+                            <a:noFill/>
+                            <a:ln w="6350" cap="flat" cmpd="sng" algn="ctr">
+                              <a:solidFill>
+                                <a:srgbClr val="4472C4">
+                                  <a:shade val="15000"/>
+                                </a:srgbClr>
+                              </a:solidFill>
+                              <a:prstDash val="solid"/>
+                              <a:miter lim="800000"/>
+                            </a:ln>
+                            <a:effectLst/>
+                          </wps:spPr>
+                          <wps:bodyPr rot="0" spcFirstLastPara="0" vertOverflow="overflow" horzOverflow="overflow" vert="horz" wrap="square" lIns="91440" tIns="45720" rIns="91440" bIns="45720" numCol="1" spcCol="0" rtlCol="0" fromWordArt="0" anchor="ctr" anchorCtr="0" forceAA="0" compatLnSpc="1">
+                            <a:prstTxWarp prst="textNoShape">
+                              <a:avLst/>
+                            </a:prstTxWarp>
+                            <a:noAutofit/>
+                          </wps:bodyPr>
+                        </wps:wsp>
+                        <wps:wsp>
+                          <wps:cNvPr id="203326941" name="Text Box 11"/>
+                          <wps:cNvSpPr txBox="1"/>
+                          <wps:spPr>
+                            <a:xfrm>
+                              <a:off x="112321" y="118932"/>
+                              <a:ext cx="712541" cy="255104"/>
+                            </a:xfrm>
+                            <a:prstGeom prst="rect">
+                              <a:avLst/>
+                            </a:prstGeom>
+                            <a:noFill/>
+                            <a:ln w="6350">
+                              <a:noFill/>
+                            </a:ln>
+                          </wps:spPr>
+                          <wps:txbx>
+                            <w:txbxContent>
+                              <w:p>
+                                <w:pPr>
+                                  <w:rPr>
+                                    <w:sz w:val="16"/>
+                                    <w:szCs w:val="16"/>
+                                  </w:rPr>
+                                </w:pPr>
+                                <w:r>
+                                  <w:rPr>
+                                    <w:sz w:val="16"/>
+                                    <w:szCs w:val="16"/>
+                                  </w:rPr>
+                                  <w:t>contributes</w:t>
+                                </w:r>
+                              </w:p>
+                            </w:txbxContent>
+                          </wps:txbx>
+                          <wps:bodyPr rot="0" spcFirstLastPara="0" vertOverflow="overflow" horzOverflow="overflow" vert="horz" wrap="square" lIns="91440" tIns="45720" rIns="91440" bIns="45720" numCol="1" spcCol="0" rtlCol="0" fromWordArt="0" anchor="t" anchorCtr="0" forceAA="0" compatLnSpc="1">
+                            <a:prstTxWarp prst="textNoShape">
+                              <a:avLst/>
+                            </a:prstTxWarp>
+                            <a:noAutofit/>
+                          </wps:bodyPr>
+                        </wps:wsp>
+                      </wpg:grpSp>
+                      <wps:wsp>
+                        <wps:cNvPr id="1565326191" name="Diamond 185"/>
+                        <wps:cNvSpPr/>
+                        <wps:spPr>
+                          <a:xfrm>
+                            <a:off x="28575" y="21981"/>
+                            <a:ext cx="813044" cy="444744"/>
+                          </a:xfrm>
+                          <a:prstGeom prst="diamond">
+                            <a:avLst/>
+                          </a:prstGeom>
+                          <a:noFill/>
+                          <a:ln w="6350" cap="flat" cmpd="sng" algn="ctr">
+                            <a:solidFill>
+                              <a:srgbClr val="4472C4">
+                                <a:shade val="15000"/>
+                              </a:srgbClr>
+                            </a:solidFill>
+                            <a:prstDash val="solid"/>
+                            <a:miter lim="800000"/>
+                          </a:ln>
+                          <a:effectLst/>
+                        </wps:spPr>
+                        <wps:bodyPr rot="0" spcFirstLastPara="0" vertOverflow="overflow" horzOverflow="overflow" vert="horz" wrap="square" lIns="91440" tIns="45720" rIns="91440" bIns="45720" numCol="1" spcCol="0" rtlCol="0" fromWordArt="0" anchor="ctr" anchorCtr="0" forceAA="0" compatLnSpc="1">
+                          <a:prstTxWarp prst="textNoShape">
+                            <a:avLst/>
+                          </a:prstTxWarp>
+                          <a:noAutofit/>
+                        </wps:bodyPr>
+                      </wps:wsp>
+                    </wpg:wgp>
+                  </a:graphicData>
+                </a:graphic>
+                <wp14:sizeRelH relativeFrom="margin">
+                  <wp14:pctWidth>0</wp14:pctWidth>
+                </wp14:sizeRelH>
+              </wp:anchor>
+            </w:drawing>
+          </mc:Choice>
+          <mc:Fallback>
+            <w:pict>
+              <v:group w14:anchorId="20E9E9F7" id="_x0000_s1208" style="position:absolute;margin-left:1094.45pt;margin-top:6.45pt;width:68.85pt;height:38.6pt;z-index:251930624;mso-width-relative:margin" coordsize="8743,4902" o:gfxdata="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">
+                <v:group id="_x0000_s1209" style="position:absolute;width:8743;height:4902" coordsize="8746,4903" o:gfxdata="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">
+                  <v:shape id="Diamond 10" o:spid="_x0000_s1210" type="#_x0000_t4" style="position:absolute;width:8746;height:4903;visibility:visible;mso-wrap-style:square;v-text-anchor:middle" o:gfxdata="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" filled="f" strokecolor="#172c51" strokeweight=".5pt"/>
+                  <v:shape id="Text Box 11" o:spid="_x0000_s1211" type="#_x0000_t202" style="position:absolute;left:1123;top:1189;width:7125;height:2551;visibility:visible;mso-wrap-style:square;v-text-anchor:top" o:gfxdata="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" filled="f" stroked="f" strokeweight=".5pt">
+                    <v:textbox>
+                      <w:txbxContent>
+                        <w:p>
+                          <w:pPr>
+                            <w:rPr>
+                              <w:sz w:val="16"/>
+                              <w:szCs w:val="16"/>
+                            </w:rPr>
+                          </w:pPr>
+                          <w:r>
+                            <w:rPr>
+                              <w:sz w:val="16"/>
+                              <w:szCs w:val="16"/>
+                            </w:rPr>
+                            <w:t>contributes</w:t>
+                          </w:r>
+                        </w:p>
+                      </w:txbxContent>
+                    </v:textbox>
+                  </v:shape>
+                </v:group>
+                <v:shape id="Diamond 185" o:spid="_x0000_s1212" type="#_x0000_t4" style="position:absolute;left:285;top:219;width:8131;height:4448;visibility:visible;mso-wrap-style:square;v-text-anchor:middle" o:gfxdata="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" filled="f" strokecolor="#172c51" strokeweight=".5pt"/>
+              </v:group>
+            </w:pict>
+          </mc:Fallback>
+        </mc:AlternateContent>
+      </w:r>
+      <w:r>
+        <w:rPr>
+          <w:noProof/>
+          <w:sz w:val="16"/>
+          <w:szCs w:val="16"/>
+        </w:rPr>
+        <mc:AlternateContent>
+          <mc:Choice Requires="wpg">
+            <w:drawing>
+              <wp:anchor distT="0" distB="0" distL="114300" distR="114300" simplePos="0" relativeHeight="251924480" behindDoc="0" locked="0" layoutInCell="1" allowOverlap="1" wp14:anchorId="005A9544" wp14:editId="37881DC9">
+                <wp:simplePos x="0" y="0"/>
+                <wp:positionH relativeFrom="column">
+                  <wp:posOffset>12499565</wp:posOffset>
+                </wp:positionH>
+                <wp:positionV relativeFrom="paragraph">
+                  <wp:posOffset>132132</wp:posOffset>
+                </wp:positionV>
+                <wp:extent cx="874395" cy="490220"/>
+                <wp:effectExtent l="19050" t="19050" r="20955" b="43180"/>
+                <wp:wrapNone/>
+                <wp:docPr id="908838753" name="Group 13"/>
+                <wp:cNvGraphicFramePr/>
+                <a:graphic xmlns:a="http://schemas.openxmlformats.org/drawingml/2006/main">
+                  <a:graphicData uri="http://schemas.microsoft.com/office/word/2010/wordprocessingGroup">
+                    <wpg:wgp>
+                      <wpg:cNvGrpSpPr/>
+                      <wpg:grpSpPr>
+                        <a:xfrm>
+                          <a:off x="0" y="0"/>
+                          <a:ext cx="874395" cy="490220"/>
+                          <a:chOff x="0" y="0"/>
+                          <a:chExt cx="874644" cy="490330"/>
+                        </a:xfrm>
+                      </wpg:grpSpPr>
+                      <wps:wsp>
+                        <wps:cNvPr id="516432329" name="Diamond 10"/>
+                        <wps:cNvSpPr/>
+                        <wps:spPr>
+                          <a:xfrm>
+                            <a:off x="0" y="0"/>
+                            <a:ext cx="874644" cy="490330"/>
+                          </a:xfrm>
+                          <a:prstGeom prst="diamond">
+                            <a:avLst/>
+                          </a:prstGeom>
+                          <a:solidFill>
+                            <a:schemeClr val="bg1"/>
+                          </a:solidFill>
+                          <a:ln w="6350" cap="flat" cmpd="sng" algn="ctr">
+                            <a:solidFill>
+                              <a:srgbClr val="4472C4">
+                                <a:shade val="15000"/>
+                              </a:srgbClr>
+                            </a:solidFill>
+                            <a:prstDash val="solid"/>
+                            <a:miter lim="800000"/>
+                          </a:ln>
+                          <a:effectLst/>
+                        </wps:spPr>
+                        <wps:bodyPr rot="0" spcFirstLastPara="0" vertOverflow="overflow" horzOverflow="overflow" vert="horz" wrap="square" lIns="91440" tIns="45720" rIns="91440" bIns="45720" numCol="1" spcCol="0" rtlCol="0" fromWordArt="0" anchor="ctr" anchorCtr="0" forceAA="0" compatLnSpc="1">
+                          <a:prstTxWarp prst="textNoShape">
+                            <a:avLst/>
+                          </a:prstTxWarp>
+                          <a:noAutofit/>
+                        </wps:bodyPr>
+                      </wps:wsp>
+                      <wps:wsp>
+                        <wps:cNvPr id="1165027466" name="Text Box 11"/>
+                        <wps:cNvSpPr txBox="1"/>
+                        <wps:spPr>
+                          <a:xfrm>
+                            <a:off x="135930" y="149880"/>
+                            <a:ext cx="659415" cy="255104"/>
+                          </a:xfrm>
+                          <a:prstGeom prst="rect">
+                            <a:avLst/>
+                          </a:prstGeom>
+                          <a:noFill/>
+                          <a:ln w="6350">
+                            <a:noFill/>
+                          </a:ln>
+                        </wps:spPr>
+                        <wps:txbx>
+                          <w:txbxContent>
+                            <w:p>
+                              <w:pPr>
+                                <w:rPr>
+                                  <w:sz w:val="16"/>
+                                  <w:szCs w:val="16"/>
+                                </w:rPr>
+                              </w:pPr>
+                              <w:r>
+                                <w:rPr>
+                                  <w:sz w:val="16"/>
+                                  <w:szCs w:val="16"/>
+                                </w:rPr>
+                                <w:t>Calculates</w:t>
+                              </w:r>
+                            </w:p>
+                          </w:txbxContent>
+                        </wps:txbx>
+                        <wps:bodyPr rot="0" spcFirstLastPara="0" vertOverflow="overflow" horzOverflow="overflow" vert="horz" wrap="square" lIns="91440" tIns="45720" rIns="91440" bIns="45720" numCol="1" spcCol="0" rtlCol="0" fromWordArt="0" anchor="t" anchorCtr="0" forceAA="0" compatLnSpc="1">
+                          <a:prstTxWarp prst="textNoShape">
+                            <a:avLst/>
+                          </a:prstTxWarp>
+                          <a:noAutofit/>
+                        </wps:bodyPr>
+                      </wps:wsp>
+                    </wpg:wgp>
+                  </a:graphicData>
+                </a:graphic>
+                <wp14:sizeRelV relativeFrom="margin">
+                  <wp14:pctHeight>0</wp14:pctHeight>
+                </wp14:sizeRelV>
+              </wp:anchor>
+            </w:drawing>
+          </mc:Choice>
+          <mc:Fallback>
+            <w:pict>
+              <v:group w14:anchorId="005A9544" id="_x0000_s1213" style="position:absolute;margin-left:984.2pt;margin-top:10.4pt;width:68.85pt;height:38.6pt;z-index:251924480;mso-height-relative:margin" coordsize="8746,4903" o:gfxdata="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">
+                <v:shape id="Diamond 10" o:spid="_x0000_s1214" type="#_x0000_t4" style="position:absolute;width:8746;height:4903;visibility:visible;mso-wrap-style:square;v-text-anchor:middle" o:gfxdata="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" fillcolor="white [3212]" strokecolor="#172c51" strokeweight=".5pt"/>
+                <v:shape id="Text Box 11" o:spid="_x0000_s1215" type="#_x0000_t202" style="position:absolute;left:1359;top:1498;width:6594;height:2551;visibility:visible;mso-wrap-style:square;v-text-anchor:top" o:gfxdata="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" filled="f" stroked="f" strokeweight=".5pt">
+                  <v:textbox>
+                    <w:txbxContent>
+                      <w:p>
+                        <w:pPr>
+                          <w:rPr>
+                            <w:sz w:val="16"/>
+                            <w:szCs w:val="16"/>
+                          </w:rPr>
+                        </w:pPr>
+                        <w:r>
+                          <w:rPr>
+                            <w:sz w:val="16"/>
+                            <w:szCs w:val="16"/>
+                          </w:rPr>
+                          <w:t>Calculates</w:t>
+                        </w:r>
+                      </w:p>
+                    </w:txbxContent>
+                  </v:textbox>
+                </v:shape>
+              </v:group>
+            </w:pict>
+          </mc:Fallback>
+        </mc:AlternateContent>
+      </w:r>
+      <w:r>
+        <w:rPr>
+          <w:noProof/>
+          <w:sz w:val="16"/>
+          <w:szCs w:val="16"/>
+        </w:rPr>
+        <mc:AlternateContent>
+          <mc:Choice Requires="wpg">
+            <w:drawing>
+              <wp:anchor distT="0" distB="0" distL="114300" distR="114300" simplePos="0" relativeHeight="251720704" behindDoc="0" locked="0" layoutInCell="1" allowOverlap="1" wp14:anchorId="62221424" wp14:editId="53EFDFA7">
                 <wp:simplePos x="0" y="0"/>
                 <wp:positionH relativeFrom="column">
                   <wp:posOffset>11412008</wp:posOffset>
@@ -11101,9 +13239,9 @@
           </mc:Choice>
           <mc:Fallback>
             <w:pict>
-              <v:group w14:anchorId="62221424" id="_x0000_s1204" style="position:absolute;margin-left:898.6pt;margin-top:10.6pt;width:68.85pt;height:38.6pt;z-index:251731968" coordsize="8746,4903" o:gfxdata="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">
-                <v:shape id="Diamond 10" o:spid="_x0000_s1205" type="#_x0000_t4" style="position:absolute;width:8746;height:4903;visibility:visible;mso-wrap-style:square;v-text-anchor:middle" o:gfxdata="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" filled="f" strokecolor="#172c51" strokeweight=".5pt"/>
-                <v:shape id="Text Box 11" o:spid="_x0000_s1206" type="#_x0000_t202" style="position:absolute;left:1923;top:1127;width:5499;height:2551;visibility:visible;mso-wrap-style:square;v-text-anchor:top" o:gfxdata="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" filled="f" stroked="f" strokeweight=".5pt">
+              <v:group w14:anchorId="62221424" id="_x0000_s1216" style="position:absolute;margin-left:898.6pt;margin-top:10.6pt;width:68.85pt;height:38.6pt;z-index:251720704" coordsize="8746,4903" o:gfxdata="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">
+                <v:shape id="Diamond 10" o:spid="_x0000_s1217" type="#_x0000_t4" style="position:absolute;width:8746;height:4903;visibility:visible;mso-wrap-style:square;v-text-anchor:middle" o:gfxdata="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" filled="f" strokecolor="#172c51" strokeweight=".5pt"/>
+                <v:shape id="Text Box 11" o:spid="_x0000_s1218" type="#_x0000_t202" style="position:absolute;left:1923;top:1127;width:5499;height:2551;visibility:visible;mso-wrap-style:square;v-text-anchor:top" o:gfxdata="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" filled="f" stroked="f" strokeweight=".5pt">
                   <v:textbox>
                     <w:txbxContent>
                       <w:p>
@@ -11139,24 +13277,91 @@
       <w:r>
         <w:rPr>
           <w:noProof/>
+        </w:rPr>
+        <mc:AlternateContent>
+          <mc:Choice Requires="wps">
+            <w:drawing>
+              <wp:anchor distT="0" distB="0" distL="114300" distR="114300" simplePos="0" relativeHeight="251935744" behindDoc="0" locked="0" layoutInCell="1" allowOverlap="1" wp14:anchorId="0CF76F34" wp14:editId="1B8BE052">
+                <wp:simplePos x="0" y="0"/>
+                <wp:positionH relativeFrom="column">
+                  <wp:posOffset>14678660</wp:posOffset>
+                </wp:positionH>
+                <wp:positionV relativeFrom="paragraph">
+                  <wp:posOffset>314325</wp:posOffset>
+                </wp:positionV>
+                <wp:extent cx="189230" cy="732155"/>
+                <wp:effectExtent l="0" t="0" r="20320" b="29845"/>
+                <wp:wrapNone/>
+                <wp:docPr id="219515788" name="Connector: Elbow 263"/>
+                <wp:cNvGraphicFramePr/>
+                <a:graphic xmlns:a="http://schemas.openxmlformats.org/drawingml/2006/main">
+                  <a:graphicData uri="http://schemas.microsoft.com/office/word/2010/wordprocessingShape">
+                    <wps:wsp>
+                      <wps:cNvCnPr/>
+                      <wps:spPr>
+                        <a:xfrm flipH="1">
+                          <a:off x="0" y="0"/>
+                          <a:ext cx="189230" cy="732155"/>
+                        </a:xfrm>
+                        <a:prstGeom prst="bentConnector3">
+                          <a:avLst/>
+                        </a:prstGeom>
+                      </wps:spPr>
+                      <wps:style>
+                        <a:lnRef idx="1">
+                          <a:schemeClr val="dk1"/>
+                        </a:lnRef>
+                        <a:fillRef idx="0">
+                          <a:schemeClr val="dk1"/>
+                        </a:fillRef>
+                        <a:effectRef idx="0">
+                          <a:schemeClr val="dk1"/>
+                        </a:effectRef>
+                        <a:fontRef idx="minor">
+                          <a:schemeClr val="tx1"/>
+                        </a:fontRef>
+                      </wps:style>
+                      <wps:bodyPr/>
+                    </wps:wsp>
+                  </a:graphicData>
+                </a:graphic>
+                <wp14:sizeRelH relativeFrom="margin">
+                  <wp14:pctWidth>0</wp14:pctWidth>
+                </wp14:sizeRelH>
+                <wp14:sizeRelV relativeFrom="margin">
+                  <wp14:pctHeight>0</wp14:pctHeight>
+                </wp14:sizeRelV>
+              </wp:anchor>
+            </w:drawing>
+          </mc:Choice>
+          <mc:Fallback>
+            <w:pict>
+              <v:shape w14:anchorId="71B4A4F4" id="Connector: Elbow 263" o:spid="_x0000_s1026" type="#_x0000_t34" style="position:absolute;margin-left:1155.8pt;margin-top:24.75pt;width:14.9pt;height:57.65pt;flip:x;z-index:251935744;visibility:visible;mso-wrap-style:square;mso-width-percent:0;mso-height-percent:0;mso-wrap-distance-left:9pt;mso-wrap-distance-top:0;mso-wrap-distance-right:9pt;mso-wrap-distance-bottom:0;mso-position-horizontal:absolute;mso-position-horizontal-relative:text;mso-position-vertical:absolute;mso-position-vertical-relative:text;mso-width-percent:0;mso-height-percent:0;mso-width-relative:margin;mso-height-relative:margin" o:gfxdata="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" strokecolor="black [3200]" strokeweight=".5pt"/>
+            </w:pict>
+          </mc:Fallback>
+        </mc:AlternateContent>
+      </w:r>
+      <w:r>
+        <w:rPr>
+          <w:noProof/>
           <w:sz w:val="16"/>
           <w:szCs w:val="16"/>
         </w:rPr>
         <mc:AlternateContent>
           <mc:Choice Requires="wpg">
             <w:drawing>
-              <wp:anchor distT="0" distB="0" distL="114300" distR="114300" simplePos="0" relativeHeight="251806720" behindDoc="0" locked="0" layoutInCell="1" allowOverlap="1" wp14:anchorId="38E355A5" wp14:editId="487A24B3">
+              <wp:anchor distT="0" distB="0" distL="114300" distR="114300" simplePos="0" relativeHeight="251763712" behindDoc="0" locked="0" layoutInCell="1" allowOverlap="1" wp14:anchorId="3C71EE6C" wp14:editId="0D60EC99">
                 <wp:simplePos x="0" y="0"/>
                 <wp:positionH relativeFrom="column">
-                  <wp:posOffset>14103458</wp:posOffset>
+                  <wp:posOffset>14869581</wp:posOffset>
                 </wp:positionH>
                 <wp:positionV relativeFrom="paragraph">
-                  <wp:posOffset>180275</wp:posOffset>
+                  <wp:posOffset>66711</wp:posOffset>
                 </wp:positionV>
-                <wp:extent cx="2800285" cy="1738878"/>
-                <wp:effectExtent l="0" t="0" r="0" b="0"/>
+                <wp:extent cx="874395" cy="490220"/>
+                <wp:effectExtent l="19050" t="19050" r="20955" b="43180"/>
                 <wp:wrapNone/>
-                <wp:docPr id="1373827554" name="Group 223"/>
+                <wp:docPr id="1250233156" name="Group 186"/>
                 <wp:cNvGraphicFramePr/>
                 <a:graphic xmlns:a="http://schemas.openxmlformats.org/drawingml/2006/main">
                   <a:graphicData uri="http://schemas.microsoft.com/office/word/2010/wordprocessingGroup">
@@ -11165,29 +13370,59 @@
                       <wpg:grpSpPr>
                         <a:xfrm>
                           <a:off x="0" y="0"/>
-                          <a:ext cx="2800285" cy="1738878"/>
+                          <a:ext cx="874395" cy="490220"/>
                           <a:chOff x="0" y="0"/>
-                          <a:chExt cx="2800285" cy="1738878"/>
+                          <a:chExt cx="874395" cy="490220"/>
                         </a:xfrm>
                       </wpg:grpSpPr>
                       <wpg:grpSp>
-                        <wpg:cNvPr id="766456568" name="Group 52"/>
+                        <wpg:cNvPr id="759982319" name="Group 13"/>
                         <wpg:cNvGrpSpPr/>
                         <wpg:grpSpPr>
                           <a:xfrm>
-                            <a:off x="1015139" y="534692"/>
-                            <a:ext cx="700343" cy="258328"/>
+                            <a:off x="0" y="0"/>
+                            <a:ext cx="874395" cy="490220"/>
                             <a:chOff x="0" y="0"/>
-                            <a:chExt cx="700343" cy="258328"/>
+                            <a:chExt cx="874644" cy="490330"/>
                           </a:xfrm>
                         </wpg:grpSpPr>
                         <wps:wsp>
-                          <wps:cNvPr id="90948970" name="Text Box 7"/>
+                          <wps:cNvPr id="557410929" name="Diamond 10"/>
+                          <wps:cNvSpPr/>
+                          <wps:spPr>
+                            <a:xfrm>
+                              <a:off x="0" y="0"/>
+                              <a:ext cx="874644" cy="490330"/>
+                            </a:xfrm>
+                            <a:prstGeom prst="diamond">
+                              <a:avLst/>
+                            </a:prstGeom>
+                            <a:noFill/>
+                            <a:ln w="6350" cap="flat" cmpd="sng" algn="ctr">
+                              <a:solidFill>
+                                <a:srgbClr val="4472C4">
+                                  <a:shade val="15000"/>
+                                </a:srgbClr>
+                              </a:solidFill>
+                              <a:prstDash val="solid"/>
+                              <a:miter lim="800000"/>
+                            </a:ln>
+                            <a:effectLst/>
+                          </wps:spPr>
+                          <wps:bodyPr rot="0" spcFirstLastPara="0" vertOverflow="overflow" horzOverflow="overflow" vert="horz" wrap="square" lIns="91440" tIns="45720" rIns="91440" bIns="45720" numCol="1" spcCol="0" rtlCol="0" fromWordArt="0" anchor="ctr" anchorCtr="0" forceAA="0" compatLnSpc="1">
+                            <a:prstTxWarp prst="textNoShape">
+                              <a:avLst/>
+                            </a:prstTxWarp>
+                            <a:noAutofit/>
+                          </wps:bodyPr>
+                        </wps:wsp>
+                        <wps:wsp>
+                          <wps:cNvPr id="393686155" name="Text Box 11"/>
                           <wps:cNvSpPr txBox="1"/>
                           <wps:spPr>
                             <a:xfrm>
-                              <a:off x="0" y="12301"/>
-                              <a:ext cx="700343" cy="220345"/>
+                              <a:off x="180400" y="104226"/>
+                              <a:ext cx="513522" cy="255104"/>
                             </a:xfrm>
                             <a:prstGeom prst="rect">
                               <a:avLst/>
@@ -11211,458 +13446,7 @@
                                     <w:sz w:val="16"/>
                                     <w:szCs w:val="16"/>
                                   </w:rPr>
-                                  <w:t>Attendance</w:t>
-                                </w:r>
-                              </w:p>
-                            </w:txbxContent>
-                          </wps:txbx>
-                          <wps:bodyPr rot="0" spcFirstLastPara="0" vertOverflow="overflow" horzOverflow="overflow" vert="horz" wrap="square" lIns="91440" tIns="45720" rIns="91440" bIns="45720" numCol="1" spcCol="0" rtlCol="0" fromWordArt="0" anchor="t" anchorCtr="0" forceAA="0" compatLnSpc="1">
-                            <a:prstTxWarp prst="textNoShape">
-                              <a:avLst/>
-                            </a:prstTxWarp>
-                            <a:noAutofit/>
-                          </wps:bodyPr>
-                        </wps:wsp>
-                        <wps:wsp>
-                          <wps:cNvPr id="1909592716" name="Rectangle 8"/>
-                          <wps:cNvSpPr/>
-                          <wps:spPr>
-                            <a:xfrm>
-                              <a:off x="22552" y="18452"/>
-                              <a:ext cx="621233" cy="220111"/>
-                            </a:xfrm>
-                            <a:prstGeom prst="rect">
-                              <a:avLst/>
-                            </a:prstGeom>
-                            <a:noFill/>
-                            <a:ln w="6350" cap="flat" cmpd="sng" algn="ctr">
-                              <a:solidFill>
-                                <a:srgbClr val="4472C4">
-                                  <a:shade val="15000"/>
-                                </a:srgbClr>
-                              </a:solidFill>
-                              <a:prstDash val="solid"/>
-                              <a:miter lim="800000"/>
-                            </a:ln>
-                            <a:effectLst/>
-                          </wps:spPr>
-                          <wps:bodyPr rot="0" spcFirstLastPara="0" vertOverflow="overflow" horzOverflow="overflow" vert="horz" wrap="square" lIns="91440" tIns="45720" rIns="91440" bIns="45720" numCol="1" spcCol="0" rtlCol="0" fromWordArt="0" anchor="ctr" anchorCtr="0" forceAA="0" compatLnSpc="1">
-                            <a:prstTxWarp prst="textNoShape">
-                              <a:avLst/>
-                            </a:prstTxWarp>
-                            <a:noAutofit/>
-                          </wps:bodyPr>
-                        </wps:wsp>
-                        <wps:wsp>
-                          <wps:cNvPr id="2007967847" name="Rectangle 51"/>
-                          <wps:cNvSpPr/>
-                          <wps:spPr>
-                            <a:xfrm>
-                              <a:off x="0" y="0"/>
-                              <a:ext cx="666322" cy="258328"/>
-                            </a:xfrm>
-                            <a:prstGeom prst="rect">
-                              <a:avLst/>
-                            </a:prstGeom>
-                            <a:noFill/>
-                            <a:ln w="6350"/>
-                          </wps:spPr>
-                          <wps:style>
-                            <a:lnRef idx="2">
-                              <a:schemeClr val="accent1">
-                                <a:shade val="15000"/>
-                              </a:schemeClr>
-                            </a:lnRef>
-                            <a:fillRef idx="1">
-                              <a:schemeClr val="accent1"/>
-                            </a:fillRef>
-                            <a:effectRef idx="0">
-                              <a:schemeClr val="accent1"/>
-                            </a:effectRef>
-                            <a:fontRef idx="minor">
-                              <a:schemeClr val="lt1"/>
-                            </a:fontRef>
-                          </wps:style>
-                          <wps:bodyPr rot="0" spcFirstLastPara="0" vertOverflow="overflow" horzOverflow="overflow" vert="horz" wrap="square" lIns="91440" tIns="45720" rIns="91440" bIns="45720" numCol="1" spcCol="0" rtlCol="0" fromWordArt="0" anchor="ctr" anchorCtr="0" forceAA="0" compatLnSpc="1">
-                            <a:prstTxWarp prst="textNoShape">
-                              <a:avLst/>
-                            </a:prstTxWarp>
-                            <a:noAutofit/>
-                          </wps:bodyPr>
-                        </wps:wsp>
-                      </wpg:grpSp>
-                      <wpg:grpSp>
-                        <wpg:cNvPr id="1814996299" name="Group 16"/>
-                        <wpg:cNvGrpSpPr/>
-                        <wpg:grpSpPr>
-                          <a:xfrm>
-                            <a:off x="0" y="0"/>
-                            <a:ext cx="858079" cy="390939"/>
-                            <a:chOff x="-13964" y="-31"/>
-                            <a:chExt cx="858079" cy="390939"/>
-                          </a:xfrm>
-                        </wpg:grpSpPr>
-                        <wps:wsp>
-                          <wps:cNvPr id="1096089491" name="Oval 14"/>
-                          <wps:cNvSpPr/>
-                          <wps:spPr>
-                            <a:xfrm>
-                              <a:off x="0" y="0"/>
-                              <a:ext cx="815008" cy="253475"/>
-                            </a:xfrm>
-                            <a:prstGeom prst="ellipse">
-                              <a:avLst/>
-                            </a:prstGeom>
-                            <a:noFill/>
-                            <a:ln w="6350" cap="flat" cmpd="sng" algn="ctr">
-                              <a:solidFill>
-                                <a:srgbClr val="4472C4">
-                                  <a:shade val="15000"/>
-                                </a:srgbClr>
-                              </a:solidFill>
-                              <a:prstDash val="solid"/>
-                              <a:miter lim="800000"/>
-                            </a:ln>
-                            <a:effectLst/>
-                          </wps:spPr>
-                          <wps:bodyPr rot="0" spcFirstLastPara="0" vertOverflow="overflow" horzOverflow="overflow" vert="horz" wrap="square" lIns="91440" tIns="45720" rIns="91440" bIns="45720" numCol="1" spcCol="0" rtlCol="0" fromWordArt="0" anchor="ctr" anchorCtr="0" forceAA="0" compatLnSpc="1">
-                            <a:prstTxWarp prst="textNoShape">
-                              <a:avLst/>
-                            </a:prstTxWarp>
-                            <a:noAutofit/>
-                          </wps:bodyPr>
-                        </wps:wsp>
-                        <wps:wsp>
-                          <wps:cNvPr id="1888277540" name="Text Box 15"/>
-                          <wps:cNvSpPr txBox="1"/>
-                          <wps:spPr>
-                            <a:xfrm>
-                              <a:off x="-13964" y="-31"/>
-                              <a:ext cx="858079" cy="390939"/>
-                            </a:xfrm>
-                            <a:prstGeom prst="rect">
-                              <a:avLst/>
-                            </a:prstGeom>
-                            <a:noFill/>
-                            <a:ln w="6350">
-                              <a:noFill/>
-                            </a:ln>
-                          </wps:spPr>
-                          <wps:txbx>
-                            <w:txbxContent>
-                              <w:p>
-                                <w:pPr>
-                                  <w:rPr>
-                                    <w:sz w:val="16"/>
-                                    <w:szCs w:val="16"/>
-                                    <w:u w:val="single"/>
-                                  </w:rPr>
-                                </w:pPr>
-                                <w:proofErr w:type="spellStart"/>
-                                <w:r>
-                                  <w:rPr>
-                                    <w:sz w:val="16"/>
-                                    <w:szCs w:val="16"/>
-                                    <w:u w:val="single"/>
-                                  </w:rPr>
-                                  <w:t>Attendance_ID</w:t>
-                                </w:r>
-                                <w:proofErr w:type="spellEnd"/>
-                              </w:p>
-                            </w:txbxContent>
-                          </wps:txbx>
-                          <wps:bodyPr rot="0" spcFirstLastPara="0" vertOverflow="overflow" horzOverflow="overflow" vert="horz" wrap="square" lIns="91440" tIns="45720" rIns="91440" bIns="45720" numCol="1" spcCol="0" rtlCol="0" fromWordArt="0" anchor="t" anchorCtr="0" forceAA="0" compatLnSpc="1">
-                            <a:prstTxWarp prst="textNoShape">
-                              <a:avLst/>
-                            </a:prstTxWarp>
-                            <a:noAutofit/>
-                          </wps:bodyPr>
-                        </wps:wsp>
-                      </wpg:grpSp>
-                      <wpg:grpSp>
-                        <wpg:cNvPr id="511917011" name="Group 18"/>
-                        <wpg:cNvGrpSpPr/>
-                        <wpg:grpSpPr>
-                          <a:xfrm>
-                            <a:off x="1728061" y="0"/>
-                            <a:ext cx="1072224" cy="410845"/>
-                            <a:chOff x="0" y="206586"/>
-                            <a:chExt cx="1072224" cy="410846"/>
-                          </a:xfrm>
-                        </wpg:grpSpPr>
-                        <wpg:grpSp>
-                          <wpg:cNvPr id="764882178" name="Group 16"/>
-                          <wpg:cNvGrpSpPr/>
-                          <wpg:grpSpPr>
-                            <a:xfrm>
-                              <a:off x="24554" y="216747"/>
-                              <a:ext cx="1047670" cy="400685"/>
-                              <a:chOff x="-890876" y="216977"/>
-                              <a:chExt cx="1047884" cy="401110"/>
-                            </a:xfrm>
-                          </wpg:grpSpPr>
-                          <wps:wsp>
-                            <wps:cNvPr id="1430137037" name="Oval 14"/>
-                            <wps:cNvSpPr/>
-                            <wps:spPr>
-                              <a:xfrm>
-                                <a:off x="-890876" y="216977"/>
-                                <a:ext cx="815008" cy="253475"/>
-                              </a:xfrm>
-                              <a:prstGeom prst="ellipse">
-                                <a:avLst/>
-                              </a:prstGeom>
-                              <a:noFill/>
-                              <a:ln w="6350" cap="flat" cmpd="sng" algn="ctr">
-                                <a:solidFill>
-                                  <a:srgbClr val="4472C4">
-                                    <a:shade val="15000"/>
-                                  </a:srgbClr>
-                                </a:solidFill>
-                                <a:prstDash val="solid"/>
-                                <a:miter lim="800000"/>
-                              </a:ln>
-                              <a:effectLst/>
-                            </wps:spPr>
-                            <wps:bodyPr rot="0" spcFirstLastPara="0" vertOverflow="overflow" horzOverflow="overflow" vert="horz" wrap="square" lIns="91440" tIns="45720" rIns="91440" bIns="45720" numCol="1" spcCol="0" rtlCol="0" fromWordArt="0" anchor="ctr" anchorCtr="0" forceAA="0" compatLnSpc="1">
-                              <a:prstTxWarp prst="textNoShape">
-                                <a:avLst/>
-                              </a:prstTxWarp>
-                              <a:noAutofit/>
-                            </wps:bodyPr>
-                          </wps:wsp>
-                          <wps:wsp>
-                            <wps:cNvPr id="2030587394" name="Text Box 15"/>
-                            <wps:cNvSpPr txBox="1"/>
-                            <wps:spPr>
-                              <a:xfrm>
-                                <a:off x="-836970" y="227148"/>
-                                <a:ext cx="993978" cy="390939"/>
-                              </a:xfrm>
-                              <a:prstGeom prst="rect">
-                                <a:avLst/>
-                              </a:prstGeom>
-                              <a:noFill/>
-                              <a:ln w="6350">
-                                <a:noFill/>
-                              </a:ln>
-                            </wps:spPr>
-                            <wps:txbx>
-                              <w:txbxContent>
-                                <w:p>
-                                  <w:pPr>
-                                    <w:rPr>
-                                      <w:sz w:val="16"/>
-                                      <w:szCs w:val="16"/>
-                                    </w:rPr>
-                                  </w:pPr>
-                                  <w:proofErr w:type="spellStart"/>
-                                  <w:r>
-                                    <w:rPr>
-                                      <w:sz w:val="16"/>
-                                      <w:szCs w:val="16"/>
-                                    </w:rPr>
-                                    <w:t>Session_Type</w:t>
-                                  </w:r>
-                                  <w:proofErr w:type="spellEnd"/>
-                                </w:p>
-                              </w:txbxContent>
-                            </wps:txbx>
-                            <wps:bodyPr rot="0" spcFirstLastPara="0" vertOverflow="overflow" horzOverflow="overflow" vert="horz" wrap="square" lIns="91440" tIns="45720" rIns="91440" bIns="45720" numCol="1" spcCol="0" rtlCol="0" fromWordArt="0" anchor="t" anchorCtr="0" forceAA="0" compatLnSpc="1">
-                              <a:prstTxWarp prst="textNoShape">
-                                <a:avLst/>
-                              </a:prstTxWarp>
-                              <a:noAutofit/>
-                            </wps:bodyPr>
-                          </wps:wsp>
-                        </wpg:grpSp>
-                        <wps:wsp>
-                          <wps:cNvPr id="159719971" name="Oval 17"/>
-                          <wps:cNvSpPr/>
-                          <wps:spPr>
-                            <a:xfrm>
-                              <a:off x="0" y="206586"/>
-                              <a:ext cx="858050" cy="278823"/>
-                            </a:xfrm>
-                            <a:prstGeom prst="ellipse">
-                              <a:avLst/>
-                            </a:prstGeom>
-                            <a:noFill/>
-                            <a:ln w="6350" cap="flat" cmpd="sng" algn="ctr">
-                              <a:solidFill>
-                                <a:srgbClr val="4472C4">
-                                  <a:shade val="15000"/>
-                                </a:srgbClr>
-                              </a:solidFill>
-                              <a:prstDash val="solid"/>
-                              <a:miter lim="800000"/>
-                            </a:ln>
-                            <a:effectLst/>
-                          </wps:spPr>
-                          <wps:bodyPr rot="0" spcFirstLastPara="0" vertOverflow="overflow" horzOverflow="overflow" vert="horz" wrap="square" lIns="91440" tIns="45720" rIns="91440" bIns="45720" numCol="1" spcCol="0" rtlCol="0" fromWordArt="0" anchor="ctr" anchorCtr="0" forceAA="0" compatLnSpc="1">
-                            <a:prstTxWarp prst="textNoShape">
-                              <a:avLst/>
-                            </a:prstTxWarp>
-                            <a:noAutofit/>
-                          </wps:bodyPr>
-                        </wps:wsp>
-                      </wpg:grpSp>
-                      <wpg:grpSp>
-                        <wpg:cNvPr id="1390989271" name="Group 16"/>
-                        <wpg:cNvGrpSpPr/>
-                        <wpg:grpSpPr>
-                          <a:xfrm>
-                            <a:off x="1704813" y="1348353"/>
-                            <a:ext cx="1054735" cy="390525"/>
-                            <a:chOff x="0" y="0"/>
-                            <a:chExt cx="1055130" cy="390939"/>
-                          </a:xfrm>
-                        </wpg:grpSpPr>
-                        <wps:wsp>
-                          <wps:cNvPr id="1441963371" name="Oval 14"/>
-                          <wps:cNvSpPr/>
-                          <wps:spPr>
-                            <a:xfrm>
-                              <a:off x="0" y="0"/>
-                              <a:ext cx="815008" cy="253475"/>
-                            </a:xfrm>
-                            <a:prstGeom prst="ellipse">
-                              <a:avLst/>
-                            </a:prstGeom>
-                            <a:noFill/>
-                            <a:ln w="6350" cap="flat" cmpd="sng" algn="ctr">
-                              <a:solidFill>
-                                <a:srgbClr val="4472C4">
-                                  <a:shade val="15000"/>
-                                </a:srgbClr>
-                              </a:solidFill>
-                              <a:prstDash val="solid"/>
-                              <a:miter lim="800000"/>
-                            </a:ln>
-                            <a:effectLst/>
-                          </wps:spPr>
-                          <wps:bodyPr rot="0" spcFirstLastPara="0" vertOverflow="overflow" horzOverflow="overflow" vert="horz" wrap="square" lIns="91440" tIns="45720" rIns="91440" bIns="45720" numCol="1" spcCol="0" rtlCol="0" fromWordArt="0" anchor="ctr" anchorCtr="0" forceAA="0" compatLnSpc="1">
-                            <a:prstTxWarp prst="textNoShape">
-                              <a:avLst/>
-                            </a:prstTxWarp>
-                            <a:noAutofit/>
-                          </wps:bodyPr>
-                        </wps:wsp>
-                        <wps:wsp>
-                          <wps:cNvPr id="1306369312" name="Text Box 15"/>
-                          <wps:cNvSpPr txBox="1"/>
-                          <wps:spPr>
-                            <a:xfrm>
-                              <a:off x="197051" y="0"/>
-                              <a:ext cx="858079" cy="390939"/>
-                            </a:xfrm>
-                            <a:prstGeom prst="rect">
-                              <a:avLst/>
-                            </a:prstGeom>
-                            <a:noFill/>
-                            <a:ln w="6350">
-                              <a:noFill/>
-                            </a:ln>
-                          </wps:spPr>
-                          <wps:txbx>
-                            <w:txbxContent>
-                              <w:p>
-                                <w:pPr>
-                                  <w:rPr>
-                                    <w:sz w:val="16"/>
-                                    <w:szCs w:val="16"/>
-                                  </w:rPr>
-                                </w:pPr>
-                                <w:r>
-                                  <w:rPr>
-                                    <w:sz w:val="16"/>
-                                    <w:szCs w:val="16"/>
-                                  </w:rPr>
-                                  <w:t>Date</w:t>
-                                </w:r>
-                              </w:p>
-                            </w:txbxContent>
-                          </wps:txbx>
-                          <wps:bodyPr rot="0" spcFirstLastPara="0" vertOverflow="overflow" horzOverflow="overflow" vert="horz" wrap="square" lIns="91440" tIns="45720" rIns="91440" bIns="45720" numCol="1" spcCol="0" rtlCol="0" fromWordArt="0" anchor="t" anchorCtr="0" forceAA="0" compatLnSpc="1">
-                            <a:prstTxWarp prst="textNoShape">
-                              <a:avLst/>
-                            </a:prstTxWarp>
-                            <a:noAutofit/>
-                          </wps:bodyPr>
-                        </wps:wsp>
-                      </wpg:grpSp>
-                      <wpg:grpSp>
-                        <wpg:cNvPr id="596058112" name="Group 16"/>
-                        <wpg:cNvGrpSpPr/>
-                        <wpg:grpSpPr>
-                          <a:xfrm>
-                            <a:off x="209227" y="1177872"/>
-                            <a:ext cx="1035050" cy="390525"/>
-                            <a:chOff x="0" y="0"/>
-                            <a:chExt cx="1035940" cy="390939"/>
-                          </a:xfrm>
-                        </wpg:grpSpPr>
-                        <wps:wsp>
-                          <wps:cNvPr id="718932602" name="Oval 14"/>
-                          <wps:cNvSpPr/>
-                          <wps:spPr>
-                            <a:xfrm>
-                              <a:off x="0" y="0"/>
-                              <a:ext cx="815008" cy="253475"/>
-                            </a:xfrm>
-                            <a:prstGeom prst="ellipse">
-                              <a:avLst/>
-                            </a:prstGeom>
-                            <a:noFill/>
-                            <a:ln w="6350" cap="flat" cmpd="sng" algn="ctr">
-                              <a:solidFill>
-                                <a:srgbClr val="4472C4">
-                                  <a:shade val="15000"/>
-                                </a:srgbClr>
-                              </a:solidFill>
-                              <a:prstDash val="solid"/>
-                              <a:miter lim="800000"/>
-                            </a:ln>
-                            <a:effectLst/>
-                          </wps:spPr>
-                          <wps:bodyPr rot="0" spcFirstLastPara="0" vertOverflow="overflow" horzOverflow="overflow" vert="horz" wrap="square" lIns="91440" tIns="45720" rIns="91440" bIns="45720" numCol="1" spcCol="0" rtlCol="0" fromWordArt="0" anchor="ctr" anchorCtr="0" forceAA="0" compatLnSpc="1">
-                            <a:prstTxWarp prst="textNoShape">
-                              <a:avLst/>
-                            </a:prstTxWarp>
-                            <a:noAutofit/>
-                          </wps:bodyPr>
-                        </wps:wsp>
-                        <wps:wsp>
-                          <wps:cNvPr id="346142240" name="Text Box 15"/>
-                          <wps:cNvSpPr txBox="1"/>
-                          <wps:spPr>
-                            <a:xfrm>
-                              <a:off x="177861" y="0"/>
-                              <a:ext cx="858079" cy="390939"/>
-                            </a:xfrm>
-                            <a:prstGeom prst="rect">
-                              <a:avLst/>
-                            </a:prstGeom>
-                            <a:noFill/>
-                            <a:ln w="6350">
-                              <a:noFill/>
-                            </a:ln>
-                          </wps:spPr>
-                          <wps:txbx>
-                            <w:txbxContent>
-                              <w:p>
-                                <w:pPr>
-                                  <w:rPr>
-                                    <w:sz w:val="16"/>
-                                    <w:szCs w:val="16"/>
-                                  </w:rPr>
-                                </w:pPr>
-                                <w:r>
-                                  <w:rPr>
-                                    <w:sz w:val="16"/>
-                                    <w:szCs w:val="16"/>
-                                  </w:rPr>
-                                  <w:t>Status</w:t>
+                                  <w:t>obtains</w:t>
                                 </w:r>
                               </w:p>
                             </w:txbxContent>
@@ -11676,116 +13460,34 @@
                         </wps:wsp>
                       </wpg:grpSp>
                       <wps:wsp>
-                        <wps:cNvPr id="456967978" name="Straight Connector 76"/>
-                        <wps:cNvCnPr/>
+                        <wps:cNvPr id="1237709408" name="Diamond 185"/>
+                        <wps:cNvSpPr/>
                         <wps:spPr>
                           <a:xfrm>
-                            <a:off x="759417" y="193729"/>
-                            <a:ext cx="361336" cy="343494"/>
+                            <a:off x="28575" y="21981"/>
+                            <a:ext cx="813044" cy="444744"/>
                           </a:xfrm>
-                          <a:prstGeom prst="line">
+                          <a:prstGeom prst="diamond">
                             <a:avLst/>
                           </a:prstGeom>
+                          <a:noFill/>
+                          <a:ln w="6350" cap="flat" cmpd="sng" algn="ctr">
+                            <a:solidFill>
+                              <a:srgbClr val="4472C4">
+                                <a:shade val="15000"/>
+                              </a:srgbClr>
+                            </a:solidFill>
+                            <a:prstDash val="solid"/>
+                            <a:miter lim="800000"/>
+                          </a:ln>
+                          <a:effectLst/>
                         </wps:spPr>
-                        <wps:style>
-                          <a:lnRef idx="1">
-                            <a:schemeClr val="dk1"/>
-                          </a:lnRef>
-                          <a:fillRef idx="0">
-                            <a:schemeClr val="dk1"/>
-                          </a:fillRef>
-                          <a:effectRef idx="0">
-                            <a:schemeClr val="dk1"/>
-                          </a:effectRef>
-                          <a:fontRef idx="minor">
-                            <a:schemeClr val="tx1"/>
-                          </a:fontRef>
-                        </wps:style>
-                        <wps:bodyPr/>
-                      </wps:wsp>
-                      <wps:wsp>
-                        <wps:cNvPr id="1878743691" name="Straight Connector 77"/>
-                        <wps:cNvCnPr/>
-                        <wps:spPr>
-                          <a:xfrm flipV="1">
-                            <a:off x="612183" y="790414"/>
-                            <a:ext cx="512486" cy="387145"/>
-                          </a:xfrm>
-                          <a:prstGeom prst="line">
+                        <wps:bodyPr rot="0" spcFirstLastPara="0" vertOverflow="overflow" horzOverflow="overflow" vert="horz" wrap="square" lIns="91440" tIns="45720" rIns="91440" bIns="45720" numCol="1" spcCol="0" rtlCol="0" fromWordArt="0" anchor="ctr" anchorCtr="0" forceAA="0" compatLnSpc="1">
+                          <a:prstTxWarp prst="textNoShape">
                             <a:avLst/>
-                          </a:prstGeom>
-                        </wps:spPr>
-                        <wps:style>
-                          <a:lnRef idx="1">
-                            <a:schemeClr val="dk1"/>
-                          </a:lnRef>
-                          <a:fillRef idx="0">
-                            <a:schemeClr val="dk1"/>
-                          </a:fillRef>
-                          <a:effectRef idx="0">
-                            <a:schemeClr val="dk1"/>
-                          </a:effectRef>
-                          <a:fontRef idx="minor">
-                            <a:schemeClr val="tx1"/>
-                          </a:fontRef>
-                        </wps:style>
-                        <wps:bodyPr/>
-                      </wps:wsp>
-                      <wps:wsp>
-                        <wps:cNvPr id="918148145" name="Straight Connector 78"/>
-                        <wps:cNvCnPr/>
-                        <wps:spPr>
-                          <a:xfrm flipV="1">
-                            <a:off x="1588576" y="255722"/>
-                            <a:ext cx="353961" cy="277704"/>
-                          </a:xfrm>
-                          <a:prstGeom prst="line">
-                            <a:avLst/>
-                          </a:prstGeom>
-                        </wps:spPr>
-                        <wps:style>
-                          <a:lnRef idx="1">
-                            <a:schemeClr val="dk1"/>
-                          </a:lnRef>
-                          <a:fillRef idx="0">
-                            <a:schemeClr val="dk1"/>
-                          </a:fillRef>
-                          <a:effectRef idx="0">
-                            <a:schemeClr val="dk1"/>
-                          </a:effectRef>
-                          <a:fontRef idx="minor">
-                            <a:schemeClr val="tx1"/>
-                          </a:fontRef>
-                        </wps:style>
-                        <wps:bodyPr/>
-                      </wps:wsp>
-                      <wps:wsp>
-                        <wps:cNvPr id="35222051" name="Straight Connector 80"/>
-                        <wps:cNvCnPr/>
-                        <wps:spPr>
-                          <a:xfrm>
-                            <a:off x="1549830" y="790414"/>
-                            <a:ext cx="563367" cy="556751"/>
-                          </a:xfrm>
-                          <a:prstGeom prst="line">
-                            <a:avLst/>
-                          </a:prstGeom>
-                        </wps:spPr>
-                        <wps:style>
-                          <a:lnRef idx="1">
-                            <a:schemeClr val="dk1"/>
-                          </a:lnRef>
-                          <a:fillRef idx="0">
-                            <a:schemeClr val="dk1"/>
-                          </a:fillRef>
-                          <a:effectRef idx="0">
-                            <a:schemeClr val="dk1"/>
-                          </a:effectRef>
-                          <a:fontRef idx="minor">
-                            <a:schemeClr val="tx1"/>
-                          </a:fontRef>
-                        </wps:style>
-                        <wps:bodyPr/>
+                          </a:prstTxWarp>
+                          <a:noAutofit/>
+                        </wps:bodyPr>
                       </wps:wsp>
                     </wpg:wgp>
                   </a:graphicData>
@@ -11795,9 +13497,10 @@
           </mc:Choice>
           <mc:Fallback>
             <w:pict>
-              <v:group w14:anchorId="38E355A5" id="Group 223" o:spid="_x0000_s1207" style="position:absolute;margin-left:1110.5pt;margin-top:14.2pt;width:220.5pt;height:136.9pt;z-index:251806720" coordsize="28002,17388" o:gfxdata="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">
-                <v:group id="_x0000_s1208" style="position:absolute;left:10151;top:5346;width:7003;height:2584" coordsize="7003,2583" o:gfxdata="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">
-                  <v:shape id="Text Box 7" o:spid="_x0000_s1209" type="#_x0000_t202" style="position:absolute;top:123;width:7003;height:2203;visibility:visible;mso-wrap-style:square;v-text-anchor:top" o:gfxdata="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" filled="f" stroked="f" strokeweight=".5pt">
+              <v:group w14:anchorId="3C71EE6C" id="_x0000_s1219" style="position:absolute;margin-left:1170.85pt;margin-top:5.25pt;width:68.85pt;height:38.6pt;z-index:251763712" coordsize="8743,4902" o:gfxdata="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">
+                <v:group id="_x0000_s1220" style="position:absolute;width:8743;height:4902" coordsize="8746,4903" o:gfxdata="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">
+                  <v:shape id="Diamond 10" o:spid="_x0000_s1221" type="#_x0000_t4" style="position:absolute;width:8746;height:4903;visibility:visible;mso-wrap-style:square;v-text-anchor:middle" o:gfxdata="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" filled="f" strokecolor="#172c51" strokeweight=".5pt"/>
+                  <v:shape id="Text Box 11" o:spid="_x0000_s1222" type="#_x0000_t202" style="position:absolute;left:1804;top:1042;width:5135;height:2551;visibility:visible;mso-wrap-style:square;v-text-anchor:top" o:gfxdata="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" filled="f" stroked="f" strokeweight=".5pt">
                     <v:textbox>
                       <w:txbxContent>
                         <w:p>
@@ -11812,143 +13515,155 @@
                               <w:sz w:val="16"/>
                               <w:szCs w:val="16"/>
                             </w:rPr>
-                            <w:t>Attendance</w:t>
-                          </w:r>
-                        </w:p>
-                      </w:txbxContent>
-                    </v:textbox>
-                  </v:shape>
-                  <v:rect id="Rectangle 8" o:spid="_x0000_s1210" style="position:absolute;left:225;top:184;width:6212;height:2201;visibility:visible;mso-wrap-style:square;v-text-anchor:middle" o:gfxdata="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" filled="f" strokecolor="#172c51" strokeweight=".5pt"/>
-                  <v:rect id="Rectangle 51" o:spid="_x0000_s1211" style="position:absolute;width:6663;height:2583;visibility:visible;mso-wrap-style:square;v-text-anchor:middle" o:gfxdata="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" filled="f" strokecolor="#09101d [484]" strokeweight=".5pt"/>
-                </v:group>
-                <v:group id="_x0000_s1212" style="position:absolute;width:8580;height:3909" coordorigin="-139" coordsize="8580,3909" o:gfxdata="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">
-                  <v:oval id="Oval 14" o:spid="_x0000_s1213" style="position:absolute;width:8150;height:2534;visibility:visible;mso-wrap-style:square;v-text-anchor:middle" o:gfxdata="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" filled="f" strokecolor="#172c51" strokeweight=".5pt">
-                    <v:stroke joinstyle="miter"/>
-                  </v:oval>
-                  <v:shape id="Text Box 15" o:spid="_x0000_s1214" type="#_x0000_t202" style="position:absolute;left:-139;width:8580;height:3909;visibility:visible;mso-wrap-style:square;v-text-anchor:top" o:gfxdata="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" filled="f" stroked="f" strokeweight=".5pt">
-                    <v:textbox>
-                      <w:txbxContent>
-                        <w:p>
-                          <w:pPr>
-                            <w:rPr>
-                              <w:sz w:val="16"/>
-                              <w:szCs w:val="16"/>
-                              <w:u w:val="single"/>
-                            </w:rPr>
-                          </w:pPr>
-                          <w:proofErr w:type="spellStart"/>
-                          <w:r>
-                            <w:rPr>
-                              <w:sz w:val="16"/>
-                              <w:szCs w:val="16"/>
-                              <w:u w:val="single"/>
-                            </w:rPr>
-                            <w:t>Attendance_ID</w:t>
-                          </w:r>
-                          <w:proofErr w:type="spellEnd"/>
-                        </w:p>
-                      </w:txbxContent>
-                    </v:textbox>
-                  </v:shape>
-                </v:group>
-                <v:group id="_x0000_s1215" style="position:absolute;left:17280;width:10722;height:4108" coordorigin=",2065" coordsize="10722,4108" o:gfxdata="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">
-                  <v:group id="_x0000_s1216" style="position:absolute;left:245;top:2167;width:10477;height:4007" coordorigin="-8908,2169" coordsize="10478,4011" o:gfxdata="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">
-                    <v:oval id="Oval 14" o:spid="_x0000_s1217" style="position:absolute;left:-8908;top:2169;width:8150;height:2535;visibility:visible;mso-wrap-style:square;v-text-anchor:middle" o:gfxdata="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" filled="f" strokecolor="#172c51" strokeweight=".5pt">
-                      <v:stroke joinstyle="miter"/>
-                    </v:oval>
-                    <v:shape id="Text Box 15" o:spid="_x0000_s1218" type="#_x0000_t202" style="position:absolute;left:-8369;top:2271;width:9939;height:3909;visibility:visible;mso-wrap-style:square;v-text-anchor:top" o:gfxdata="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" filled="f" stroked="f" strokeweight=".5pt">
-                      <v:textbox>
-                        <w:txbxContent>
-                          <w:p>
-                            <w:pPr>
-                              <w:rPr>
-                                <w:sz w:val="16"/>
-                                <w:szCs w:val="16"/>
-                              </w:rPr>
-                            </w:pPr>
-                            <w:proofErr w:type="spellStart"/>
-                            <w:r>
-                              <w:rPr>
-                                <w:sz w:val="16"/>
-                                <w:szCs w:val="16"/>
-                              </w:rPr>
-                              <w:t>Session_Type</w:t>
-                            </w:r>
-                            <w:proofErr w:type="spellEnd"/>
-                          </w:p>
-                        </w:txbxContent>
-                      </v:textbox>
-                    </v:shape>
-                  </v:group>
-                  <v:oval id="Oval 17" o:spid="_x0000_s1219" style="position:absolute;top:2065;width:8580;height:2789;visibility:visible;mso-wrap-style:square;v-text-anchor:middle" o:gfxdata="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" filled="f" strokecolor="#172c51" strokeweight=".5pt">
-                    <v:stroke joinstyle="miter"/>
-                  </v:oval>
-                </v:group>
-                <v:group id="_x0000_s1220" style="position:absolute;left:17048;top:13483;width:10547;height:3905" coordsize="10551,3909" o:gfxdata="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">
-                  <v:oval id="Oval 14" o:spid="_x0000_s1221" style="position:absolute;width:8150;height:2534;visibility:visible;mso-wrap-style:square;v-text-anchor:middle" o:gfxdata="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" filled="f" strokecolor="#172c51" strokeweight=".5pt">
-                    <v:stroke joinstyle="miter"/>
-                  </v:oval>
-                  <v:shape id="Text Box 15" o:spid="_x0000_s1222" type="#_x0000_t202" style="position:absolute;left:1970;width:8581;height:3909;visibility:visible;mso-wrap-style:square;v-text-anchor:top" o:gfxdata="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" filled="f" stroked="f" strokeweight=".5pt">
-                    <v:textbox>
-                      <w:txbxContent>
-                        <w:p>
-                          <w:pPr>
-                            <w:rPr>
-                              <w:sz w:val="16"/>
-                              <w:szCs w:val="16"/>
-                            </w:rPr>
-                          </w:pPr>
-                          <w:r>
-                            <w:rPr>
-                              <w:sz w:val="16"/>
-                              <w:szCs w:val="16"/>
-                            </w:rPr>
-                            <w:t>Date</w:t>
+                            <w:t>obtains</w:t>
                           </w:r>
                         </w:p>
                       </w:txbxContent>
                     </v:textbox>
                   </v:shape>
                 </v:group>
-                <v:group id="_x0000_s1223" style="position:absolute;left:2092;top:11778;width:10350;height:3905" coordsize="10359,3909" o:gfxdata="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">
-                  <v:oval id="Oval 14" o:spid="_x0000_s1224" style="position:absolute;width:8150;height:2534;visibility:visible;mso-wrap-style:square;v-text-anchor:middle" o:gfxdata="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" filled="f" strokecolor="#172c51" strokeweight=".5pt">
-                    <v:stroke joinstyle="miter"/>
-                  </v:oval>
-                  <v:shape id="Text Box 15" o:spid="_x0000_s1225" type="#_x0000_t202" style="position:absolute;left:1778;width:8581;height:3909;visibility:visible;mso-wrap-style:square;v-text-anchor:top" o:gfxdata="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" filled="f" stroked="f" strokeweight=".5pt">
-                    <v:textbox>
-                      <w:txbxContent>
-                        <w:p>
-                          <w:pPr>
-                            <w:rPr>
-                              <w:sz w:val="16"/>
-                              <w:szCs w:val="16"/>
-                            </w:rPr>
-                          </w:pPr>
-                          <w:r>
-                            <w:rPr>
-                              <w:sz w:val="16"/>
-                              <w:szCs w:val="16"/>
-                            </w:rPr>
-                            <w:t>Status</w:t>
-                          </w:r>
-                        </w:p>
-                      </w:txbxContent>
-                    </v:textbox>
-                  </v:shape>
-                </v:group>
-                <v:line id="Straight Connector 76" o:spid="_x0000_s1226" style="position:absolute;visibility:visible;mso-wrap-style:square" from="7594,1937" to="11207,5372" o:connectortype="straight" o:gfxdata="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" strokecolor="black [3200]" strokeweight=".5pt">
-                  <v:stroke joinstyle="miter"/>
-                </v:line>
-                <v:line id="Straight Connector 77" o:spid="_x0000_s1227" style="position:absolute;flip:y;visibility:visible;mso-wrap-style:square" from="6121,7904" to="11246,11775" o:connectortype="straight" o:gfxdata="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" strokecolor="black [3200]" strokeweight=".5pt">
-                  <v:stroke joinstyle="miter"/>
-                </v:line>
-                <v:line id="Straight Connector 78" o:spid="_x0000_s1228" style="position:absolute;flip:y;visibility:visible;mso-wrap-style:square" from="15885,2557" to="19425,5334" o:connectortype="straight" o:gfxdata="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" strokecolor="black [3200]" strokeweight=".5pt">
-                  <v:stroke joinstyle="miter"/>
-                </v:line>
-                <v:line id="Straight Connector 80" o:spid="_x0000_s1229" style="position:absolute;visibility:visible;mso-wrap-style:square" from="15498,7904" to="21131,13471" o:connectortype="straight" o:gfxdata="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" strokecolor="black [3200]" strokeweight=".5pt">
-                  <v:stroke joinstyle="miter"/>
-                </v:line>
+                <v:shape id="Diamond 185" o:spid="_x0000_s1223" type="#_x0000_t4" style="position:absolute;left:285;top:219;width:8131;height:4448;visibility:visible;mso-wrap-style:square;v-text-anchor:middle" o:gfxdata="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" filled="f" strokecolor="#172c51" strokeweight=".5pt"/>
               </v:group>
+            </w:pict>
+          </mc:Fallback>
+        </mc:AlternateContent>
+      </w:r>
+      <w:r>
+        <w:rPr>
+          <w:noProof/>
+        </w:rPr>
+        <mc:AlternateContent>
+          <mc:Choice Requires="wps">
+            <w:drawing>
+              <wp:anchor distT="0" distB="0" distL="114300" distR="114300" simplePos="0" relativeHeight="251932672" behindDoc="0" locked="0" layoutInCell="1" allowOverlap="1" wp14:anchorId="7B389B90" wp14:editId="50D61A88">
+                <wp:simplePos x="0" y="0"/>
+                <wp:positionH relativeFrom="column">
+                  <wp:posOffset>14334678</wp:posOffset>
+                </wp:positionH>
+                <wp:positionV relativeFrom="paragraph">
+                  <wp:posOffset>256039</wp:posOffset>
+                </wp:positionV>
+                <wp:extent cx="0" cy="744351"/>
+                <wp:effectExtent l="0" t="0" r="38100" b="36830"/>
+                <wp:wrapNone/>
+                <wp:docPr id="271522530" name="Straight Connector 305"/>
+                <wp:cNvGraphicFramePr/>
+                <a:graphic xmlns:a="http://schemas.openxmlformats.org/drawingml/2006/main">
+                  <a:graphicData uri="http://schemas.microsoft.com/office/word/2010/wordprocessingShape">
+                    <wps:wsp>
+                      <wps:cNvCnPr/>
+                      <wps:spPr>
+                        <a:xfrm flipH="1">
+                          <a:off x="0" y="0"/>
+                          <a:ext cx="0" cy="744351"/>
+                        </a:xfrm>
+                        <a:prstGeom prst="line">
+                          <a:avLst/>
+                        </a:prstGeom>
+                      </wps:spPr>
+                      <wps:style>
+                        <a:lnRef idx="1">
+                          <a:schemeClr val="dk1"/>
+                        </a:lnRef>
+                        <a:fillRef idx="0">
+                          <a:schemeClr val="dk1"/>
+                        </a:fillRef>
+                        <a:effectRef idx="0">
+                          <a:schemeClr val="dk1"/>
+                        </a:effectRef>
+                        <a:fontRef idx="minor">
+                          <a:schemeClr val="tx1"/>
+                        </a:fontRef>
+                      </wps:style>
+                      <wps:bodyPr/>
+                    </wps:wsp>
+                  </a:graphicData>
+                </a:graphic>
+                <wp14:sizeRelH relativeFrom="margin">
+                  <wp14:pctWidth>0</wp14:pctWidth>
+                </wp14:sizeRelH>
+                <wp14:sizeRelV relativeFrom="margin">
+                  <wp14:pctHeight>0</wp14:pctHeight>
+                </wp14:sizeRelV>
+              </wp:anchor>
+            </w:drawing>
+          </mc:Choice>
+          <mc:Fallback>
+            <w:pict>
+              <v:line w14:anchorId="0272A1C3" id="Straight Connector 305" o:spid="_x0000_s1026" style="position:absolute;flip:x;z-index:251932672;visibility:visible;mso-wrap-style:square;mso-width-percent:0;mso-height-percent:0;mso-wrap-distance-left:9pt;mso-wrap-distance-top:0;mso-wrap-distance-right:9pt;mso-wrap-distance-bottom:0;mso-position-horizontal:absolute;mso-position-horizontal-relative:text;mso-position-vertical:absolute;mso-position-vertical-relative:text;mso-width-percent:0;mso-height-percent:0;mso-width-relative:margin;mso-height-relative:margin" from="1128.7pt,20.15pt" to="1128.7pt,78.75pt" o:gfxdata="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